--- a/Raport.docx
+++ b/Raport.docx
@@ -136,6 +136,15 @@
     </w:p>
     <w:sdt>
       <w:sdtPr>
+        <w:rPr>
+          <w:rFonts w:asciiTheme="minorHAnsi" w:eastAsiaTheme="minorHAnsi" w:hAnsiTheme="minorHAnsi" w:cstheme="minorBidi"/>
+          <w:color w:val="auto"/>
+          <w:kern w:val="2"/>
+          <w:sz w:val="24"/>
+          <w:szCs w:val="24"/>
+          <w:lang w:eastAsia="en-US"/>
+          <w14:ligatures w14:val="standardContextual"/>
+        </w:rPr>
         <w:id w:val="182712180"/>
         <w:docPartObj>
           <w:docPartGallery w:val="Table of Contents"/>
@@ -144,15 +153,8 @@
       </w:sdtPr>
       <w:sdtEndPr>
         <w:rPr>
-          <w:rFonts w:asciiTheme="minorHAnsi" w:eastAsiaTheme="minorHAnsi" w:hAnsiTheme="minorHAnsi" w:cstheme="minorBidi"/>
           <w:b/>
           <w:bCs/>
-          <w:color w:val="auto"/>
-          <w:kern w:val="2"/>
-          <w:sz w:val="24"/>
-          <w:szCs w:val="24"/>
-          <w:lang w:eastAsia="en-US"/>
-          <w14:ligatures w14:val="standardContextual"/>
         </w:rPr>
       </w:sdtEndPr>
       <w:sdtContent>
@@ -185,13 +187,13 @@
           <w:r>
             <w:fldChar w:fldCharType="separate"/>
           </w:r>
-          <w:hyperlink w:anchor="_Toc224683346" w:history="1">
+          <w:hyperlink w:anchor="_Toc225030119" w:history="1">
             <w:r>
               <w:rPr>
                 <w:rStyle w:val="Hipercze"/>
                 <w:noProof/>
               </w:rPr>
-              <w:t>Tło teoretyczne algorytmów</w:t>
+              <w:t>Zadanie 1</w:t>
             </w:r>
             <w:r>
               <w:rPr>
@@ -212,7 +214,7 @@
                 <w:noProof/>
                 <w:webHidden/>
               </w:rPr>
-              <w:instrText xml:space="preserve"> PAGEREF _Toc224683346 \h </w:instrText>
+              <w:instrText xml:space="preserve"> PAGEREF _Toc225030119 \h </w:instrText>
             </w:r>
             <w:r>
               <w:rPr>
@@ -232,7 +234,7 @@
                 <w:noProof/>
                 <w:webHidden/>
               </w:rPr>
-              <w:t>2</w:t>
+              <w:t>3</w:t>
             </w:r>
             <w:r>
               <w:rPr>
@@ -255,12 +257,98 @@
               <w:lang w:eastAsia="pl-PL"/>
             </w:rPr>
           </w:pPr>
-          <w:hyperlink w:anchor="_Toc224683347" w:history="1">
+          <w:hyperlink w:anchor="_Toc225030120" w:history="1">
             <w:r>
               <w:rPr>
                 <w:rStyle w:val="Hipercze"/>
                 <w:noProof/>
               </w:rPr>
+              <w:t>Tło teoretyczne algorytmów</w:t>
+            </w:r>
+            <w:r>
+              <w:rPr>
+                <w:noProof/>
+                <w:webHidden/>
+              </w:rPr>
+              <w:tab/>
+            </w:r>
+            <w:r>
+              <w:rPr>
+                <w:noProof/>
+                <w:webHidden/>
+              </w:rPr>
+              <w:fldChar w:fldCharType="begin"/>
+            </w:r>
+            <w:r>
+              <w:rPr>
+                <w:noProof/>
+                <w:webHidden/>
+              </w:rPr>
+              <w:instrText xml:space="preserve"> PAGEREF _Toc225030120 \h </w:instrText>
+            </w:r>
+            <w:r>
+              <w:rPr>
+                <w:noProof/>
+                <w:webHidden/>
+              </w:rPr>
+            </w:r>
+            <w:r>
+              <w:rPr>
+                <w:noProof/>
+                <w:webHidden/>
+              </w:rPr>
+              <w:fldChar w:fldCharType="separate"/>
+            </w:r>
+            <w:r>
+              <w:rPr>
+                <w:noProof/>
+                <w:webHidden/>
+              </w:rPr>
+              <w:t>3</w:t>
+            </w:r>
+            <w:r>
+              <w:rPr>
+                <w:noProof/>
+                <w:webHidden/>
+              </w:rPr>
+              <w:fldChar w:fldCharType="end"/>
+            </w:r>
+          </w:hyperlink>
+        </w:p>
+        <w:p>
+          <w:pPr>
+            <w:pStyle w:val="Spistreci3"/>
+            <w:tabs>
+              <w:tab w:val="left" w:pos="960"/>
+              <w:tab w:val="right" w:leader="dot" w:pos="9062"/>
+            </w:tabs>
+            <w:rPr>
+              <w:rFonts w:eastAsiaTheme="minorEastAsia"/>
+              <w:noProof/>
+              <w:lang w:eastAsia="pl-PL"/>
+            </w:rPr>
+          </w:pPr>
+          <w:hyperlink w:anchor="_Toc225030121" w:history="1">
+            <w:r>
+              <w:rPr>
+                <w:rStyle w:val="Hipercze"/>
+                <w:noProof/>
+              </w:rPr>
+              <w:t>1.</w:t>
+            </w:r>
+            <w:r>
+              <w:rPr>
+                <w:rFonts w:eastAsiaTheme="minorEastAsia"/>
+                <w:noProof/>
+                <w:lang w:eastAsia="pl-PL"/>
+              </w:rPr>
+              <w:tab/>
+            </w:r>
+            <w:r>
+              <w:rPr>
+                <w:rStyle w:val="Hipercze"/>
+                <w:noProof/>
+              </w:rPr>
               <w:t>Dijkstry</w:t>
             </w:r>
             <w:r>
@@ -282,7 +370,7 @@
                 <w:noProof/>
                 <w:webHidden/>
               </w:rPr>
-              <w:instrText xml:space="preserve"> PAGEREF _Toc224683347 \h </w:instrText>
+              <w:instrText xml:space="preserve"> PAGEREF _Toc225030121 \h </w:instrText>
             </w:r>
             <w:r>
               <w:rPr>
@@ -302,7 +390,93 @@
                 <w:noProof/>
                 <w:webHidden/>
               </w:rPr>
-              <w:t>2</w:t>
+              <w:t>3</w:t>
+            </w:r>
+            <w:r>
+              <w:rPr>
+                <w:noProof/>
+                <w:webHidden/>
+              </w:rPr>
+              <w:fldChar w:fldCharType="end"/>
+            </w:r>
+          </w:hyperlink>
+        </w:p>
+        <w:p>
+          <w:pPr>
+            <w:pStyle w:val="Spistreci3"/>
+            <w:tabs>
+              <w:tab w:val="left" w:pos="960"/>
+              <w:tab w:val="right" w:leader="dot" w:pos="9062"/>
+            </w:tabs>
+            <w:rPr>
+              <w:rFonts w:eastAsiaTheme="minorEastAsia"/>
+              <w:noProof/>
+              <w:lang w:eastAsia="pl-PL"/>
+            </w:rPr>
+          </w:pPr>
+          <w:hyperlink w:anchor="_Toc225030122" w:history="1">
+            <w:r>
+              <w:rPr>
+                <w:rStyle w:val="Hipercze"/>
+                <w:noProof/>
+              </w:rPr>
+              <w:t>2.</w:t>
+            </w:r>
+            <w:r>
+              <w:rPr>
+                <w:rFonts w:eastAsiaTheme="minorEastAsia"/>
+                <w:noProof/>
+                <w:lang w:eastAsia="pl-PL"/>
+              </w:rPr>
+              <w:tab/>
+            </w:r>
+            <w:r>
+              <w:rPr>
+                <w:rStyle w:val="Hipercze"/>
+                <w:noProof/>
+              </w:rPr>
+              <w:t>Algorytm A*</w:t>
+            </w:r>
+            <w:r>
+              <w:rPr>
+                <w:noProof/>
+                <w:webHidden/>
+              </w:rPr>
+              <w:tab/>
+            </w:r>
+            <w:r>
+              <w:rPr>
+                <w:noProof/>
+                <w:webHidden/>
+              </w:rPr>
+              <w:fldChar w:fldCharType="begin"/>
+            </w:r>
+            <w:r>
+              <w:rPr>
+                <w:noProof/>
+                <w:webHidden/>
+              </w:rPr>
+              <w:instrText xml:space="preserve"> PAGEREF _Toc225030122 \h </w:instrText>
+            </w:r>
+            <w:r>
+              <w:rPr>
+                <w:noProof/>
+                <w:webHidden/>
+              </w:rPr>
+            </w:r>
+            <w:r>
+              <w:rPr>
+                <w:noProof/>
+                <w:webHidden/>
+              </w:rPr>
+              <w:fldChar w:fldCharType="separate"/>
+            </w:r>
+            <w:r>
+              <w:rPr>
+                <w:noProof/>
+                <w:webHidden/>
+              </w:rPr>
+              <w:t>4</w:t>
             </w:r>
             <w:r>
               <w:rPr>
@@ -325,12 +499,184 @@
               <w:lang w:eastAsia="pl-PL"/>
             </w:rPr>
           </w:pPr>
-          <w:hyperlink w:anchor="_Toc224683348" w:history="1">
+          <w:hyperlink w:anchor="_Toc225030123" w:history="1">
             <w:r>
               <w:rPr>
                 <w:rStyle w:val="Hipercze"/>
                 <w:noProof/>
               </w:rPr>
+              <w:t>Przykłady użycia metod</w:t>
+            </w:r>
+            <w:r>
+              <w:rPr>
+                <w:noProof/>
+                <w:webHidden/>
+              </w:rPr>
+              <w:tab/>
+            </w:r>
+            <w:r>
+              <w:rPr>
+                <w:noProof/>
+                <w:webHidden/>
+              </w:rPr>
+              <w:fldChar w:fldCharType="begin"/>
+            </w:r>
+            <w:r>
+              <w:rPr>
+                <w:noProof/>
+                <w:webHidden/>
+              </w:rPr>
+              <w:instrText xml:space="preserve"> PAGEREF _Toc225030123 \h </w:instrText>
+            </w:r>
+            <w:r>
+              <w:rPr>
+                <w:noProof/>
+                <w:webHidden/>
+              </w:rPr>
+            </w:r>
+            <w:r>
+              <w:rPr>
+                <w:noProof/>
+                <w:webHidden/>
+              </w:rPr>
+              <w:fldChar w:fldCharType="separate"/>
+            </w:r>
+            <w:r>
+              <w:rPr>
+                <w:noProof/>
+                <w:webHidden/>
+              </w:rPr>
+              <w:t>6</w:t>
+            </w:r>
+            <w:r>
+              <w:rPr>
+                <w:noProof/>
+                <w:webHidden/>
+              </w:rPr>
+              <w:fldChar w:fldCharType="end"/>
+            </w:r>
+          </w:hyperlink>
+        </w:p>
+        <w:p>
+          <w:pPr>
+            <w:pStyle w:val="Spistreci3"/>
+            <w:tabs>
+              <w:tab w:val="left" w:pos="960"/>
+              <w:tab w:val="right" w:leader="dot" w:pos="9062"/>
+            </w:tabs>
+            <w:rPr>
+              <w:rFonts w:eastAsiaTheme="minorEastAsia"/>
+              <w:noProof/>
+              <w:lang w:eastAsia="pl-PL"/>
+            </w:rPr>
+          </w:pPr>
+          <w:hyperlink w:anchor="_Toc225030124" w:history="1">
+            <w:r>
+              <w:rPr>
+                <w:rStyle w:val="Hipercze"/>
+                <w:noProof/>
+              </w:rPr>
+              <w:t>1.</w:t>
+            </w:r>
+            <w:r>
+              <w:rPr>
+                <w:rFonts w:eastAsiaTheme="minorEastAsia"/>
+                <w:noProof/>
+                <w:lang w:eastAsia="pl-PL"/>
+              </w:rPr>
+              <w:tab/>
+            </w:r>
+            <w:r>
+              <w:rPr>
+                <w:rStyle w:val="Hipercze"/>
+                <w:noProof/>
+              </w:rPr>
+              <w:t>Dijkstry</w:t>
+            </w:r>
+            <w:r>
+              <w:rPr>
+                <w:noProof/>
+                <w:webHidden/>
+              </w:rPr>
+              <w:tab/>
+            </w:r>
+            <w:r>
+              <w:rPr>
+                <w:noProof/>
+                <w:webHidden/>
+              </w:rPr>
+              <w:fldChar w:fldCharType="begin"/>
+            </w:r>
+            <w:r>
+              <w:rPr>
+                <w:noProof/>
+                <w:webHidden/>
+              </w:rPr>
+              <w:instrText xml:space="preserve"> PAGEREF _Toc225030124 \h </w:instrText>
+            </w:r>
+            <w:r>
+              <w:rPr>
+                <w:noProof/>
+                <w:webHidden/>
+              </w:rPr>
+            </w:r>
+            <w:r>
+              <w:rPr>
+                <w:noProof/>
+                <w:webHidden/>
+              </w:rPr>
+              <w:fldChar w:fldCharType="separate"/>
+            </w:r>
+            <w:r>
+              <w:rPr>
+                <w:noProof/>
+                <w:webHidden/>
+              </w:rPr>
+              <w:t>6</w:t>
+            </w:r>
+            <w:r>
+              <w:rPr>
+                <w:noProof/>
+                <w:webHidden/>
+              </w:rPr>
+              <w:fldChar w:fldCharType="end"/>
+            </w:r>
+          </w:hyperlink>
+        </w:p>
+        <w:p>
+          <w:pPr>
+            <w:pStyle w:val="Spistreci3"/>
+            <w:tabs>
+              <w:tab w:val="left" w:pos="960"/>
+              <w:tab w:val="right" w:leader="dot" w:pos="9062"/>
+            </w:tabs>
+            <w:rPr>
+              <w:rFonts w:eastAsiaTheme="minorEastAsia"/>
+              <w:noProof/>
+              <w:lang w:eastAsia="pl-PL"/>
+            </w:rPr>
+          </w:pPr>
+          <w:hyperlink w:anchor="_Toc225030125" w:history="1">
+            <w:r>
+              <w:rPr>
+                <w:rStyle w:val="Hipercze"/>
+                <w:noProof/>
+              </w:rPr>
+              <w:t>2.</w:t>
+            </w:r>
+            <w:r>
+              <w:rPr>
+                <w:rFonts w:eastAsiaTheme="minorEastAsia"/>
+                <w:noProof/>
+                <w:lang w:eastAsia="pl-PL"/>
+              </w:rPr>
+              <w:tab/>
+            </w:r>
+            <w:r>
+              <w:rPr>
+                <w:rStyle w:val="Hipercze"/>
+                <w:noProof/>
+              </w:rPr>
               <w:t>Algorytm A*</w:t>
             </w:r>
             <w:r>
@@ -352,7 +698,7 @@
                 <w:noProof/>
                 <w:webHidden/>
               </w:rPr>
-              <w:instrText xml:space="preserve"> PAGEREF _Toc224683348 \h </w:instrText>
+              <w:instrText xml:space="preserve"> PAGEREF _Toc225030125 \h </w:instrText>
             </w:r>
             <w:r>
               <w:rPr>
@@ -372,7 +718,7 @@
                 <w:noProof/>
                 <w:webHidden/>
               </w:rPr>
-              <w:t>3</w:t>
+              <w:t>10</w:t>
             </w:r>
             <w:r>
               <w:rPr>
@@ -395,12 +741,674 @@
               <w:lang w:eastAsia="pl-PL"/>
             </w:rPr>
           </w:pPr>
-          <w:hyperlink w:anchor="_Toc224683349" w:history="1">
+          <w:hyperlink w:anchor="_Toc225030126" w:history="1">
             <w:r>
               <w:rPr>
                 <w:rStyle w:val="Hipercze"/>
                 <w:noProof/>
               </w:rPr>
+              <w:t>Opis dodanych modyfikacji do algorytmów bazowych</w:t>
+            </w:r>
+            <w:r>
+              <w:rPr>
+                <w:noProof/>
+                <w:webHidden/>
+              </w:rPr>
+              <w:tab/>
+            </w:r>
+            <w:r>
+              <w:rPr>
+                <w:noProof/>
+                <w:webHidden/>
+              </w:rPr>
+              <w:fldChar w:fldCharType="begin"/>
+            </w:r>
+            <w:r>
+              <w:rPr>
+                <w:noProof/>
+                <w:webHidden/>
+              </w:rPr>
+              <w:instrText xml:space="preserve"> PAGEREF _Toc225030126 \h </w:instrText>
+            </w:r>
+            <w:r>
+              <w:rPr>
+                <w:noProof/>
+                <w:webHidden/>
+              </w:rPr>
+            </w:r>
+            <w:r>
+              <w:rPr>
+                <w:noProof/>
+                <w:webHidden/>
+              </w:rPr>
+              <w:fldChar w:fldCharType="separate"/>
+            </w:r>
+            <w:r>
+              <w:rPr>
+                <w:noProof/>
+                <w:webHidden/>
+              </w:rPr>
+              <w:t>14</w:t>
+            </w:r>
+            <w:r>
+              <w:rPr>
+                <w:noProof/>
+                <w:webHidden/>
+              </w:rPr>
+              <w:fldChar w:fldCharType="end"/>
+            </w:r>
+          </w:hyperlink>
+        </w:p>
+        <w:p>
+          <w:pPr>
+            <w:pStyle w:val="Spistreci3"/>
+            <w:tabs>
+              <w:tab w:val="left" w:pos="960"/>
+              <w:tab w:val="right" w:leader="dot" w:pos="9062"/>
+            </w:tabs>
+            <w:rPr>
+              <w:rFonts w:eastAsiaTheme="minorEastAsia"/>
+              <w:noProof/>
+              <w:lang w:eastAsia="pl-PL"/>
+            </w:rPr>
+          </w:pPr>
+          <w:hyperlink w:anchor="_Toc225030127" w:history="1">
+            <w:r>
+              <w:rPr>
+                <w:rStyle w:val="Hipercze"/>
+                <w:noProof/>
+              </w:rPr>
+              <w:t>1.</w:t>
+            </w:r>
+            <w:r>
+              <w:rPr>
+                <w:rFonts w:eastAsiaTheme="minorEastAsia"/>
+                <w:noProof/>
+                <w:lang w:eastAsia="pl-PL"/>
+              </w:rPr>
+              <w:tab/>
+            </w:r>
+            <w:r>
+              <w:rPr>
+                <w:rStyle w:val="Hipercze"/>
+                <w:noProof/>
+              </w:rPr>
+              <w:t>Dijkstry</w:t>
+            </w:r>
+            <w:r>
+              <w:rPr>
+                <w:noProof/>
+                <w:webHidden/>
+              </w:rPr>
+              <w:tab/>
+            </w:r>
+            <w:r>
+              <w:rPr>
+                <w:noProof/>
+                <w:webHidden/>
+              </w:rPr>
+              <w:fldChar w:fldCharType="begin"/>
+            </w:r>
+            <w:r>
+              <w:rPr>
+                <w:noProof/>
+                <w:webHidden/>
+              </w:rPr>
+              <w:instrText xml:space="preserve"> PAGEREF _Toc225030127 \h </w:instrText>
+            </w:r>
+            <w:r>
+              <w:rPr>
+                <w:noProof/>
+                <w:webHidden/>
+              </w:rPr>
+            </w:r>
+            <w:r>
+              <w:rPr>
+                <w:noProof/>
+                <w:webHidden/>
+              </w:rPr>
+              <w:fldChar w:fldCharType="separate"/>
+            </w:r>
+            <w:r>
+              <w:rPr>
+                <w:noProof/>
+                <w:webHidden/>
+              </w:rPr>
+              <w:t>14</w:t>
+            </w:r>
+            <w:r>
+              <w:rPr>
+                <w:noProof/>
+                <w:webHidden/>
+              </w:rPr>
+              <w:fldChar w:fldCharType="end"/>
+            </w:r>
+          </w:hyperlink>
+        </w:p>
+        <w:p>
+          <w:pPr>
+            <w:pStyle w:val="Spistreci3"/>
+            <w:tabs>
+              <w:tab w:val="left" w:pos="960"/>
+              <w:tab w:val="right" w:leader="dot" w:pos="9062"/>
+            </w:tabs>
+            <w:rPr>
+              <w:rFonts w:eastAsiaTheme="minorEastAsia"/>
+              <w:noProof/>
+              <w:lang w:eastAsia="pl-PL"/>
+            </w:rPr>
+          </w:pPr>
+          <w:hyperlink w:anchor="_Toc225030128" w:history="1">
+            <w:r>
+              <w:rPr>
+                <w:rStyle w:val="Hipercze"/>
+                <w:noProof/>
+              </w:rPr>
+              <w:t>2.</w:t>
+            </w:r>
+            <w:r>
+              <w:rPr>
+                <w:rFonts w:eastAsiaTheme="minorEastAsia"/>
+                <w:noProof/>
+                <w:lang w:eastAsia="pl-PL"/>
+              </w:rPr>
+              <w:tab/>
+            </w:r>
+            <w:r>
+              <w:rPr>
+                <w:rStyle w:val="Hipercze"/>
+                <w:noProof/>
+              </w:rPr>
+              <w:t>Algorytm A*</w:t>
+            </w:r>
+            <w:r>
+              <w:rPr>
+                <w:noProof/>
+                <w:webHidden/>
+              </w:rPr>
+              <w:tab/>
+            </w:r>
+            <w:r>
+              <w:rPr>
+                <w:noProof/>
+                <w:webHidden/>
+              </w:rPr>
+              <w:fldChar w:fldCharType="begin"/>
+            </w:r>
+            <w:r>
+              <w:rPr>
+                <w:noProof/>
+                <w:webHidden/>
+              </w:rPr>
+              <w:instrText xml:space="preserve"> PAGEREF _Toc225030128 \h </w:instrText>
+            </w:r>
+            <w:r>
+              <w:rPr>
+                <w:noProof/>
+                <w:webHidden/>
+              </w:rPr>
+            </w:r>
+            <w:r>
+              <w:rPr>
+                <w:noProof/>
+                <w:webHidden/>
+              </w:rPr>
+              <w:fldChar w:fldCharType="separate"/>
+            </w:r>
+            <w:r>
+              <w:rPr>
+                <w:noProof/>
+                <w:webHidden/>
+              </w:rPr>
+              <w:t>14</w:t>
+            </w:r>
+            <w:r>
+              <w:rPr>
+                <w:noProof/>
+                <w:webHidden/>
+              </w:rPr>
+              <w:fldChar w:fldCharType="end"/>
+            </w:r>
+          </w:hyperlink>
+        </w:p>
+        <w:p>
+          <w:pPr>
+            <w:pStyle w:val="Spistreci1"/>
+            <w:tabs>
+              <w:tab w:val="right" w:leader="dot" w:pos="9062"/>
+            </w:tabs>
+            <w:rPr>
+              <w:rFonts w:eastAsiaTheme="minorEastAsia"/>
+              <w:noProof/>
+              <w:lang w:eastAsia="pl-PL"/>
+            </w:rPr>
+          </w:pPr>
+          <w:hyperlink w:anchor="_Toc225030129" w:history="1">
+            <w:r>
+              <w:rPr>
+                <w:rStyle w:val="Hipercze"/>
+                <w:noProof/>
+              </w:rPr>
+              <w:t>Zadanie 2</w:t>
+            </w:r>
+            <w:r>
+              <w:rPr>
+                <w:noProof/>
+                <w:webHidden/>
+              </w:rPr>
+              <w:tab/>
+            </w:r>
+            <w:r>
+              <w:rPr>
+                <w:noProof/>
+                <w:webHidden/>
+              </w:rPr>
+              <w:fldChar w:fldCharType="begin"/>
+            </w:r>
+            <w:r>
+              <w:rPr>
+                <w:noProof/>
+                <w:webHidden/>
+              </w:rPr>
+              <w:instrText xml:space="preserve"> PAGEREF _Toc225030129 \h </w:instrText>
+            </w:r>
+            <w:r>
+              <w:rPr>
+                <w:noProof/>
+                <w:webHidden/>
+              </w:rPr>
+            </w:r>
+            <w:r>
+              <w:rPr>
+                <w:noProof/>
+                <w:webHidden/>
+              </w:rPr>
+              <w:fldChar w:fldCharType="separate"/>
+            </w:r>
+            <w:r>
+              <w:rPr>
+                <w:noProof/>
+                <w:webHidden/>
+              </w:rPr>
+              <w:t>16</w:t>
+            </w:r>
+            <w:r>
+              <w:rPr>
+                <w:noProof/>
+                <w:webHidden/>
+              </w:rPr>
+              <w:fldChar w:fldCharType="end"/>
+            </w:r>
+          </w:hyperlink>
+        </w:p>
+        <w:p>
+          <w:pPr>
+            <w:pStyle w:val="Spistreci2"/>
+            <w:tabs>
+              <w:tab w:val="right" w:leader="dot" w:pos="9062"/>
+            </w:tabs>
+            <w:rPr>
+              <w:rFonts w:eastAsiaTheme="minorEastAsia"/>
+              <w:noProof/>
+              <w:lang w:eastAsia="pl-PL"/>
+            </w:rPr>
+          </w:pPr>
+          <w:hyperlink w:anchor="_Toc225030130" w:history="1">
+            <w:r>
+              <w:rPr>
+                <w:rStyle w:val="Hipercze"/>
+                <w:noProof/>
+              </w:rPr>
+              <w:t>Tło teoretyczne algorytmów</w:t>
+            </w:r>
+            <w:r>
+              <w:rPr>
+                <w:noProof/>
+                <w:webHidden/>
+              </w:rPr>
+              <w:tab/>
+            </w:r>
+            <w:r>
+              <w:rPr>
+                <w:noProof/>
+                <w:webHidden/>
+              </w:rPr>
+              <w:fldChar w:fldCharType="begin"/>
+            </w:r>
+            <w:r>
+              <w:rPr>
+                <w:noProof/>
+                <w:webHidden/>
+              </w:rPr>
+              <w:instrText xml:space="preserve"> PAGEREF _Toc225030130 \h </w:instrText>
+            </w:r>
+            <w:r>
+              <w:rPr>
+                <w:noProof/>
+                <w:webHidden/>
+              </w:rPr>
+            </w:r>
+            <w:r>
+              <w:rPr>
+                <w:noProof/>
+                <w:webHidden/>
+              </w:rPr>
+              <w:fldChar w:fldCharType="separate"/>
+            </w:r>
+            <w:r>
+              <w:rPr>
+                <w:noProof/>
+                <w:webHidden/>
+              </w:rPr>
+              <w:t>16</w:t>
+            </w:r>
+            <w:r>
+              <w:rPr>
+                <w:noProof/>
+                <w:webHidden/>
+              </w:rPr>
+              <w:fldChar w:fldCharType="end"/>
+            </w:r>
+          </w:hyperlink>
+        </w:p>
+        <w:p>
+          <w:pPr>
+            <w:pStyle w:val="Spistreci3"/>
+            <w:tabs>
+              <w:tab w:val="right" w:leader="dot" w:pos="9062"/>
+            </w:tabs>
+            <w:rPr>
+              <w:rFonts w:eastAsiaTheme="minorEastAsia"/>
+              <w:noProof/>
+              <w:lang w:eastAsia="pl-PL"/>
+            </w:rPr>
+          </w:pPr>
+          <w:hyperlink w:anchor="_Toc225030131" w:history="1">
+            <w:r>
+              <w:rPr>
+                <w:rStyle w:val="Hipercze"/>
+                <w:noProof/>
+              </w:rPr>
+              <w:t>Tabu Search</w:t>
+            </w:r>
+            <w:r>
+              <w:rPr>
+                <w:noProof/>
+                <w:webHidden/>
+              </w:rPr>
+              <w:tab/>
+            </w:r>
+            <w:r>
+              <w:rPr>
+                <w:noProof/>
+                <w:webHidden/>
+              </w:rPr>
+              <w:fldChar w:fldCharType="begin"/>
+            </w:r>
+            <w:r>
+              <w:rPr>
+                <w:noProof/>
+                <w:webHidden/>
+              </w:rPr>
+              <w:instrText xml:space="preserve"> PAGEREF _Toc225030131 \h </w:instrText>
+            </w:r>
+            <w:r>
+              <w:rPr>
+                <w:noProof/>
+                <w:webHidden/>
+              </w:rPr>
+            </w:r>
+            <w:r>
+              <w:rPr>
+                <w:noProof/>
+                <w:webHidden/>
+              </w:rPr>
+              <w:fldChar w:fldCharType="separate"/>
+            </w:r>
+            <w:r>
+              <w:rPr>
+                <w:noProof/>
+                <w:webHidden/>
+              </w:rPr>
+              <w:t>16</w:t>
+            </w:r>
+            <w:r>
+              <w:rPr>
+                <w:noProof/>
+                <w:webHidden/>
+              </w:rPr>
+              <w:fldChar w:fldCharType="end"/>
+            </w:r>
+          </w:hyperlink>
+        </w:p>
+        <w:p>
+          <w:pPr>
+            <w:pStyle w:val="Spistreci2"/>
+            <w:tabs>
+              <w:tab w:val="right" w:leader="dot" w:pos="9062"/>
+            </w:tabs>
+            <w:rPr>
+              <w:rFonts w:eastAsiaTheme="minorEastAsia"/>
+              <w:noProof/>
+              <w:lang w:eastAsia="pl-PL"/>
+            </w:rPr>
+          </w:pPr>
+          <w:hyperlink w:anchor="_Toc225030132" w:history="1">
+            <w:r>
+              <w:rPr>
+                <w:rStyle w:val="Hipercze"/>
+                <w:noProof/>
+              </w:rPr>
+              <w:t>Przykłady użycia metody</w:t>
+            </w:r>
+            <w:r>
+              <w:rPr>
+                <w:noProof/>
+                <w:webHidden/>
+              </w:rPr>
+              <w:tab/>
+            </w:r>
+            <w:r>
+              <w:rPr>
+                <w:noProof/>
+                <w:webHidden/>
+              </w:rPr>
+              <w:fldChar w:fldCharType="begin"/>
+            </w:r>
+            <w:r>
+              <w:rPr>
+                <w:noProof/>
+                <w:webHidden/>
+              </w:rPr>
+              <w:instrText xml:space="preserve"> PAGEREF _Toc225030132 \h </w:instrText>
+            </w:r>
+            <w:r>
+              <w:rPr>
+                <w:noProof/>
+                <w:webHidden/>
+              </w:rPr>
+            </w:r>
+            <w:r>
+              <w:rPr>
+                <w:noProof/>
+                <w:webHidden/>
+              </w:rPr>
+              <w:fldChar w:fldCharType="separate"/>
+            </w:r>
+            <w:r>
+              <w:rPr>
+                <w:noProof/>
+                <w:webHidden/>
+              </w:rPr>
+              <w:t>17</w:t>
+            </w:r>
+            <w:r>
+              <w:rPr>
+                <w:noProof/>
+                <w:webHidden/>
+              </w:rPr>
+              <w:fldChar w:fldCharType="end"/>
+            </w:r>
+          </w:hyperlink>
+        </w:p>
+        <w:p>
+          <w:pPr>
+            <w:pStyle w:val="Spistreci1"/>
+            <w:tabs>
+              <w:tab w:val="right" w:leader="dot" w:pos="9062"/>
+            </w:tabs>
+            <w:rPr>
+              <w:rFonts w:eastAsiaTheme="minorEastAsia"/>
+              <w:noProof/>
+              <w:lang w:eastAsia="pl-PL"/>
+            </w:rPr>
+          </w:pPr>
+          <w:hyperlink w:anchor="_Toc225030133" w:history="1">
+            <w:r>
+              <w:rPr>
+                <w:rStyle w:val="Hipercze"/>
+                <w:noProof/>
+              </w:rPr>
+              <w:t>Używane biblioteki</w:t>
+            </w:r>
+            <w:r>
+              <w:rPr>
+                <w:noProof/>
+                <w:webHidden/>
+              </w:rPr>
+              <w:tab/>
+            </w:r>
+            <w:r>
+              <w:rPr>
+                <w:noProof/>
+                <w:webHidden/>
+              </w:rPr>
+              <w:fldChar w:fldCharType="begin"/>
+            </w:r>
+            <w:r>
+              <w:rPr>
+                <w:noProof/>
+                <w:webHidden/>
+              </w:rPr>
+              <w:instrText xml:space="preserve"> PAGEREF _Toc225030133 \h </w:instrText>
+            </w:r>
+            <w:r>
+              <w:rPr>
+                <w:noProof/>
+                <w:webHidden/>
+              </w:rPr>
+            </w:r>
+            <w:r>
+              <w:rPr>
+                <w:noProof/>
+                <w:webHidden/>
+              </w:rPr>
+              <w:fldChar w:fldCharType="separate"/>
+            </w:r>
+            <w:r>
+              <w:rPr>
+                <w:noProof/>
+                <w:webHidden/>
+              </w:rPr>
+              <w:t>21</w:t>
+            </w:r>
+            <w:r>
+              <w:rPr>
+                <w:noProof/>
+                <w:webHidden/>
+              </w:rPr>
+              <w:fldChar w:fldCharType="end"/>
+            </w:r>
+          </w:hyperlink>
+        </w:p>
+        <w:p>
+          <w:pPr>
+            <w:pStyle w:val="Spistreci2"/>
+            <w:tabs>
+              <w:tab w:val="right" w:leader="dot" w:pos="9062"/>
+            </w:tabs>
+            <w:rPr>
+              <w:rFonts w:eastAsiaTheme="minorEastAsia"/>
+              <w:noProof/>
+              <w:lang w:eastAsia="pl-PL"/>
+            </w:rPr>
+          </w:pPr>
+          <w:hyperlink w:anchor="_Toc225030134" w:history="1">
+            <w:r>
+              <w:rPr>
+                <w:rStyle w:val="Hipercze"/>
+                <w:noProof/>
+              </w:rPr>
+              <w:t>Algorytm A*</w:t>
+            </w:r>
+            <w:r>
+              <w:rPr>
+                <w:noProof/>
+                <w:webHidden/>
+              </w:rPr>
+              <w:tab/>
+            </w:r>
+            <w:r>
+              <w:rPr>
+                <w:noProof/>
+                <w:webHidden/>
+              </w:rPr>
+              <w:fldChar w:fldCharType="begin"/>
+            </w:r>
+            <w:r>
+              <w:rPr>
+                <w:noProof/>
+                <w:webHidden/>
+              </w:rPr>
+              <w:instrText xml:space="preserve"> PAGEREF _Toc225030134 \h </w:instrText>
+            </w:r>
+            <w:r>
+              <w:rPr>
+                <w:noProof/>
+                <w:webHidden/>
+              </w:rPr>
+            </w:r>
+            <w:r>
+              <w:rPr>
+                <w:noProof/>
+                <w:webHidden/>
+              </w:rPr>
+              <w:fldChar w:fldCharType="separate"/>
+            </w:r>
+            <w:r>
+              <w:rPr>
+                <w:noProof/>
+                <w:webHidden/>
+              </w:rPr>
+              <w:t>23</w:t>
+            </w:r>
+            <w:r>
+              <w:rPr>
+                <w:noProof/>
+                <w:webHidden/>
+              </w:rPr>
+              <w:fldChar w:fldCharType="end"/>
+            </w:r>
+          </w:hyperlink>
+        </w:p>
+        <w:p>
+          <w:pPr>
+            <w:pStyle w:val="Spistreci2"/>
+            <w:tabs>
+              <w:tab w:val="right" w:leader="dot" w:pos="9062"/>
+            </w:tabs>
+            <w:rPr>
+              <w:rFonts w:eastAsiaTheme="minorEastAsia"/>
+              <w:noProof/>
+              <w:lang w:eastAsia="pl-PL"/>
+            </w:rPr>
+          </w:pPr>
+          <w:hyperlink w:anchor="_Toc225030135" w:history="1">
+            <w:r>
+              <w:rPr>
+                <w:rStyle w:val="Hipercze"/>
+                <w:noProof/>
+              </w:rPr>
               <w:t>Tabu Search (algorytm Knoxa)</w:t>
             </w:r>
             <w:r>
@@ -422,7 +1430,7 @@
                 <w:noProof/>
                 <w:webHidden/>
               </w:rPr>
-              <w:instrText xml:space="preserve"> PAGEREF _Toc224683349 \h </w:instrText>
+              <w:instrText xml:space="preserve"> PAGEREF _Toc225030135 \h </w:instrText>
             </w:r>
             <w:r>
               <w:rPr>
@@ -442,7 +1450,7 @@
                 <w:noProof/>
                 <w:webHidden/>
               </w:rPr>
-              <w:t>4</w:t>
+              <w:t>23</w:t>
             </w:r>
             <w:r>
               <w:rPr>
@@ -471,30 +1479,120 @@
     </w:p>
     <w:p>
       <w:pPr>
+        <w:jc w:val="both"/>
+      </w:pPr>
+    </w:p>
+    <w:p>
+      <w:pPr>
+        <w:jc w:val="both"/>
+      </w:pPr>
+    </w:p>
+    <w:p>
+      <w:pPr>
+        <w:jc w:val="both"/>
+      </w:pPr>
+    </w:p>
+    <w:p>
+      <w:pPr>
+        <w:jc w:val="both"/>
+      </w:pPr>
+    </w:p>
+    <w:p>
+      <w:pPr>
+        <w:jc w:val="both"/>
+      </w:pPr>
+    </w:p>
+    <w:p>
+      <w:pPr>
+        <w:jc w:val="both"/>
+      </w:pPr>
+    </w:p>
+    <w:p>
+      <w:pPr>
         <w:pStyle w:val="Nagwek1"/>
-        <w:jc w:val="both"/>
-      </w:pPr>
-      <w:bookmarkStart w:id="0" w:name="_Toc224683346"/>
+      </w:pPr>
+      <w:bookmarkStart w:id="0" w:name="_Toc225030119"/>
+      <w:r>
+        <w:lastRenderedPageBreak/>
+        <w:t>Zadanie 1</w:t>
+      </w:r>
+      <w:bookmarkEnd w:id="0"/>
+    </w:p>
+    <w:p>
+      <w:pPr>
+        <w:jc w:val="both"/>
+      </w:pPr>
+      <w:r>
+        <w:drawing>
+          <wp:inline distT="0" distB="0" distL="0" distR="0" wp14:anchorId="19EA443D" wp14:editId="1D15596F">
+            <wp:extent cx="5760720" cy="4319270"/>
+            <wp:effectExtent l="0" t="0" r="0" b="5080"/>
+            <wp:docPr id="1854449005" name="Obraz 1"/>
+            <wp:cNvGraphicFramePr>
+              <a:graphicFrameLocks xmlns:a="http://schemas.openxmlformats.org/drawingml/2006/main" noChangeAspect="1"/>
+            </wp:cNvGraphicFramePr>
+            <a:graphic xmlns:a="http://schemas.openxmlformats.org/drawingml/2006/main">
+              <a:graphicData uri="http://schemas.openxmlformats.org/drawingml/2006/picture">
+                <pic:pic xmlns:pic="http://schemas.openxmlformats.org/drawingml/2006/picture">
+                  <pic:nvPicPr>
+                    <pic:cNvPr id="1854449005" name=""/>
+                    <pic:cNvPicPr/>
+                  </pic:nvPicPr>
+                  <pic:blipFill>
+                    <a:blip r:embed="rId6"/>
+                    <a:stretch>
+                      <a:fillRect/>
+                    </a:stretch>
+                  </pic:blipFill>
+                  <pic:spPr>
+                    <a:xfrm>
+                      <a:off x="0" y="0"/>
+                      <a:ext cx="5760720" cy="4319270"/>
+                    </a:xfrm>
+                    <a:prstGeom prst="rect">
+                      <a:avLst/>
+                    </a:prstGeom>
+                  </pic:spPr>
+                </pic:pic>
+              </a:graphicData>
+            </a:graphic>
+          </wp:inline>
+        </w:drawing>
+      </w:r>
+    </w:p>
+    <w:p>
+      <w:pPr>
+        <w:jc w:val="both"/>
+      </w:pPr>
+    </w:p>
+    <w:p>
+      <w:pPr>
+        <w:jc w:val="both"/>
+      </w:pPr>
+    </w:p>
+    <w:p>
+      <w:pPr>
+        <w:pStyle w:val="Nagwek2"/>
+      </w:pPr>
+      <w:bookmarkStart w:id="1" w:name="_Toc225030120"/>
       <w:r>
         <w:t>Tło teoretyczne algorytmów</w:t>
       </w:r>
-      <w:bookmarkEnd w:id="0"/>
-    </w:p>
-    <w:p>
-      <w:pPr>
-        <w:jc w:val="both"/>
-      </w:pPr>
-    </w:p>
-    <w:p>
-      <w:pPr>
-        <w:pStyle w:val="Nagwek2"/>
-        <w:jc w:val="both"/>
-      </w:pPr>
-      <w:bookmarkStart w:id="1" w:name="_Toc224683347"/>
+      <w:bookmarkEnd w:id="1"/>
+    </w:p>
+    <w:p>
+      <w:pPr>
+        <w:pStyle w:val="Nagwek3"/>
+        <w:numPr>
+          <w:ilvl w:val="0"/>
+          <w:numId w:val="5"/>
+        </w:numPr>
+      </w:pPr>
+      <w:bookmarkStart w:id="2" w:name="_Toc225030121"/>
       <w:r>
         <w:t>Dijkstry</w:t>
       </w:r>
-      <w:bookmarkEnd w:id="1"/>
+      <w:bookmarkEnd w:id="2"/>
     </w:p>
     <w:p>
       <w:pPr>
@@ -603,6 +1701,7 @@
         <w:jc w:val="both"/>
       </w:pPr>
       <w:r>
+        <w:lastRenderedPageBreak/>
         <w:t xml:space="preserve">W każdej iteracji algorytm wybiera ze zbioru </w:t>
       </w:r>
       <w:r>
@@ -699,66 +1798,3405 @@
       <w:r>
         <w:t xml:space="preserve">Algorytm kończy działanie po przetworzeniu wszystkich wierzchołków osiągalnych ze źródła. Wówczas tablica </w:t>
       </w:r>
+      <w:r>
+        <w:t xml:space="preserve">d(v) </w:t>
+      </w:r>
+      <w:r>
+        <w:t xml:space="preserve">zawiera długości najkrótszych ścieżek od wierzchołka </w:t>
+      </w:r>
+      <w:r>
+        <w:t>początkowego dla każdego v.</w:t>
+      </w:r>
+    </w:p>
+    <w:p>
+      <w:pPr>
+        <w:jc w:val="both"/>
+      </w:pPr>
+    </w:p>
+    <w:p>
+      <w:pPr>
+        <w:pStyle w:val="Nagwek3"/>
+        <w:numPr>
+          <w:ilvl w:val="0"/>
+          <w:numId w:val="5"/>
+        </w:numPr>
+      </w:pPr>
+      <w:bookmarkStart w:id="3" w:name="_Toc225030122"/>
+      <w:r>
+        <w:t>Algorytm A*</w:t>
+      </w:r>
+      <w:bookmarkEnd w:id="3"/>
+    </w:p>
+    <w:p>
+      <w:pPr>
+        <w:jc w:val="both"/>
+      </w:pPr>
+      <w:r>
+        <w:t>Algorytm A* (A-Star) jest heurystycznym rozszerzeniem algorytmu Dijkstry, wykorzystywanym do znajdowania najkrótszej ścieżki w grafie.</w:t>
+      </w:r>
+      <w:r>
+        <w:t xml:space="preserve"> </w:t>
+      </w:r>
+      <w:r>
+        <w:t xml:space="preserve">Główną różnicą </w:t>
+      </w:r>
+      <w:r>
+        <w:br/>
+      </w:r>
+      <w:r>
+        <w:t>w stosunku do Dijkstry jest wprowadzenie mechanizmu szacowania odległości do celu, co pozwala na znaczne przyspieszenie procesu przeszukiwania.</w:t>
+      </w:r>
+    </w:p>
+    <w:p>
+      <w:pPr>
+        <w:jc w:val="both"/>
+      </w:pPr>
+    </w:p>
+    <w:p>
+      <w:pPr>
+        <w:jc w:val="both"/>
+        <w:rPr>
+          <w:rStyle w:val="Odwoanieintensywne"/>
+        </w:rPr>
+      </w:pPr>
+      <w:r>
+        <w:rPr>
+          <w:rStyle w:val="Odwoanieintensywne"/>
+        </w:rPr>
+        <w:t>Zasada działania</w:t>
+      </w:r>
+    </w:p>
+    <w:p>
+      <w:pPr>
+        <w:jc w:val="both"/>
+      </w:pPr>
+      <w:r>
+        <w:t>Algorytm opiera się na minimalizacji funkcji celu f(n), która dla każdego wierzchołka n definiowana jest jako suma dwóch składowych:</w:t>
+      </w:r>
+    </w:p>
+    <w:p>
+      <w:pPr>
+        <w:ind w:firstLine="708"/>
+        <w:jc w:val="both"/>
+      </w:pPr>
+      <w:r>
+        <w:t>f(n) = g(n) + h(n)</w:t>
+      </w:r>
+    </w:p>
+    <w:p>
+      <w:pPr>
+        <w:jc w:val="both"/>
+      </w:pPr>
+      <w:r>
+        <w:t>gdzie:</w:t>
+      </w:r>
+    </w:p>
+    <w:p>
+      <w:pPr>
+        <w:numPr>
+          <w:ilvl w:val="0"/>
+          <w:numId w:val="6"/>
+        </w:numPr>
+        <w:spacing w:after="0"/>
+        <w:jc w:val="both"/>
+      </w:pPr>
+      <w:r>
+        <w:t>g(n) – rzeczywisty koszt dotarcia z wierzchołka startowego do n.</w:t>
+      </w:r>
+    </w:p>
+    <w:p>
+      <w:pPr>
+        <w:numPr>
+          <w:ilvl w:val="0"/>
+          <w:numId w:val="6"/>
+        </w:numPr>
+        <w:spacing w:after="0"/>
+        <w:jc w:val="both"/>
+      </w:pPr>
+      <w:r>
+        <w:t>h(n) – heurystyka, czyli przybliżony (estymowany) koszt dotarcia z n do celu.</w:t>
+      </w:r>
+    </w:p>
+    <w:p>
+      <w:pPr>
+        <w:ind w:left="720"/>
+        <w:jc w:val="both"/>
+        <w:rPr>
+          <w:sz w:val="16"/>
+          <w:szCs w:val="16"/>
+        </w:rPr>
+      </w:pPr>
+    </w:p>
+    <w:p>
+      <w:pPr>
+        <w:jc w:val="both"/>
+      </w:pPr>
+      <w:r>
+        <w:t>W procesie obliczeń algorytm wykorzystuje dwie listy:</w:t>
+      </w:r>
+    </w:p>
+    <w:p>
+      <w:pPr>
+        <w:numPr>
+          <w:ilvl w:val="0"/>
+          <w:numId w:val="7"/>
+        </w:numPr>
+        <w:spacing w:after="0"/>
+        <w:jc w:val="both"/>
+      </w:pPr>
+      <w:r>
+        <w:t>Otwartą (open)</w:t>
+      </w:r>
+      <w:r>
+        <w:t xml:space="preserve"> -</w:t>
+      </w:r>
+      <w:r>
+        <w:t xml:space="preserve"> zbiór wierzchołków odwiedzonych, których sąsiedzi nie zostali jeszcze w pełni zbadani.</w:t>
+      </w:r>
+    </w:p>
+    <w:p>
+      <w:pPr>
+        <w:numPr>
+          <w:ilvl w:val="0"/>
+          <w:numId w:val="7"/>
+        </w:numPr>
+        <w:spacing w:after="0"/>
+        <w:jc w:val="both"/>
+      </w:pPr>
+      <w:r>
+        <w:t>Zamkniętą (</w:t>
+      </w:r>
+      <w:proofErr w:type="spellStart"/>
+      <w:r>
+        <w:t>closed</w:t>
+      </w:r>
+      <w:proofErr w:type="spellEnd"/>
+      <w:r>
+        <w:t>)</w:t>
+      </w:r>
+      <w:r>
+        <w:t xml:space="preserve"> - </w:t>
+      </w:r>
+      <w:r>
+        <w:t>zbiór wierzchołków w pełni przetworzonych wraz z ich sąsiadami.</w:t>
+      </w:r>
+    </w:p>
+    <w:p>
+      <w:pPr>
+        <w:jc w:val="both"/>
+        <w:rPr>
+          <w:sz w:val="10"/>
+          <w:szCs w:val="10"/>
+        </w:rPr>
+      </w:pPr>
+    </w:p>
+    <w:p>
+      <w:pPr>
+        <w:jc w:val="both"/>
+        <w:rPr>
+          <w:sz w:val="10"/>
+          <w:szCs w:val="10"/>
+        </w:rPr>
+      </w:pPr>
+    </w:p>
+    <w:p>
+      <w:pPr>
+        <w:jc w:val="both"/>
+        <w:rPr>
+          <w:sz w:val="10"/>
+          <w:szCs w:val="10"/>
+        </w:rPr>
+      </w:pPr>
+    </w:p>
+    <w:p>
+      <w:pPr>
+        <w:jc w:val="both"/>
+        <w:rPr>
+          <w:sz w:val="10"/>
+          <w:szCs w:val="10"/>
+        </w:rPr>
+      </w:pPr>
+    </w:p>
+    <w:p>
+      <w:pPr>
+        <w:jc w:val="both"/>
+        <w:rPr>
+          <w:sz w:val="10"/>
+          <w:szCs w:val="10"/>
+        </w:rPr>
+      </w:pPr>
+    </w:p>
+    <w:p>
+      <w:pPr>
+        <w:jc w:val="both"/>
+      </w:pPr>
+      <w:r>
+        <w:lastRenderedPageBreak/>
+        <w:t>Na początku wykonywana jest inicjalizacja:</w:t>
+      </w:r>
+    </w:p>
+    <w:p>
+      <w:pPr>
+        <w:spacing w:after="0"/>
+        <w:jc w:val="both"/>
+      </w:pPr>
+      <w:r>
+        <w:tab/>
+      </w:r>
+      <w:r>
+        <w:t>g(start)</w:t>
+      </w:r>
+      <w:r>
+        <w:t xml:space="preserve"> = 0</w:t>
+      </w:r>
+    </w:p>
+    <w:p>
+      <w:pPr>
+        <w:spacing w:after="0"/>
+        <w:ind w:firstLine="708"/>
+        <w:jc w:val="both"/>
+        <w:rPr>
+          <w:lang w:val="en-US"/>
+        </w:rPr>
+      </w:pPr>
+      <w:r>
+        <w:rPr>
+          <w:lang w:val="en-US"/>
+        </w:rPr>
+        <w:t>f(start)</w:t>
+      </w:r>
+      <w:r>
+        <w:rPr>
+          <w:lang w:val="en-US"/>
+        </w:rPr>
+        <w:t xml:space="preserve"> = g(start) + h</w:t>
+      </w:r>
+      <w:r>
+        <w:rPr>
+          <w:lang w:val="en-US"/>
+        </w:rPr>
+        <w:t>(start)</w:t>
+      </w:r>
+    </w:p>
+    <w:p>
+      <w:pPr>
+        <w:spacing w:after="0"/>
+        <w:ind w:firstLine="708"/>
+        <w:jc w:val="both"/>
+        <w:rPr>
+          <w:lang w:val="en-US"/>
+        </w:rPr>
+      </w:pPr>
+      <w:r>
+        <w:rPr>
+          <w:lang w:val="en-US"/>
+        </w:rPr>
+        <w:t>opened = [start]</w:t>
+      </w:r>
+    </w:p>
+    <w:p>
+      <w:pPr>
+        <w:spacing w:after="0"/>
+        <w:ind w:firstLine="708"/>
+        <w:jc w:val="both"/>
+        <w:rPr>
+          <w:lang w:val="en-US"/>
+        </w:rPr>
+      </w:pPr>
+      <w:r>
+        <w:rPr>
+          <w:lang w:val="en-US"/>
+        </w:rPr>
+        <w:t>closed = []</w:t>
+      </w:r>
+    </w:p>
+    <w:p>
+      <w:pPr>
+        <w:spacing w:after="0"/>
+        <w:jc w:val="both"/>
+        <w:rPr>
+          <w:lang w:val="en-US"/>
+        </w:rPr>
+      </w:pPr>
+    </w:p>
+    <w:p>
+      <w:pPr>
+        <w:spacing w:after="0"/>
+        <w:jc w:val="both"/>
+      </w:pPr>
+      <w:r>
+        <w:t>Algorytm działa w pęt</w:t>
+      </w:r>
+      <w:r>
+        <w:t xml:space="preserve">li dopóki otwarta lista nie jest pusta. </w:t>
+      </w:r>
+      <w:r>
+        <w:t>. W każdej iteracji ze zbioru wybierany jest wierzchołek u o najniższej wartości funkcji f(u). Jeśli wybrany wierzchołek okaże się celem, algorytm kończy działanie, zwracając wyznaczoną ścieżkę</w:t>
+      </w:r>
+      <w:r>
+        <w:t xml:space="preserve">. </w:t>
+      </w:r>
+      <w:r>
+        <w:br/>
+      </w:r>
+      <w:r>
+        <w:t>W przeciwnym razie następuje analiza wszystkich sąsiadów v wierzchołka u. Jeśli dany sąsiad nie był wcześniej odwiedzony, obliczane są dla niego parametry g, h oraz f, po czym trafia on na listę otwartą. W przypadku, gdy sąsiad był już badany, algorytm dokonuje relaksacji</w:t>
+      </w:r>
+      <w:r>
+        <w:t xml:space="preserve"> - </w:t>
+      </w:r>
+      <w:r>
+        <w:t>sprawdza, czy nowa ścieżka prowadząca przez u jest krótsza od dotychczasowej, czyli czy zachodzi nierówność</w:t>
+      </w:r>
+    </w:p>
+    <w:p>
+      <w:pPr>
+        <w:spacing w:after="0"/>
+        <w:jc w:val="both"/>
+        <w:rPr>
+          <w:sz w:val="14"/>
+          <w:szCs w:val="14"/>
+        </w:rPr>
+      </w:pPr>
+    </w:p>
+    <w:p>
+      <w:pPr>
+        <w:spacing w:after="0"/>
+        <w:ind w:firstLine="708"/>
+        <w:jc w:val="both"/>
+      </w:pPr>
+      <w:r>
+        <w:t xml:space="preserve">g(u) + w(u, v) &lt; g(v) </w:t>
+      </w:r>
+    </w:p>
+    <w:p>
+      <w:pPr>
+        <w:spacing w:after="0"/>
+        <w:jc w:val="both"/>
+        <w:rPr>
+          <w:sz w:val="18"/>
+          <w:szCs w:val="18"/>
+        </w:rPr>
+      </w:pPr>
+    </w:p>
+    <w:p>
+      <w:pPr>
+        <w:spacing w:after="0"/>
+        <w:jc w:val="both"/>
+      </w:pPr>
+      <w:r>
+        <w:t>Jeśli tak, parametry wierzchołka v są aktualizowane, a w sytuacji, gdy znajdował się on już na liście zamkniętej, zostaje on z powrotem przeniesiony do listy otwartej, aby umożliwić ponowną propagację optymalniejszego kosztu do jego dalszych sąsiadów.</w:t>
+      </w:r>
+    </w:p>
+    <w:p>
+      <w:pPr>
+        <w:jc w:val="both"/>
+      </w:pPr>
+    </w:p>
+    <w:p>
+      <w:pPr>
+        <w:jc w:val="both"/>
+      </w:pPr>
+    </w:p>
+    <w:p>
+      <w:pPr>
+        <w:jc w:val="both"/>
+      </w:pPr>
+    </w:p>
+    <w:p>
+      <w:pPr>
+        <w:jc w:val="both"/>
+      </w:pPr>
+    </w:p>
+    <w:p>
+      <w:pPr>
+        <w:jc w:val="both"/>
+      </w:pPr>
+    </w:p>
+    <w:p>
+      <w:pPr>
+        <w:jc w:val="both"/>
+      </w:pPr>
+    </w:p>
+    <w:p>
+      <w:pPr>
+        <w:jc w:val="both"/>
+      </w:pPr>
+    </w:p>
+    <w:p>
+      <w:pPr>
+        <w:jc w:val="both"/>
+      </w:pPr>
+    </w:p>
+    <w:p>
+      <w:pPr>
+        <w:jc w:val="both"/>
+      </w:pPr>
+    </w:p>
+    <w:p>
+      <w:pPr>
+        <w:jc w:val="both"/>
+      </w:pPr>
+    </w:p>
+    <w:p>
+      <w:pPr>
+        <w:jc w:val="both"/>
+      </w:pPr>
+    </w:p>
+    <w:p>
+      <w:pPr>
+        <w:jc w:val="both"/>
+      </w:pPr>
+    </w:p>
+    <w:p>
+      <w:pPr>
+        <w:jc w:val="both"/>
+      </w:pPr>
+    </w:p>
+    <w:p>
+      <w:pPr>
+        <w:pStyle w:val="Nagwek2"/>
+      </w:pPr>
+      <w:bookmarkStart w:id="4" w:name="_Toc225030123"/>
+      <w:r>
+        <w:lastRenderedPageBreak/>
+        <w:t>Przykłady użycia metod</w:t>
+      </w:r>
+      <w:bookmarkEnd w:id="4"/>
+    </w:p>
+    <w:p>
+      <w:r>
+        <w:t xml:space="preserve">Ważne! </w:t>
+      </w:r>
+      <w:r>
+        <w:t xml:space="preserve">Można byłoby użyć funkcji </w:t>
+      </w:r>
+      <w:proofErr w:type="spellStart"/>
+      <w:r>
+        <w:t>print_path</w:t>
+      </w:r>
+      <w:proofErr w:type="spellEnd"/>
+      <w:r>
+        <w:t xml:space="preserve"> i na wyjściach </w:t>
+      </w:r>
+      <w:r>
+        <w:t xml:space="preserve">dla minimalizacji liczby przesiadek </w:t>
+      </w:r>
+      <w:proofErr w:type="spellStart"/>
+      <w:r>
+        <w:t>byłoy</w:t>
+      </w:r>
+      <w:proofErr w:type="spellEnd"/>
+      <w:r>
+        <w:t xml:space="preserve"> to samo co dla minimalizacji czasu dotarcia</w:t>
+      </w:r>
+    </w:p>
+    <w:p/>
+    <w:p>
+      <w:pPr>
+        <w:pStyle w:val="Nagwek3"/>
+        <w:numPr>
+          <w:ilvl w:val="0"/>
+          <w:numId w:val="10"/>
+        </w:numPr>
+      </w:pPr>
+      <w:bookmarkStart w:id="5" w:name="_Toc225030124"/>
+      <w:r>
+        <w:t>Dijkstry</w:t>
+      </w:r>
+      <w:bookmarkEnd w:id="5"/>
+    </w:p>
+    <w:p>
+      <w:pPr>
+        <w:rPr>
+          <w:rStyle w:val="Odwoanieintensywne"/>
+        </w:rPr>
+      </w:pPr>
+      <w:r>
+        <w:rPr>
+          <w:rStyle w:val="Odwoanieintensywne"/>
+        </w:rPr>
+        <w:t>Przykład 1 – minimalizacja czasu dotarcia</w:t>
+      </w:r>
+    </w:p>
+    <w:p>
+      <w:r>
+        <w:drawing>
+          <wp:inline distT="0" distB="0" distL="0" distR="0" wp14:anchorId="05C4F628" wp14:editId="133F6918">
+            <wp:extent cx="3212327" cy="2821762"/>
+            <wp:effectExtent l="0" t="0" r="7620" b="0"/>
+            <wp:docPr id="1472749965" name="Obraz 1"/>
+            <wp:cNvGraphicFramePr>
+              <a:graphicFrameLocks xmlns:a="http://schemas.openxmlformats.org/drawingml/2006/main" noChangeAspect="1"/>
+            </wp:cNvGraphicFramePr>
+            <a:graphic xmlns:a="http://schemas.openxmlformats.org/drawingml/2006/main">
+              <a:graphicData uri="http://schemas.openxmlformats.org/drawingml/2006/picture">
+                <pic:pic xmlns:pic="http://schemas.openxmlformats.org/drawingml/2006/picture">
+                  <pic:nvPicPr>
+                    <pic:cNvPr id="1472749965" name=""/>
+                    <pic:cNvPicPr/>
+                  </pic:nvPicPr>
+                  <pic:blipFill>
+                    <a:blip r:embed="rId7"/>
+                    <a:stretch>
+                      <a:fillRect/>
+                    </a:stretch>
+                  </pic:blipFill>
+                  <pic:spPr>
+                    <a:xfrm>
+                      <a:off x="0" y="0"/>
+                      <a:ext cx="3221897" cy="2830168"/>
+                    </a:xfrm>
+                    <a:prstGeom prst="rect">
+                      <a:avLst/>
+                    </a:prstGeom>
+                  </pic:spPr>
+                </pic:pic>
+              </a:graphicData>
+            </a:graphic>
+          </wp:inline>
+        </w:drawing>
+      </w:r>
+    </w:p>
+    <w:p>
+      <w:r>
+        <w:drawing>
+          <wp:inline distT="0" distB="0" distL="0" distR="0" wp14:anchorId="29C7120A" wp14:editId="456E9933">
+            <wp:extent cx="2879564" cy="2051436"/>
+            <wp:effectExtent l="0" t="0" r="0" b="6350"/>
+            <wp:docPr id="2093893617" name="Obraz 1"/>
+            <wp:cNvGraphicFramePr>
+              <a:graphicFrameLocks xmlns:a="http://schemas.openxmlformats.org/drawingml/2006/main" noChangeAspect="1"/>
+            </wp:cNvGraphicFramePr>
+            <a:graphic xmlns:a="http://schemas.openxmlformats.org/drawingml/2006/main">
+              <a:graphicData uri="http://schemas.openxmlformats.org/drawingml/2006/picture">
+                <pic:pic xmlns:pic="http://schemas.openxmlformats.org/drawingml/2006/picture">
+                  <pic:nvPicPr>
+                    <pic:cNvPr id="2093893617" name=""/>
+                    <pic:cNvPicPr/>
+                  </pic:nvPicPr>
+                  <pic:blipFill>
+                    <a:blip r:embed="rId8"/>
+                    <a:stretch>
+                      <a:fillRect/>
+                    </a:stretch>
+                  </pic:blipFill>
+                  <pic:spPr>
+                    <a:xfrm>
+                      <a:off x="0" y="0"/>
+                      <a:ext cx="2895240" cy="2062604"/>
+                    </a:xfrm>
+                    <a:prstGeom prst="rect">
+                      <a:avLst/>
+                    </a:prstGeom>
+                  </pic:spPr>
+                </pic:pic>
+              </a:graphicData>
+            </a:graphic>
+          </wp:inline>
+        </w:drawing>
+      </w:r>
+    </w:p>
+    <w:p>
+      <w:pPr>
+        <w:rPr>
+          <w:rStyle w:val="Odwoanieintensywne"/>
+        </w:rPr>
+      </w:pPr>
+      <w:r>
+        <w:rPr>
+          <w:rStyle w:val="Odwoanieintensywne"/>
+        </w:rPr>
+        <w:t xml:space="preserve">Przykład 1 – minimalizacja </w:t>
+      </w:r>
+      <w:r>
+        <w:rPr>
+          <w:rStyle w:val="Odwoanieintensywne"/>
+        </w:rPr>
+        <w:t>liczby przesiadek</w:t>
+      </w:r>
+    </w:p>
+    <w:p>
+      <w:r>
+        <w:drawing>
+          <wp:inline distT="0" distB="0" distL="0" distR="0" wp14:anchorId="15F040E1" wp14:editId="1F2B81E5">
+            <wp:extent cx="3657600" cy="1467556"/>
+            <wp:effectExtent l="0" t="0" r="0" b="0"/>
+            <wp:docPr id="1153761537" name="Obraz 1"/>
+            <wp:cNvGraphicFramePr>
+              <a:graphicFrameLocks xmlns:a="http://schemas.openxmlformats.org/drawingml/2006/main" noChangeAspect="1"/>
+            </wp:cNvGraphicFramePr>
+            <a:graphic xmlns:a="http://schemas.openxmlformats.org/drawingml/2006/main">
+              <a:graphicData uri="http://schemas.openxmlformats.org/drawingml/2006/picture">
+                <pic:pic xmlns:pic="http://schemas.openxmlformats.org/drawingml/2006/picture">
+                  <pic:nvPicPr>
+                    <pic:cNvPr id="1153761537" name=""/>
+                    <pic:cNvPicPr/>
+                  </pic:nvPicPr>
+                  <pic:blipFill>
+                    <a:blip r:embed="rId9"/>
+                    <a:stretch>
+                      <a:fillRect/>
+                    </a:stretch>
+                  </pic:blipFill>
+                  <pic:spPr>
+                    <a:xfrm>
+                      <a:off x="0" y="0"/>
+                      <a:ext cx="3684608" cy="1478393"/>
+                    </a:xfrm>
+                    <a:prstGeom prst="rect">
+                      <a:avLst/>
+                    </a:prstGeom>
+                  </pic:spPr>
+                </pic:pic>
+              </a:graphicData>
+            </a:graphic>
+          </wp:inline>
+        </w:drawing>
+      </w:r>
+    </w:p>
+    <w:p>
+      <w:pPr>
+        <w:rPr>
+          <w:b/>
+          <w:bCs/>
+          <w:smallCaps/>
+          <w:color w:val="0F4761" w:themeColor="accent1" w:themeShade="BF"/>
+          <w:spacing w:val="5"/>
+        </w:rPr>
+      </w:pPr>
+      <w:r>
+        <w:rPr>
+          <w:rStyle w:val="Odwoanieintensywne"/>
+        </w:rPr>
+        <w:lastRenderedPageBreak/>
+        <w:t xml:space="preserve">Przykład </w:t>
+      </w:r>
+      <w:r>
+        <w:rPr>
+          <w:rStyle w:val="Odwoanieintensywne"/>
+        </w:rPr>
+        <w:t>2</w:t>
+      </w:r>
+      <w:r>
+        <w:rPr>
+          <w:rStyle w:val="Odwoanieintensywne"/>
+        </w:rPr>
+        <w:t xml:space="preserve"> – minimalizacja czasu dotarcia</w:t>
+      </w:r>
+    </w:p>
+    <w:p>
+      <w:r>
+        <w:drawing>
+          <wp:inline distT="0" distB="0" distL="0" distR="0" wp14:anchorId="2BF57E3A" wp14:editId="6D5D19B7">
+            <wp:extent cx="3564713" cy="2767054"/>
+            <wp:effectExtent l="0" t="0" r="0" b="0"/>
+            <wp:docPr id="1083014636" name="Obraz 1"/>
+            <wp:cNvGraphicFramePr>
+              <a:graphicFrameLocks xmlns:a="http://schemas.openxmlformats.org/drawingml/2006/main" noChangeAspect="1"/>
+            </wp:cNvGraphicFramePr>
+            <a:graphic xmlns:a="http://schemas.openxmlformats.org/drawingml/2006/main">
+              <a:graphicData uri="http://schemas.openxmlformats.org/drawingml/2006/picture">
+                <pic:pic xmlns:pic="http://schemas.openxmlformats.org/drawingml/2006/picture">
+                  <pic:nvPicPr>
+                    <pic:cNvPr id="1083014636" name=""/>
+                    <pic:cNvPicPr/>
+                  </pic:nvPicPr>
+                  <pic:blipFill>
+                    <a:blip r:embed="rId10"/>
+                    <a:stretch>
+                      <a:fillRect/>
+                    </a:stretch>
+                  </pic:blipFill>
+                  <pic:spPr>
+                    <a:xfrm>
+                      <a:off x="0" y="0"/>
+                      <a:ext cx="3577014" cy="2776602"/>
+                    </a:xfrm>
+                    <a:prstGeom prst="rect">
+                      <a:avLst/>
+                    </a:prstGeom>
+                  </pic:spPr>
+                </pic:pic>
+              </a:graphicData>
+            </a:graphic>
+          </wp:inline>
+        </w:drawing>
+      </w:r>
+    </w:p>
+    <w:p>
+      <w:r>
+        <w:drawing>
+          <wp:inline distT="0" distB="0" distL="0" distR="0" wp14:anchorId="0C10538A" wp14:editId="72C71B81">
+            <wp:extent cx="3275938" cy="2756350"/>
+            <wp:effectExtent l="0" t="0" r="1270" b="6350"/>
+            <wp:docPr id="1717166031" name="Obraz 1"/>
+            <wp:cNvGraphicFramePr>
+              <a:graphicFrameLocks xmlns:a="http://schemas.openxmlformats.org/drawingml/2006/main" noChangeAspect="1"/>
+            </wp:cNvGraphicFramePr>
+            <a:graphic xmlns:a="http://schemas.openxmlformats.org/drawingml/2006/main">
+              <a:graphicData uri="http://schemas.openxmlformats.org/drawingml/2006/picture">
+                <pic:pic xmlns:pic="http://schemas.openxmlformats.org/drawingml/2006/picture">
+                  <pic:nvPicPr>
+                    <pic:cNvPr id="1717166031" name=""/>
+                    <pic:cNvPicPr/>
+                  </pic:nvPicPr>
+                  <pic:blipFill>
+                    <a:blip r:embed="rId11"/>
+                    <a:stretch>
+                      <a:fillRect/>
+                    </a:stretch>
+                  </pic:blipFill>
+                  <pic:spPr>
+                    <a:xfrm>
+                      <a:off x="0" y="0"/>
+                      <a:ext cx="3289690" cy="2767920"/>
+                    </a:xfrm>
+                    <a:prstGeom prst="rect">
+                      <a:avLst/>
+                    </a:prstGeom>
+                  </pic:spPr>
+                </pic:pic>
+              </a:graphicData>
+            </a:graphic>
+          </wp:inline>
+        </w:drawing>
+      </w:r>
+    </w:p>
+    <w:p/>
+    <w:p>
+      <w:pPr>
+        <w:rPr>
+          <w:b/>
+          <w:bCs/>
+          <w:smallCaps/>
+          <w:color w:val="0F4761" w:themeColor="accent1" w:themeShade="BF"/>
+          <w:spacing w:val="5"/>
+        </w:rPr>
+      </w:pPr>
+      <w:r>
+        <w:rPr>
+          <w:rStyle w:val="Odwoanieintensywne"/>
+        </w:rPr>
+        <w:t xml:space="preserve">Przykład </w:t>
+      </w:r>
+      <w:r>
+        <w:rPr>
+          <w:rStyle w:val="Odwoanieintensywne"/>
+        </w:rPr>
+        <w:t>2</w:t>
+      </w:r>
+      <w:r>
+        <w:rPr>
+          <w:rStyle w:val="Odwoanieintensywne"/>
+        </w:rPr>
+        <w:t xml:space="preserve"> – minimalizacja </w:t>
+      </w:r>
+      <w:r>
+        <w:rPr>
+          <w:rStyle w:val="Odwoanieintensywne"/>
+        </w:rPr>
+        <w:t>liczby przesiadek</w:t>
+      </w:r>
+    </w:p>
+    <w:p>
+      <w:r>
+        <w:drawing>
+          <wp:inline distT="0" distB="0" distL="0" distR="0" wp14:anchorId="5A3DEF0A" wp14:editId="1C37291B">
+            <wp:extent cx="5760720" cy="2005965"/>
+            <wp:effectExtent l="0" t="0" r="0" b="0"/>
+            <wp:docPr id="1621969943" name="Obraz 1"/>
+            <wp:cNvGraphicFramePr>
+              <a:graphicFrameLocks xmlns:a="http://schemas.openxmlformats.org/drawingml/2006/main" noChangeAspect="1"/>
+            </wp:cNvGraphicFramePr>
+            <a:graphic xmlns:a="http://schemas.openxmlformats.org/drawingml/2006/main">
+              <a:graphicData uri="http://schemas.openxmlformats.org/drawingml/2006/picture">
+                <pic:pic xmlns:pic="http://schemas.openxmlformats.org/drawingml/2006/picture">
+                  <pic:nvPicPr>
+                    <pic:cNvPr id="1621969943" name=""/>
+                    <pic:cNvPicPr/>
+                  </pic:nvPicPr>
+                  <pic:blipFill>
+                    <a:blip r:embed="rId12"/>
+                    <a:stretch>
+                      <a:fillRect/>
+                    </a:stretch>
+                  </pic:blipFill>
+                  <pic:spPr>
+                    <a:xfrm>
+                      <a:off x="0" y="0"/>
+                      <a:ext cx="5760720" cy="2005965"/>
+                    </a:xfrm>
+                    <a:prstGeom prst="rect">
+                      <a:avLst/>
+                    </a:prstGeom>
+                  </pic:spPr>
+                </pic:pic>
+              </a:graphicData>
+            </a:graphic>
+          </wp:inline>
+        </w:drawing>
+      </w:r>
+    </w:p>
+    <w:p>
+      <w:pPr>
+        <w:rPr>
+          <w:rStyle w:val="Odwoanieintensywne"/>
+        </w:rPr>
+      </w:pPr>
+      <w:r>
+        <w:rPr>
+          <w:rStyle w:val="Odwoanieintensywne"/>
+        </w:rPr>
+        <w:lastRenderedPageBreak/>
+        <w:t xml:space="preserve">Przykład </w:t>
+      </w:r>
+      <w:r>
+        <w:rPr>
+          <w:rStyle w:val="Odwoanieintensywne"/>
+        </w:rPr>
+        <w:t>3</w:t>
+      </w:r>
+      <w:r>
+        <w:rPr>
+          <w:rStyle w:val="Odwoanieintensywne"/>
+        </w:rPr>
+        <w:t xml:space="preserve"> – minimalizacja czasu dotarcia</w:t>
+      </w:r>
+    </w:p>
+    <w:p>
+      <w:pPr>
+        <w:rPr>
+          <w:rStyle w:val="Odwoanieintensywne"/>
+        </w:rPr>
+      </w:pPr>
+      <w:r>
+        <w:rPr>
+          <w:rStyle w:val="Odwoanieintensywne"/>
+        </w:rPr>
+        <w:drawing>
+          <wp:inline distT="0" distB="0" distL="0" distR="0" wp14:anchorId="6301E976" wp14:editId="1101750A">
+            <wp:extent cx="5236819" cy="3172570"/>
+            <wp:effectExtent l="0" t="0" r="2540" b="8890"/>
+            <wp:docPr id="1914530567" name="Obraz 1"/>
+            <wp:cNvGraphicFramePr>
+              <a:graphicFrameLocks xmlns:a="http://schemas.openxmlformats.org/drawingml/2006/main" noChangeAspect="1"/>
+            </wp:cNvGraphicFramePr>
+            <a:graphic xmlns:a="http://schemas.openxmlformats.org/drawingml/2006/main">
+              <a:graphicData uri="http://schemas.openxmlformats.org/drawingml/2006/picture">
+                <pic:pic xmlns:pic="http://schemas.openxmlformats.org/drawingml/2006/picture">
+                  <pic:nvPicPr>
+                    <pic:cNvPr id="1914530567" name=""/>
+                    <pic:cNvPicPr/>
+                  </pic:nvPicPr>
+                  <pic:blipFill>
+                    <a:blip r:embed="rId13"/>
+                    <a:stretch>
+                      <a:fillRect/>
+                    </a:stretch>
+                  </pic:blipFill>
+                  <pic:spPr>
+                    <a:xfrm>
+                      <a:off x="0" y="0"/>
+                      <a:ext cx="5239863" cy="3174414"/>
+                    </a:xfrm>
+                    <a:prstGeom prst="rect">
+                      <a:avLst/>
+                    </a:prstGeom>
+                  </pic:spPr>
+                </pic:pic>
+              </a:graphicData>
+            </a:graphic>
+          </wp:inline>
+        </w:drawing>
+      </w:r>
+    </w:p>
+    <w:p>
+      <w:pPr>
+        <w:rPr>
+          <w:rStyle w:val="Odwoanieintensywne"/>
+        </w:rPr>
+      </w:pPr>
+      <w:r>
+        <w:rPr>
+          <w:rStyle w:val="Odwoanieintensywne"/>
+        </w:rPr>
+        <w:drawing>
+          <wp:inline distT="0" distB="0" distL="0" distR="0" wp14:anchorId="225187F4" wp14:editId="5533D2E8">
+            <wp:extent cx="3617844" cy="1915002"/>
+            <wp:effectExtent l="0" t="0" r="1905" b="9525"/>
+            <wp:docPr id="948060738" name="Obraz 1"/>
+            <wp:cNvGraphicFramePr>
+              <a:graphicFrameLocks xmlns:a="http://schemas.openxmlformats.org/drawingml/2006/main" noChangeAspect="1"/>
+            </wp:cNvGraphicFramePr>
+            <a:graphic xmlns:a="http://schemas.openxmlformats.org/drawingml/2006/main">
+              <a:graphicData uri="http://schemas.openxmlformats.org/drawingml/2006/picture">
+                <pic:pic xmlns:pic="http://schemas.openxmlformats.org/drawingml/2006/picture">
+                  <pic:nvPicPr>
+                    <pic:cNvPr id="948060738" name=""/>
+                    <pic:cNvPicPr/>
+                  </pic:nvPicPr>
+                  <pic:blipFill>
+                    <a:blip r:embed="rId14"/>
+                    <a:stretch>
+                      <a:fillRect/>
+                    </a:stretch>
+                  </pic:blipFill>
+                  <pic:spPr>
+                    <a:xfrm>
+                      <a:off x="0" y="0"/>
+                      <a:ext cx="3628604" cy="1920697"/>
+                    </a:xfrm>
+                    <a:prstGeom prst="rect">
+                      <a:avLst/>
+                    </a:prstGeom>
+                  </pic:spPr>
+                </pic:pic>
+              </a:graphicData>
+            </a:graphic>
+          </wp:inline>
+        </w:drawing>
+      </w:r>
+    </w:p>
+    <w:p>
+      <w:pPr>
+        <w:rPr>
+          <w:rStyle w:val="Odwoanieintensywne"/>
+        </w:rPr>
+      </w:pPr>
+    </w:p>
+    <w:p>
+      <w:pPr>
+        <w:rPr>
+          <w:rStyle w:val="Odwoanieintensywne"/>
+        </w:rPr>
+      </w:pPr>
+      <w:r>
+        <w:rPr>
+          <w:rStyle w:val="Odwoanieintensywne"/>
+        </w:rPr>
+        <w:t xml:space="preserve">Przykład </w:t>
+      </w:r>
+      <w:r>
+        <w:rPr>
+          <w:rStyle w:val="Odwoanieintensywne"/>
+        </w:rPr>
+        <w:t>3</w:t>
+      </w:r>
+      <w:r>
+        <w:rPr>
+          <w:rStyle w:val="Odwoanieintensywne"/>
+        </w:rPr>
+        <w:t xml:space="preserve"> – minimalizacja </w:t>
+      </w:r>
+      <w:r>
+        <w:rPr>
+          <w:rStyle w:val="Odwoanieintensywne"/>
+        </w:rPr>
+        <w:t>liczby przesiadek</w:t>
+      </w:r>
+    </w:p>
+    <w:p>
+      <w:pPr>
+        <w:rPr>
+          <w:rStyle w:val="Odwoanieintensywne"/>
+        </w:rPr>
+      </w:pPr>
+      <w:r>
+        <w:rPr>
+          <w:rStyle w:val="Odwoanieintensywne"/>
+        </w:rPr>
+        <w:drawing>
+          <wp:inline distT="0" distB="0" distL="0" distR="0" wp14:anchorId="6DD5EA39" wp14:editId="2497CCF3">
+            <wp:extent cx="4898004" cy="1697456"/>
+            <wp:effectExtent l="0" t="0" r="0" b="0"/>
+            <wp:docPr id="1600279298" name="Obraz 1"/>
+            <wp:cNvGraphicFramePr>
+              <a:graphicFrameLocks xmlns:a="http://schemas.openxmlformats.org/drawingml/2006/main" noChangeAspect="1"/>
+            </wp:cNvGraphicFramePr>
+            <a:graphic xmlns:a="http://schemas.openxmlformats.org/drawingml/2006/main">
+              <a:graphicData uri="http://schemas.openxmlformats.org/drawingml/2006/picture">
+                <pic:pic xmlns:pic="http://schemas.openxmlformats.org/drawingml/2006/picture">
+                  <pic:nvPicPr>
+                    <pic:cNvPr id="1600279298" name=""/>
+                    <pic:cNvPicPr/>
+                  </pic:nvPicPr>
+                  <pic:blipFill>
+                    <a:blip r:embed="rId15"/>
+                    <a:stretch>
+                      <a:fillRect/>
+                    </a:stretch>
+                  </pic:blipFill>
+                  <pic:spPr>
+                    <a:xfrm>
+                      <a:off x="0" y="0"/>
+                      <a:ext cx="4904220" cy="1699610"/>
+                    </a:xfrm>
+                    <a:prstGeom prst="rect">
+                      <a:avLst/>
+                    </a:prstGeom>
+                  </pic:spPr>
+                </pic:pic>
+              </a:graphicData>
+            </a:graphic>
+          </wp:inline>
+        </w:drawing>
+      </w:r>
+    </w:p>
+    <w:p>
+      <w:pPr>
+        <w:rPr>
+          <w:rStyle w:val="Odwoanieintensywne"/>
+        </w:rPr>
+      </w:pPr>
+    </w:p>
+    <w:p>
+      <w:pPr>
+        <w:rPr>
+          <w:rStyle w:val="Odwoanieintensywne"/>
+        </w:rPr>
+      </w:pPr>
+    </w:p>
+    <w:p>
+      <w:pPr>
+        <w:rPr>
+          <w:rStyle w:val="Odwoanieintensywne"/>
+        </w:rPr>
+      </w:pPr>
+      <w:r>
+        <w:rPr>
+          <w:rStyle w:val="Odwoanieintensywne"/>
+        </w:rPr>
+        <w:lastRenderedPageBreak/>
+        <w:t xml:space="preserve">Przykład </w:t>
+      </w:r>
+      <w:r>
+        <w:rPr>
+          <w:rStyle w:val="Odwoanieintensywne"/>
+        </w:rPr>
+        <w:t>4</w:t>
+      </w:r>
+      <w:r>
+        <w:rPr>
+          <w:rStyle w:val="Odwoanieintensywne"/>
+        </w:rPr>
+        <w:t xml:space="preserve"> – minimalizacja czasu dotarcia</w:t>
+      </w:r>
+    </w:p>
+    <w:p>
+      <w:r>
+        <w:drawing>
+          <wp:inline distT="0" distB="0" distL="0" distR="0" wp14:anchorId="2C01AA21" wp14:editId="15491E40">
+            <wp:extent cx="5760720" cy="1769745"/>
+            <wp:effectExtent l="0" t="0" r="0" b="1905"/>
+            <wp:docPr id="54950270" name="Obraz 1"/>
+            <wp:cNvGraphicFramePr>
+              <a:graphicFrameLocks xmlns:a="http://schemas.openxmlformats.org/drawingml/2006/main" noChangeAspect="1"/>
+            </wp:cNvGraphicFramePr>
+            <a:graphic xmlns:a="http://schemas.openxmlformats.org/drawingml/2006/main">
+              <a:graphicData uri="http://schemas.openxmlformats.org/drawingml/2006/picture">
+                <pic:pic xmlns:pic="http://schemas.openxmlformats.org/drawingml/2006/picture">
+                  <pic:nvPicPr>
+                    <pic:cNvPr id="54950270" name=""/>
+                    <pic:cNvPicPr/>
+                  </pic:nvPicPr>
+                  <pic:blipFill>
+                    <a:blip r:embed="rId16"/>
+                    <a:stretch>
+                      <a:fillRect/>
+                    </a:stretch>
+                  </pic:blipFill>
+                  <pic:spPr>
+                    <a:xfrm>
+                      <a:off x="0" y="0"/>
+                      <a:ext cx="5760720" cy="1769745"/>
+                    </a:xfrm>
+                    <a:prstGeom prst="rect">
+                      <a:avLst/>
+                    </a:prstGeom>
+                  </pic:spPr>
+                </pic:pic>
+              </a:graphicData>
+            </a:graphic>
+          </wp:inline>
+        </w:drawing>
+      </w:r>
+    </w:p>
+    <w:p/>
+    <w:p>
+      <w:pPr>
+        <w:rPr>
+          <w:rStyle w:val="Odwoanieintensywne"/>
+        </w:rPr>
+      </w:pPr>
+      <w:r>
+        <w:rPr>
+          <w:rStyle w:val="Odwoanieintensywne"/>
+        </w:rPr>
+        <w:t xml:space="preserve">Przykład </w:t>
+      </w:r>
+      <w:r>
+        <w:rPr>
+          <w:rStyle w:val="Odwoanieintensywne"/>
+        </w:rPr>
+        <w:t>4</w:t>
+      </w:r>
+      <w:r>
+        <w:rPr>
+          <w:rStyle w:val="Odwoanieintensywne"/>
+        </w:rPr>
+        <w:t xml:space="preserve"> – minimalizacja </w:t>
+      </w:r>
+      <w:r>
+        <w:rPr>
+          <w:rStyle w:val="Odwoanieintensywne"/>
+        </w:rPr>
+        <w:t>liczby przesiadek</w:t>
+      </w:r>
+    </w:p>
+    <w:p>
+      <w:r>
+        <w:drawing>
+          <wp:inline distT="0" distB="0" distL="0" distR="0" wp14:anchorId="38B81FBA" wp14:editId="5A077E07">
+            <wp:extent cx="5760720" cy="1873250"/>
+            <wp:effectExtent l="0" t="0" r="0" b="0"/>
+            <wp:docPr id="253952476" name="Obraz 1"/>
+            <wp:cNvGraphicFramePr>
+              <a:graphicFrameLocks xmlns:a="http://schemas.openxmlformats.org/drawingml/2006/main" noChangeAspect="1"/>
+            </wp:cNvGraphicFramePr>
+            <a:graphic xmlns:a="http://schemas.openxmlformats.org/drawingml/2006/main">
+              <a:graphicData uri="http://schemas.openxmlformats.org/drawingml/2006/picture">
+                <pic:pic xmlns:pic="http://schemas.openxmlformats.org/drawingml/2006/picture">
+                  <pic:nvPicPr>
+                    <pic:cNvPr id="253952476" name=""/>
+                    <pic:cNvPicPr/>
+                  </pic:nvPicPr>
+                  <pic:blipFill>
+                    <a:blip r:embed="rId17"/>
+                    <a:stretch>
+                      <a:fillRect/>
+                    </a:stretch>
+                  </pic:blipFill>
+                  <pic:spPr>
+                    <a:xfrm>
+                      <a:off x="0" y="0"/>
+                      <a:ext cx="5760720" cy="1873250"/>
+                    </a:xfrm>
+                    <a:prstGeom prst="rect">
+                      <a:avLst/>
+                    </a:prstGeom>
+                  </pic:spPr>
+                </pic:pic>
+              </a:graphicData>
+            </a:graphic>
+          </wp:inline>
+        </w:drawing>
+      </w:r>
+    </w:p>
+    <w:p/>
+    <w:p/>
+    <w:p/>
+    <w:p/>
+    <w:p/>
+    <w:p/>
+    <w:p/>
+    <w:p/>
+    <w:p/>
+    <w:p/>
+    <w:p/>
+    <w:p/>
+    <w:p>
+      <w:pPr>
+        <w:pStyle w:val="Nagwek3"/>
+        <w:numPr>
+          <w:ilvl w:val="0"/>
+          <w:numId w:val="10"/>
+        </w:numPr>
+      </w:pPr>
+      <w:bookmarkStart w:id="6" w:name="_Toc225030125"/>
+      <w:r>
+        <w:lastRenderedPageBreak/>
+        <w:t>Algorytm A*</w:t>
+      </w:r>
+      <w:bookmarkEnd w:id="6"/>
+    </w:p>
+    <w:p>
+      <w:pPr>
+        <w:rPr>
+          <w:rStyle w:val="Odwoanieintensywne"/>
+        </w:rPr>
+      </w:pPr>
+      <w:r>
+        <w:rPr>
+          <w:rStyle w:val="Odwoanieintensywne"/>
+        </w:rPr>
+        <w:t>Przykład 1 – minimalizacja czasu dotarcia</w:t>
+      </w:r>
+    </w:p>
+    <w:p>
+      <w:r>
+        <w:drawing>
+          <wp:inline distT="0" distB="0" distL="0" distR="0" wp14:anchorId="2ACE581A" wp14:editId="2786B9BD">
+            <wp:extent cx="4291866" cy="3093058"/>
+            <wp:effectExtent l="0" t="0" r="0" b="0"/>
+            <wp:docPr id="1181814722" name="Obraz 1"/>
+            <wp:cNvGraphicFramePr>
+              <a:graphicFrameLocks xmlns:a="http://schemas.openxmlformats.org/drawingml/2006/main" noChangeAspect="1"/>
+            </wp:cNvGraphicFramePr>
+            <a:graphic xmlns:a="http://schemas.openxmlformats.org/drawingml/2006/main">
+              <a:graphicData uri="http://schemas.openxmlformats.org/drawingml/2006/picture">
+                <pic:pic xmlns:pic="http://schemas.openxmlformats.org/drawingml/2006/picture">
+                  <pic:nvPicPr>
+                    <pic:cNvPr id="1181814722" name=""/>
+                    <pic:cNvPicPr/>
+                  </pic:nvPicPr>
+                  <pic:blipFill>
+                    <a:blip r:embed="rId18"/>
+                    <a:stretch>
+                      <a:fillRect/>
+                    </a:stretch>
+                  </pic:blipFill>
+                  <pic:spPr>
+                    <a:xfrm>
+                      <a:off x="0" y="0"/>
+                      <a:ext cx="4305624" cy="3102973"/>
+                    </a:xfrm>
+                    <a:prstGeom prst="rect">
+                      <a:avLst/>
+                    </a:prstGeom>
+                  </pic:spPr>
+                </pic:pic>
+              </a:graphicData>
+            </a:graphic>
+          </wp:inline>
+        </w:drawing>
+      </w:r>
+    </w:p>
+    <w:p>
+      <w:r>
+        <w:drawing>
+          <wp:inline distT="0" distB="0" distL="0" distR="0" wp14:anchorId="5811AAA3" wp14:editId="31FF3A59">
+            <wp:extent cx="3761740" cy="2206038"/>
+            <wp:effectExtent l="0" t="0" r="0" b="3810"/>
+            <wp:docPr id="461209849" name="Obraz 1"/>
+            <wp:cNvGraphicFramePr>
+              <a:graphicFrameLocks xmlns:a="http://schemas.openxmlformats.org/drawingml/2006/main" noChangeAspect="1"/>
+            </wp:cNvGraphicFramePr>
+            <a:graphic xmlns:a="http://schemas.openxmlformats.org/drawingml/2006/main">
+              <a:graphicData uri="http://schemas.openxmlformats.org/drawingml/2006/picture">
+                <pic:pic xmlns:pic="http://schemas.openxmlformats.org/drawingml/2006/picture">
+                  <pic:nvPicPr>
+                    <pic:cNvPr id="461209849" name=""/>
+                    <pic:cNvPicPr/>
+                  </pic:nvPicPr>
+                  <pic:blipFill>
+                    <a:blip r:embed="rId19"/>
+                    <a:stretch>
+                      <a:fillRect/>
+                    </a:stretch>
+                  </pic:blipFill>
+                  <pic:spPr>
+                    <a:xfrm>
+                      <a:off x="0" y="0"/>
+                      <a:ext cx="3772069" cy="2212095"/>
+                    </a:xfrm>
+                    <a:prstGeom prst="rect">
+                      <a:avLst/>
+                    </a:prstGeom>
+                  </pic:spPr>
+                </pic:pic>
+              </a:graphicData>
+            </a:graphic>
+          </wp:inline>
+        </w:drawing>
+      </w:r>
+    </w:p>
+    <w:p>
+      <w:pPr>
+        <w:rPr>
+          <w:rStyle w:val="Odwoanieintensywne"/>
+        </w:rPr>
+      </w:pPr>
+      <w:r>
+        <w:rPr>
+          <w:rStyle w:val="Odwoanieintensywne"/>
+        </w:rPr>
+        <w:t xml:space="preserve">Przykład 1 – minimalizacja </w:t>
+      </w:r>
+      <w:r>
+        <w:rPr>
+          <w:rStyle w:val="Odwoanieintensywne"/>
+        </w:rPr>
+        <w:t>liczby przesiadek</w:t>
+      </w:r>
+    </w:p>
+    <w:p>
+      <w:r>
+        <w:drawing>
+          <wp:inline distT="0" distB="0" distL="0" distR="0" wp14:anchorId="16C2000D" wp14:editId="00464F6B">
+            <wp:extent cx="4770783" cy="2260232"/>
+            <wp:effectExtent l="0" t="0" r="0" b="6985"/>
+            <wp:docPr id="1657892456" name="Obraz 1"/>
+            <wp:cNvGraphicFramePr>
+              <a:graphicFrameLocks xmlns:a="http://schemas.openxmlformats.org/drawingml/2006/main" noChangeAspect="1"/>
+            </wp:cNvGraphicFramePr>
+            <a:graphic xmlns:a="http://schemas.openxmlformats.org/drawingml/2006/main">
+              <a:graphicData uri="http://schemas.openxmlformats.org/drawingml/2006/picture">
+                <pic:pic xmlns:pic="http://schemas.openxmlformats.org/drawingml/2006/picture">
+                  <pic:nvPicPr>
+                    <pic:cNvPr id="1657892456" name=""/>
+                    <pic:cNvPicPr/>
+                  </pic:nvPicPr>
+                  <pic:blipFill>
+                    <a:blip r:embed="rId20"/>
+                    <a:stretch>
+                      <a:fillRect/>
+                    </a:stretch>
+                  </pic:blipFill>
+                  <pic:spPr>
+                    <a:xfrm>
+                      <a:off x="0" y="0"/>
+                      <a:ext cx="4788102" cy="2268437"/>
+                    </a:xfrm>
+                    <a:prstGeom prst="rect">
+                      <a:avLst/>
+                    </a:prstGeom>
+                  </pic:spPr>
+                </pic:pic>
+              </a:graphicData>
+            </a:graphic>
+          </wp:inline>
+        </w:drawing>
+      </w:r>
+    </w:p>
+    <w:p>
+      <w:pPr>
+        <w:rPr>
+          <w:rStyle w:val="Odwoanieintensywne"/>
+        </w:rPr>
+      </w:pPr>
+      <w:r>
+        <w:rPr>
+          <w:rStyle w:val="Odwoanieintensywne"/>
+        </w:rPr>
+        <w:lastRenderedPageBreak/>
+        <w:t xml:space="preserve">Przykład </w:t>
+      </w:r>
+      <w:r>
+        <w:rPr>
+          <w:rStyle w:val="Odwoanieintensywne"/>
+        </w:rPr>
+        <w:t>2</w:t>
+      </w:r>
+      <w:r>
+        <w:rPr>
+          <w:rStyle w:val="Odwoanieintensywne"/>
+        </w:rPr>
+        <w:t xml:space="preserve"> – minimalizacja czasu dotarcia</w:t>
+      </w:r>
+    </w:p>
+    <w:p>
+      <w:r>
+        <w:drawing>
+          <wp:inline distT="0" distB="0" distL="0" distR="0" wp14:anchorId="22461FE5" wp14:editId="607CC67F">
+            <wp:extent cx="4126301" cy="3236181"/>
+            <wp:effectExtent l="0" t="0" r="7620" b="2540"/>
+            <wp:docPr id="1062464702" name="Obraz 1"/>
+            <wp:cNvGraphicFramePr>
+              <a:graphicFrameLocks xmlns:a="http://schemas.openxmlformats.org/drawingml/2006/main" noChangeAspect="1"/>
+            </wp:cNvGraphicFramePr>
+            <a:graphic xmlns:a="http://schemas.openxmlformats.org/drawingml/2006/main">
+              <a:graphicData uri="http://schemas.openxmlformats.org/drawingml/2006/picture">
+                <pic:pic xmlns:pic="http://schemas.openxmlformats.org/drawingml/2006/picture">
+                  <pic:nvPicPr>
+                    <pic:cNvPr id="1062464702" name=""/>
+                    <pic:cNvPicPr/>
+                  </pic:nvPicPr>
+                  <pic:blipFill>
+                    <a:blip r:embed="rId21"/>
+                    <a:stretch>
+                      <a:fillRect/>
+                    </a:stretch>
+                  </pic:blipFill>
+                  <pic:spPr>
+                    <a:xfrm>
+                      <a:off x="0" y="0"/>
+                      <a:ext cx="4135553" cy="3243437"/>
+                    </a:xfrm>
+                    <a:prstGeom prst="rect">
+                      <a:avLst/>
+                    </a:prstGeom>
+                  </pic:spPr>
+                </pic:pic>
+              </a:graphicData>
+            </a:graphic>
+          </wp:inline>
+        </w:drawing>
+      </w:r>
+    </w:p>
+    <w:p>
+      <w:r>
+        <w:drawing>
+          <wp:inline distT="0" distB="0" distL="0" distR="0" wp14:anchorId="22E7B85D" wp14:editId="752A3027">
+            <wp:extent cx="2846567" cy="2184724"/>
+            <wp:effectExtent l="0" t="0" r="0" b="6350"/>
+            <wp:docPr id="937852959" name="Obraz 1"/>
+            <wp:cNvGraphicFramePr>
+              <a:graphicFrameLocks xmlns:a="http://schemas.openxmlformats.org/drawingml/2006/main" noChangeAspect="1"/>
+            </wp:cNvGraphicFramePr>
+            <a:graphic xmlns:a="http://schemas.openxmlformats.org/drawingml/2006/main">
+              <a:graphicData uri="http://schemas.openxmlformats.org/drawingml/2006/picture">
+                <pic:pic xmlns:pic="http://schemas.openxmlformats.org/drawingml/2006/picture">
+                  <pic:nvPicPr>
+                    <pic:cNvPr id="937852959" name=""/>
+                    <pic:cNvPicPr/>
+                  </pic:nvPicPr>
+                  <pic:blipFill>
+                    <a:blip r:embed="rId22"/>
+                    <a:stretch>
+                      <a:fillRect/>
+                    </a:stretch>
+                  </pic:blipFill>
+                  <pic:spPr>
+                    <a:xfrm>
+                      <a:off x="0" y="0"/>
+                      <a:ext cx="2854915" cy="2191131"/>
+                    </a:xfrm>
+                    <a:prstGeom prst="rect">
+                      <a:avLst/>
+                    </a:prstGeom>
+                  </pic:spPr>
+                </pic:pic>
+              </a:graphicData>
+            </a:graphic>
+          </wp:inline>
+        </w:drawing>
+      </w:r>
+    </w:p>
+    <w:p>
+      <w:pPr>
+        <w:rPr>
+          <w:rStyle w:val="Odwoanieintensywne"/>
+        </w:rPr>
+      </w:pPr>
+      <w:r>
+        <w:rPr>
+          <w:rStyle w:val="Odwoanieintensywne"/>
+        </w:rPr>
+        <w:t xml:space="preserve">Przykład </w:t>
+      </w:r>
+      <w:r>
+        <w:rPr>
+          <w:rStyle w:val="Odwoanieintensywne"/>
+        </w:rPr>
+        <w:t>2</w:t>
+      </w:r>
+      <w:r>
+        <w:rPr>
+          <w:rStyle w:val="Odwoanieintensywne"/>
+        </w:rPr>
+        <w:t xml:space="preserve"> – minimalizacja </w:t>
+      </w:r>
+      <w:r>
+        <w:rPr>
+          <w:rStyle w:val="Odwoanieintensywne"/>
+        </w:rPr>
+        <w:t>liczby przesiadek</w:t>
+      </w:r>
+    </w:p>
+    <w:p>
+      <w:r>
+        <w:drawing>
+          <wp:inline distT="0" distB="0" distL="0" distR="0" wp14:anchorId="7BBF080C" wp14:editId="1B550962">
+            <wp:extent cx="4317559" cy="1993635"/>
+            <wp:effectExtent l="0" t="0" r="6985" b="6985"/>
+            <wp:docPr id="2145826122" name="Obraz 1"/>
+            <wp:cNvGraphicFramePr>
+              <a:graphicFrameLocks xmlns:a="http://schemas.openxmlformats.org/drawingml/2006/main" noChangeAspect="1"/>
+            </wp:cNvGraphicFramePr>
+            <a:graphic xmlns:a="http://schemas.openxmlformats.org/drawingml/2006/main">
+              <a:graphicData uri="http://schemas.openxmlformats.org/drawingml/2006/picture">
+                <pic:pic xmlns:pic="http://schemas.openxmlformats.org/drawingml/2006/picture">
+                  <pic:nvPicPr>
+                    <pic:cNvPr id="2145826122" name=""/>
+                    <pic:cNvPicPr/>
+                  </pic:nvPicPr>
+                  <pic:blipFill>
+                    <a:blip r:embed="rId23"/>
+                    <a:stretch>
+                      <a:fillRect/>
+                    </a:stretch>
+                  </pic:blipFill>
+                  <pic:spPr>
+                    <a:xfrm>
+                      <a:off x="0" y="0"/>
+                      <a:ext cx="4324644" cy="1996907"/>
+                    </a:xfrm>
+                    <a:prstGeom prst="rect">
+                      <a:avLst/>
+                    </a:prstGeom>
+                  </pic:spPr>
+                </pic:pic>
+              </a:graphicData>
+            </a:graphic>
+          </wp:inline>
+        </w:drawing>
+      </w:r>
+    </w:p>
+    <w:p/>
+    <w:p/>
+    <w:p>
+      <w:pPr>
+        <w:rPr>
+          <w:rStyle w:val="Odwoanieintensywne"/>
+        </w:rPr>
+      </w:pPr>
+      <w:r>
+        <w:rPr>
+          <w:rStyle w:val="Odwoanieintensywne"/>
+        </w:rPr>
+        <w:t xml:space="preserve">Przykład </w:t>
+      </w:r>
+      <w:r>
+        <w:rPr>
+          <w:rStyle w:val="Odwoanieintensywne"/>
+        </w:rPr>
+        <w:t>3</w:t>
+      </w:r>
+      <w:r>
+        <w:rPr>
+          <w:rStyle w:val="Odwoanieintensywne"/>
+        </w:rPr>
+        <w:t xml:space="preserve"> – minimalizacja czasu dotarcia</w:t>
+      </w:r>
+    </w:p>
+    <w:p>
+      <w:r>
+        <w:drawing>
+          <wp:inline distT="0" distB="0" distL="0" distR="0" wp14:anchorId="7D1C6DA3" wp14:editId="4F106C2C">
+            <wp:extent cx="4873023" cy="2297927"/>
+            <wp:effectExtent l="0" t="0" r="3810" b="7620"/>
+            <wp:docPr id="1015875892" name="Obraz 1"/>
+            <wp:cNvGraphicFramePr>
+              <a:graphicFrameLocks xmlns:a="http://schemas.openxmlformats.org/drawingml/2006/main" noChangeAspect="1"/>
+            </wp:cNvGraphicFramePr>
+            <a:graphic xmlns:a="http://schemas.openxmlformats.org/drawingml/2006/main">
+              <a:graphicData uri="http://schemas.openxmlformats.org/drawingml/2006/picture">
+                <pic:pic xmlns:pic="http://schemas.openxmlformats.org/drawingml/2006/picture">
+                  <pic:nvPicPr>
+                    <pic:cNvPr id="1015875892" name=""/>
+                    <pic:cNvPicPr/>
+                  </pic:nvPicPr>
+                  <pic:blipFill>
+                    <a:blip r:embed="rId24"/>
+                    <a:stretch>
+                      <a:fillRect/>
+                    </a:stretch>
+                  </pic:blipFill>
+                  <pic:spPr>
+                    <a:xfrm>
+                      <a:off x="0" y="0"/>
+                      <a:ext cx="4876489" cy="2299561"/>
+                    </a:xfrm>
+                    <a:prstGeom prst="rect">
+                      <a:avLst/>
+                    </a:prstGeom>
+                  </pic:spPr>
+                </pic:pic>
+              </a:graphicData>
+            </a:graphic>
+          </wp:inline>
+        </w:drawing>
+      </w:r>
+    </w:p>
+    <w:p>
+      <w:r>
+        <w:drawing>
+          <wp:inline distT="0" distB="0" distL="0" distR="0" wp14:anchorId="5C7110B6" wp14:editId="1D788BD3">
+            <wp:extent cx="3333118" cy="1908313"/>
+            <wp:effectExtent l="0" t="0" r="635" b="0"/>
+            <wp:docPr id="1146417506" name="Obraz 1"/>
+            <wp:cNvGraphicFramePr>
+              <a:graphicFrameLocks xmlns:a="http://schemas.openxmlformats.org/drawingml/2006/main" noChangeAspect="1"/>
+            </wp:cNvGraphicFramePr>
+            <a:graphic xmlns:a="http://schemas.openxmlformats.org/drawingml/2006/main">
+              <a:graphicData uri="http://schemas.openxmlformats.org/drawingml/2006/picture">
+                <pic:pic xmlns:pic="http://schemas.openxmlformats.org/drawingml/2006/picture">
+                  <pic:nvPicPr>
+                    <pic:cNvPr id="1146417506" name=""/>
+                    <pic:cNvPicPr/>
+                  </pic:nvPicPr>
+                  <pic:blipFill>
+                    <a:blip r:embed="rId25"/>
+                    <a:stretch>
+                      <a:fillRect/>
+                    </a:stretch>
+                  </pic:blipFill>
+                  <pic:spPr>
+                    <a:xfrm>
+                      <a:off x="0" y="0"/>
+                      <a:ext cx="3338984" cy="1911671"/>
+                    </a:xfrm>
+                    <a:prstGeom prst="rect">
+                      <a:avLst/>
+                    </a:prstGeom>
+                  </pic:spPr>
+                </pic:pic>
+              </a:graphicData>
+            </a:graphic>
+          </wp:inline>
+        </w:drawing>
+      </w:r>
+    </w:p>
+    <w:p>
+      <w:pPr>
+        <w:rPr>
+          <w:rStyle w:val="Odwoanieintensywne"/>
+        </w:rPr>
+      </w:pPr>
+      <w:r>
+        <w:rPr>
+          <w:rStyle w:val="Odwoanieintensywne"/>
+        </w:rPr>
+        <w:t xml:space="preserve">Przykład </w:t>
+      </w:r>
+      <w:r>
+        <w:rPr>
+          <w:rStyle w:val="Odwoanieintensywne"/>
+        </w:rPr>
+        <w:t>3</w:t>
+      </w:r>
+      <w:r>
+        <w:rPr>
+          <w:rStyle w:val="Odwoanieintensywne"/>
+        </w:rPr>
+        <w:t xml:space="preserve"> – minimalizacja </w:t>
+      </w:r>
+      <w:r>
+        <w:rPr>
+          <w:rStyle w:val="Odwoanieintensywne"/>
+        </w:rPr>
+        <w:t>liczby przesiadek</w:t>
+      </w:r>
+    </w:p>
+    <w:p>
+      <w:r>
+        <w:drawing>
+          <wp:inline distT="0" distB="0" distL="0" distR="0" wp14:anchorId="3998C9A3" wp14:editId="3F403E65">
+            <wp:extent cx="4738978" cy="2006961"/>
+            <wp:effectExtent l="0" t="0" r="5080" b="0"/>
+            <wp:docPr id="1830485390" name="Obraz 1"/>
+            <wp:cNvGraphicFramePr>
+              <a:graphicFrameLocks xmlns:a="http://schemas.openxmlformats.org/drawingml/2006/main" noChangeAspect="1"/>
+            </wp:cNvGraphicFramePr>
+            <a:graphic xmlns:a="http://schemas.openxmlformats.org/drawingml/2006/main">
+              <a:graphicData uri="http://schemas.openxmlformats.org/drawingml/2006/picture">
+                <pic:pic xmlns:pic="http://schemas.openxmlformats.org/drawingml/2006/picture">
+                  <pic:nvPicPr>
+                    <pic:cNvPr id="1830485390" name=""/>
+                    <pic:cNvPicPr/>
+                  </pic:nvPicPr>
+                  <pic:blipFill>
+                    <a:blip r:embed="rId26"/>
+                    <a:stretch>
+                      <a:fillRect/>
+                    </a:stretch>
+                  </pic:blipFill>
+                  <pic:spPr>
+                    <a:xfrm>
+                      <a:off x="0" y="0"/>
+                      <a:ext cx="4746091" cy="2009974"/>
+                    </a:xfrm>
+                    <a:prstGeom prst="rect">
+                      <a:avLst/>
+                    </a:prstGeom>
+                  </pic:spPr>
+                </pic:pic>
+              </a:graphicData>
+            </a:graphic>
+          </wp:inline>
+        </w:drawing>
+      </w:r>
+    </w:p>
+    <w:p/>
+    <w:p/>
+    <w:p/>
+    <w:p/>
+    <w:p>
+      <w:pPr>
+        <w:rPr>
+          <w:rStyle w:val="Odwoanieintensywne"/>
+        </w:rPr>
+      </w:pPr>
+      <w:r>
+        <w:rPr>
+          <w:rStyle w:val="Odwoanieintensywne"/>
+        </w:rPr>
+        <w:lastRenderedPageBreak/>
+        <w:t xml:space="preserve">Przykład </w:t>
+      </w:r>
+      <w:r>
+        <w:rPr>
+          <w:rStyle w:val="Odwoanieintensywne"/>
+        </w:rPr>
+        <w:t>4</w:t>
+      </w:r>
+      <w:r>
+        <w:rPr>
+          <w:rStyle w:val="Odwoanieintensywne"/>
+        </w:rPr>
+        <w:t xml:space="preserve"> – minimalizacja czasu dotarcia</w:t>
+      </w:r>
+    </w:p>
+    <w:p>
+      <w:r>
+        <w:drawing>
+          <wp:inline distT="0" distB="0" distL="0" distR="0" wp14:anchorId="269574F3" wp14:editId="3767D552">
+            <wp:extent cx="4556098" cy="1454416"/>
+            <wp:effectExtent l="0" t="0" r="0" b="0"/>
+            <wp:docPr id="1211847769" name="Obraz 1"/>
+            <wp:cNvGraphicFramePr>
+              <a:graphicFrameLocks xmlns:a="http://schemas.openxmlformats.org/drawingml/2006/main" noChangeAspect="1"/>
+            </wp:cNvGraphicFramePr>
+            <a:graphic xmlns:a="http://schemas.openxmlformats.org/drawingml/2006/main">
+              <a:graphicData uri="http://schemas.openxmlformats.org/drawingml/2006/picture">
+                <pic:pic xmlns:pic="http://schemas.openxmlformats.org/drawingml/2006/picture">
+                  <pic:nvPicPr>
+                    <pic:cNvPr id="1211847769" name=""/>
+                    <pic:cNvPicPr/>
+                  </pic:nvPicPr>
+                  <pic:blipFill>
+                    <a:blip r:embed="rId27"/>
+                    <a:stretch>
+                      <a:fillRect/>
+                    </a:stretch>
+                  </pic:blipFill>
+                  <pic:spPr>
+                    <a:xfrm>
+                      <a:off x="0" y="0"/>
+                      <a:ext cx="4564595" cy="1457128"/>
+                    </a:xfrm>
+                    <a:prstGeom prst="rect">
+                      <a:avLst/>
+                    </a:prstGeom>
+                  </pic:spPr>
+                </pic:pic>
+              </a:graphicData>
+            </a:graphic>
+          </wp:inline>
+        </w:drawing>
+      </w:r>
+    </w:p>
+    <w:p/>
+    <w:p>
+      <w:pPr>
+        <w:rPr>
+          <w:rStyle w:val="Odwoanieintensywne"/>
+        </w:rPr>
+      </w:pPr>
+      <w:r>
+        <w:rPr>
+          <w:rStyle w:val="Odwoanieintensywne"/>
+        </w:rPr>
+        <w:t>Przykład</w:t>
+      </w:r>
+      <w:r>
+        <w:rPr>
+          <w:rStyle w:val="Odwoanieintensywne"/>
+        </w:rPr>
+        <w:t xml:space="preserve"> 4</w:t>
+      </w:r>
+      <w:r>
+        <w:rPr>
+          <w:rStyle w:val="Odwoanieintensywne"/>
+        </w:rPr>
+        <w:t xml:space="preserve"> – minimalizacja </w:t>
+      </w:r>
+      <w:r>
+        <w:rPr>
+          <w:rStyle w:val="Odwoanieintensywne"/>
+        </w:rPr>
+        <w:t>liczby przesiadek</w:t>
+      </w:r>
+    </w:p>
+    <w:p>
+      <w:r>
+        <w:drawing>
+          <wp:inline distT="0" distB="0" distL="0" distR="0" wp14:anchorId="15072196" wp14:editId="6F486B13">
+            <wp:extent cx="4420926" cy="1447327"/>
+            <wp:effectExtent l="0" t="0" r="0" b="635"/>
+            <wp:docPr id="778811270" name="Obraz 1"/>
+            <wp:cNvGraphicFramePr>
+              <a:graphicFrameLocks xmlns:a="http://schemas.openxmlformats.org/drawingml/2006/main" noChangeAspect="1"/>
+            </wp:cNvGraphicFramePr>
+            <a:graphic xmlns:a="http://schemas.openxmlformats.org/drawingml/2006/main">
+              <a:graphicData uri="http://schemas.openxmlformats.org/drawingml/2006/picture">
+                <pic:pic xmlns:pic="http://schemas.openxmlformats.org/drawingml/2006/picture">
+                  <pic:nvPicPr>
+                    <pic:cNvPr id="778811270" name=""/>
+                    <pic:cNvPicPr/>
+                  </pic:nvPicPr>
+                  <pic:blipFill>
+                    <a:blip r:embed="rId28"/>
+                    <a:stretch>
+                      <a:fillRect/>
+                    </a:stretch>
+                  </pic:blipFill>
+                  <pic:spPr>
+                    <a:xfrm>
+                      <a:off x="0" y="0"/>
+                      <a:ext cx="4426901" cy="1449283"/>
+                    </a:xfrm>
+                    <a:prstGeom prst="rect">
+                      <a:avLst/>
+                    </a:prstGeom>
+                  </pic:spPr>
+                </pic:pic>
+              </a:graphicData>
+            </a:graphic>
+          </wp:inline>
+        </w:drawing>
+      </w:r>
+    </w:p>
+    <w:p/>
+    <w:p/>
+    <w:p/>
+    <w:p/>
+    <w:p/>
+    <w:p/>
+    <w:p/>
+    <w:p/>
+    <w:p/>
+    <w:p/>
+    <w:p/>
+    <w:p/>
+    <w:p/>
+    <w:p>
+      <w:pPr>
+        <w:pStyle w:val="Nagwek2"/>
+      </w:pPr>
+      <w:bookmarkStart w:id="7" w:name="_Toc225030126"/>
+      <w:r>
+        <w:lastRenderedPageBreak/>
+        <w:t>O</w:t>
+      </w:r>
+      <w:r>
+        <w:t>pis dodanych modyfikacji do algorytmów bazowych</w:t>
+      </w:r>
+      <w:bookmarkEnd w:id="7"/>
+    </w:p>
+    <w:p>
+      <w:pPr>
+        <w:pStyle w:val="Nagwek3"/>
+        <w:numPr>
+          <w:ilvl w:val="0"/>
+          <w:numId w:val="11"/>
+        </w:numPr>
+      </w:pPr>
+      <w:bookmarkStart w:id="8" w:name="_Toc225030127"/>
+      <w:r>
+        <w:t>Dijkstry</w:t>
+      </w:r>
+      <w:bookmarkEnd w:id="8"/>
+    </w:p>
+    <w:p>
+      <w:r>
+        <w:t xml:space="preserve">Należało zrobić kilka implementacji modyfikacji </w:t>
+      </w:r>
+      <w:r>
+        <w:t>algorytm</w:t>
+      </w:r>
+      <w:r>
+        <w:t xml:space="preserve"> bazowego</w:t>
+      </w:r>
+      <w:r>
+        <w:t xml:space="preserve"> w celu optymalizacji i dostosowania do dziedziny problemu</w:t>
+      </w:r>
+    </w:p>
+    <w:p>
+      <w:pPr>
+        <w:pStyle w:val="Akapitzlist"/>
+        <w:numPr>
+          <w:ilvl w:val="0"/>
+          <w:numId w:val="12"/>
+        </w:numPr>
+        <w:jc w:val="both"/>
+      </w:pPr>
+      <w:r>
+        <w:t>Przejście z grafu statycznego, gdzie wagi są stałe, na graf, gdzie krawędzie są zależne od czasu</w:t>
+      </w:r>
+      <w:r>
+        <w:t>. Jest to konieczne do filtrowania połączeń, do których może pasażer wejść o danej godzinie.</w:t>
+      </w:r>
+    </w:p>
+    <w:p>
+      <w:pPr>
+        <w:pStyle w:val="Akapitzlist"/>
+        <w:numPr>
+          <w:ilvl w:val="0"/>
+          <w:numId w:val="12"/>
+        </w:numPr>
+        <w:jc w:val="both"/>
+      </w:pPr>
+      <w:r>
+        <w:t>Wykorzystanie kolejki priorytetowej (min-</w:t>
+      </w:r>
+      <w:proofErr w:type="spellStart"/>
+      <w:r>
+        <w:t>heap</w:t>
+      </w:r>
+      <w:proofErr w:type="spellEnd"/>
+      <w:r>
+        <w:t>) do kolejki Q, aby przyspieszyć wybór stacji o najszybszym przyjeździe na danym etapie algorytmu</w:t>
+      </w:r>
+    </w:p>
+    <w:p>
+      <w:pPr>
+        <w:pStyle w:val="Akapitzlist"/>
+        <w:numPr>
+          <w:ilvl w:val="0"/>
+          <w:numId w:val="12"/>
+        </w:numPr>
+        <w:jc w:val="both"/>
+      </w:pPr>
+      <w:r>
+        <w:t xml:space="preserve">Obsługa wielu dni – jeśli nie znaleźliśmy algorytmu w dany dzień, rozszerzamy </w:t>
+      </w:r>
+      <w:r>
+        <w:br/>
+      </w:r>
+      <w:r>
+        <w:t xml:space="preserve">o kolejny (pobieramy plik </w:t>
+      </w:r>
+      <w:proofErr w:type="spellStart"/>
+      <w:r>
+        <w:t>json</w:t>
+      </w:r>
+      <w:proofErr w:type="spellEnd"/>
+      <w:r>
+        <w:t xml:space="preserve"> z grafem do kolejnego dnia i rozszerzamy ten, na którym pracowaliśmy). Wymagało to stworzenia plików </w:t>
+      </w:r>
+      <w:proofErr w:type="spellStart"/>
+      <w:r>
+        <w:t>json</w:t>
+      </w:r>
+      <w:proofErr w:type="spellEnd"/>
+      <w:r>
+        <w:t xml:space="preserve"> z grafami dla kolejnych dni</w:t>
+      </w:r>
+      <w:r>
+        <w:t xml:space="preserve"> oraz definicji</w:t>
+      </w:r>
+      <w:r>
+        <w:t xml:space="preserve"> klasy obsługującej pobieranie kolejnych dni</w:t>
+      </w:r>
+    </w:p>
+    <w:p>
+      <w:pPr>
+        <w:pStyle w:val="Akapitzlist"/>
+        <w:numPr>
+          <w:ilvl w:val="0"/>
+          <w:numId w:val="12"/>
+        </w:numPr>
+        <w:jc w:val="both"/>
+      </w:pPr>
+      <w:r>
+        <w:t>Kryterium wczesnego wyjścia – zwracamy rozwiązanie, osiągnąwszy cel</w:t>
+      </w:r>
+    </w:p>
+    <w:p>
+      <w:pPr>
+        <w:pStyle w:val="Akapitzlist"/>
+        <w:numPr>
+          <w:ilvl w:val="0"/>
+          <w:numId w:val="12"/>
+        </w:numPr>
+        <w:jc w:val="both"/>
+      </w:pPr>
+      <w:r>
+        <w:t>Rozszerzenie definicji stanu optymalizacji przesiadek w algorytmie do szukania trasy o najmniejszej liczbie przesiadek o linię za pomocą, której dotarliśmy do stacji</w:t>
+      </w:r>
+    </w:p>
+    <w:p>
+      <w:pPr>
+        <w:pStyle w:val="Akapitzlist"/>
+        <w:jc w:val="both"/>
+      </w:pPr>
+    </w:p>
+    <w:p>
+      <w:pPr>
+        <w:pStyle w:val="Nagwek3"/>
+        <w:numPr>
+          <w:ilvl w:val="0"/>
+          <w:numId w:val="11"/>
+        </w:numPr>
+      </w:pPr>
+      <w:bookmarkStart w:id="9" w:name="_Toc225030128"/>
+      <w:r>
+        <w:t>Algorytm A*</w:t>
+      </w:r>
+      <w:bookmarkEnd w:id="9"/>
+    </w:p>
+    <w:p>
+      <w:r>
+        <w:t>Heurystyki</w:t>
+      </w:r>
+    </w:p>
+    <w:p>
+      <w:pPr>
+        <w:pStyle w:val="Akapitzlist"/>
+        <w:numPr>
+          <w:ilvl w:val="0"/>
+          <w:numId w:val="15"/>
+        </w:numPr>
+      </w:pPr>
+      <w:r>
+        <w:t xml:space="preserve">Kryterium czas przyjazdu </w:t>
+      </w:r>
+      <w:r>
+        <w:sym w:font="Wingdings" w:char="F0E0"/>
+      </w:r>
+      <w:r>
+        <w:t xml:space="preserve"> odległość euklidesowa podzielona przez maksymalną prędkość lokomotyw KD (160 km/h), dająca maksymalny czas przejazdu (istnieje mała szansa na to, że optymizm heurystyki zostanie naruszony w przypadku bardzo długiego postoju)</w:t>
+      </w:r>
+    </w:p>
+    <w:p>
+      <w:pPr>
+        <w:pStyle w:val="Akapitzlist"/>
+        <w:numPr>
+          <w:ilvl w:val="0"/>
+          <w:numId w:val="15"/>
+        </w:numPr>
+      </w:pPr>
+      <w:r>
+        <w:t xml:space="preserve">Kryterium liczby przesiadek </w:t>
+      </w:r>
+      <w:r>
+        <w:sym w:font="Wingdings" w:char="F0E0"/>
+      </w:r>
+      <w:r>
+        <w:t xml:space="preserve"> jeśli istnieje bezpośrednie połączenie między początkiem a celem 0, jeśli nie istnieje 1</w:t>
+      </w:r>
+    </w:p>
+    <w:p/>
+    <w:p/>
+    <w:p/>
+    <w:p/>
+    <w:p/>
+    <w:p/>
+    <w:p/>
+    <w:p/>
+    <w:p>
+      <w:r>
+        <w:lastRenderedPageBreak/>
+        <w:t>Modyfikacje</w:t>
+      </w:r>
+      <w:r>
+        <w:t xml:space="preserve"> algorytmu</w:t>
+      </w:r>
+    </w:p>
+    <w:p>
+      <w:pPr>
+        <w:pStyle w:val="Akapitzlist"/>
+        <w:numPr>
+          <w:ilvl w:val="0"/>
+          <w:numId w:val="12"/>
+        </w:numPr>
+        <w:jc w:val="both"/>
+      </w:pPr>
+      <w:r>
+        <w:t>Podobnie jak w Dijkstrze p</w:t>
+      </w:r>
+      <w:r>
+        <w:t>rzejście z grafu statycznego, gdzie wagi są stałe, na graf, gdzie krawędzie są zależne od czasu. Jest to konieczne do filtrowania połączeń, do których może pasażer wejść o danej godzinie.</w:t>
+      </w:r>
+    </w:p>
+    <w:p>
+      <w:pPr>
+        <w:pStyle w:val="Akapitzlist"/>
+        <w:numPr>
+          <w:ilvl w:val="0"/>
+          <w:numId w:val="12"/>
+        </w:numPr>
+        <w:jc w:val="both"/>
+      </w:pPr>
+      <w:r>
+        <w:t>Wykorzystanie kolejki priorytetowej (min-</w:t>
+      </w:r>
+      <w:proofErr w:type="spellStart"/>
+      <w:r>
+        <w:t>heap</w:t>
+      </w:r>
+      <w:proofErr w:type="spellEnd"/>
+      <w:r>
+        <w:t>) do kolejki Q, aby przyspieszyć wybór stacji o najszybszym przyjeździe na danym etapie algorytmu</w:t>
+      </w:r>
+    </w:p>
+    <w:p>
+      <w:pPr>
+        <w:pStyle w:val="Akapitzlist"/>
+        <w:numPr>
+          <w:ilvl w:val="0"/>
+          <w:numId w:val="12"/>
+        </w:numPr>
+        <w:jc w:val="both"/>
+      </w:pPr>
+      <w:r>
+        <w:t>Tablica z heurystykami dla każdego przystanku liczona na początku</w:t>
+      </w:r>
+    </w:p>
+    <w:p>
+      <w:pPr>
+        <w:pStyle w:val="Akapitzlist"/>
+        <w:numPr>
+          <w:ilvl w:val="0"/>
+          <w:numId w:val="12"/>
+        </w:numPr>
+        <w:jc w:val="both"/>
+      </w:pPr>
+      <w:r>
+        <w:t>Przebudowanie logiki z pseudokodu algorytmu w materiałach do listy w celach optymalizacyjnych</w:t>
+      </w:r>
+    </w:p>
+    <w:p>
+      <w:pPr>
+        <w:pStyle w:val="Akapitzlist"/>
+        <w:numPr>
+          <w:ilvl w:val="0"/>
+          <w:numId w:val="12"/>
+        </w:numPr>
+        <w:jc w:val="both"/>
+      </w:pPr>
+      <w:r>
+        <w:t>Podobnie jak w Dijkstrze o</w:t>
+      </w:r>
+      <w:r>
+        <w:t xml:space="preserve">bsługa wielu dni – jeśli nie znaleźliśmy algorytmu w dany dzień, rozszerzamy o kolejny (pobieramy plik </w:t>
+      </w:r>
+      <w:proofErr w:type="spellStart"/>
+      <w:r>
+        <w:t>json</w:t>
+      </w:r>
+      <w:proofErr w:type="spellEnd"/>
+      <w:r>
+        <w:t xml:space="preserve"> z grafem do kolejnego dnia </w:t>
+      </w:r>
+      <w:r>
+        <w:br/>
+      </w:r>
+      <w:r>
+        <w:t xml:space="preserve">i rozszerzamy ten, na którym pracowaliśmy). Wymagało to stworzenia plików </w:t>
+      </w:r>
+      <w:proofErr w:type="spellStart"/>
+      <w:r>
+        <w:t>json</w:t>
+      </w:r>
+      <w:proofErr w:type="spellEnd"/>
+      <w:r>
+        <w:t xml:space="preserve"> z grafami dla kolejnych dni oraz definicji klasy obsługującej pobieranie kolejnych dni</w:t>
+      </w:r>
+    </w:p>
+    <w:p>
+      <w:pPr>
+        <w:pStyle w:val="Akapitzlist"/>
+        <w:numPr>
+          <w:ilvl w:val="0"/>
+          <w:numId w:val="12"/>
+        </w:numPr>
+        <w:jc w:val="both"/>
+      </w:pPr>
+      <w:r>
+        <w:t>Zabezpieczenie przed nieskończoną analizą (w przypadku braku połączenia analiza tylko 3 kolejnych dni a nie całego zbioru danych)</w:t>
+      </w:r>
+    </w:p>
+    <w:p>
+      <w:pPr>
+        <w:pStyle w:val="Akapitzlist"/>
+        <w:numPr>
+          <w:ilvl w:val="0"/>
+          <w:numId w:val="14"/>
+        </w:numPr>
+        <w:jc w:val="both"/>
+      </w:pPr>
+      <w:r>
+        <w:t>Podobnie jak w Dijkstrze k</w:t>
+      </w:r>
+      <w:r>
+        <w:t>ryterium wczesnego wyjścia – zwracamy rozwiązanie, osiągnąwszy cel</w:t>
+      </w:r>
+    </w:p>
+    <w:p>
+      <w:pPr>
+        <w:pStyle w:val="Akapitzlist"/>
+        <w:numPr>
+          <w:ilvl w:val="0"/>
+          <w:numId w:val="14"/>
+        </w:numPr>
+      </w:pPr>
+      <w:r>
+        <w:t xml:space="preserve">Podobnie jak w Dijkstrze rozszerzona definicja stanu </w:t>
+      </w:r>
+      <w:r>
+        <w:t xml:space="preserve">dla kryterium liczby przesiadek </w:t>
+      </w:r>
+      <w:r>
+        <w:t>(stop, poprzedni linia, id poprzedniej trasy, czas)</w:t>
+      </w:r>
+    </w:p>
+    <w:p>
+      <w:pPr>
+        <w:pStyle w:val="Akapitzlist"/>
+        <w:numPr>
+          <w:ilvl w:val="0"/>
+          <w:numId w:val="14"/>
+        </w:numPr>
+      </w:pPr>
+      <w:r>
+        <w:t>W przypadku algorytmu z kryterium liczby przesiadek, drugim kryterium pozostaje czas przejazdu</w:t>
+      </w:r>
+    </w:p>
+    <w:p>
+      <w:pPr>
+        <w:ind w:left="360"/>
+      </w:pPr>
+    </w:p>
+    <w:p/>
+    <w:p/>
+    <w:p/>
+    <w:p/>
+    <w:p/>
+    <w:p/>
+    <w:p/>
+    <w:p/>
+    <w:p/>
+    <w:p>
+      <w:pPr>
+        <w:pStyle w:val="Nagwek1"/>
+      </w:pPr>
+      <w:bookmarkStart w:id="10" w:name="_Toc225030129"/>
+      <w:r>
+        <w:lastRenderedPageBreak/>
+        <w:t>Zadanie 2</w:t>
+      </w:r>
+      <w:bookmarkEnd w:id="10"/>
+    </w:p>
+    <w:p>
+      <w:r>
+        <w:drawing>
+          <wp:inline distT="0" distB="0" distL="0" distR="0" wp14:anchorId="4FA19D7E" wp14:editId="40198CF2">
+            <wp:extent cx="5760720" cy="3851275"/>
+            <wp:effectExtent l="0" t="0" r="0" b="0"/>
+            <wp:docPr id="115485839" name="Obraz 1"/>
+            <wp:cNvGraphicFramePr>
+              <a:graphicFrameLocks xmlns:a="http://schemas.openxmlformats.org/drawingml/2006/main" noChangeAspect="1"/>
+            </wp:cNvGraphicFramePr>
+            <a:graphic xmlns:a="http://schemas.openxmlformats.org/drawingml/2006/main">
+              <a:graphicData uri="http://schemas.openxmlformats.org/drawingml/2006/picture">
+                <pic:pic xmlns:pic="http://schemas.openxmlformats.org/drawingml/2006/picture">
+                  <pic:nvPicPr>
+                    <pic:cNvPr id="115485839" name=""/>
+                    <pic:cNvPicPr/>
+                  </pic:nvPicPr>
+                  <pic:blipFill>
+                    <a:blip r:embed="rId29"/>
+                    <a:stretch>
+                      <a:fillRect/>
+                    </a:stretch>
+                  </pic:blipFill>
+                  <pic:spPr>
+                    <a:xfrm>
+                      <a:off x="0" y="0"/>
+                      <a:ext cx="5760720" cy="3851275"/>
+                    </a:xfrm>
+                    <a:prstGeom prst="rect">
+                      <a:avLst/>
+                    </a:prstGeom>
+                  </pic:spPr>
+                </pic:pic>
+              </a:graphicData>
+            </a:graphic>
+          </wp:inline>
+        </w:drawing>
+      </w:r>
+    </w:p>
+    <w:p>
+      <w:r>
+        <w:drawing>
+          <wp:inline distT="0" distB="0" distL="0" distR="0" wp14:anchorId="0DA3D329" wp14:editId="298F4B93">
+            <wp:extent cx="5760720" cy="767080"/>
+            <wp:effectExtent l="0" t="0" r="0" b="0"/>
+            <wp:docPr id="1324814074" name="Obraz 1"/>
+            <wp:cNvGraphicFramePr>
+              <a:graphicFrameLocks xmlns:a="http://schemas.openxmlformats.org/drawingml/2006/main" noChangeAspect="1"/>
+            </wp:cNvGraphicFramePr>
+            <a:graphic xmlns:a="http://schemas.openxmlformats.org/drawingml/2006/main">
+              <a:graphicData uri="http://schemas.openxmlformats.org/drawingml/2006/picture">
+                <pic:pic xmlns:pic="http://schemas.openxmlformats.org/drawingml/2006/picture">
+                  <pic:nvPicPr>
+                    <pic:cNvPr id="1324814074" name=""/>
+                    <pic:cNvPicPr/>
+                  </pic:nvPicPr>
+                  <pic:blipFill>
+                    <a:blip r:embed="rId30"/>
+                    <a:stretch>
+                      <a:fillRect/>
+                    </a:stretch>
+                  </pic:blipFill>
+                  <pic:spPr>
+                    <a:xfrm>
+                      <a:off x="0" y="0"/>
+                      <a:ext cx="5760720" cy="767080"/>
+                    </a:xfrm>
+                    <a:prstGeom prst="rect">
+                      <a:avLst/>
+                    </a:prstGeom>
+                  </pic:spPr>
+                </pic:pic>
+              </a:graphicData>
+            </a:graphic>
+          </wp:inline>
+        </w:drawing>
+      </w:r>
+    </w:p>
+    <w:p/>
+    <w:p/>
+    <w:p/>
+    <w:p/>
+    <w:p/>
+    <w:p/>
+    <w:p/>
+    <w:p/>
+    <w:p/>
+    <w:p>
+      <w:pPr>
+        <w:pStyle w:val="Nagwek2"/>
+      </w:pPr>
+      <w:bookmarkStart w:id="11" w:name="_Toc225030130"/>
+      <w:r>
+        <w:lastRenderedPageBreak/>
+        <w:t>Tło teoretyczne algorytmów</w:t>
+      </w:r>
+      <w:bookmarkEnd w:id="11"/>
+    </w:p>
+    <w:p>
+      <w:pPr>
+        <w:pStyle w:val="Nagwek3"/>
+      </w:pPr>
+      <w:bookmarkStart w:id="12" w:name="_Toc225030131"/>
+      <w:r>
+        <w:t xml:space="preserve">Tabu </w:t>
+      </w:r>
+      <w:proofErr w:type="spellStart"/>
+      <w:r>
+        <w:t>Search</w:t>
+      </w:r>
+      <w:bookmarkEnd w:id="12"/>
+      <w:proofErr w:type="spellEnd"/>
+    </w:p>
+    <w:p>
+      <w:pPr>
+        <w:jc w:val="both"/>
+      </w:pPr>
+      <w:r>
+        <w:t xml:space="preserve">Algorytm Tabu </w:t>
+      </w:r>
+      <w:proofErr w:type="spellStart"/>
+      <w:r>
+        <w:t>Search</w:t>
+      </w:r>
+      <w:proofErr w:type="spellEnd"/>
+      <w:r>
+        <w:t xml:space="preserve"> </w:t>
+      </w:r>
+      <w:r>
+        <w:t xml:space="preserve">może służyć do rozwiązania problemu komiwojażera </w:t>
+      </w:r>
+      <w:r>
+        <w:br/>
+        <w:t xml:space="preserve">(TSP – Travelling </w:t>
+      </w:r>
+      <w:proofErr w:type="spellStart"/>
+      <w:r>
+        <w:t>Salesman</w:t>
+      </w:r>
+      <w:proofErr w:type="spellEnd"/>
+      <w:r>
+        <w:t xml:space="preserve"> Problem)</w:t>
+      </w:r>
+      <w:r>
+        <w:t xml:space="preserve">. </w:t>
+      </w:r>
+      <w:r>
+        <w:t xml:space="preserve"> </w:t>
+      </w:r>
+      <w:r>
+        <w:t xml:space="preserve">Jego </w:t>
+      </w:r>
+      <w:r>
+        <w:t xml:space="preserve">główną zaletą </w:t>
+      </w:r>
+      <w:r>
+        <w:t xml:space="preserve">jest </w:t>
+      </w:r>
+      <w:r>
+        <w:t xml:space="preserve">próba </w:t>
+      </w:r>
+      <w:r>
+        <w:t>uniknięci</w:t>
+      </w:r>
+      <w:r>
+        <w:t>a</w:t>
+      </w:r>
+      <w:r>
+        <w:t xml:space="preserve"> utknięcia algorytmu w optimach lokalnych poprzez tymczasowe zabranianie powrotu do niedawno odwiedzonych stanów.</w:t>
+      </w:r>
+    </w:p>
+    <w:p>
+      <w:pPr>
+        <w:jc w:val="both"/>
+      </w:pPr>
+    </w:p>
+    <w:p>
+      <w:pPr>
+        <w:jc w:val="both"/>
+      </w:pPr>
+    </w:p>
+    <w:p>
+      <w:pPr>
+        <w:jc w:val="both"/>
+      </w:pPr>
+    </w:p>
+    <w:p>
+      <w:pPr>
+        <w:jc w:val="both"/>
+      </w:pPr>
+    </w:p>
+    <w:p>
+      <w:pPr>
+        <w:jc w:val="both"/>
+      </w:pPr>
+    </w:p>
+    <w:p>
+      <w:pPr>
+        <w:jc w:val="both"/>
+        <w:rPr>
+          <w:rStyle w:val="Odwoanieintensywne"/>
+        </w:rPr>
+      </w:pPr>
+      <w:r>
+        <w:rPr>
+          <w:rStyle w:val="Odwoanieintensywne"/>
+        </w:rPr>
+        <w:t>Zasada działania</w:t>
+      </w:r>
+    </w:p>
+    <w:p>
+      <w:pPr>
+        <w:jc w:val="both"/>
+      </w:pPr>
+      <w:r>
+        <w:t>Algorytm rozpoczyna pracę od rozwiązania początkowego</w:t>
+      </w:r>
+      <w:r>
+        <w:t xml:space="preserve"> (dla TSP kolejności węzłów </w:t>
+      </w:r>
+      <w:r>
+        <w:br/>
+        <w:t>w grafie)</w:t>
+      </w:r>
+      <w:r>
+        <w:t xml:space="preserve"> i w każdej iteracji przeszukuje jego sąsiedztwo w celu znalezienia najlepszego dopuszczalnego ruchu. Kluczowym elementem jest tzw. lista tabu</w:t>
+      </w:r>
+      <w:r>
+        <w:t xml:space="preserve">, </w:t>
+      </w:r>
+      <w:r>
+        <w:t>która przechowuje ostatnio wykonane ruchy lub odwiedzone stany.</w:t>
+      </w:r>
+    </w:p>
+    <w:p>
+      <w:pPr>
+        <w:jc w:val="both"/>
+      </w:pPr>
+      <w:r>
+        <w:t>Proces zaczyna się od wygenerowania rozwiązania startowego x i zainicjalizowania pustej listy tabu. W pętli, dopóki nie zostanie spełniony warunek stopu, algorytm generuje zbiór sąsiednich rozwiązań N(x). Spośród nich wybierane jest najlepsze rozwiązanie x', które nie znajduje się na liście tabu.</w:t>
+      </w:r>
+    </w:p>
+    <w:p>
+      <w:pPr>
+        <w:jc w:val="both"/>
+      </w:pPr>
+      <w:r>
+        <w:t>Wyjątkiem od zakazu jest tzw. kryterium aspiracji – pozwala ono na wykonanie ruchu tabu, jeśli prowadzi on do rozwiązania lepszego niż najlepsze dotychczas znalezione. Po wybraniu nowego rozwiązania, jest ono zapisywane jako bieżące, a informacja o wykonanym ruchu trafia na listę tabu na określoną liczbę iteracji (kadencję). Dzięki temu algorytm jest "wypychany" z dolin lokalnych optimów i może eksplorować nowe obszary przestrzeni poszukiwań.</w:t>
+      </w:r>
+    </w:p>
+    <w:p/>
+    <w:p/>
+    <w:p/>
+    <w:p/>
+    <w:p/>
+    <w:p>
+      <w:pPr>
+        <w:pStyle w:val="Nagwek2"/>
+      </w:pPr>
+      <w:bookmarkStart w:id="13" w:name="_Toc225030132"/>
+      <w:r>
+        <w:lastRenderedPageBreak/>
+        <w:t>Przykłady użycia metody</w:t>
+      </w:r>
+      <w:bookmarkEnd w:id="13"/>
+    </w:p>
+    <w:p/>
+    <w:p>
+      <w:pPr>
+        <w:rPr>
+          <w:rStyle w:val="Odwoanieintensywne"/>
+        </w:rPr>
+      </w:pPr>
+      <w:r>
+        <w:rPr>
+          <w:rStyle w:val="Odwoanieintensywne"/>
+        </w:rPr>
+        <w:t>Przykład 1</w:t>
+      </w:r>
+    </w:p>
+    <w:p>
+      <w:r>
+        <w:drawing>
+          <wp:inline distT="0" distB="0" distL="0" distR="0" wp14:anchorId="414C21C4" wp14:editId="68E7EDE2">
+            <wp:extent cx="5760720" cy="4144010"/>
+            <wp:effectExtent l="0" t="0" r="0" b="8890"/>
+            <wp:docPr id="875893351" name="Obraz 1"/>
+            <wp:cNvGraphicFramePr>
+              <a:graphicFrameLocks xmlns:a="http://schemas.openxmlformats.org/drawingml/2006/main" noChangeAspect="1"/>
+            </wp:cNvGraphicFramePr>
+            <a:graphic xmlns:a="http://schemas.openxmlformats.org/drawingml/2006/main">
+              <a:graphicData uri="http://schemas.openxmlformats.org/drawingml/2006/picture">
+                <pic:pic xmlns:pic="http://schemas.openxmlformats.org/drawingml/2006/picture">
+                  <pic:nvPicPr>
+                    <pic:cNvPr id="875893351" name=""/>
+                    <pic:cNvPicPr/>
+                  </pic:nvPicPr>
+                  <pic:blipFill>
+                    <a:blip r:embed="rId31"/>
+                    <a:stretch>
+                      <a:fillRect/>
+                    </a:stretch>
+                  </pic:blipFill>
+                  <pic:spPr>
+                    <a:xfrm>
+                      <a:off x="0" y="0"/>
+                      <a:ext cx="5760720" cy="4144010"/>
+                    </a:xfrm>
+                    <a:prstGeom prst="rect">
+                      <a:avLst/>
+                    </a:prstGeom>
+                  </pic:spPr>
+                </pic:pic>
+              </a:graphicData>
+            </a:graphic>
+          </wp:inline>
+        </w:drawing>
+      </w:r>
+    </w:p>
+    <w:p/>
+    <w:p/>
+    <w:p/>
+    <w:p/>
+    <w:p/>
+    <w:p/>
+    <w:p/>
+    <w:p/>
+    <w:p/>
+    <w:p/>
+    <w:p/>
+    <w:p>
+      <w:pPr>
+        <w:rPr>
+          <w:rStyle w:val="Odwoanieintensywne"/>
+        </w:rPr>
+      </w:pPr>
+      <w:r>
+        <w:rPr>
+          <w:rStyle w:val="Odwoanieintensywne"/>
+        </w:rPr>
+        <w:lastRenderedPageBreak/>
+        <w:t>Przykład 2</w:t>
+      </w:r>
+      <w:r>
+        <w:rPr>
+          <w:rStyle w:val="Odwoanieintensywne"/>
+        </w:rPr>
+        <w:t xml:space="preserve"> – wersja a</w:t>
+      </w:r>
+    </w:p>
+    <w:p>
+      <w:r>
+        <w:drawing>
+          <wp:inline distT="0" distB="0" distL="0" distR="0" wp14:anchorId="0E21807F" wp14:editId="7C5B94D6">
+            <wp:extent cx="5783691" cy="3623094"/>
+            <wp:effectExtent l="0" t="0" r="7620" b="0"/>
+            <wp:docPr id="1617664847" name="Obraz 1"/>
+            <wp:cNvGraphicFramePr>
+              <a:graphicFrameLocks xmlns:a="http://schemas.openxmlformats.org/drawingml/2006/main" noChangeAspect="1"/>
+            </wp:cNvGraphicFramePr>
+            <a:graphic xmlns:a="http://schemas.openxmlformats.org/drawingml/2006/main">
+              <a:graphicData uri="http://schemas.openxmlformats.org/drawingml/2006/picture">
+                <pic:pic xmlns:pic="http://schemas.openxmlformats.org/drawingml/2006/picture">
+                  <pic:nvPicPr>
+                    <pic:cNvPr id="1617664847" name=""/>
+                    <pic:cNvPicPr/>
+                  </pic:nvPicPr>
+                  <pic:blipFill>
+                    <a:blip r:embed="rId32"/>
+                    <a:stretch>
+                      <a:fillRect/>
+                    </a:stretch>
+                  </pic:blipFill>
+                  <pic:spPr>
+                    <a:xfrm>
+                      <a:off x="0" y="0"/>
+                      <a:ext cx="5804190" cy="3635935"/>
+                    </a:xfrm>
+                    <a:prstGeom prst="rect">
+                      <a:avLst/>
+                    </a:prstGeom>
+                  </pic:spPr>
+                </pic:pic>
+              </a:graphicData>
+            </a:graphic>
+          </wp:inline>
+        </w:drawing>
+      </w:r>
+    </w:p>
+    <w:p>
+      <w:pPr>
+        <w:rPr>
+          <w:noProof/>
+        </w:rPr>
+      </w:pPr>
+      <w:r>
+        <w:drawing>
+          <wp:inline distT="0" distB="0" distL="0" distR="0" wp14:anchorId="1392305A" wp14:editId="1F22A2B3">
+            <wp:extent cx="2294798" cy="4011283"/>
+            <wp:effectExtent l="0" t="0" r="0" b="8890"/>
+            <wp:docPr id="786299666" name="Obraz 1"/>
+            <wp:cNvGraphicFramePr>
+              <a:graphicFrameLocks xmlns:a="http://schemas.openxmlformats.org/drawingml/2006/main" noChangeAspect="1"/>
+            </wp:cNvGraphicFramePr>
+            <a:graphic xmlns:a="http://schemas.openxmlformats.org/drawingml/2006/main">
+              <a:graphicData uri="http://schemas.openxmlformats.org/drawingml/2006/picture">
+                <pic:pic xmlns:pic="http://schemas.openxmlformats.org/drawingml/2006/picture">
+                  <pic:nvPicPr>
+                    <pic:cNvPr id="786299666" name=""/>
+                    <pic:cNvPicPr/>
+                  </pic:nvPicPr>
+                  <pic:blipFill>
+                    <a:blip r:embed="rId33"/>
+                    <a:stretch>
+                      <a:fillRect/>
+                    </a:stretch>
+                  </pic:blipFill>
+                  <pic:spPr>
+                    <a:xfrm>
+                      <a:off x="0" y="0"/>
+                      <a:ext cx="2298389" cy="4017560"/>
+                    </a:xfrm>
+                    <a:prstGeom prst="rect">
+                      <a:avLst/>
+                    </a:prstGeom>
+                  </pic:spPr>
+                </pic:pic>
+              </a:graphicData>
+            </a:graphic>
+          </wp:inline>
+        </w:drawing>
+      </w:r>
+      <w:r>
+        <w:rPr>
+          <w:noProof/>
+        </w:rPr>
+        <w:t xml:space="preserve"> </w:t>
+      </w:r>
+      <w:r>
+        <w:drawing>
+          <wp:inline distT="0" distB="0" distL="0" distR="0" wp14:anchorId="68B1620F" wp14:editId="4ADCBD3C">
+            <wp:extent cx="2712550" cy="4037162"/>
+            <wp:effectExtent l="0" t="0" r="0" b="1905"/>
+            <wp:docPr id="1673317422" name="Obraz 1"/>
+            <wp:cNvGraphicFramePr>
+              <a:graphicFrameLocks xmlns:a="http://schemas.openxmlformats.org/drawingml/2006/main" noChangeAspect="1"/>
+            </wp:cNvGraphicFramePr>
+            <a:graphic xmlns:a="http://schemas.openxmlformats.org/drawingml/2006/main">
+              <a:graphicData uri="http://schemas.openxmlformats.org/drawingml/2006/picture">
+                <pic:pic xmlns:pic="http://schemas.openxmlformats.org/drawingml/2006/picture">
+                  <pic:nvPicPr>
+                    <pic:cNvPr id="1673317422" name=""/>
+                    <pic:cNvPicPr/>
+                  </pic:nvPicPr>
+                  <pic:blipFill>
+                    <a:blip r:embed="rId34"/>
+                    <a:stretch>
+                      <a:fillRect/>
+                    </a:stretch>
+                  </pic:blipFill>
+                  <pic:spPr>
+                    <a:xfrm>
+                      <a:off x="0" y="0"/>
+                      <a:ext cx="2722953" cy="4052645"/>
+                    </a:xfrm>
+                    <a:prstGeom prst="rect">
+                      <a:avLst/>
+                    </a:prstGeom>
+                  </pic:spPr>
+                </pic:pic>
+              </a:graphicData>
+            </a:graphic>
+          </wp:inline>
+        </w:drawing>
+      </w:r>
+    </w:p>
+    <w:p>
+      <w:pPr>
+        <w:rPr>
+          <w:noProof/>
+        </w:rPr>
+      </w:pPr>
+    </w:p>
+    <w:p/>
+    <w:p>
+      <w:pPr>
+        <w:rPr>
+          <w:rStyle w:val="Odwoanieintensywne"/>
+        </w:rPr>
+      </w:pPr>
+      <w:r>
+        <w:rPr>
+          <w:rStyle w:val="Odwoanieintensywne"/>
+        </w:rPr>
+        <w:lastRenderedPageBreak/>
+        <w:t>Przykład 2</w:t>
+      </w:r>
+      <w:r>
+        <w:rPr>
+          <w:rStyle w:val="Odwoanieintensywne"/>
+        </w:rPr>
+        <w:t xml:space="preserve"> – wersja </w:t>
+      </w:r>
+      <w:r>
+        <w:rPr>
+          <w:rStyle w:val="Odwoanieintensywne"/>
+        </w:rPr>
+        <w:t>b</w:t>
+      </w:r>
+    </w:p>
+    <w:p>
+      <w:r>
+        <w:drawing>
+          <wp:inline distT="0" distB="0" distL="0" distR="0" wp14:anchorId="7FC1B984" wp14:editId="795A8DE9">
+            <wp:extent cx="2294627" cy="3991761"/>
+            <wp:effectExtent l="0" t="0" r="0" b="8890"/>
+            <wp:docPr id="1775509038" name="Obraz 1"/>
+            <wp:cNvGraphicFramePr>
+              <a:graphicFrameLocks xmlns:a="http://schemas.openxmlformats.org/drawingml/2006/main" noChangeAspect="1"/>
+            </wp:cNvGraphicFramePr>
+            <a:graphic xmlns:a="http://schemas.openxmlformats.org/drawingml/2006/main">
+              <a:graphicData uri="http://schemas.openxmlformats.org/drawingml/2006/picture">
+                <pic:pic xmlns:pic="http://schemas.openxmlformats.org/drawingml/2006/picture">
+                  <pic:nvPicPr>
+                    <pic:cNvPr id="1775509038" name=""/>
+                    <pic:cNvPicPr/>
+                  </pic:nvPicPr>
+                  <pic:blipFill>
+                    <a:blip r:embed="rId35"/>
+                    <a:stretch>
+                      <a:fillRect/>
+                    </a:stretch>
+                  </pic:blipFill>
+                  <pic:spPr>
+                    <a:xfrm>
+                      <a:off x="0" y="0"/>
+                      <a:ext cx="2301649" cy="4003977"/>
+                    </a:xfrm>
+                    <a:prstGeom prst="rect">
+                      <a:avLst/>
+                    </a:prstGeom>
+                  </pic:spPr>
+                </pic:pic>
+              </a:graphicData>
+            </a:graphic>
+          </wp:inline>
+        </w:drawing>
+      </w:r>
+      <w:r>
+        <w:rPr>
+          <w:noProof/>
+        </w:rPr>
+        <w:t xml:space="preserve"> </w:t>
+      </w:r>
+      <w:r>
+        <w:drawing>
+          <wp:inline distT="0" distB="0" distL="0" distR="0" wp14:anchorId="4BC08571" wp14:editId="4082940D">
+            <wp:extent cx="2689043" cy="4002656"/>
+            <wp:effectExtent l="0" t="0" r="0" b="0"/>
+            <wp:docPr id="1045616134" name="Obraz 1"/>
+            <wp:cNvGraphicFramePr>
+              <a:graphicFrameLocks xmlns:a="http://schemas.openxmlformats.org/drawingml/2006/main" noChangeAspect="1"/>
+            </wp:cNvGraphicFramePr>
+            <a:graphic xmlns:a="http://schemas.openxmlformats.org/drawingml/2006/main">
+              <a:graphicData uri="http://schemas.openxmlformats.org/drawingml/2006/picture">
+                <pic:pic xmlns:pic="http://schemas.openxmlformats.org/drawingml/2006/picture">
+                  <pic:nvPicPr>
+                    <pic:cNvPr id="1045616134" name=""/>
+                    <pic:cNvPicPr/>
+                  </pic:nvPicPr>
+                  <pic:blipFill>
+                    <a:blip r:embed="rId36"/>
+                    <a:stretch>
+                      <a:fillRect/>
+                    </a:stretch>
+                  </pic:blipFill>
+                  <pic:spPr>
+                    <a:xfrm>
+                      <a:off x="0" y="0"/>
+                      <a:ext cx="2696905" cy="4014359"/>
+                    </a:xfrm>
+                    <a:prstGeom prst="rect">
+                      <a:avLst/>
+                    </a:prstGeom>
+                  </pic:spPr>
+                </pic:pic>
+              </a:graphicData>
+            </a:graphic>
+          </wp:inline>
+        </w:drawing>
+      </w:r>
+    </w:p>
+    <w:p/>
+    <w:p>
+      <w:pPr>
+        <w:rPr>
+          <w:rStyle w:val="Odwoanieintensywne"/>
+        </w:rPr>
+      </w:pPr>
+      <w:r>
+        <w:rPr>
+          <w:rStyle w:val="Odwoanieintensywne"/>
+        </w:rPr>
+        <w:t>Przykład 2</w:t>
+      </w:r>
+      <w:r>
+        <w:rPr>
+          <w:rStyle w:val="Odwoanieintensywne"/>
+        </w:rPr>
+        <w:t xml:space="preserve"> – wersja </w:t>
+      </w:r>
+      <w:r>
+        <w:rPr>
+          <w:rStyle w:val="Odwoanieintensywne"/>
+        </w:rPr>
+        <w:t>c</w:t>
+      </w:r>
+    </w:p>
+    <w:p>
+      <w:r>
+        <w:drawing>
+          <wp:inline distT="0" distB="0" distL="0" distR="0" wp14:anchorId="3A518941" wp14:editId="7C4E70E9">
+            <wp:extent cx="2097580" cy="3623094"/>
+            <wp:effectExtent l="0" t="0" r="0" b="0"/>
+            <wp:docPr id="1538776241" name="Obraz 1"/>
+            <wp:cNvGraphicFramePr>
+              <a:graphicFrameLocks xmlns:a="http://schemas.openxmlformats.org/drawingml/2006/main" noChangeAspect="1"/>
+            </wp:cNvGraphicFramePr>
+            <a:graphic xmlns:a="http://schemas.openxmlformats.org/drawingml/2006/main">
+              <a:graphicData uri="http://schemas.openxmlformats.org/drawingml/2006/picture">
+                <pic:pic xmlns:pic="http://schemas.openxmlformats.org/drawingml/2006/picture">
+                  <pic:nvPicPr>
+                    <pic:cNvPr id="1538776241" name=""/>
+                    <pic:cNvPicPr/>
+                  </pic:nvPicPr>
+                  <pic:blipFill>
+                    <a:blip r:embed="rId37"/>
+                    <a:stretch>
+                      <a:fillRect/>
+                    </a:stretch>
+                  </pic:blipFill>
+                  <pic:spPr>
+                    <a:xfrm>
+                      <a:off x="0" y="0"/>
+                      <a:ext cx="2107094" cy="3639528"/>
+                    </a:xfrm>
+                    <a:prstGeom prst="rect">
+                      <a:avLst/>
+                    </a:prstGeom>
+                  </pic:spPr>
+                </pic:pic>
+              </a:graphicData>
+            </a:graphic>
+          </wp:inline>
+        </w:drawing>
+      </w:r>
+      <w:r>
+        <w:rPr>
+          <w:noProof/>
+        </w:rPr>
+        <w:t xml:space="preserve"> </w:t>
+      </w:r>
+      <w:r>
+        <w:drawing>
+          <wp:inline distT="0" distB="0" distL="0" distR="0" wp14:anchorId="15A6468F" wp14:editId="2FEBDEEE">
+            <wp:extent cx="2441275" cy="3603787"/>
+            <wp:effectExtent l="0" t="0" r="0" b="0"/>
+            <wp:docPr id="124365113" name="Obraz 1"/>
+            <wp:cNvGraphicFramePr>
+              <a:graphicFrameLocks xmlns:a="http://schemas.openxmlformats.org/drawingml/2006/main" noChangeAspect="1"/>
+            </wp:cNvGraphicFramePr>
+            <a:graphic xmlns:a="http://schemas.openxmlformats.org/drawingml/2006/main">
+              <a:graphicData uri="http://schemas.openxmlformats.org/drawingml/2006/picture">
+                <pic:pic xmlns:pic="http://schemas.openxmlformats.org/drawingml/2006/picture">
+                  <pic:nvPicPr>
+                    <pic:cNvPr id="124365113" name=""/>
+                    <pic:cNvPicPr/>
+                  </pic:nvPicPr>
+                  <pic:blipFill>
+                    <a:blip r:embed="rId38"/>
+                    <a:stretch>
+                      <a:fillRect/>
+                    </a:stretch>
+                  </pic:blipFill>
+                  <pic:spPr>
+                    <a:xfrm>
+                      <a:off x="0" y="0"/>
+                      <a:ext cx="2450742" cy="3617763"/>
+                    </a:xfrm>
+                    <a:prstGeom prst="rect">
+                      <a:avLst/>
+                    </a:prstGeom>
+                  </pic:spPr>
+                </pic:pic>
+              </a:graphicData>
+            </a:graphic>
+          </wp:inline>
+        </w:drawing>
+      </w:r>
+    </w:p>
+    <w:p>
+      <w:pPr>
+        <w:rPr>
+          <w:rStyle w:val="Odwoanieintensywne"/>
+        </w:rPr>
+      </w:pPr>
+      <w:r>
+        <w:rPr>
+          <w:rStyle w:val="Odwoanieintensywne"/>
+        </w:rPr>
+        <w:lastRenderedPageBreak/>
+        <w:t>Przykład 2</w:t>
+      </w:r>
+      <w:r>
+        <w:rPr>
+          <w:rStyle w:val="Odwoanieintensywne"/>
+        </w:rPr>
+        <w:t xml:space="preserve"> – wersja </w:t>
+      </w:r>
+      <w:r>
+        <w:rPr>
+          <w:rStyle w:val="Odwoanieintensywne"/>
+        </w:rPr>
+        <w:t>d</w:t>
+      </w:r>
+    </w:p>
+    <w:p>
+      <w:r>
+        <w:drawing>
+          <wp:inline distT="0" distB="0" distL="0" distR="0" wp14:anchorId="3D40D5F2" wp14:editId="74C65E80">
+            <wp:extent cx="2172055" cy="3856007"/>
+            <wp:effectExtent l="0" t="0" r="0" b="0"/>
+            <wp:docPr id="916004216" name="Obraz 1"/>
+            <wp:cNvGraphicFramePr>
+              <a:graphicFrameLocks xmlns:a="http://schemas.openxmlformats.org/drawingml/2006/main" noChangeAspect="1"/>
+            </wp:cNvGraphicFramePr>
+            <a:graphic xmlns:a="http://schemas.openxmlformats.org/drawingml/2006/main">
+              <a:graphicData uri="http://schemas.openxmlformats.org/drawingml/2006/picture">
+                <pic:pic xmlns:pic="http://schemas.openxmlformats.org/drawingml/2006/picture">
+                  <pic:nvPicPr>
+                    <pic:cNvPr id="916004216" name=""/>
+                    <pic:cNvPicPr/>
+                  </pic:nvPicPr>
+                  <pic:blipFill>
+                    <a:blip r:embed="rId39"/>
+                    <a:stretch>
+                      <a:fillRect/>
+                    </a:stretch>
+                  </pic:blipFill>
+                  <pic:spPr>
+                    <a:xfrm>
+                      <a:off x="0" y="0"/>
+                      <a:ext cx="2183879" cy="3876998"/>
+                    </a:xfrm>
+                    <a:prstGeom prst="rect">
+                      <a:avLst/>
+                    </a:prstGeom>
+                  </pic:spPr>
+                </pic:pic>
+              </a:graphicData>
+            </a:graphic>
+          </wp:inline>
+        </w:drawing>
+      </w:r>
+      <w:r>
+        <w:rPr>
+          <w:noProof/>
+        </w:rPr>
+        <w:t xml:space="preserve"> </w:t>
+      </w:r>
+      <w:r>
+        <w:drawing>
+          <wp:inline distT="0" distB="0" distL="0" distR="0" wp14:anchorId="52B21648" wp14:editId="74FB6311">
+            <wp:extent cx="2616753" cy="3856007"/>
+            <wp:effectExtent l="0" t="0" r="0" b="0"/>
+            <wp:docPr id="882705111" name="Obraz 1"/>
+            <wp:cNvGraphicFramePr>
+              <a:graphicFrameLocks xmlns:a="http://schemas.openxmlformats.org/drawingml/2006/main" noChangeAspect="1"/>
+            </wp:cNvGraphicFramePr>
+            <a:graphic xmlns:a="http://schemas.openxmlformats.org/drawingml/2006/main">
+              <a:graphicData uri="http://schemas.openxmlformats.org/drawingml/2006/picture">
+                <pic:pic xmlns:pic="http://schemas.openxmlformats.org/drawingml/2006/picture">
+                  <pic:nvPicPr>
+                    <pic:cNvPr id="882705111" name=""/>
+                    <pic:cNvPicPr/>
+                  </pic:nvPicPr>
+                  <pic:blipFill>
+                    <a:blip r:embed="rId40"/>
+                    <a:stretch>
+                      <a:fillRect/>
+                    </a:stretch>
+                  </pic:blipFill>
+                  <pic:spPr>
+                    <a:xfrm>
+                      <a:off x="0" y="0"/>
+                      <a:ext cx="2629482" cy="3874764"/>
+                    </a:xfrm>
+                    <a:prstGeom prst="rect">
+                      <a:avLst/>
+                    </a:prstGeom>
+                  </pic:spPr>
+                </pic:pic>
+              </a:graphicData>
+            </a:graphic>
+          </wp:inline>
+        </w:drawing>
+      </w:r>
+    </w:p>
+    <w:p/>
+    <w:p>
+      <w:pPr>
+        <w:rPr>
+          <w:rStyle w:val="Odwoanieintensywne"/>
+        </w:rPr>
+      </w:pPr>
+      <w:r>
+        <w:rPr>
+          <w:rStyle w:val="Odwoanieintensywne"/>
+        </w:rPr>
+        <w:t>Przykład 2</w:t>
+      </w:r>
+      <w:r>
+        <w:rPr>
+          <w:rStyle w:val="Odwoanieintensywne"/>
+        </w:rPr>
+        <w:t xml:space="preserve"> – wersja </w:t>
+      </w:r>
+      <w:r>
+        <w:rPr>
+          <w:rStyle w:val="Odwoanieintensywne"/>
+        </w:rPr>
+        <w:t>kompletna</w:t>
+      </w:r>
+    </w:p>
+    <w:p>
+      <w:r>
+        <w:drawing>
+          <wp:inline distT="0" distB="0" distL="0" distR="0" wp14:anchorId="7D34C8A7" wp14:editId="09DD24BA">
+            <wp:extent cx="5119736" cy="3925018"/>
+            <wp:effectExtent l="0" t="0" r="5080" b="0"/>
+            <wp:docPr id="1299374275" name="Obraz 1"/>
+            <wp:cNvGraphicFramePr>
+              <a:graphicFrameLocks xmlns:a="http://schemas.openxmlformats.org/drawingml/2006/main" noChangeAspect="1"/>
+            </wp:cNvGraphicFramePr>
+            <a:graphic xmlns:a="http://schemas.openxmlformats.org/drawingml/2006/main">
+              <a:graphicData uri="http://schemas.openxmlformats.org/drawingml/2006/picture">
+                <pic:pic xmlns:pic="http://schemas.openxmlformats.org/drawingml/2006/picture">
+                  <pic:nvPicPr>
+                    <pic:cNvPr id="1299374275" name=""/>
+                    <pic:cNvPicPr/>
+                  </pic:nvPicPr>
+                  <pic:blipFill>
+                    <a:blip r:embed="rId41"/>
+                    <a:stretch>
+                      <a:fillRect/>
+                    </a:stretch>
+                  </pic:blipFill>
+                  <pic:spPr>
+                    <a:xfrm>
+                      <a:off x="0" y="0"/>
+                      <a:ext cx="5120931" cy="3925934"/>
+                    </a:xfrm>
+                    <a:prstGeom prst="rect">
+                      <a:avLst/>
+                    </a:prstGeom>
+                  </pic:spPr>
+                </pic:pic>
+              </a:graphicData>
+            </a:graphic>
+          </wp:inline>
+        </w:drawing>
+      </w:r>
+    </w:p>
+    <w:p>
+      <w:r>
+        <w:lastRenderedPageBreak/>
+        <w:drawing>
+          <wp:inline distT="0" distB="0" distL="0" distR="0" wp14:anchorId="2DEB4F45" wp14:editId="1555F4F9">
+            <wp:extent cx="2294503" cy="3735238"/>
+            <wp:effectExtent l="0" t="0" r="0" b="0"/>
+            <wp:docPr id="568299380" name="Obraz 1"/>
+            <wp:cNvGraphicFramePr>
+              <a:graphicFrameLocks xmlns:a="http://schemas.openxmlformats.org/drawingml/2006/main" noChangeAspect="1"/>
+            </wp:cNvGraphicFramePr>
+            <a:graphic xmlns:a="http://schemas.openxmlformats.org/drawingml/2006/main">
+              <a:graphicData uri="http://schemas.openxmlformats.org/drawingml/2006/picture">
+                <pic:pic xmlns:pic="http://schemas.openxmlformats.org/drawingml/2006/picture">
+                  <pic:nvPicPr>
+                    <pic:cNvPr id="568299380" name=""/>
+                    <pic:cNvPicPr/>
+                  </pic:nvPicPr>
+                  <pic:blipFill>
+                    <a:blip r:embed="rId42"/>
+                    <a:stretch>
+                      <a:fillRect/>
+                    </a:stretch>
+                  </pic:blipFill>
+                  <pic:spPr>
+                    <a:xfrm>
+                      <a:off x="0" y="0"/>
+                      <a:ext cx="2301216" cy="3746166"/>
+                    </a:xfrm>
+                    <a:prstGeom prst="rect">
+                      <a:avLst/>
+                    </a:prstGeom>
+                  </pic:spPr>
+                </pic:pic>
+              </a:graphicData>
+            </a:graphic>
+          </wp:inline>
+        </w:drawing>
+      </w:r>
+      <w:r>
+        <w:rPr>
+          <w:noProof/>
+        </w:rPr>
+        <w:t xml:space="preserve"> </w:t>
+      </w:r>
+      <w:r>
+        <w:drawing>
+          <wp:inline distT="0" distB="0" distL="0" distR="0" wp14:anchorId="1D6B86D2" wp14:editId="2D24BFB9">
+            <wp:extent cx="2526028" cy="3726611"/>
+            <wp:effectExtent l="0" t="0" r="8255" b="7620"/>
+            <wp:docPr id="1493329975" name="Obraz 1"/>
+            <wp:cNvGraphicFramePr>
+              <a:graphicFrameLocks xmlns:a="http://schemas.openxmlformats.org/drawingml/2006/main" noChangeAspect="1"/>
+            </wp:cNvGraphicFramePr>
+            <a:graphic xmlns:a="http://schemas.openxmlformats.org/drawingml/2006/main">
+              <a:graphicData uri="http://schemas.openxmlformats.org/drawingml/2006/picture">
+                <pic:pic xmlns:pic="http://schemas.openxmlformats.org/drawingml/2006/picture">
+                  <pic:nvPicPr>
+                    <pic:cNvPr id="1493329975" name=""/>
+                    <pic:cNvPicPr/>
+                  </pic:nvPicPr>
+                  <pic:blipFill>
+                    <a:blip r:embed="rId43"/>
+                    <a:stretch>
+                      <a:fillRect/>
+                    </a:stretch>
+                  </pic:blipFill>
+                  <pic:spPr>
+                    <a:xfrm>
+                      <a:off x="0" y="0"/>
+                      <a:ext cx="2538231" cy="3744614"/>
+                    </a:xfrm>
+                    <a:prstGeom prst="rect">
+                      <a:avLst/>
+                    </a:prstGeom>
+                  </pic:spPr>
+                </pic:pic>
+              </a:graphicData>
+            </a:graphic>
+          </wp:inline>
+        </w:drawing>
+      </w:r>
+    </w:p>
+    <w:p>
+      <w:pPr>
+        <w:rPr>
+          <w:rStyle w:val="Odwoanieintensywne"/>
+        </w:rPr>
+      </w:pPr>
+    </w:p>
+    <w:p/>
+    <w:p/>
+    <w:p/>
+    <w:p/>
+    <w:p/>
+    <w:p/>
+    <w:p/>
+    <w:p/>
+    <w:p/>
+    <w:p/>
+    <w:p/>
+    <w:p/>
+    <w:p/>
+    <w:p/>
+    <w:p>
+      <w:pPr>
+        <w:pStyle w:val="Nagwek1"/>
+      </w:pPr>
+      <w:bookmarkStart w:id="14" w:name="_Toc225030133"/>
+      <w:r>
+        <w:lastRenderedPageBreak/>
+        <w:t>Używane biblioteki</w:t>
+      </w:r>
+      <w:bookmarkEnd w:id="14"/>
+    </w:p>
+    <w:p>
+      <w:pPr>
+        <w:jc w:val="both"/>
+        <w:rPr>
+          <w:rStyle w:val="Odwoanieintensywne"/>
+        </w:rPr>
+      </w:pPr>
+      <w:proofErr w:type="spellStart"/>
+      <w:r>
+        <w:rPr>
+          <w:rStyle w:val="Odwoanieintensywne"/>
+        </w:rPr>
+        <w:t>pandas</w:t>
+      </w:r>
+      <w:proofErr w:type="spellEnd"/>
+      <w:r>
+        <w:rPr>
+          <w:rStyle w:val="Odwoanieintensywne"/>
+        </w:rPr>
+        <w:t xml:space="preserve"> </w:t>
+      </w:r>
+    </w:p>
+    <w:p>
+      <w:pPr>
+        <w:jc w:val="both"/>
+      </w:pPr>
+      <w:r>
+        <w:t>B</w:t>
+      </w:r>
+      <w:r>
+        <w:t>iblioteka służąca do analizy i przetwarzania danych. Umożliwia wygodne operacje na tabelach (DataFrame), takie jak filtrowanie, grupowanie czy wczytywanie danych z plików.</w:t>
+      </w:r>
+    </w:p>
+    <w:p>
+      <w:pPr>
+        <w:jc w:val="both"/>
+        <w:rPr>
+          <w:rStyle w:val="Odwoanieintensywne"/>
+        </w:rPr>
+      </w:pPr>
+      <w:proofErr w:type="spellStart"/>
+      <w:r>
+        <w:rPr>
+          <w:rStyle w:val="Odwoanieintensywne"/>
+        </w:rPr>
+        <w:t>termcolor</w:t>
+      </w:r>
+      <w:proofErr w:type="spellEnd"/>
+      <w:r>
+        <w:rPr>
+          <w:rStyle w:val="Odwoanieintensywne"/>
+        </w:rPr>
+        <w:t xml:space="preserve"> </w:t>
+      </w:r>
+    </w:p>
+    <w:p>
+      <w:pPr>
+        <w:jc w:val="both"/>
+      </w:pPr>
+      <w:r>
+        <w:t>P</w:t>
+      </w:r>
+      <w:r>
+        <w:t>rosta biblioteka do kolorowania tekstu w terminalu. Pozwala wyróżniać komunikaty poprzez zmianę koloru i stylu wyświetlanego tekstu.</w:t>
+      </w:r>
+    </w:p>
+    <w:p>
+      <w:pPr>
+        <w:jc w:val="both"/>
+      </w:pPr>
+    </w:p>
+    <w:p>
+      <w:pPr>
+        <w:jc w:val="both"/>
+      </w:pPr>
+    </w:p>
+    <w:p>
+      <w:pPr>
+        <w:jc w:val="both"/>
+      </w:pPr>
+    </w:p>
+    <w:p>
+      <w:pPr>
+        <w:jc w:val="both"/>
+      </w:pPr>
+    </w:p>
+    <w:p>
+      <w:pPr>
+        <w:jc w:val="both"/>
+      </w:pPr>
+    </w:p>
+    <w:p>
+      <w:pPr>
+        <w:jc w:val="both"/>
+      </w:pPr>
+    </w:p>
+    <w:p>
+      <w:pPr>
+        <w:jc w:val="both"/>
+      </w:pPr>
+    </w:p>
+    <w:p>
+      <w:pPr>
+        <w:jc w:val="both"/>
+      </w:pPr>
+    </w:p>
+    <w:p>
+      <w:pPr>
+        <w:jc w:val="both"/>
+      </w:pPr>
+    </w:p>
+    <w:p>
+      <w:pPr>
+        <w:jc w:val="both"/>
+      </w:pPr>
+    </w:p>
+    <w:p>
+      <w:pPr>
+        <w:jc w:val="both"/>
+      </w:pPr>
+      <w:r>
+        <w:t xml:space="preserve">zbiór </w:t>
+      </w:r>
       <m:oMath>
         <m:r>
           <w:rPr>
             <w:rFonts w:ascii="Cambria Math" w:hAnsi="Cambria Math"/>
           </w:rPr>
-          <m:t>d(v)</m:t>
-        </m:r>
-      </m:oMath>
-      <w:r>
-        <w:t xml:space="preserve">zawiera długości najkrótszych ścieżek od wierzchołka </w:t>
-      </w:r>
-      <w:r>
-        <w:t xml:space="preserve">s </w:t>
-      </w:r>
-      <w:r>
-        <w:br/>
-      </w:r>
-      <w:r>
-        <w:t>o wszystkich pozostałych wierzchołków grafu.</w:t>
-      </w:r>
-    </w:p>
-    <w:p>
-      <w:pPr>
-        <w:jc w:val="both"/>
-      </w:pPr>
-    </w:p>
-    <w:p>
-      <w:pPr>
-        <w:jc w:val="both"/>
-      </w:pPr>
-    </w:p>
-    <w:p>
-      <w:pPr>
-        <w:jc w:val="both"/>
-      </w:pPr>
-    </w:p>
-    <w:p>
-      <w:pPr>
-        <w:jc w:val="both"/>
-      </w:pPr>
-    </w:p>
-    <w:p>
-      <w:pPr>
-        <w:jc w:val="both"/>
-      </w:pPr>
-      <w:r>
-        <w:t xml:space="preserve">zbiór </w:t>
-      </w:r>
-      <m:oMath>
-        <m:r>
-          <w:rPr>
-            <w:rFonts w:ascii="Cambria Math" w:hAnsi="Cambria Math"/>
-          </w:rPr>
-          <m:t>Q</m:t>
-        </m:r>
-        <m:r>
-          <w:rPr>
-            <w:rFonts w:ascii="Cambria Math" w:hAnsi="Cambria Math"/>
-          </w:rPr>
-          <m:t xml:space="preserve"> </m:t>
+          <m:t xml:space="preserve">Q </m:t>
         </m:r>
       </m:oMath>
       <w:r>
@@ -859,6 +5297,7 @@
         <w:jc w:val="both"/>
       </w:pPr>
       <w:r>
+        <w:lastRenderedPageBreak/>
         <w:t xml:space="preserve">  </w:t>
       </w:r>
       <w:r>
@@ -887,11 +5326,11 @@
         <w:pStyle w:val="Nagwek2"/>
         <w:jc w:val="both"/>
       </w:pPr>
-      <w:bookmarkStart w:id="2" w:name="_Toc224683348"/>
+      <w:bookmarkStart w:id="15" w:name="_Toc225030134"/>
       <w:r>
         <w:t>Algorytm A*</w:t>
       </w:r>
-      <w:bookmarkEnd w:id="2"/>
+      <w:bookmarkEnd w:id="15"/>
     </w:p>
     <w:p>
       <w:pPr>
@@ -984,7 +5423,6 @@
           <w:b/>
           <w:bCs/>
         </w:rPr>
-        <w:lastRenderedPageBreak/>
         <w:t>Struktury danych</w:t>
       </w:r>
       <w:r>
@@ -1021,7 +5459,7 @@
         <w:pStyle w:val="Nagwek2"/>
         <w:jc w:val="both"/>
       </w:pPr>
-      <w:bookmarkStart w:id="3" w:name="_Toc224683349"/>
+      <w:bookmarkStart w:id="16" w:name="_Toc225030135"/>
       <w:r>
         <w:t xml:space="preserve">Tabu </w:t>
       </w:r>
@@ -1041,7 +5479,7 @@
       <w:r>
         <w:t>)</w:t>
       </w:r>
-      <w:bookmarkEnd w:id="3"/>
+      <w:bookmarkEnd w:id="16"/>
     </w:p>
     <w:p>
       <w:pPr>
@@ -1140,7 +5578,11 @@
         <w:t>kryterium aspiracji ($A$)</w:t>
       </w:r>
       <w:r>
-        <w:t>, które pozwala na wykonanie ruchu tabu, jeśli prowadzi on do rozwiązania "wystarczająco dobrego" (np. lepszego niż dotychczasowe globalne optimum).</w:t>
+        <w:t xml:space="preserve">, które pozwala na </w:t>
+      </w:r>
+      <w:r>
+        <w:lastRenderedPageBreak/>
+        <w:t>wykonanie ruchu tabu, jeśli prowadzi on do rozwiązania "wystarczająco dobrego" (np. lepszego niż dotychczasowe globalne optimum).</w:t>
       </w:r>
     </w:p>
     <w:p>
@@ -1226,7 +5668,6 @@
         <w:jc w:val="both"/>
       </w:pPr>
       <w:r>
-        <w:lastRenderedPageBreak/>
         <w:t>Problemy podczas implementacji</w:t>
       </w:r>
     </w:p>
@@ -1243,6 +5684,268 @@
 <file path=word/numbering.xml><?xml version="1.0" encoding="utf-8"?>
 <w:numbering xmlns:wpc="http://schemas.microsoft.com/office/word/2010/wordprocessingCanvas" xmlns:cx="http://schemas.microsoft.com/office/drawing/2014/chartex" xmlns:cx1="http://schemas.microsoft.com/office/drawing/2015/9/8/chartex" xmlns:cx2="http://schemas.microsoft.com/office/drawing/2015/10/21/chartex" xmlns:cx3="http://schemas.microsoft.com/office/drawing/2016/5/9/chartex" xmlns:cx4="http://schemas.microsoft.com/office/drawing/2016/5/10/chartex" xmlns:cx5="http://schemas.microsoft.com/office/drawing/2016/5/11/chartex" xmlns:cx6="http://schemas.microsoft.com/office/drawing/2016/5/12/chartex" xmlns:cx7="http://schemas.microsoft.com/office/drawing/2016/5/13/chartex" xmlns:cx8="http://schemas.microsoft.com/office/drawing/2016/5/14/chartex" xmlns:mc="http://schemas.openxmlformats.org/markup-compatibility/2006" xmlns:aink="http://schemas.microsoft.com/office/drawing/2016/ink" xmlns:am3d="http://schemas.microsoft.com/office/drawing/2017/model3d" xmlns:o="urn:schemas-microsoft-com:office:office" xmlns:oel="http://schemas.microsoft.com/office/2019/extlst" xmlns:r="http://schemas.openxmlformats.org/officeDocument/2006/relationships" xmlns:m="http://schemas.openxmlformats.org/officeDocument/2006/math" xmlns:v="urn:schemas-microsoft-com:vml" xmlns:wp14="http://schemas.microsoft.com/office/word/2010/wordprocessingDrawing" xmlns:wp="http://schemas.openxmlformats.org/drawingml/2006/wordprocessingDrawing" xmlns:w10="urn:schemas-microsoft-com:office:word" xmlns:w="http://schemas.openxmlformats.org/wordprocessingml/2006/main" xmlns:w14="http://schemas.microsoft.com/office/word/2010/wordml" xmlns:w15="http://schemas.microsoft.com/office/word/2012/wordml" xmlns:w16cex="http://schemas.microsoft.com/office/word/2018/wordml/cex" xmlns:w16cid="http://schemas.microsoft.com/office/word/2016/wordml/cid" xmlns:w16="http://schemas.microsoft.com/office/word/2018/wordml" xmlns:w16du="http://schemas.microsoft.com/office/word/2023/wordml/word16du" xmlns:w16sdtdh="http://schemas.microsoft.com/office/word/2020/wordml/sdtdatahash" xmlns:w16sdtfl="http://schemas.microsoft.com/office/word/2024/wordml/sdtformatlock" xmlns:w16se="http://schemas.microsoft.com/office/word/2015/wordml/symex" xmlns:wpg="http://schemas.microsoft.com/office/word/2010/wordprocessingGroup" xmlns:wpi="http://schemas.microsoft.com/office/word/2010/wordprocessingInk" xmlns:wne="http://schemas.microsoft.com/office/word/2006/wordml" xmlns:wps="http://schemas.microsoft.com/office/word/2010/wordprocessingShape" mc:Ignorable="w14 w15 w16se w16cid w16 w16cex w16sdtdh w16sdtfl w16du wp14">
   <w:abstractNum w:abstractNumId="0" w15:restartNumberingAfterBreak="0">
+    <w:nsid w:val="0022337D"/>
+    <w:multiLevelType w:val="hybridMultilevel"/>
+    <w:tmpl w:val="0E0054B0"/>
+    <w:lvl w:ilvl="0" w:tplc="04150001">
+      <w:start w:val="1"/>
+      <w:numFmt w:val="bullet"/>
+      <w:lvlText w:val=""/>
+      <w:lvlJc w:val="left"/>
+      <w:pPr>
+        <w:ind w:left="720" w:hanging="360"/>
+      </w:pPr>
+      <w:rPr>
+        <w:rFonts w:ascii="Symbol" w:hAnsi="Symbol" w:hint="default"/>
+      </w:rPr>
+    </w:lvl>
+    <w:lvl w:ilvl="1" w:tplc="04150003" w:tentative="1">
+      <w:start w:val="1"/>
+      <w:numFmt w:val="bullet"/>
+      <w:lvlText w:val="o"/>
+      <w:lvlJc w:val="left"/>
+      <w:pPr>
+        <w:ind w:left="1440" w:hanging="360"/>
+      </w:pPr>
+      <w:rPr>
+        <w:rFonts w:ascii="Courier New" w:hAnsi="Courier New" w:cs="Courier New" w:hint="default"/>
+      </w:rPr>
+    </w:lvl>
+    <w:lvl w:ilvl="2" w:tplc="04150005" w:tentative="1">
+      <w:start w:val="1"/>
+      <w:numFmt w:val="bullet"/>
+      <w:lvlText w:val=""/>
+      <w:lvlJc w:val="left"/>
+      <w:pPr>
+        <w:ind w:left="2160" w:hanging="360"/>
+      </w:pPr>
+      <w:rPr>
+        <w:rFonts w:ascii="Wingdings" w:hAnsi="Wingdings" w:hint="default"/>
+      </w:rPr>
+    </w:lvl>
+    <w:lvl w:ilvl="3" w:tplc="04150001" w:tentative="1">
+      <w:start w:val="1"/>
+      <w:numFmt w:val="bullet"/>
+      <w:lvlText w:val=""/>
+      <w:lvlJc w:val="left"/>
+      <w:pPr>
+        <w:ind w:left="2880" w:hanging="360"/>
+      </w:pPr>
+      <w:rPr>
+        <w:rFonts w:ascii="Symbol" w:hAnsi="Symbol" w:hint="default"/>
+      </w:rPr>
+    </w:lvl>
+    <w:lvl w:ilvl="4" w:tplc="04150003" w:tentative="1">
+      <w:start w:val="1"/>
+      <w:numFmt w:val="bullet"/>
+      <w:lvlText w:val="o"/>
+      <w:lvlJc w:val="left"/>
+      <w:pPr>
+        <w:ind w:left="3600" w:hanging="360"/>
+      </w:pPr>
+      <w:rPr>
+        <w:rFonts w:ascii="Courier New" w:hAnsi="Courier New" w:cs="Courier New" w:hint="default"/>
+      </w:rPr>
+    </w:lvl>
+    <w:lvl w:ilvl="5" w:tplc="04150005" w:tentative="1">
+      <w:start w:val="1"/>
+      <w:numFmt w:val="bullet"/>
+      <w:lvlText w:val=""/>
+      <w:lvlJc w:val="left"/>
+      <w:pPr>
+        <w:ind w:left="4320" w:hanging="360"/>
+      </w:pPr>
+      <w:rPr>
+        <w:rFonts w:ascii="Wingdings" w:hAnsi="Wingdings" w:hint="default"/>
+      </w:rPr>
+    </w:lvl>
+    <w:lvl w:ilvl="6" w:tplc="04150001" w:tentative="1">
+      <w:start w:val="1"/>
+      <w:numFmt w:val="bullet"/>
+      <w:lvlText w:val=""/>
+      <w:lvlJc w:val="left"/>
+      <w:pPr>
+        <w:ind w:left="5040" w:hanging="360"/>
+      </w:pPr>
+      <w:rPr>
+        <w:rFonts w:ascii="Symbol" w:hAnsi="Symbol" w:hint="default"/>
+      </w:rPr>
+    </w:lvl>
+    <w:lvl w:ilvl="7" w:tplc="04150003" w:tentative="1">
+      <w:start w:val="1"/>
+      <w:numFmt w:val="bullet"/>
+      <w:lvlText w:val="o"/>
+      <w:lvlJc w:val="left"/>
+      <w:pPr>
+        <w:ind w:left="5760" w:hanging="360"/>
+      </w:pPr>
+      <w:rPr>
+        <w:rFonts w:ascii="Courier New" w:hAnsi="Courier New" w:cs="Courier New" w:hint="default"/>
+      </w:rPr>
+    </w:lvl>
+    <w:lvl w:ilvl="8" w:tplc="04150005" w:tentative="1">
+      <w:start w:val="1"/>
+      <w:numFmt w:val="bullet"/>
+      <w:lvlText w:val=""/>
+      <w:lvlJc w:val="left"/>
+      <w:pPr>
+        <w:ind w:left="6480" w:hanging="360"/>
+      </w:pPr>
+      <w:rPr>
+        <w:rFonts w:ascii="Wingdings" w:hAnsi="Wingdings" w:hint="default"/>
+      </w:rPr>
+    </w:lvl>
+  </w:abstractNum>
+  <w:abstractNum w:abstractNumId="1" w15:restartNumberingAfterBreak="0">
+    <w:nsid w:val="02343B7C"/>
+    <w:multiLevelType w:val="multilevel"/>
+    <w:tmpl w:val="9DB0F32A"/>
+    <w:lvl w:ilvl="0">
+      <w:start w:val="1"/>
+      <w:numFmt w:val="bullet"/>
+      <w:lvlText w:val=""/>
+      <w:lvlJc w:val="left"/>
+      <w:pPr>
+        <w:tabs>
+          <w:tab w:val="num" w:pos="720"/>
+        </w:tabs>
+        <w:ind w:left="720" w:hanging="360"/>
+      </w:pPr>
+      <w:rPr>
+        <w:rFonts w:ascii="Symbol" w:hAnsi="Symbol" w:hint="default"/>
+        <w:sz w:val="20"/>
+      </w:rPr>
+    </w:lvl>
+    <w:lvl w:ilvl="1" w:tentative="1">
+      <w:start w:val="1"/>
+      <w:numFmt w:val="bullet"/>
+      <w:lvlText w:val="o"/>
+      <w:lvlJc w:val="left"/>
+      <w:pPr>
+        <w:tabs>
+          <w:tab w:val="num" w:pos="1440"/>
+        </w:tabs>
+        <w:ind w:left="1440" w:hanging="360"/>
+      </w:pPr>
+      <w:rPr>
+        <w:rFonts w:ascii="Courier New" w:hAnsi="Courier New" w:hint="default"/>
+        <w:sz w:val="20"/>
+      </w:rPr>
+    </w:lvl>
+    <w:lvl w:ilvl="2" w:tentative="1">
+      <w:start w:val="1"/>
+      <w:numFmt w:val="bullet"/>
+      <w:lvlText w:val=""/>
+      <w:lvlJc w:val="left"/>
+      <w:pPr>
+        <w:tabs>
+          <w:tab w:val="num" w:pos="2160"/>
+        </w:tabs>
+        <w:ind w:left="2160" w:hanging="360"/>
+      </w:pPr>
+      <w:rPr>
+        <w:rFonts w:ascii="Wingdings" w:hAnsi="Wingdings" w:hint="default"/>
+        <w:sz w:val="20"/>
+      </w:rPr>
+    </w:lvl>
+    <w:lvl w:ilvl="3" w:tentative="1">
+      <w:start w:val="1"/>
+      <w:numFmt w:val="bullet"/>
+      <w:lvlText w:val=""/>
+      <w:lvlJc w:val="left"/>
+      <w:pPr>
+        <w:tabs>
+          <w:tab w:val="num" w:pos="2880"/>
+        </w:tabs>
+        <w:ind w:left="2880" w:hanging="360"/>
+      </w:pPr>
+      <w:rPr>
+        <w:rFonts w:ascii="Wingdings" w:hAnsi="Wingdings" w:hint="default"/>
+        <w:sz w:val="20"/>
+      </w:rPr>
+    </w:lvl>
+    <w:lvl w:ilvl="4" w:tentative="1">
+      <w:start w:val="1"/>
+      <w:numFmt w:val="bullet"/>
+      <w:lvlText w:val=""/>
+      <w:lvlJc w:val="left"/>
+      <w:pPr>
+        <w:tabs>
+          <w:tab w:val="num" w:pos="3600"/>
+        </w:tabs>
+        <w:ind w:left="3600" w:hanging="360"/>
+      </w:pPr>
+      <w:rPr>
+        <w:rFonts w:ascii="Wingdings" w:hAnsi="Wingdings" w:hint="default"/>
+        <w:sz w:val="20"/>
+      </w:rPr>
+    </w:lvl>
+    <w:lvl w:ilvl="5" w:tentative="1">
+      <w:start w:val="1"/>
+      <w:numFmt w:val="bullet"/>
+      <w:lvlText w:val=""/>
+      <w:lvlJc w:val="left"/>
+      <w:pPr>
+        <w:tabs>
+          <w:tab w:val="num" w:pos="4320"/>
+        </w:tabs>
+        <w:ind w:left="4320" w:hanging="360"/>
+      </w:pPr>
+      <w:rPr>
+        <w:rFonts w:ascii="Wingdings" w:hAnsi="Wingdings" w:hint="default"/>
+        <w:sz w:val="20"/>
+      </w:rPr>
+    </w:lvl>
+    <w:lvl w:ilvl="6" w:tentative="1">
+      <w:start w:val="1"/>
+      <w:numFmt w:val="bullet"/>
+      <w:lvlText w:val=""/>
+      <w:lvlJc w:val="left"/>
+      <w:pPr>
+        <w:tabs>
+          <w:tab w:val="num" w:pos="5040"/>
+        </w:tabs>
+        <w:ind w:left="5040" w:hanging="360"/>
+      </w:pPr>
+      <w:rPr>
+        <w:rFonts w:ascii="Wingdings" w:hAnsi="Wingdings" w:hint="default"/>
+        <w:sz w:val="20"/>
+      </w:rPr>
+    </w:lvl>
+    <w:lvl w:ilvl="7" w:tentative="1">
+      <w:start w:val="1"/>
+      <w:numFmt w:val="bullet"/>
+      <w:lvlText w:val=""/>
+      <w:lvlJc w:val="left"/>
+      <w:pPr>
+        <w:tabs>
+          <w:tab w:val="num" w:pos="5760"/>
+        </w:tabs>
+        <w:ind w:left="5760" w:hanging="360"/>
+      </w:pPr>
+      <w:rPr>
+        <w:rFonts w:ascii="Wingdings" w:hAnsi="Wingdings" w:hint="default"/>
+        <w:sz w:val="20"/>
+      </w:rPr>
+    </w:lvl>
+    <w:lvl w:ilvl="8" w:tentative="1">
+      <w:start w:val="1"/>
+      <w:numFmt w:val="bullet"/>
+      <w:lvlText w:val=""/>
+      <w:lvlJc w:val="left"/>
+      <w:pPr>
+        <w:tabs>
+          <w:tab w:val="num" w:pos="6480"/>
+        </w:tabs>
+        <w:ind w:left="6480" w:hanging="360"/>
+      </w:pPr>
+      <w:rPr>
+        <w:rFonts w:ascii="Wingdings" w:hAnsi="Wingdings" w:hint="default"/>
+        <w:sz w:val="20"/>
+      </w:rPr>
+    </w:lvl>
+  </w:abstractNum>
+  <w:abstractNum w:abstractNumId="2" w15:restartNumberingAfterBreak="0">
     <w:nsid w:val="08F970D6"/>
     <w:multiLevelType w:val="multilevel"/>
     <w:tmpl w:val="227C49FE"/>
@@ -1391,7 +6094,790 @@
       </w:rPr>
     </w:lvl>
   </w:abstractNum>
-  <w:abstractNum w:abstractNumId="1" w15:restartNumberingAfterBreak="0">
+  <w:abstractNum w:abstractNumId="3" w15:restartNumberingAfterBreak="0">
+    <w:nsid w:val="2A676E21"/>
+    <w:multiLevelType w:val="hybridMultilevel"/>
+    <w:tmpl w:val="64B84004"/>
+    <w:lvl w:ilvl="0" w:tplc="04150001">
+      <w:start w:val="1"/>
+      <w:numFmt w:val="bullet"/>
+      <w:lvlText w:val=""/>
+      <w:lvlJc w:val="left"/>
+      <w:pPr>
+        <w:ind w:left="720" w:hanging="360"/>
+      </w:pPr>
+      <w:rPr>
+        <w:rFonts w:ascii="Symbol" w:hAnsi="Symbol" w:hint="default"/>
+      </w:rPr>
+    </w:lvl>
+    <w:lvl w:ilvl="1" w:tplc="04150003" w:tentative="1">
+      <w:start w:val="1"/>
+      <w:numFmt w:val="bullet"/>
+      <w:lvlText w:val="o"/>
+      <w:lvlJc w:val="left"/>
+      <w:pPr>
+        <w:ind w:left="1440" w:hanging="360"/>
+      </w:pPr>
+      <w:rPr>
+        <w:rFonts w:ascii="Courier New" w:hAnsi="Courier New" w:cs="Courier New" w:hint="default"/>
+      </w:rPr>
+    </w:lvl>
+    <w:lvl w:ilvl="2" w:tplc="04150005" w:tentative="1">
+      <w:start w:val="1"/>
+      <w:numFmt w:val="bullet"/>
+      <w:lvlText w:val=""/>
+      <w:lvlJc w:val="left"/>
+      <w:pPr>
+        <w:ind w:left="2160" w:hanging="360"/>
+      </w:pPr>
+      <w:rPr>
+        <w:rFonts w:ascii="Wingdings" w:hAnsi="Wingdings" w:hint="default"/>
+      </w:rPr>
+    </w:lvl>
+    <w:lvl w:ilvl="3" w:tplc="04150001" w:tentative="1">
+      <w:start w:val="1"/>
+      <w:numFmt w:val="bullet"/>
+      <w:lvlText w:val=""/>
+      <w:lvlJc w:val="left"/>
+      <w:pPr>
+        <w:ind w:left="2880" w:hanging="360"/>
+      </w:pPr>
+      <w:rPr>
+        <w:rFonts w:ascii="Symbol" w:hAnsi="Symbol" w:hint="default"/>
+      </w:rPr>
+    </w:lvl>
+    <w:lvl w:ilvl="4" w:tplc="04150003" w:tentative="1">
+      <w:start w:val="1"/>
+      <w:numFmt w:val="bullet"/>
+      <w:lvlText w:val="o"/>
+      <w:lvlJc w:val="left"/>
+      <w:pPr>
+        <w:ind w:left="3600" w:hanging="360"/>
+      </w:pPr>
+      <w:rPr>
+        <w:rFonts w:ascii="Courier New" w:hAnsi="Courier New" w:cs="Courier New" w:hint="default"/>
+      </w:rPr>
+    </w:lvl>
+    <w:lvl w:ilvl="5" w:tplc="04150005" w:tentative="1">
+      <w:start w:val="1"/>
+      <w:numFmt w:val="bullet"/>
+      <w:lvlText w:val=""/>
+      <w:lvlJc w:val="left"/>
+      <w:pPr>
+        <w:ind w:left="4320" w:hanging="360"/>
+      </w:pPr>
+      <w:rPr>
+        <w:rFonts w:ascii="Wingdings" w:hAnsi="Wingdings" w:hint="default"/>
+      </w:rPr>
+    </w:lvl>
+    <w:lvl w:ilvl="6" w:tplc="04150001" w:tentative="1">
+      <w:start w:val="1"/>
+      <w:numFmt w:val="bullet"/>
+      <w:lvlText w:val=""/>
+      <w:lvlJc w:val="left"/>
+      <w:pPr>
+        <w:ind w:left="5040" w:hanging="360"/>
+      </w:pPr>
+      <w:rPr>
+        <w:rFonts w:ascii="Symbol" w:hAnsi="Symbol" w:hint="default"/>
+      </w:rPr>
+    </w:lvl>
+    <w:lvl w:ilvl="7" w:tplc="04150003" w:tentative="1">
+      <w:start w:val="1"/>
+      <w:numFmt w:val="bullet"/>
+      <w:lvlText w:val="o"/>
+      <w:lvlJc w:val="left"/>
+      <w:pPr>
+        <w:ind w:left="5760" w:hanging="360"/>
+      </w:pPr>
+      <w:rPr>
+        <w:rFonts w:ascii="Courier New" w:hAnsi="Courier New" w:cs="Courier New" w:hint="default"/>
+      </w:rPr>
+    </w:lvl>
+    <w:lvl w:ilvl="8" w:tplc="04150005" w:tentative="1">
+      <w:start w:val="1"/>
+      <w:numFmt w:val="bullet"/>
+      <w:lvlText w:val=""/>
+      <w:lvlJc w:val="left"/>
+      <w:pPr>
+        <w:ind w:left="6480" w:hanging="360"/>
+      </w:pPr>
+      <w:rPr>
+        <w:rFonts w:ascii="Wingdings" w:hAnsi="Wingdings" w:hint="default"/>
+      </w:rPr>
+    </w:lvl>
+  </w:abstractNum>
+  <w:abstractNum w:abstractNumId="4" w15:restartNumberingAfterBreak="0">
+    <w:nsid w:val="31CC1B3C"/>
+    <w:multiLevelType w:val="hybridMultilevel"/>
+    <w:tmpl w:val="39E43EE4"/>
+    <w:lvl w:ilvl="0" w:tplc="FFFFFFFF">
+      <w:start w:val="1"/>
+      <w:numFmt w:val="decimal"/>
+      <w:lvlText w:val="%1."/>
+      <w:lvlJc w:val="left"/>
+      <w:pPr>
+        <w:ind w:left="720" w:hanging="360"/>
+      </w:pPr>
+      <w:rPr>
+        <w:rFonts w:hint="default"/>
+      </w:rPr>
+    </w:lvl>
+    <w:lvl w:ilvl="1" w:tplc="FFFFFFFF" w:tentative="1">
+      <w:start w:val="1"/>
+      <w:numFmt w:val="lowerLetter"/>
+      <w:lvlText w:val="%2."/>
+      <w:lvlJc w:val="left"/>
+      <w:pPr>
+        <w:ind w:left="1440" w:hanging="360"/>
+      </w:pPr>
+    </w:lvl>
+    <w:lvl w:ilvl="2" w:tplc="FFFFFFFF" w:tentative="1">
+      <w:start w:val="1"/>
+      <w:numFmt w:val="lowerRoman"/>
+      <w:lvlText w:val="%3."/>
+      <w:lvlJc w:val="right"/>
+      <w:pPr>
+        <w:ind w:left="2160" w:hanging="180"/>
+      </w:pPr>
+    </w:lvl>
+    <w:lvl w:ilvl="3" w:tplc="FFFFFFFF" w:tentative="1">
+      <w:start w:val="1"/>
+      <w:numFmt w:val="decimal"/>
+      <w:lvlText w:val="%4."/>
+      <w:lvlJc w:val="left"/>
+      <w:pPr>
+        <w:ind w:left="2880" w:hanging="360"/>
+      </w:pPr>
+    </w:lvl>
+    <w:lvl w:ilvl="4" w:tplc="FFFFFFFF" w:tentative="1">
+      <w:start w:val="1"/>
+      <w:numFmt w:val="lowerLetter"/>
+      <w:lvlText w:val="%5."/>
+      <w:lvlJc w:val="left"/>
+      <w:pPr>
+        <w:ind w:left="3600" w:hanging="360"/>
+      </w:pPr>
+    </w:lvl>
+    <w:lvl w:ilvl="5" w:tplc="FFFFFFFF" w:tentative="1">
+      <w:start w:val="1"/>
+      <w:numFmt w:val="lowerRoman"/>
+      <w:lvlText w:val="%6."/>
+      <w:lvlJc w:val="right"/>
+      <w:pPr>
+        <w:ind w:left="4320" w:hanging="180"/>
+      </w:pPr>
+    </w:lvl>
+    <w:lvl w:ilvl="6" w:tplc="FFFFFFFF" w:tentative="1">
+      <w:start w:val="1"/>
+      <w:numFmt w:val="decimal"/>
+      <w:lvlText w:val="%7."/>
+      <w:lvlJc w:val="left"/>
+      <w:pPr>
+        <w:ind w:left="5040" w:hanging="360"/>
+      </w:pPr>
+    </w:lvl>
+    <w:lvl w:ilvl="7" w:tplc="FFFFFFFF" w:tentative="1">
+      <w:start w:val="1"/>
+      <w:numFmt w:val="lowerLetter"/>
+      <w:lvlText w:val="%8."/>
+      <w:lvlJc w:val="left"/>
+      <w:pPr>
+        <w:ind w:left="5760" w:hanging="360"/>
+      </w:pPr>
+    </w:lvl>
+    <w:lvl w:ilvl="8" w:tplc="FFFFFFFF" w:tentative="1">
+      <w:start w:val="1"/>
+      <w:numFmt w:val="lowerRoman"/>
+      <w:lvlText w:val="%9."/>
+      <w:lvlJc w:val="right"/>
+      <w:pPr>
+        <w:ind w:left="6480" w:hanging="180"/>
+      </w:pPr>
+    </w:lvl>
+  </w:abstractNum>
+  <w:abstractNum w:abstractNumId="5" w15:restartNumberingAfterBreak="0">
+    <w:nsid w:val="32547CD9"/>
+    <w:multiLevelType w:val="hybridMultilevel"/>
+    <w:tmpl w:val="AB4ACC2A"/>
+    <w:lvl w:ilvl="0" w:tplc="04150001">
+      <w:start w:val="1"/>
+      <w:numFmt w:val="bullet"/>
+      <w:lvlText w:val=""/>
+      <w:lvlJc w:val="left"/>
+      <w:pPr>
+        <w:ind w:left="720" w:hanging="360"/>
+      </w:pPr>
+      <w:rPr>
+        <w:rFonts w:ascii="Symbol" w:hAnsi="Symbol" w:hint="default"/>
+      </w:rPr>
+    </w:lvl>
+    <w:lvl w:ilvl="1" w:tplc="04150003">
+      <w:start w:val="1"/>
+      <w:numFmt w:val="bullet"/>
+      <w:lvlText w:val="o"/>
+      <w:lvlJc w:val="left"/>
+      <w:pPr>
+        <w:ind w:left="1440" w:hanging="360"/>
+      </w:pPr>
+      <w:rPr>
+        <w:rFonts w:ascii="Courier New" w:hAnsi="Courier New" w:cs="Courier New" w:hint="default"/>
+      </w:rPr>
+    </w:lvl>
+    <w:lvl w:ilvl="2" w:tplc="04150005" w:tentative="1">
+      <w:start w:val="1"/>
+      <w:numFmt w:val="bullet"/>
+      <w:lvlText w:val=""/>
+      <w:lvlJc w:val="left"/>
+      <w:pPr>
+        <w:ind w:left="2160" w:hanging="360"/>
+      </w:pPr>
+      <w:rPr>
+        <w:rFonts w:ascii="Wingdings" w:hAnsi="Wingdings" w:hint="default"/>
+      </w:rPr>
+    </w:lvl>
+    <w:lvl w:ilvl="3" w:tplc="04150001" w:tentative="1">
+      <w:start w:val="1"/>
+      <w:numFmt w:val="bullet"/>
+      <w:lvlText w:val=""/>
+      <w:lvlJc w:val="left"/>
+      <w:pPr>
+        <w:ind w:left="2880" w:hanging="360"/>
+      </w:pPr>
+      <w:rPr>
+        <w:rFonts w:ascii="Symbol" w:hAnsi="Symbol" w:hint="default"/>
+      </w:rPr>
+    </w:lvl>
+    <w:lvl w:ilvl="4" w:tplc="04150003" w:tentative="1">
+      <w:start w:val="1"/>
+      <w:numFmt w:val="bullet"/>
+      <w:lvlText w:val="o"/>
+      <w:lvlJc w:val="left"/>
+      <w:pPr>
+        <w:ind w:left="3600" w:hanging="360"/>
+      </w:pPr>
+      <w:rPr>
+        <w:rFonts w:ascii="Courier New" w:hAnsi="Courier New" w:cs="Courier New" w:hint="default"/>
+      </w:rPr>
+    </w:lvl>
+    <w:lvl w:ilvl="5" w:tplc="04150005" w:tentative="1">
+      <w:start w:val="1"/>
+      <w:numFmt w:val="bullet"/>
+      <w:lvlText w:val=""/>
+      <w:lvlJc w:val="left"/>
+      <w:pPr>
+        <w:ind w:left="4320" w:hanging="360"/>
+      </w:pPr>
+      <w:rPr>
+        <w:rFonts w:ascii="Wingdings" w:hAnsi="Wingdings" w:hint="default"/>
+      </w:rPr>
+    </w:lvl>
+    <w:lvl w:ilvl="6" w:tplc="04150001" w:tentative="1">
+      <w:start w:val="1"/>
+      <w:numFmt w:val="bullet"/>
+      <w:lvlText w:val=""/>
+      <w:lvlJc w:val="left"/>
+      <w:pPr>
+        <w:ind w:left="5040" w:hanging="360"/>
+      </w:pPr>
+      <w:rPr>
+        <w:rFonts w:ascii="Symbol" w:hAnsi="Symbol" w:hint="default"/>
+      </w:rPr>
+    </w:lvl>
+    <w:lvl w:ilvl="7" w:tplc="04150003" w:tentative="1">
+      <w:start w:val="1"/>
+      <w:numFmt w:val="bullet"/>
+      <w:lvlText w:val="o"/>
+      <w:lvlJc w:val="left"/>
+      <w:pPr>
+        <w:ind w:left="5760" w:hanging="360"/>
+      </w:pPr>
+      <w:rPr>
+        <w:rFonts w:ascii="Courier New" w:hAnsi="Courier New" w:cs="Courier New" w:hint="default"/>
+      </w:rPr>
+    </w:lvl>
+    <w:lvl w:ilvl="8" w:tplc="04150005" w:tentative="1">
+      <w:start w:val="1"/>
+      <w:numFmt w:val="bullet"/>
+      <w:lvlText w:val=""/>
+      <w:lvlJc w:val="left"/>
+      <w:pPr>
+        <w:ind w:left="6480" w:hanging="360"/>
+      </w:pPr>
+      <w:rPr>
+        <w:rFonts w:ascii="Wingdings" w:hAnsi="Wingdings" w:hint="default"/>
+      </w:rPr>
+    </w:lvl>
+  </w:abstractNum>
+  <w:abstractNum w:abstractNumId="6" w15:restartNumberingAfterBreak="0">
+    <w:nsid w:val="34A968D5"/>
+    <w:multiLevelType w:val="hybridMultilevel"/>
+    <w:tmpl w:val="39E43EE4"/>
+    <w:lvl w:ilvl="0" w:tplc="0415000F">
+      <w:start w:val="1"/>
+      <w:numFmt w:val="decimal"/>
+      <w:lvlText w:val="%1."/>
+      <w:lvlJc w:val="left"/>
+      <w:pPr>
+        <w:ind w:left="720" w:hanging="360"/>
+      </w:pPr>
+      <w:rPr>
+        <w:rFonts w:hint="default"/>
+      </w:rPr>
+    </w:lvl>
+    <w:lvl w:ilvl="1" w:tplc="04150019" w:tentative="1">
+      <w:start w:val="1"/>
+      <w:numFmt w:val="lowerLetter"/>
+      <w:lvlText w:val="%2."/>
+      <w:lvlJc w:val="left"/>
+      <w:pPr>
+        <w:ind w:left="1440" w:hanging="360"/>
+      </w:pPr>
+    </w:lvl>
+    <w:lvl w:ilvl="2" w:tplc="0415001B" w:tentative="1">
+      <w:start w:val="1"/>
+      <w:numFmt w:val="lowerRoman"/>
+      <w:lvlText w:val="%3."/>
+      <w:lvlJc w:val="right"/>
+      <w:pPr>
+        <w:ind w:left="2160" w:hanging="180"/>
+      </w:pPr>
+    </w:lvl>
+    <w:lvl w:ilvl="3" w:tplc="0415000F" w:tentative="1">
+      <w:start w:val="1"/>
+      <w:numFmt w:val="decimal"/>
+      <w:lvlText w:val="%4."/>
+      <w:lvlJc w:val="left"/>
+      <w:pPr>
+        <w:ind w:left="2880" w:hanging="360"/>
+      </w:pPr>
+    </w:lvl>
+    <w:lvl w:ilvl="4" w:tplc="04150019" w:tentative="1">
+      <w:start w:val="1"/>
+      <w:numFmt w:val="lowerLetter"/>
+      <w:lvlText w:val="%5."/>
+      <w:lvlJc w:val="left"/>
+      <w:pPr>
+        <w:ind w:left="3600" w:hanging="360"/>
+      </w:pPr>
+    </w:lvl>
+    <w:lvl w:ilvl="5" w:tplc="0415001B" w:tentative="1">
+      <w:start w:val="1"/>
+      <w:numFmt w:val="lowerRoman"/>
+      <w:lvlText w:val="%6."/>
+      <w:lvlJc w:val="right"/>
+      <w:pPr>
+        <w:ind w:left="4320" w:hanging="180"/>
+      </w:pPr>
+    </w:lvl>
+    <w:lvl w:ilvl="6" w:tplc="0415000F" w:tentative="1">
+      <w:start w:val="1"/>
+      <w:numFmt w:val="decimal"/>
+      <w:lvlText w:val="%7."/>
+      <w:lvlJc w:val="left"/>
+      <w:pPr>
+        <w:ind w:left="5040" w:hanging="360"/>
+      </w:pPr>
+    </w:lvl>
+    <w:lvl w:ilvl="7" w:tplc="04150019" w:tentative="1">
+      <w:start w:val="1"/>
+      <w:numFmt w:val="lowerLetter"/>
+      <w:lvlText w:val="%8."/>
+      <w:lvlJc w:val="left"/>
+      <w:pPr>
+        <w:ind w:left="5760" w:hanging="360"/>
+      </w:pPr>
+    </w:lvl>
+    <w:lvl w:ilvl="8" w:tplc="0415001B" w:tentative="1">
+      <w:start w:val="1"/>
+      <w:numFmt w:val="lowerRoman"/>
+      <w:lvlText w:val="%9."/>
+      <w:lvlJc w:val="right"/>
+      <w:pPr>
+        <w:ind w:left="6480" w:hanging="180"/>
+      </w:pPr>
+    </w:lvl>
+  </w:abstractNum>
+  <w:abstractNum w:abstractNumId="7" w15:restartNumberingAfterBreak="0">
+    <w:nsid w:val="491B50D8"/>
+    <w:multiLevelType w:val="multilevel"/>
+    <w:tmpl w:val="55F2953E"/>
+    <w:lvl w:ilvl="0">
+      <w:start w:val="1"/>
+      <w:numFmt w:val="bullet"/>
+      <w:lvlText w:val=""/>
+      <w:lvlJc w:val="left"/>
+      <w:pPr>
+        <w:tabs>
+          <w:tab w:val="num" w:pos="720"/>
+        </w:tabs>
+        <w:ind w:left="720" w:hanging="360"/>
+      </w:pPr>
+      <w:rPr>
+        <w:rFonts w:ascii="Symbol" w:hAnsi="Symbol" w:hint="default"/>
+        <w:sz w:val="20"/>
+      </w:rPr>
+    </w:lvl>
+    <w:lvl w:ilvl="1" w:tentative="1">
+      <w:start w:val="1"/>
+      <w:numFmt w:val="bullet"/>
+      <w:lvlText w:val="o"/>
+      <w:lvlJc w:val="left"/>
+      <w:pPr>
+        <w:tabs>
+          <w:tab w:val="num" w:pos="1440"/>
+        </w:tabs>
+        <w:ind w:left="1440" w:hanging="360"/>
+      </w:pPr>
+      <w:rPr>
+        <w:rFonts w:ascii="Courier New" w:hAnsi="Courier New" w:hint="default"/>
+        <w:sz w:val="20"/>
+      </w:rPr>
+    </w:lvl>
+    <w:lvl w:ilvl="2" w:tentative="1">
+      <w:start w:val="1"/>
+      <w:numFmt w:val="bullet"/>
+      <w:lvlText w:val=""/>
+      <w:lvlJc w:val="left"/>
+      <w:pPr>
+        <w:tabs>
+          <w:tab w:val="num" w:pos="2160"/>
+        </w:tabs>
+        <w:ind w:left="2160" w:hanging="360"/>
+      </w:pPr>
+      <w:rPr>
+        <w:rFonts w:ascii="Wingdings" w:hAnsi="Wingdings" w:hint="default"/>
+        <w:sz w:val="20"/>
+      </w:rPr>
+    </w:lvl>
+    <w:lvl w:ilvl="3" w:tentative="1">
+      <w:start w:val="1"/>
+      <w:numFmt w:val="bullet"/>
+      <w:lvlText w:val=""/>
+      <w:lvlJc w:val="left"/>
+      <w:pPr>
+        <w:tabs>
+          <w:tab w:val="num" w:pos="2880"/>
+        </w:tabs>
+        <w:ind w:left="2880" w:hanging="360"/>
+      </w:pPr>
+      <w:rPr>
+        <w:rFonts w:ascii="Wingdings" w:hAnsi="Wingdings" w:hint="default"/>
+        <w:sz w:val="20"/>
+      </w:rPr>
+    </w:lvl>
+    <w:lvl w:ilvl="4" w:tentative="1">
+      <w:start w:val="1"/>
+      <w:numFmt w:val="bullet"/>
+      <w:lvlText w:val=""/>
+      <w:lvlJc w:val="left"/>
+      <w:pPr>
+        <w:tabs>
+          <w:tab w:val="num" w:pos="3600"/>
+        </w:tabs>
+        <w:ind w:left="3600" w:hanging="360"/>
+      </w:pPr>
+      <w:rPr>
+        <w:rFonts w:ascii="Wingdings" w:hAnsi="Wingdings" w:hint="default"/>
+        <w:sz w:val="20"/>
+      </w:rPr>
+    </w:lvl>
+    <w:lvl w:ilvl="5" w:tentative="1">
+      <w:start w:val="1"/>
+      <w:numFmt w:val="bullet"/>
+      <w:lvlText w:val=""/>
+      <w:lvlJc w:val="left"/>
+      <w:pPr>
+        <w:tabs>
+          <w:tab w:val="num" w:pos="4320"/>
+        </w:tabs>
+        <w:ind w:left="4320" w:hanging="360"/>
+      </w:pPr>
+      <w:rPr>
+        <w:rFonts w:ascii="Wingdings" w:hAnsi="Wingdings" w:hint="default"/>
+        <w:sz w:val="20"/>
+      </w:rPr>
+    </w:lvl>
+    <w:lvl w:ilvl="6" w:tentative="1">
+      <w:start w:val="1"/>
+      <w:numFmt w:val="bullet"/>
+      <w:lvlText w:val=""/>
+      <w:lvlJc w:val="left"/>
+      <w:pPr>
+        <w:tabs>
+          <w:tab w:val="num" w:pos="5040"/>
+        </w:tabs>
+        <w:ind w:left="5040" w:hanging="360"/>
+      </w:pPr>
+      <w:rPr>
+        <w:rFonts w:ascii="Wingdings" w:hAnsi="Wingdings" w:hint="default"/>
+        <w:sz w:val="20"/>
+      </w:rPr>
+    </w:lvl>
+    <w:lvl w:ilvl="7" w:tentative="1">
+      <w:start w:val="1"/>
+      <w:numFmt w:val="bullet"/>
+      <w:lvlText w:val=""/>
+      <w:lvlJc w:val="left"/>
+      <w:pPr>
+        <w:tabs>
+          <w:tab w:val="num" w:pos="5760"/>
+        </w:tabs>
+        <w:ind w:left="5760" w:hanging="360"/>
+      </w:pPr>
+      <w:rPr>
+        <w:rFonts w:ascii="Wingdings" w:hAnsi="Wingdings" w:hint="default"/>
+        <w:sz w:val="20"/>
+      </w:rPr>
+    </w:lvl>
+    <w:lvl w:ilvl="8" w:tentative="1">
+      <w:start w:val="1"/>
+      <w:numFmt w:val="bullet"/>
+      <w:lvlText w:val=""/>
+      <w:lvlJc w:val="left"/>
+      <w:pPr>
+        <w:tabs>
+          <w:tab w:val="num" w:pos="6480"/>
+        </w:tabs>
+        <w:ind w:left="6480" w:hanging="360"/>
+      </w:pPr>
+      <w:rPr>
+        <w:rFonts w:ascii="Wingdings" w:hAnsi="Wingdings" w:hint="default"/>
+        <w:sz w:val="20"/>
+      </w:rPr>
+    </w:lvl>
+  </w:abstractNum>
+  <w:abstractNum w:abstractNumId="8" w15:restartNumberingAfterBreak="0">
+    <w:nsid w:val="51FE5737"/>
+    <w:multiLevelType w:val="multilevel"/>
+    <w:tmpl w:val="4228634C"/>
+    <w:lvl w:ilvl="0">
+      <w:start w:val="1"/>
+      <w:numFmt w:val="decimal"/>
+      <w:lvlText w:val="%1."/>
+      <w:lvlJc w:val="left"/>
+      <w:pPr>
+        <w:tabs>
+          <w:tab w:val="num" w:pos="720"/>
+        </w:tabs>
+        <w:ind w:left="720" w:hanging="360"/>
+      </w:pPr>
+    </w:lvl>
+    <w:lvl w:ilvl="1">
+      <w:start w:val="1"/>
+      <w:numFmt w:val="bullet"/>
+      <w:lvlText w:val="o"/>
+      <w:lvlJc w:val="left"/>
+      <w:pPr>
+        <w:tabs>
+          <w:tab w:val="num" w:pos="1440"/>
+        </w:tabs>
+        <w:ind w:left="1440" w:hanging="360"/>
+      </w:pPr>
+      <w:rPr>
+        <w:rFonts w:ascii="Courier New" w:hAnsi="Courier New" w:hint="default"/>
+        <w:sz w:val="20"/>
+      </w:rPr>
+    </w:lvl>
+    <w:lvl w:ilvl="2" w:tentative="1">
+      <w:start w:val="1"/>
+      <w:numFmt w:val="decimal"/>
+      <w:lvlText w:val="%3."/>
+      <w:lvlJc w:val="left"/>
+      <w:pPr>
+        <w:tabs>
+          <w:tab w:val="num" w:pos="2160"/>
+        </w:tabs>
+        <w:ind w:left="2160" w:hanging="360"/>
+      </w:pPr>
+    </w:lvl>
+    <w:lvl w:ilvl="3" w:tentative="1">
+      <w:start w:val="1"/>
+      <w:numFmt w:val="decimal"/>
+      <w:lvlText w:val="%4."/>
+      <w:lvlJc w:val="left"/>
+      <w:pPr>
+        <w:tabs>
+          <w:tab w:val="num" w:pos="2880"/>
+        </w:tabs>
+        <w:ind w:left="2880" w:hanging="360"/>
+      </w:pPr>
+    </w:lvl>
+    <w:lvl w:ilvl="4" w:tentative="1">
+      <w:start w:val="1"/>
+      <w:numFmt w:val="decimal"/>
+      <w:lvlText w:val="%5."/>
+      <w:lvlJc w:val="left"/>
+      <w:pPr>
+        <w:tabs>
+          <w:tab w:val="num" w:pos="3600"/>
+        </w:tabs>
+        <w:ind w:left="3600" w:hanging="360"/>
+      </w:pPr>
+    </w:lvl>
+    <w:lvl w:ilvl="5" w:tentative="1">
+      <w:start w:val="1"/>
+      <w:numFmt w:val="decimal"/>
+      <w:lvlText w:val="%6."/>
+      <w:lvlJc w:val="left"/>
+      <w:pPr>
+        <w:tabs>
+          <w:tab w:val="num" w:pos="4320"/>
+        </w:tabs>
+        <w:ind w:left="4320" w:hanging="360"/>
+      </w:pPr>
+    </w:lvl>
+    <w:lvl w:ilvl="6" w:tentative="1">
+      <w:start w:val="1"/>
+      <w:numFmt w:val="decimal"/>
+      <w:lvlText w:val="%7."/>
+      <w:lvlJc w:val="left"/>
+      <w:pPr>
+        <w:tabs>
+          <w:tab w:val="num" w:pos="5040"/>
+        </w:tabs>
+        <w:ind w:left="5040" w:hanging="360"/>
+      </w:pPr>
+    </w:lvl>
+    <w:lvl w:ilvl="7" w:tentative="1">
+      <w:start w:val="1"/>
+      <w:numFmt w:val="decimal"/>
+      <w:lvlText w:val="%8."/>
+      <w:lvlJc w:val="left"/>
+      <w:pPr>
+        <w:tabs>
+          <w:tab w:val="num" w:pos="5760"/>
+        </w:tabs>
+        <w:ind w:left="5760" w:hanging="360"/>
+      </w:pPr>
+    </w:lvl>
+    <w:lvl w:ilvl="8" w:tentative="1">
+      <w:start w:val="1"/>
+      <w:numFmt w:val="decimal"/>
+      <w:lvlText w:val="%9."/>
+      <w:lvlJc w:val="left"/>
+      <w:pPr>
+        <w:tabs>
+          <w:tab w:val="num" w:pos="6480"/>
+        </w:tabs>
+        <w:ind w:left="6480" w:hanging="360"/>
+      </w:pPr>
+    </w:lvl>
+  </w:abstractNum>
+  <w:abstractNum w:abstractNumId="9" w15:restartNumberingAfterBreak="0">
+    <w:nsid w:val="52030974"/>
+    <w:multiLevelType w:val="hybridMultilevel"/>
+    <w:tmpl w:val="BB240068"/>
+    <w:lvl w:ilvl="0" w:tplc="04150001">
+      <w:start w:val="1"/>
+      <w:numFmt w:val="bullet"/>
+      <w:lvlText w:val=""/>
+      <w:lvlJc w:val="left"/>
+      <w:pPr>
+        <w:ind w:left="720" w:hanging="360"/>
+      </w:pPr>
+      <w:rPr>
+        <w:rFonts w:ascii="Symbol" w:hAnsi="Symbol" w:hint="default"/>
+      </w:rPr>
+    </w:lvl>
+    <w:lvl w:ilvl="1" w:tplc="04150003" w:tentative="1">
+      <w:start w:val="1"/>
+      <w:numFmt w:val="bullet"/>
+      <w:lvlText w:val="o"/>
+      <w:lvlJc w:val="left"/>
+      <w:pPr>
+        <w:ind w:left="1440" w:hanging="360"/>
+      </w:pPr>
+      <w:rPr>
+        <w:rFonts w:ascii="Courier New" w:hAnsi="Courier New" w:cs="Courier New" w:hint="default"/>
+      </w:rPr>
+    </w:lvl>
+    <w:lvl w:ilvl="2" w:tplc="04150005" w:tentative="1">
+      <w:start w:val="1"/>
+      <w:numFmt w:val="bullet"/>
+      <w:lvlText w:val=""/>
+      <w:lvlJc w:val="left"/>
+      <w:pPr>
+        <w:ind w:left="2160" w:hanging="360"/>
+      </w:pPr>
+      <w:rPr>
+        <w:rFonts w:ascii="Wingdings" w:hAnsi="Wingdings" w:hint="default"/>
+      </w:rPr>
+    </w:lvl>
+    <w:lvl w:ilvl="3" w:tplc="04150001" w:tentative="1">
+      <w:start w:val="1"/>
+      <w:numFmt w:val="bullet"/>
+      <w:lvlText w:val=""/>
+      <w:lvlJc w:val="left"/>
+      <w:pPr>
+        <w:ind w:left="2880" w:hanging="360"/>
+      </w:pPr>
+      <w:rPr>
+        <w:rFonts w:ascii="Symbol" w:hAnsi="Symbol" w:hint="default"/>
+      </w:rPr>
+    </w:lvl>
+    <w:lvl w:ilvl="4" w:tplc="04150003" w:tentative="1">
+      <w:start w:val="1"/>
+      <w:numFmt w:val="bullet"/>
+      <w:lvlText w:val="o"/>
+      <w:lvlJc w:val="left"/>
+      <w:pPr>
+        <w:ind w:left="3600" w:hanging="360"/>
+      </w:pPr>
+      <w:rPr>
+        <w:rFonts w:ascii="Courier New" w:hAnsi="Courier New" w:cs="Courier New" w:hint="default"/>
+      </w:rPr>
+    </w:lvl>
+    <w:lvl w:ilvl="5" w:tplc="04150005" w:tentative="1">
+      <w:start w:val="1"/>
+      <w:numFmt w:val="bullet"/>
+      <w:lvlText w:val=""/>
+      <w:lvlJc w:val="left"/>
+      <w:pPr>
+        <w:ind w:left="4320" w:hanging="360"/>
+      </w:pPr>
+      <w:rPr>
+        <w:rFonts w:ascii="Wingdings" w:hAnsi="Wingdings" w:hint="default"/>
+      </w:rPr>
+    </w:lvl>
+    <w:lvl w:ilvl="6" w:tplc="04150001" w:tentative="1">
+      <w:start w:val="1"/>
+      <w:numFmt w:val="bullet"/>
+      <w:lvlText w:val=""/>
+      <w:lvlJc w:val="left"/>
+      <w:pPr>
+        <w:ind w:left="5040" w:hanging="360"/>
+      </w:pPr>
+      <w:rPr>
+        <w:rFonts w:ascii="Symbol" w:hAnsi="Symbol" w:hint="default"/>
+      </w:rPr>
+    </w:lvl>
+    <w:lvl w:ilvl="7" w:tplc="04150003" w:tentative="1">
+      <w:start w:val="1"/>
+      <w:numFmt w:val="bullet"/>
+      <w:lvlText w:val="o"/>
+      <w:lvlJc w:val="left"/>
+      <w:pPr>
+        <w:ind w:left="5760" w:hanging="360"/>
+      </w:pPr>
+      <w:rPr>
+        <w:rFonts w:ascii="Courier New" w:hAnsi="Courier New" w:cs="Courier New" w:hint="default"/>
+      </w:rPr>
+    </w:lvl>
+    <w:lvl w:ilvl="8" w:tplc="04150005" w:tentative="1">
+      <w:start w:val="1"/>
+      <w:numFmt w:val="bullet"/>
+      <w:lvlText w:val=""/>
+      <w:lvlJc w:val="left"/>
+      <w:pPr>
+        <w:ind w:left="6480" w:hanging="360"/>
+      </w:pPr>
+      <w:rPr>
+        <w:rFonts w:ascii="Wingdings" w:hAnsi="Wingdings" w:hint="default"/>
+      </w:rPr>
+    </w:lvl>
+  </w:abstractNum>
+  <w:abstractNum w:abstractNumId="10" w15:restartNumberingAfterBreak="0">
     <w:nsid w:val="5505753C"/>
     <w:multiLevelType w:val="hybridMultilevel"/>
     <w:tmpl w:val="8E4CA170"/>
@@ -1477,7 +6963,7 @@
       </w:pPr>
     </w:lvl>
   </w:abstractNum>
-  <w:abstractNum w:abstractNumId="2" w15:restartNumberingAfterBreak="0">
+  <w:abstractNum w:abstractNumId="11" w15:restartNumberingAfterBreak="0">
     <w:nsid w:val="551424F0"/>
     <w:multiLevelType w:val="hybridMultilevel"/>
     <w:tmpl w:val="7996DE96"/>
@@ -1590,7 +7076,7 @@
       </w:rPr>
     </w:lvl>
   </w:abstractNum>
-  <w:abstractNum w:abstractNumId="3" w15:restartNumberingAfterBreak="0">
+  <w:abstractNum w:abstractNumId="12" w15:restartNumberingAfterBreak="0">
     <w:nsid w:val="56210763"/>
     <w:multiLevelType w:val="multilevel"/>
     <w:tmpl w:val="0ED2DD34"/>
@@ -1739,17 +7225,284 @@
       </w:rPr>
     </w:lvl>
   </w:abstractNum>
+  <w:abstractNum w:abstractNumId="13" w15:restartNumberingAfterBreak="0">
+    <w:nsid w:val="5CFD19E5"/>
+    <w:multiLevelType w:val="multilevel"/>
+    <w:tmpl w:val="DD36158A"/>
+    <w:lvl w:ilvl="0">
+      <w:start w:val="1"/>
+      <w:numFmt w:val="bullet"/>
+      <w:lvlText w:val=""/>
+      <w:lvlJc w:val="left"/>
+      <w:pPr>
+        <w:tabs>
+          <w:tab w:val="num" w:pos="720"/>
+        </w:tabs>
+        <w:ind w:left="720" w:hanging="360"/>
+      </w:pPr>
+      <w:rPr>
+        <w:rFonts w:ascii="Symbol" w:hAnsi="Symbol" w:hint="default"/>
+        <w:sz w:val="20"/>
+      </w:rPr>
+    </w:lvl>
+    <w:lvl w:ilvl="1">
+      <w:start w:val="1"/>
+      <w:numFmt w:val="decimal"/>
+      <w:lvlText w:val="%2."/>
+      <w:lvlJc w:val="left"/>
+      <w:pPr>
+        <w:ind w:left="1440" w:hanging="360"/>
+      </w:pPr>
+      <w:rPr>
+        <w:rFonts w:hint="default"/>
+      </w:rPr>
+    </w:lvl>
+    <w:lvl w:ilvl="2" w:tentative="1">
+      <w:start w:val="1"/>
+      <w:numFmt w:val="bullet"/>
+      <w:lvlText w:val=""/>
+      <w:lvlJc w:val="left"/>
+      <w:pPr>
+        <w:tabs>
+          <w:tab w:val="num" w:pos="2160"/>
+        </w:tabs>
+        <w:ind w:left="2160" w:hanging="360"/>
+      </w:pPr>
+      <w:rPr>
+        <w:rFonts w:ascii="Wingdings" w:hAnsi="Wingdings" w:hint="default"/>
+        <w:sz w:val="20"/>
+      </w:rPr>
+    </w:lvl>
+    <w:lvl w:ilvl="3" w:tentative="1">
+      <w:start w:val="1"/>
+      <w:numFmt w:val="bullet"/>
+      <w:lvlText w:val=""/>
+      <w:lvlJc w:val="left"/>
+      <w:pPr>
+        <w:tabs>
+          <w:tab w:val="num" w:pos="2880"/>
+        </w:tabs>
+        <w:ind w:left="2880" w:hanging="360"/>
+      </w:pPr>
+      <w:rPr>
+        <w:rFonts w:ascii="Wingdings" w:hAnsi="Wingdings" w:hint="default"/>
+        <w:sz w:val="20"/>
+      </w:rPr>
+    </w:lvl>
+    <w:lvl w:ilvl="4" w:tentative="1">
+      <w:start w:val="1"/>
+      <w:numFmt w:val="bullet"/>
+      <w:lvlText w:val=""/>
+      <w:lvlJc w:val="left"/>
+      <w:pPr>
+        <w:tabs>
+          <w:tab w:val="num" w:pos="3600"/>
+        </w:tabs>
+        <w:ind w:left="3600" w:hanging="360"/>
+      </w:pPr>
+      <w:rPr>
+        <w:rFonts w:ascii="Wingdings" w:hAnsi="Wingdings" w:hint="default"/>
+        <w:sz w:val="20"/>
+      </w:rPr>
+    </w:lvl>
+    <w:lvl w:ilvl="5" w:tentative="1">
+      <w:start w:val="1"/>
+      <w:numFmt w:val="bullet"/>
+      <w:lvlText w:val=""/>
+      <w:lvlJc w:val="left"/>
+      <w:pPr>
+        <w:tabs>
+          <w:tab w:val="num" w:pos="4320"/>
+        </w:tabs>
+        <w:ind w:left="4320" w:hanging="360"/>
+      </w:pPr>
+      <w:rPr>
+        <w:rFonts w:ascii="Wingdings" w:hAnsi="Wingdings" w:hint="default"/>
+        <w:sz w:val="20"/>
+      </w:rPr>
+    </w:lvl>
+    <w:lvl w:ilvl="6" w:tentative="1">
+      <w:start w:val="1"/>
+      <w:numFmt w:val="bullet"/>
+      <w:lvlText w:val=""/>
+      <w:lvlJc w:val="left"/>
+      <w:pPr>
+        <w:tabs>
+          <w:tab w:val="num" w:pos="5040"/>
+        </w:tabs>
+        <w:ind w:left="5040" w:hanging="360"/>
+      </w:pPr>
+      <w:rPr>
+        <w:rFonts w:ascii="Wingdings" w:hAnsi="Wingdings" w:hint="default"/>
+        <w:sz w:val="20"/>
+      </w:rPr>
+    </w:lvl>
+    <w:lvl w:ilvl="7" w:tentative="1">
+      <w:start w:val="1"/>
+      <w:numFmt w:val="bullet"/>
+      <w:lvlText w:val=""/>
+      <w:lvlJc w:val="left"/>
+      <w:pPr>
+        <w:tabs>
+          <w:tab w:val="num" w:pos="5760"/>
+        </w:tabs>
+        <w:ind w:left="5760" w:hanging="360"/>
+      </w:pPr>
+      <w:rPr>
+        <w:rFonts w:ascii="Wingdings" w:hAnsi="Wingdings" w:hint="default"/>
+        <w:sz w:val="20"/>
+      </w:rPr>
+    </w:lvl>
+    <w:lvl w:ilvl="8" w:tentative="1">
+      <w:start w:val="1"/>
+      <w:numFmt w:val="bullet"/>
+      <w:lvlText w:val=""/>
+      <w:lvlJc w:val="left"/>
+      <w:pPr>
+        <w:tabs>
+          <w:tab w:val="num" w:pos="6480"/>
+        </w:tabs>
+        <w:ind w:left="6480" w:hanging="360"/>
+      </w:pPr>
+      <w:rPr>
+        <w:rFonts w:ascii="Wingdings" w:hAnsi="Wingdings" w:hint="default"/>
+        <w:sz w:val="20"/>
+      </w:rPr>
+    </w:lvl>
+  </w:abstractNum>
+  <w:abstractNum w:abstractNumId="14" w15:restartNumberingAfterBreak="0">
+    <w:nsid w:val="5E3E3FC5"/>
+    <w:multiLevelType w:val="hybridMultilevel"/>
+    <w:tmpl w:val="39E43EE4"/>
+    <w:lvl w:ilvl="0" w:tplc="FFFFFFFF">
+      <w:start w:val="1"/>
+      <w:numFmt w:val="decimal"/>
+      <w:lvlText w:val="%1."/>
+      <w:lvlJc w:val="left"/>
+      <w:pPr>
+        <w:ind w:left="720" w:hanging="360"/>
+      </w:pPr>
+      <w:rPr>
+        <w:rFonts w:hint="default"/>
+      </w:rPr>
+    </w:lvl>
+    <w:lvl w:ilvl="1" w:tplc="FFFFFFFF" w:tentative="1">
+      <w:start w:val="1"/>
+      <w:numFmt w:val="lowerLetter"/>
+      <w:lvlText w:val="%2."/>
+      <w:lvlJc w:val="left"/>
+      <w:pPr>
+        <w:ind w:left="1440" w:hanging="360"/>
+      </w:pPr>
+    </w:lvl>
+    <w:lvl w:ilvl="2" w:tplc="FFFFFFFF" w:tentative="1">
+      <w:start w:val="1"/>
+      <w:numFmt w:val="lowerRoman"/>
+      <w:lvlText w:val="%3."/>
+      <w:lvlJc w:val="right"/>
+      <w:pPr>
+        <w:ind w:left="2160" w:hanging="180"/>
+      </w:pPr>
+    </w:lvl>
+    <w:lvl w:ilvl="3" w:tplc="FFFFFFFF" w:tentative="1">
+      <w:start w:val="1"/>
+      <w:numFmt w:val="decimal"/>
+      <w:lvlText w:val="%4."/>
+      <w:lvlJc w:val="left"/>
+      <w:pPr>
+        <w:ind w:left="2880" w:hanging="360"/>
+      </w:pPr>
+    </w:lvl>
+    <w:lvl w:ilvl="4" w:tplc="FFFFFFFF" w:tentative="1">
+      <w:start w:val="1"/>
+      <w:numFmt w:val="lowerLetter"/>
+      <w:lvlText w:val="%5."/>
+      <w:lvlJc w:val="left"/>
+      <w:pPr>
+        <w:ind w:left="3600" w:hanging="360"/>
+      </w:pPr>
+    </w:lvl>
+    <w:lvl w:ilvl="5" w:tplc="FFFFFFFF" w:tentative="1">
+      <w:start w:val="1"/>
+      <w:numFmt w:val="lowerRoman"/>
+      <w:lvlText w:val="%6."/>
+      <w:lvlJc w:val="right"/>
+      <w:pPr>
+        <w:ind w:left="4320" w:hanging="180"/>
+      </w:pPr>
+    </w:lvl>
+    <w:lvl w:ilvl="6" w:tplc="FFFFFFFF" w:tentative="1">
+      <w:start w:val="1"/>
+      <w:numFmt w:val="decimal"/>
+      <w:lvlText w:val="%7."/>
+      <w:lvlJc w:val="left"/>
+      <w:pPr>
+        <w:ind w:left="5040" w:hanging="360"/>
+      </w:pPr>
+    </w:lvl>
+    <w:lvl w:ilvl="7" w:tplc="FFFFFFFF" w:tentative="1">
+      <w:start w:val="1"/>
+      <w:numFmt w:val="lowerLetter"/>
+      <w:lvlText w:val="%8."/>
+      <w:lvlJc w:val="left"/>
+      <w:pPr>
+        <w:ind w:left="5760" w:hanging="360"/>
+      </w:pPr>
+    </w:lvl>
+    <w:lvl w:ilvl="8" w:tplc="FFFFFFFF" w:tentative="1">
+      <w:start w:val="1"/>
+      <w:numFmt w:val="lowerRoman"/>
+      <w:lvlText w:val="%9."/>
+      <w:lvlJc w:val="right"/>
+      <w:pPr>
+        <w:ind w:left="6480" w:hanging="180"/>
+      </w:pPr>
+    </w:lvl>
+  </w:abstractNum>
   <w:num w:numId="1" w16cid:durableId="2008749515">
+    <w:abstractNumId w:val="2"/>
+  </w:num>
+  <w:num w:numId="2" w16cid:durableId="1635059497">
+    <w:abstractNumId w:val="12"/>
+  </w:num>
+  <w:num w:numId="3" w16cid:durableId="1516723484">
+    <w:abstractNumId w:val="10"/>
+  </w:num>
+  <w:num w:numId="4" w16cid:durableId="885022247">
+    <w:abstractNumId w:val="11"/>
+  </w:num>
+  <w:num w:numId="5" w16cid:durableId="1203715196">
+    <w:abstractNumId w:val="6"/>
+  </w:num>
+  <w:num w:numId="6" w16cid:durableId="1675647230">
+    <w:abstractNumId w:val="13"/>
+  </w:num>
+  <w:num w:numId="7" w16cid:durableId="95831529">
+    <w:abstractNumId w:val="7"/>
+  </w:num>
+  <w:num w:numId="8" w16cid:durableId="1857499252">
+    <w:abstractNumId w:val="8"/>
+  </w:num>
+  <w:num w:numId="9" w16cid:durableId="639773867">
+    <w:abstractNumId w:val="1"/>
+  </w:num>
+  <w:num w:numId="10" w16cid:durableId="2061241223">
+    <w:abstractNumId w:val="4"/>
+  </w:num>
+  <w:num w:numId="11" w16cid:durableId="810559696">
+    <w:abstractNumId w:val="14"/>
+  </w:num>
+  <w:num w:numId="12" w16cid:durableId="41441803">
+    <w:abstractNumId w:val="3"/>
+  </w:num>
+  <w:num w:numId="13" w16cid:durableId="486671136">
     <w:abstractNumId w:val="0"/>
   </w:num>
-  <w:num w:numId="2" w16cid:durableId="1635059497">
-    <w:abstractNumId w:val="3"/>
+  <w:num w:numId="14" w16cid:durableId="915286092">
+    <w:abstractNumId w:val="5"/>
   </w:num>
-  <w:num w:numId="3" w16cid:durableId="1516723484">
-    <w:abstractNumId w:val="1"/>
-  </w:num>
-  <w:num w:numId="4" w16cid:durableId="885022247">
-    <w:abstractNumId w:val="2"/>
+  <w:num w:numId="15" w16cid:durableId="1867790621">
+    <w:abstractNumId w:val="9"/>
   </w:num>
 </w:numbering>
 </file>
@@ -2154,6 +7907,7 @@
   <w:style w:type="paragraph" w:default="1" w:styleId="Normalny">
     <w:name w:val="Normal"/>
     <w:qFormat/>
+    <w:rsid w:val="00AB606D"/>
   </w:style>
   <w:style w:type="paragraph" w:styleId="Nagwek1">
     <w:name w:val="heading 1"/>
@@ -2204,7 +7958,6 @@
     <w:next w:val="Normalny"/>
     <w:link w:val="Nagwek3Znak"/>
     <w:uiPriority w:val="9"/>
-    <w:semiHidden/>
     <w:unhideWhenUsed/>
     <w:qFormat/>
     <w:rsid w:val="00135AB0"/>
@@ -2410,7 +8163,6 @@
     <w:basedOn w:val="Domylnaczcionkaakapitu"/>
     <w:link w:val="Nagwek3"/>
     <w:uiPriority w:val="9"/>
-    <w:semiHidden/>
     <w:rsid w:val="00135AB0"/>
     <w:rPr>
       <w:rFonts w:eastAsiaTheme="majorEastAsia" w:cstheme="majorBidi"/>
@@ -2733,6 +8485,28 @@
     <w:rPr>
       <w:color w:val="666666"/>
     </w:rPr>
+  </w:style>
+  <w:style w:type="paragraph" w:styleId="Spistreci3">
+    <w:name w:val="toc 3"/>
+    <w:basedOn w:val="Normalny"/>
+    <w:next w:val="Normalny"/>
+    <w:autoRedefine/>
+    <w:uiPriority w:val="39"/>
+    <w:unhideWhenUsed/>
+    <w:rsid w:val="003C128B"/>
+    <w:pPr>
+      <w:spacing w:after="100"/>
+      <w:ind w:left="480"/>
+    </w:pPr>
+  </w:style>
+  <w:style w:type="paragraph" w:styleId="Bezodstpw">
+    <w:name w:val="No Spacing"/>
+    <w:uiPriority w:val="1"/>
+    <w:qFormat/>
+    <w:rsid w:val="001439BF"/>
+    <w:pPr>
+      <w:spacing w:after="0" w:line="240" w:lineRule="auto"/>
+    </w:pPr>
   </w:style>
 </w:styles>
 </file>

--- a/Raport.docx
+++ b/Raport.docx
@@ -187,12 +187,82 @@
           <w:r>
             <w:fldChar w:fldCharType="separate"/>
           </w:r>
-          <w:hyperlink w:anchor="_Toc225030119" w:history="1">
+          <w:hyperlink w:anchor="_Toc225097004" w:history="1">
             <w:r>
               <w:rPr>
                 <w:rStyle w:val="Hipercze"/>
                 <w:noProof/>
               </w:rPr>
+              <w:t>Graf</w:t>
+            </w:r>
+            <w:r>
+              <w:rPr>
+                <w:noProof/>
+                <w:webHidden/>
+              </w:rPr>
+              <w:tab/>
+            </w:r>
+            <w:r>
+              <w:rPr>
+                <w:noProof/>
+                <w:webHidden/>
+              </w:rPr>
+              <w:fldChar w:fldCharType="begin"/>
+            </w:r>
+            <w:r>
+              <w:rPr>
+                <w:noProof/>
+                <w:webHidden/>
+              </w:rPr>
+              <w:instrText xml:space="preserve"> PAGEREF _Toc225097004 \h </w:instrText>
+            </w:r>
+            <w:r>
+              <w:rPr>
+                <w:noProof/>
+                <w:webHidden/>
+              </w:rPr>
+            </w:r>
+            <w:r>
+              <w:rPr>
+                <w:noProof/>
+                <w:webHidden/>
+              </w:rPr>
+              <w:fldChar w:fldCharType="separate"/>
+            </w:r>
+            <w:r>
+              <w:rPr>
+                <w:noProof/>
+                <w:webHidden/>
+              </w:rPr>
+              <w:t>3</w:t>
+            </w:r>
+            <w:r>
+              <w:rPr>
+                <w:noProof/>
+                <w:webHidden/>
+              </w:rPr>
+              <w:fldChar w:fldCharType="end"/>
+            </w:r>
+          </w:hyperlink>
+        </w:p>
+        <w:p>
+          <w:pPr>
+            <w:pStyle w:val="Spistreci1"/>
+            <w:tabs>
+              <w:tab w:val="right" w:leader="dot" w:pos="9062"/>
+            </w:tabs>
+            <w:rPr>
+              <w:rFonts w:eastAsiaTheme="minorEastAsia"/>
+              <w:noProof/>
+              <w:lang w:eastAsia="pl-PL"/>
+            </w:rPr>
+          </w:pPr>
+          <w:hyperlink w:anchor="_Toc225097005" w:history="1">
+            <w:r>
+              <w:rPr>
+                <w:rStyle w:val="Hipercze"/>
+                <w:noProof/>
+              </w:rPr>
               <w:t>Zadanie 1</w:t>
             </w:r>
             <w:r>
@@ -214,7 +284,7 @@
                 <w:noProof/>
                 <w:webHidden/>
               </w:rPr>
-              <w:instrText xml:space="preserve"> PAGEREF _Toc225030119 \h </w:instrText>
+              <w:instrText xml:space="preserve"> PAGEREF _Toc225097005 \h </w:instrText>
             </w:r>
             <w:r>
               <w:rPr>
@@ -257,7 +327,7 @@
               <w:lang w:eastAsia="pl-PL"/>
             </w:rPr>
           </w:pPr>
-          <w:hyperlink w:anchor="_Toc225030120" w:history="1">
+          <w:hyperlink w:anchor="_Toc225097006" w:history="1">
             <w:r>
               <w:rPr>
                 <w:rStyle w:val="Hipercze"/>
@@ -284,7 +354,7 @@
                 <w:noProof/>
                 <w:webHidden/>
               </w:rPr>
-              <w:instrText xml:space="preserve"> PAGEREF _Toc225030120 \h </w:instrText>
+              <w:instrText xml:space="preserve"> PAGEREF _Toc225097006 \h </w:instrText>
             </w:r>
             <w:r>
               <w:rPr>
@@ -304,7 +374,7 @@
                 <w:noProof/>
                 <w:webHidden/>
               </w:rPr>
-              <w:t>3</w:t>
+              <w:t>4</w:t>
             </w:r>
             <w:r>
               <w:rPr>
@@ -328,7 +398,7 @@
               <w:lang w:eastAsia="pl-PL"/>
             </w:rPr>
           </w:pPr>
-          <w:hyperlink w:anchor="_Toc225030121" w:history="1">
+          <w:hyperlink w:anchor="_Toc225097007" w:history="1">
             <w:r>
               <w:rPr>
                 <w:rStyle w:val="Hipercze"/>
@@ -370,7 +440,7 @@
                 <w:noProof/>
                 <w:webHidden/>
               </w:rPr>
-              <w:instrText xml:space="preserve"> PAGEREF _Toc225030121 \h </w:instrText>
+              <w:instrText xml:space="preserve"> PAGEREF _Toc225097007 \h </w:instrText>
             </w:r>
             <w:r>
               <w:rPr>
@@ -390,7 +460,7 @@
                 <w:noProof/>
                 <w:webHidden/>
               </w:rPr>
-              <w:t>3</w:t>
+              <w:t>4</w:t>
             </w:r>
             <w:r>
               <w:rPr>
@@ -414,7 +484,7 @@
               <w:lang w:eastAsia="pl-PL"/>
             </w:rPr>
           </w:pPr>
-          <w:hyperlink w:anchor="_Toc225030122" w:history="1">
+          <w:hyperlink w:anchor="_Toc225097008" w:history="1">
             <w:r>
               <w:rPr>
                 <w:rStyle w:val="Hipercze"/>
@@ -456,7 +526,7 @@
                 <w:noProof/>
                 <w:webHidden/>
               </w:rPr>
-              <w:instrText xml:space="preserve"> PAGEREF _Toc225030122 \h </w:instrText>
+              <w:instrText xml:space="preserve"> PAGEREF _Toc225097008 \h </w:instrText>
             </w:r>
             <w:r>
               <w:rPr>
@@ -499,7 +569,7 @@
               <w:lang w:eastAsia="pl-PL"/>
             </w:rPr>
           </w:pPr>
-          <w:hyperlink w:anchor="_Toc225030123" w:history="1">
+          <w:hyperlink w:anchor="_Toc225097009" w:history="1">
             <w:r>
               <w:rPr>
                 <w:rStyle w:val="Hipercze"/>
@@ -526,7 +596,7 @@
                 <w:noProof/>
                 <w:webHidden/>
               </w:rPr>
-              <w:instrText xml:space="preserve"> PAGEREF _Toc225030123 \h </w:instrText>
+              <w:instrText xml:space="preserve"> PAGEREF _Toc225097009 \h </w:instrText>
             </w:r>
             <w:r>
               <w:rPr>
@@ -570,7 +640,7 @@
               <w:lang w:eastAsia="pl-PL"/>
             </w:rPr>
           </w:pPr>
-          <w:hyperlink w:anchor="_Toc225030124" w:history="1">
+          <w:hyperlink w:anchor="_Toc225097010" w:history="1">
             <w:r>
               <w:rPr>
                 <w:rStyle w:val="Hipercze"/>
@@ -612,7 +682,7 @@
                 <w:noProof/>
                 <w:webHidden/>
               </w:rPr>
-              <w:instrText xml:space="preserve"> PAGEREF _Toc225030124 \h </w:instrText>
+              <w:instrText xml:space="preserve"> PAGEREF _Toc225097010 \h </w:instrText>
             </w:r>
             <w:r>
               <w:rPr>
@@ -656,7 +726,7 @@
               <w:lang w:eastAsia="pl-PL"/>
             </w:rPr>
           </w:pPr>
-          <w:hyperlink w:anchor="_Toc225030125" w:history="1">
+          <w:hyperlink w:anchor="_Toc225097011" w:history="1">
             <w:r>
               <w:rPr>
                 <w:rStyle w:val="Hipercze"/>
@@ -698,7 +768,7 @@
                 <w:noProof/>
                 <w:webHidden/>
               </w:rPr>
-              <w:instrText xml:space="preserve"> PAGEREF _Toc225030125 \h </w:instrText>
+              <w:instrText xml:space="preserve"> PAGEREF _Toc225097011 \h </w:instrText>
             </w:r>
             <w:r>
               <w:rPr>
@@ -741,7 +811,7 @@
               <w:lang w:eastAsia="pl-PL"/>
             </w:rPr>
           </w:pPr>
-          <w:hyperlink w:anchor="_Toc225030126" w:history="1">
+          <w:hyperlink w:anchor="_Toc225097012" w:history="1">
             <w:r>
               <w:rPr>
                 <w:rStyle w:val="Hipercze"/>
@@ -768,7 +838,7 @@
                 <w:noProof/>
                 <w:webHidden/>
               </w:rPr>
-              <w:instrText xml:space="preserve"> PAGEREF _Toc225030126 \h </w:instrText>
+              <w:instrText xml:space="preserve"> PAGEREF _Toc225097012 \h </w:instrText>
             </w:r>
             <w:r>
               <w:rPr>
@@ -812,7 +882,7 @@
               <w:lang w:eastAsia="pl-PL"/>
             </w:rPr>
           </w:pPr>
-          <w:hyperlink w:anchor="_Toc225030127" w:history="1">
+          <w:hyperlink w:anchor="_Toc225097013" w:history="1">
             <w:r>
               <w:rPr>
                 <w:rStyle w:val="Hipercze"/>
@@ -854,7 +924,7 @@
                 <w:noProof/>
                 <w:webHidden/>
               </w:rPr>
-              <w:instrText xml:space="preserve"> PAGEREF _Toc225030127 \h </w:instrText>
+              <w:instrText xml:space="preserve"> PAGEREF _Toc225097013 \h </w:instrText>
             </w:r>
             <w:r>
               <w:rPr>
@@ -898,7 +968,7 @@
               <w:lang w:eastAsia="pl-PL"/>
             </w:rPr>
           </w:pPr>
-          <w:hyperlink w:anchor="_Toc225030128" w:history="1">
+          <w:hyperlink w:anchor="_Toc225097014" w:history="1">
             <w:r>
               <w:rPr>
                 <w:rStyle w:val="Hipercze"/>
@@ -940,7 +1010,7 @@
                 <w:noProof/>
                 <w:webHidden/>
               </w:rPr>
-              <w:instrText xml:space="preserve"> PAGEREF _Toc225030128 \h </w:instrText>
+              <w:instrText xml:space="preserve"> PAGEREF _Toc225097014 \h </w:instrText>
             </w:r>
             <w:r>
               <w:rPr>
@@ -960,7 +1030,7 @@
                 <w:noProof/>
                 <w:webHidden/>
               </w:rPr>
-              <w:t>14</w:t>
+              <w:t>15</w:t>
             </w:r>
             <w:r>
               <w:rPr>
@@ -983,7 +1053,7 @@
               <w:lang w:eastAsia="pl-PL"/>
             </w:rPr>
           </w:pPr>
-          <w:hyperlink w:anchor="_Toc225030129" w:history="1">
+          <w:hyperlink w:anchor="_Toc225097015" w:history="1">
             <w:r>
               <w:rPr>
                 <w:rStyle w:val="Hipercze"/>
@@ -1010,7 +1080,7 @@
                 <w:noProof/>
                 <w:webHidden/>
               </w:rPr>
-              <w:instrText xml:space="preserve"> PAGEREF _Toc225030129 \h </w:instrText>
+              <w:instrText xml:space="preserve"> PAGEREF _Toc225097015 \h </w:instrText>
             </w:r>
             <w:r>
               <w:rPr>
@@ -1030,7 +1100,7 @@
                 <w:noProof/>
                 <w:webHidden/>
               </w:rPr>
-              <w:t>16</w:t>
+              <w:t>17</w:t>
             </w:r>
             <w:r>
               <w:rPr>
@@ -1053,7 +1123,7 @@
               <w:lang w:eastAsia="pl-PL"/>
             </w:rPr>
           </w:pPr>
-          <w:hyperlink w:anchor="_Toc225030130" w:history="1">
+          <w:hyperlink w:anchor="_Toc225097016" w:history="1">
             <w:r>
               <w:rPr>
                 <w:rStyle w:val="Hipercze"/>
@@ -1080,7 +1150,7 @@
                 <w:noProof/>
                 <w:webHidden/>
               </w:rPr>
-              <w:instrText xml:space="preserve"> PAGEREF _Toc225030130 \h </w:instrText>
+              <w:instrText xml:space="preserve"> PAGEREF _Toc225097016 \h </w:instrText>
             </w:r>
             <w:r>
               <w:rPr>
@@ -1100,7 +1170,7 @@
                 <w:noProof/>
                 <w:webHidden/>
               </w:rPr>
-              <w:t>16</w:t>
+              <w:t>18</w:t>
             </w:r>
             <w:r>
               <w:rPr>
@@ -1115,6 +1185,7 @@
           <w:pPr>
             <w:pStyle w:val="Spistreci3"/>
             <w:tabs>
+              <w:tab w:val="left" w:pos="960"/>
               <w:tab w:val="right" w:leader="dot" w:pos="9062"/>
             </w:tabs>
             <w:rPr>
@@ -1123,12 +1194,27 @@
               <w:lang w:eastAsia="pl-PL"/>
             </w:rPr>
           </w:pPr>
-          <w:hyperlink w:anchor="_Toc225030131" w:history="1">
+          <w:hyperlink w:anchor="_Toc225097017" w:history="1">
             <w:r>
               <w:rPr>
                 <w:rStyle w:val="Hipercze"/>
                 <w:noProof/>
               </w:rPr>
+              <w:t>1.</w:t>
+            </w:r>
+            <w:r>
+              <w:rPr>
+                <w:rFonts w:eastAsiaTheme="minorEastAsia"/>
+                <w:noProof/>
+                <w:lang w:eastAsia="pl-PL"/>
+              </w:rPr>
+              <w:tab/>
+            </w:r>
+            <w:r>
+              <w:rPr>
+                <w:rStyle w:val="Hipercze"/>
+                <w:noProof/>
+              </w:rPr>
               <w:t>Tabu Search</w:t>
             </w:r>
             <w:r>
@@ -1150,7 +1236,7 @@
                 <w:noProof/>
                 <w:webHidden/>
               </w:rPr>
-              <w:instrText xml:space="preserve"> PAGEREF _Toc225030131 \h </w:instrText>
+              <w:instrText xml:space="preserve"> PAGEREF _Toc225097017 \h </w:instrText>
             </w:r>
             <w:r>
               <w:rPr>
@@ -1170,7 +1256,93 @@
                 <w:noProof/>
                 <w:webHidden/>
               </w:rPr>
-              <w:t>16</w:t>
+              <w:t>18</w:t>
+            </w:r>
+            <w:r>
+              <w:rPr>
+                <w:noProof/>
+                <w:webHidden/>
+              </w:rPr>
+              <w:fldChar w:fldCharType="end"/>
+            </w:r>
+          </w:hyperlink>
+        </w:p>
+        <w:p>
+          <w:pPr>
+            <w:pStyle w:val="Spistreci3"/>
+            <w:tabs>
+              <w:tab w:val="left" w:pos="960"/>
+              <w:tab w:val="right" w:leader="dot" w:pos="9062"/>
+            </w:tabs>
+            <w:rPr>
+              <w:rFonts w:eastAsiaTheme="minorEastAsia"/>
+              <w:noProof/>
+              <w:lang w:eastAsia="pl-PL"/>
+            </w:rPr>
+          </w:pPr>
+          <w:hyperlink w:anchor="_Toc225097018" w:history="1">
+            <w:r>
+              <w:rPr>
+                <w:rStyle w:val="Hipercze"/>
+                <w:noProof/>
+              </w:rPr>
+              <w:t>2.</w:t>
+            </w:r>
+            <w:r>
+              <w:rPr>
+                <w:rFonts w:eastAsiaTheme="minorEastAsia"/>
+                <w:noProof/>
+                <w:lang w:eastAsia="pl-PL"/>
+              </w:rPr>
+              <w:tab/>
+            </w:r>
+            <w:r>
+              <w:rPr>
+                <w:rStyle w:val="Hipercze"/>
+                <w:noProof/>
+              </w:rPr>
+              <w:t>Alogrytm Knoxa</w:t>
+            </w:r>
+            <w:r>
+              <w:rPr>
+                <w:noProof/>
+                <w:webHidden/>
+              </w:rPr>
+              <w:tab/>
+            </w:r>
+            <w:r>
+              <w:rPr>
+                <w:noProof/>
+                <w:webHidden/>
+              </w:rPr>
+              <w:fldChar w:fldCharType="begin"/>
+            </w:r>
+            <w:r>
+              <w:rPr>
+                <w:noProof/>
+                <w:webHidden/>
+              </w:rPr>
+              <w:instrText xml:space="preserve"> PAGEREF _Toc225097018 \h </w:instrText>
+            </w:r>
+            <w:r>
+              <w:rPr>
+                <w:noProof/>
+                <w:webHidden/>
+              </w:rPr>
+            </w:r>
+            <w:r>
+              <w:rPr>
+                <w:noProof/>
+                <w:webHidden/>
+              </w:rPr>
+              <w:fldChar w:fldCharType="separate"/>
+            </w:r>
+            <w:r>
+              <w:rPr>
+                <w:noProof/>
+                <w:webHidden/>
+              </w:rPr>
+              <w:t>18</w:t>
             </w:r>
             <w:r>
               <w:rPr>
@@ -1193,7 +1365,7 @@
               <w:lang w:eastAsia="pl-PL"/>
             </w:rPr>
           </w:pPr>
-          <w:hyperlink w:anchor="_Toc225030132" w:history="1">
+          <w:hyperlink w:anchor="_Toc225097019" w:history="1">
             <w:r>
               <w:rPr>
                 <w:rStyle w:val="Hipercze"/>
@@ -1220,7 +1392,7 @@
                 <w:noProof/>
                 <w:webHidden/>
               </w:rPr>
-              <w:instrText xml:space="preserve"> PAGEREF _Toc225030132 \h </w:instrText>
+              <w:instrText xml:space="preserve"> PAGEREF _Toc225097019 \h </w:instrText>
             </w:r>
             <w:r>
               <w:rPr>
@@ -1240,7 +1412,77 @@
                 <w:noProof/>
                 <w:webHidden/>
               </w:rPr>
-              <w:t>17</w:t>
+              <w:t>19</w:t>
+            </w:r>
+            <w:r>
+              <w:rPr>
+                <w:noProof/>
+                <w:webHidden/>
+              </w:rPr>
+              <w:fldChar w:fldCharType="end"/>
+            </w:r>
+          </w:hyperlink>
+        </w:p>
+        <w:p>
+          <w:pPr>
+            <w:pStyle w:val="Spistreci2"/>
+            <w:tabs>
+              <w:tab w:val="right" w:leader="dot" w:pos="9062"/>
+            </w:tabs>
+            <w:rPr>
+              <w:rFonts w:eastAsiaTheme="minorEastAsia"/>
+              <w:noProof/>
+              <w:lang w:eastAsia="pl-PL"/>
+            </w:rPr>
+          </w:pPr>
+          <w:hyperlink w:anchor="_Toc225097020" w:history="1">
+            <w:r>
+              <w:rPr>
+                <w:rStyle w:val="Hipercze"/>
+                <w:noProof/>
+              </w:rPr>
+              <w:t>Opis dodanych modyfikacji do algorytmu bazowego</w:t>
+            </w:r>
+            <w:r>
+              <w:rPr>
+                <w:noProof/>
+                <w:webHidden/>
+              </w:rPr>
+              <w:tab/>
+            </w:r>
+            <w:r>
+              <w:rPr>
+                <w:noProof/>
+                <w:webHidden/>
+              </w:rPr>
+              <w:fldChar w:fldCharType="begin"/>
+            </w:r>
+            <w:r>
+              <w:rPr>
+                <w:noProof/>
+                <w:webHidden/>
+              </w:rPr>
+              <w:instrText xml:space="preserve"> PAGEREF _Toc225097020 \h </w:instrText>
+            </w:r>
+            <w:r>
+              <w:rPr>
+                <w:noProof/>
+                <w:webHidden/>
+              </w:rPr>
+            </w:r>
+            <w:r>
+              <w:rPr>
+                <w:noProof/>
+                <w:webHidden/>
+              </w:rPr>
+              <w:fldChar w:fldCharType="separate"/>
+            </w:r>
+            <w:r>
+              <w:rPr>
+                <w:noProof/>
+                <w:webHidden/>
+              </w:rPr>
+              <w:t>24</w:t>
             </w:r>
             <w:r>
               <w:rPr>
@@ -1263,13 +1505,13 @@
               <w:lang w:eastAsia="pl-PL"/>
             </w:rPr>
           </w:pPr>
-          <w:hyperlink w:anchor="_Toc225030133" w:history="1">
+          <w:hyperlink w:anchor="_Toc225097021" w:history="1">
             <w:r>
               <w:rPr>
                 <w:rStyle w:val="Hipercze"/>
                 <w:noProof/>
               </w:rPr>
-              <w:t>Używane biblioteki</w:t>
+              <w:t>Podsumowanie</w:t>
             </w:r>
             <w:r>
               <w:rPr>
@@ -1290,7 +1532,7 @@
                 <w:noProof/>
                 <w:webHidden/>
               </w:rPr>
-              <w:instrText xml:space="preserve"> PAGEREF _Toc225030133 \h </w:instrText>
+              <w:instrText xml:space="preserve"> PAGEREF _Toc225097021 \h </w:instrText>
             </w:r>
             <w:r>
               <w:rPr>
@@ -1310,7 +1552,7 @@
                 <w:noProof/>
                 <w:webHidden/>
               </w:rPr>
-              <w:t>21</w:t>
+              <w:t>25</w:t>
             </w:r>
             <w:r>
               <w:rPr>
@@ -1323,7 +1565,7 @@
         </w:p>
         <w:p>
           <w:pPr>
-            <w:pStyle w:val="Spistreci2"/>
+            <w:pStyle w:val="Spistreci1"/>
             <w:tabs>
               <w:tab w:val="right" w:leader="dot" w:pos="9062"/>
             </w:tabs>
@@ -1333,13 +1575,13 @@
               <w:lang w:eastAsia="pl-PL"/>
             </w:rPr>
           </w:pPr>
-          <w:hyperlink w:anchor="_Toc225030134" w:history="1">
+          <w:hyperlink w:anchor="_Toc225097022" w:history="1">
             <w:r>
               <w:rPr>
                 <w:rStyle w:val="Hipercze"/>
                 <w:noProof/>
               </w:rPr>
-              <w:t>Algorytm A*</w:t>
+              <w:t>Używane biblioteki</w:t>
             </w:r>
             <w:r>
               <w:rPr>
@@ -1360,7 +1602,7 @@
                 <w:noProof/>
                 <w:webHidden/>
               </w:rPr>
-              <w:instrText xml:space="preserve"> PAGEREF _Toc225030134 \h </w:instrText>
+              <w:instrText xml:space="preserve"> PAGEREF _Toc225097022 \h </w:instrText>
             </w:r>
             <w:r>
               <w:rPr>
@@ -1380,7 +1622,7 @@
                 <w:noProof/>
                 <w:webHidden/>
               </w:rPr>
-              <w:t>23</w:t>
+              <w:t>26</w:t>
             </w:r>
             <w:r>
               <w:rPr>
@@ -1393,7 +1635,7 @@
         </w:p>
         <w:p>
           <w:pPr>
-            <w:pStyle w:val="Spistreci2"/>
+            <w:pStyle w:val="Spistreci1"/>
             <w:tabs>
               <w:tab w:val="right" w:leader="dot" w:pos="9062"/>
             </w:tabs>
@@ -1403,13 +1645,13 @@
               <w:lang w:eastAsia="pl-PL"/>
             </w:rPr>
           </w:pPr>
-          <w:hyperlink w:anchor="_Toc225030135" w:history="1">
+          <w:hyperlink w:anchor="_Toc225097023" w:history="1">
             <w:r>
               <w:rPr>
                 <w:rStyle w:val="Hipercze"/>
                 <w:noProof/>
               </w:rPr>
-              <w:t>Tabu Search (algorytm Knoxa)</w:t>
+              <w:t>Wykorzystanie NSI</w:t>
             </w:r>
             <w:r>
               <w:rPr>
@@ -1430,7 +1672,7 @@
                 <w:noProof/>
                 <w:webHidden/>
               </w:rPr>
-              <w:instrText xml:space="preserve"> PAGEREF _Toc225030135 \h </w:instrText>
+              <w:instrText xml:space="preserve"> PAGEREF _Toc225097023 \h </w:instrText>
             </w:r>
             <w:r>
               <w:rPr>
@@ -1450,7 +1692,7 @@
                 <w:noProof/>
                 <w:webHidden/>
               </w:rPr>
-              <w:t>23</w:t>
+              <w:t>26</w:t>
             </w:r>
             <w:r>
               <w:rPr>
@@ -1509,20 +1751,71 @@
     </w:p>
     <w:p>
       <w:pPr>
+        <w:jc w:val="both"/>
+      </w:pPr>
+    </w:p>
+    <w:p>
+      <w:pPr>
+        <w:jc w:val="both"/>
+      </w:pPr>
+    </w:p>
+    <w:p>
+      <w:pPr>
+        <w:jc w:val="both"/>
+      </w:pPr>
+    </w:p>
+    <w:p>
+      <w:pPr>
+        <w:jc w:val="both"/>
+      </w:pPr>
+    </w:p>
+    <w:p>
+      <w:pPr>
         <w:pStyle w:val="Nagwek1"/>
       </w:pPr>
-      <w:bookmarkStart w:id="0" w:name="_Toc225030119"/>
-      <w:r>
-        <w:lastRenderedPageBreak/>
+      <w:bookmarkStart w:id="0" w:name="_Toc225097004"/>
+      <w:r>
+        <w:t>Graf</w:t>
+      </w:r>
+      <w:bookmarkEnd w:id="0"/>
+    </w:p>
+    <w:p>
+      <w:pPr>
+        <w:jc w:val="both"/>
+      </w:pPr>
+      <w:r>
+        <w:t xml:space="preserve">Graf został zbudowany z podanych danych Kolei Dolnośląski. Dane z plików .txt zostały przetworzone i zapisane w postaci grafu dla poszczególnych dni w plikach </w:t>
+      </w:r>
+      <w:proofErr w:type="spellStart"/>
+      <w:r>
+        <w:t>json</w:t>
+      </w:r>
+      <w:proofErr w:type="spellEnd"/>
+      <w:r>
+        <w:t xml:space="preserve">, </w:t>
+      </w:r>
+      <w:r>
+        <w:t>aby uniknąć konieczności budowania grafu wywołaniu każdej trasy od nowa. Jest to zabieg optymalizacyjny.</w:t>
+      </w:r>
+    </w:p>
+    <w:p>
+      <w:pPr>
+        <w:pStyle w:val="Nagwek1"/>
+      </w:pPr>
+      <w:bookmarkStart w:id="1" w:name="_Toc225097005"/>
+      <w:r>
         <w:t>Zadanie 1</w:t>
       </w:r>
-      <w:bookmarkEnd w:id="0"/>
-    </w:p>
-    <w:p>
-      <w:pPr>
-        <w:jc w:val="both"/>
-      </w:pPr>
-      <w:r>
+      <w:bookmarkEnd w:id="1"/>
+    </w:p>
+    <w:p>
+      <w:pPr>
+        <w:jc w:val="both"/>
+      </w:pPr>
+      <w:r>
+        <w:rPr>
+          <w:noProof/>
+        </w:rPr>
         <w:drawing>
           <wp:inline distT="0" distB="0" distL="0" distR="0" wp14:anchorId="19EA443D" wp14:editId="1D15596F">
             <wp:extent cx="5760720" cy="4319270"/>
@@ -1574,11 +1867,12 @@
       <w:pPr>
         <w:pStyle w:val="Nagwek2"/>
       </w:pPr>
-      <w:bookmarkStart w:id="1" w:name="_Toc225030120"/>
-      <w:r>
+      <w:bookmarkStart w:id="2" w:name="_Toc225097006"/>
+      <w:r>
+        <w:lastRenderedPageBreak/>
         <w:t>Tło teoretyczne algorytmów</w:t>
       </w:r>
-      <w:bookmarkEnd w:id="1"/>
+      <w:bookmarkEnd w:id="2"/>
     </w:p>
     <w:p>
       <w:pPr>
@@ -1588,11 +1882,11 @@
           <w:numId w:val="5"/>
         </w:numPr>
       </w:pPr>
-      <w:bookmarkStart w:id="2" w:name="_Toc225030121"/>
+      <w:bookmarkStart w:id="3" w:name="_Toc225097007"/>
       <w:r>
         <w:t>Dijkstry</w:t>
       </w:r>
-      <w:bookmarkEnd w:id="2"/>
+      <w:bookmarkEnd w:id="3"/>
     </w:p>
     <w:p>
       <w:pPr>
@@ -1619,6 +1913,11 @@
       <w:r>
         <w:t>, przy założeniu, że wagi krawędzi w(u, v) są nieujemne.</w:t>
       </w:r>
+    </w:p>
+    <w:p>
+      <w:pPr>
+        <w:jc w:val="both"/>
+      </w:pPr>
     </w:p>
     <w:p>
       <w:pPr>
@@ -1701,7 +2000,6 @@
         <w:jc w:val="both"/>
       </w:pPr>
       <w:r>
-        <w:lastRenderedPageBreak/>
         <w:t xml:space="preserve">W każdej iteracji algorytm wybiera ze zbioru </w:t>
       </w:r>
       <w:r>
@@ -1821,11 +2119,11 @@
           <w:numId w:val="5"/>
         </w:numPr>
       </w:pPr>
-      <w:bookmarkStart w:id="3" w:name="_Toc225030122"/>
+      <w:bookmarkStart w:id="4" w:name="_Toc225097008"/>
       <w:r>
         <w:t>Algorytm A*</w:t>
       </w:r>
-      <w:bookmarkEnd w:id="3"/>
+      <w:bookmarkEnd w:id="4"/>
     </w:p>
     <w:p>
       <w:pPr>
@@ -1880,6 +2178,7 @@
         <w:jc w:val="both"/>
       </w:pPr>
       <w:r>
+        <w:lastRenderedPageBreak/>
         <w:t>f(n) = g(n) + h(n)</w:t>
       </w:r>
     </w:p>
@@ -1929,6 +2228,16 @@
     </w:p>
     <w:p>
       <w:pPr>
+        <w:ind w:left="720"/>
+        <w:jc w:val="both"/>
+        <w:rPr>
+          <w:sz w:val="16"/>
+          <w:szCs w:val="16"/>
+        </w:rPr>
+      </w:pPr>
+    </w:p>
+    <w:p>
+      <w:pPr>
         <w:jc w:val="both"/>
       </w:pPr>
       <w:r>
@@ -1993,45 +2302,8 @@
     <w:p>
       <w:pPr>
         <w:jc w:val="both"/>
-        <w:rPr>
-          <w:sz w:val="10"/>
-          <w:szCs w:val="10"/>
-        </w:rPr>
-      </w:pPr>
-    </w:p>
-    <w:p>
-      <w:pPr>
-        <w:jc w:val="both"/>
-        <w:rPr>
-          <w:sz w:val="10"/>
-          <w:szCs w:val="10"/>
-        </w:rPr>
-      </w:pPr>
-    </w:p>
-    <w:p>
-      <w:pPr>
-        <w:jc w:val="both"/>
-        <w:rPr>
-          <w:sz w:val="10"/>
-          <w:szCs w:val="10"/>
-        </w:rPr>
-      </w:pPr>
-    </w:p>
-    <w:p>
-      <w:pPr>
-        <w:jc w:val="both"/>
-        <w:rPr>
-          <w:sz w:val="10"/>
-          <w:szCs w:val="10"/>
-        </w:rPr>
-      </w:pPr>
-    </w:p>
-    <w:p>
-      <w:pPr>
-        <w:jc w:val="both"/>
-      </w:pPr>
-      <w:r>
-        <w:lastRenderedPageBreak/>
+      </w:pPr>
+      <w:r>
         <w:t>Na początku wykonywana jest inicjalizacja:</w:t>
       </w:r>
     </w:p>
@@ -2039,15 +2311,18 @@
       <w:pPr>
         <w:spacing w:after="0"/>
         <w:jc w:val="both"/>
+        <w:rPr>
+          <w:lang w:val="en-US"/>
+        </w:rPr>
       </w:pPr>
       <w:r>
         <w:tab/>
       </w:r>
       <w:r>
-        <w:t>g(start)</w:t>
-      </w:r>
-      <w:r>
-        <w:t xml:space="preserve"> = 0</w:t>
+        <w:rPr>
+          <w:lang w:val="en-US"/>
+        </w:rPr>
+        <w:t>g(start) = 0</w:t>
       </w:r>
     </w:p>
     <w:p>
@@ -2063,13 +2338,7 @@
         <w:rPr>
           <w:lang w:val="en-US"/>
         </w:rPr>
-        <w:t>f(start)</w:t>
-      </w:r>
-      <w:r>
-        <w:rPr>
-          <w:lang w:val="en-US"/>
-        </w:rPr>
-        <w:t xml:space="preserve"> = g(start) + h</w:t>
+        <w:t>f(start) = g(start) + h</w:t>
       </w:r>
       <w:r>
         <w:rPr>
@@ -2083,15 +2352,14 @@
         <w:spacing w:after="0"/>
         <w:ind w:firstLine="708"/>
         <w:jc w:val="both"/>
-        <w:rPr>
-          <w:lang w:val="en-US"/>
-        </w:rPr>
-      </w:pPr>
-      <w:r>
-        <w:rPr>
-          <w:lang w:val="en-US"/>
-        </w:rPr>
-        <w:t>opened = [start]</w:t>
+      </w:pPr>
+      <w:proofErr w:type="spellStart"/>
+      <w:r>
+        <w:t>opened</w:t>
+      </w:r>
+      <w:proofErr w:type="spellEnd"/>
+      <w:r>
+        <w:t xml:space="preserve"> = [start]</w:t>
       </w:r>
     </w:p>
     <w:p>
@@ -2099,24 +2367,20 @@
         <w:spacing w:after="0"/>
         <w:ind w:firstLine="708"/>
         <w:jc w:val="both"/>
-        <w:rPr>
-          <w:lang w:val="en-US"/>
-        </w:rPr>
-      </w:pPr>
-      <w:r>
-        <w:rPr>
-          <w:lang w:val="en-US"/>
-        </w:rPr>
-        <w:t>closed = []</w:t>
+      </w:pPr>
+      <w:proofErr w:type="spellStart"/>
+      <w:r>
+        <w:t>closed</w:t>
+      </w:r>
+      <w:proofErr w:type="spellEnd"/>
+      <w:r>
+        <w:t xml:space="preserve"> = []</w:t>
       </w:r>
     </w:p>
     <w:p>
       <w:pPr>
         <w:spacing w:after="0"/>
         <w:jc w:val="both"/>
-        <w:rPr>
-          <w:lang w:val="en-US"/>
-        </w:rPr>
       </w:pPr>
     </w:p>
     <w:p>
@@ -2240,36 +2504,17 @@
     </w:p>
     <w:p>
       <w:pPr>
-        <w:jc w:val="both"/>
-      </w:pPr>
-    </w:p>
-    <w:p>
-      <w:pPr>
-        <w:jc w:val="both"/>
-      </w:pPr>
-    </w:p>
-    <w:p>
-      <w:pPr>
-        <w:jc w:val="both"/>
-      </w:pPr>
-    </w:p>
-    <w:p>
-      <w:pPr>
         <w:pStyle w:val="Nagwek2"/>
       </w:pPr>
-      <w:bookmarkStart w:id="4" w:name="_Toc225030123"/>
-      <w:r>
-        <w:lastRenderedPageBreak/>
+      <w:bookmarkStart w:id="5" w:name="_Toc225097009"/>
+      <w:r>
         <w:t>Przykłady użycia metod</w:t>
       </w:r>
-      <w:bookmarkEnd w:id="4"/>
-    </w:p>
-    <w:p>
-      <w:r>
-        <w:t xml:space="preserve">Ważne! </w:t>
-      </w:r>
-      <w:r>
-        <w:t xml:space="preserve">Można byłoby użyć funkcji </w:t>
+      <w:bookmarkEnd w:id="5"/>
+    </w:p>
+    <w:p>
+      <w:r>
+        <w:t xml:space="preserve">Ważne! Można byłoby użyć funkcji </w:t>
       </w:r>
       <w:proofErr w:type="spellStart"/>
       <w:r>
@@ -2277,10 +2522,7 @@
       </w:r>
       <w:proofErr w:type="spellEnd"/>
       <w:r>
-        <w:t xml:space="preserve"> i na wyjściach </w:t>
-      </w:r>
-      <w:r>
-        <w:t xml:space="preserve">dla minimalizacji liczby przesiadek </w:t>
+        <w:t xml:space="preserve"> i na wyjściach dla minimalizacji liczby przesiadek </w:t>
       </w:r>
       <w:proofErr w:type="spellStart"/>
       <w:r>
@@ -2300,11 +2542,11 @@
           <w:numId w:val="10"/>
         </w:numPr>
       </w:pPr>
-      <w:bookmarkStart w:id="5" w:name="_Toc225030124"/>
+      <w:bookmarkStart w:id="6" w:name="_Toc225097010"/>
       <w:r>
         <w:t>Dijkstry</w:t>
       </w:r>
-      <w:bookmarkEnd w:id="5"/>
+      <w:bookmarkEnd w:id="6"/>
     </w:p>
     <w:p>
       <w:pPr>
@@ -2321,6 +2563,9 @@
     </w:p>
     <w:p>
       <w:r>
+        <w:rPr>
+          <w:noProof/>
+        </w:rPr>
         <w:drawing>
           <wp:inline distT="0" distB="0" distL="0" distR="0" wp14:anchorId="05C4F628" wp14:editId="133F6918">
             <wp:extent cx="3212327" cy="2821762"/>
@@ -2360,6 +2605,9 @@
     </w:p>
     <w:p>
       <w:r>
+        <w:rPr>
+          <w:noProof/>
+        </w:rPr>
         <w:drawing>
           <wp:inline distT="0" distB="0" distL="0" distR="0" wp14:anchorId="29C7120A" wp14:editId="456E9933">
             <wp:extent cx="2879564" cy="2051436"/>
@@ -2397,16 +2645,18 @@
         </w:drawing>
       </w:r>
     </w:p>
-    <w:p>
-      <w:pPr>
-        <w:rPr>
-          <w:rStyle w:val="Odwoanieintensywne"/>
-        </w:rPr>
-      </w:pPr>
-      <w:r>
-        <w:rPr>
-          <w:rStyle w:val="Odwoanieintensywne"/>
-        </w:rPr>
+    <w:p/>
+    <w:p>
+      <w:pPr>
+        <w:rPr>
+          <w:rStyle w:val="Odwoanieintensywne"/>
+        </w:rPr>
+      </w:pPr>
+      <w:r>
+        <w:rPr>
+          <w:rStyle w:val="Odwoanieintensywne"/>
+        </w:rPr>
+        <w:lastRenderedPageBreak/>
         <w:t xml:space="preserve">Przykład 1 – minimalizacja </w:t>
       </w:r>
       <w:r>
@@ -2418,6 +2668,9 @@
     </w:p>
     <w:p>
       <w:r>
+        <w:rPr>
+          <w:noProof/>
+        </w:rPr>
         <w:drawing>
           <wp:inline distT="0" distB="0" distL="0" distR="0" wp14:anchorId="15F040E1" wp14:editId="1F2B81E5">
             <wp:extent cx="3657600" cy="1467556"/>
@@ -2469,7 +2722,6 @@
         <w:rPr>
           <w:rStyle w:val="Odwoanieintensywne"/>
         </w:rPr>
-        <w:lastRenderedPageBreak/>
         <w:t xml:space="preserve">Przykład </w:t>
       </w:r>
       <w:r>
@@ -2487,6 +2739,9 @@
     </w:p>
     <w:p>
       <w:r>
+        <w:rPr>
+          <w:noProof/>
+        </w:rPr>
         <w:drawing>
           <wp:inline distT="0" distB="0" distL="0" distR="0" wp14:anchorId="2BF57E3A" wp14:editId="6D5D19B7">
             <wp:extent cx="3564713" cy="2767054"/>
@@ -2526,6 +2781,9 @@
     </w:p>
     <w:p>
       <w:r>
+        <w:rPr>
+          <w:noProof/>
+        </w:rPr>
         <w:drawing>
           <wp:inline distT="0" distB="0" distL="0" distR="0" wp14:anchorId="0C10538A" wp14:editId="72C71B81">
             <wp:extent cx="3275938" cy="2756350"/>
@@ -2564,6 +2822,8 @@
       </w:r>
     </w:p>
     <w:p/>
+    <w:p/>
+    <w:p/>
     <w:p>
       <w:pPr>
         <w:rPr>
@@ -2578,6 +2838,7 @@
         <w:rPr>
           <w:rStyle w:val="Odwoanieintensywne"/>
         </w:rPr>
+        <w:lastRenderedPageBreak/>
         <w:t xml:space="preserve">Przykład </w:t>
       </w:r>
       <w:r>
@@ -2601,6 +2862,9 @@
     </w:p>
     <w:p>
       <w:r>
+        <w:rPr>
+          <w:noProof/>
+        </w:rPr>
         <w:drawing>
           <wp:inline distT="0" distB="0" distL="0" distR="0" wp14:anchorId="5A3DEF0A" wp14:editId="1C37291B">
             <wp:extent cx="5760720" cy="2005965"/>
@@ -2648,7 +2912,6 @@
         <w:rPr>
           <w:rStyle w:val="Odwoanieintensywne"/>
         </w:rPr>
-        <w:lastRenderedPageBreak/>
         <w:t xml:space="preserve">Przykład </w:t>
       </w:r>
       <w:r>
@@ -2673,6 +2936,7 @@
       <w:r>
         <w:rPr>
           <w:rStyle w:val="Odwoanieintensywne"/>
+          <w:noProof/>
         </w:rPr>
         <w:drawing>
           <wp:inline distT="0" distB="0" distL="0" distR="0" wp14:anchorId="6301E976" wp14:editId="1101750A">
@@ -2720,6 +2984,7 @@
       <w:r>
         <w:rPr>
           <w:rStyle w:val="Odwoanieintensywne"/>
+          <w:noProof/>
         </w:rPr>
         <w:drawing>
           <wp:inline distT="0" distB="0" distL="0" distR="0" wp14:anchorId="225187F4" wp14:editId="5533D2E8">
@@ -2771,10 +3036,18 @@
           <w:rStyle w:val="Odwoanieintensywne"/>
         </w:rPr>
       </w:pPr>
-      <w:r>
-        <w:rPr>
-          <w:rStyle w:val="Odwoanieintensywne"/>
-        </w:rPr>
+    </w:p>
+    <w:p>
+      <w:pPr>
+        <w:rPr>
+          <w:rStyle w:val="Odwoanieintensywne"/>
+        </w:rPr>
+      </w:pPr>
+      <w:r>
+        <w:rPr>
+          <w:rStyle w:val="Odwoanieintensywne"/>
+        </w:rPr>
+        <w:lastRenderedPageBreak/>
         <w:t xml:space="preserve">Przykład </w:t>
       </w:r>
       <w:r>
@@ -2805,6 +3078,7 @@
       <w:r>
         <w:rPr>
           <w:rStyle w:val="Odwoanieintensywne"/>
+          <w:noProof/>
         </w:rPr>
         <w:drawing>
           <wp:inline distT="0" distB="0" distL="0" distR="0" wp14:anchorId="6DD5EA39" wp14:editId="2497CCF3">
@@ -2867,7 +3141,6 @@
         <w:rPr>
           <w:rStyle w:val="Odwoanieintensywne"/>
         </w:rPr>
-        <w:lastRenderedPageBreak/>
         <w:t xml:space="preserve">Przykład </w:t>
       </w:r>
       <w:r>
@@ -2885,6 +3158,9 @@
     </w:p>
     <w:p>
       <w:r>
+        <w:rPr>
+          <w:noProof/>
+        </w:rPr>
         <w:drawing>
           <wp:inline distT="0" distB="0" distL="0" distR="0" wp14:anchorId="2C01AA21" wp14:editId="15491E40">
             <wp:extent cx="5760720" cy="1769745"/>
@@ -2956,6 +3232,9 @@
     </w:p>
     <w:p>
       <w:r>
+        <w:rPr>
+          <w:noProof/>
+        </w:rPr>
         <w:drawing>
           <wp:inline distT="0" distB="0" distL="0" distR="0" wp14:anchorId="38B81FBA" wp14:editId="5A077E07">
             <wp:extent cx="5760720" cy="1873250"/>
@@ -2997,14 +3276,6 @@
     <w:p/>
     <w:p/>
     <w:p/>
-    <w:p/>
-    <w:p/>
-    <w:p/>
-    <w:p/>
-    <w:p/>
-    <w:p/>
-    <w:p/>
-    <w:p/>
     <w:p>
       <w:pPr>
         <w:pStyle w:val="Nagwek3"/>
@@ -3013,12 +3284,12 @@
           <w:numId w:val="10"/>
         </w:numPr>
       </w:pPr>
-      <w:bookmarkStart w:id="6" w:name="_Toc225030125"/>
+      <w:bookmarkStart w:id="7" w:name="_Toc225097011"/>
       <w:r>
         <w:lastRenderedPageBreak/>
         <w:t>Algorytm A*</w:t>
       </w:r>
-      <w:bookmarkEnd w:id="6"/>
+      <w:bookmarkEnd w:id="7"/>
     </w:p>
     <w:p>
       <w:pPr>
@@ -3035,6 +3306,9 @@
     </w:p>
     <w:p>
       <w:r>
+        <w:rPr>
+          <w:noProof/>
+        </w:rPr>
         <w:drawing>
           <wp:inline distT="0" distB="0" distL="0" distR="0" wp14:anchorId="2ACE581A" wp14:editId="2786B9BD">
             <wp:extent cx="4291866" cy="3093058"/>
@@ -3074,6 +3348,9 @@
     </w:p>
     <w:p>
       <w:r>
+        <w:rPr>
+          <w:noProof/>
+        </w:rPr>
         <w:drawing>
           <wp:inline distT="0" distB="0" distL="0" distR="0" wp14:anchorId="5811AAA3" wp14:editId="31FF3A59">
             <wp:extent cx="3761740" cy="2206038"/>
@@ -3132,6 +3409,9 @@
     </w:p>
     <w:p>
       <w:r>
+        <w:rPr>
+          <w:noProof/>
+        </w:rPr>
         <w:drawing>
           <wp:inline distT="0" distB="0" distL="0" distR="0" wp14:anchorId="16C2000D" wp14:editId="00464F6B">
             <wp:extent cx="4770783" cy="2260232"/>
@@ -3197,6 +3477,9 @@
     </w:p>
     <w:p>
       <w:r>
+        <w:rPr>
+          <w:noProof/>
+        </w:rPr>
         <w:drawing>
           <wp:inline distT="0" distB="0" distL="0" distR="0" wp14:anchorId="22461FE5" wp14:editId="607CC67F">
             <wp:extent cx="4126301" cy="3236181"/>
@@ -3236,6 +3519,9 @@
     </w:p>
     <w:p>
       <w:r>
+        <w:rPr>
+          <w:noProof/>
+        </w:rPr>
         <w:drawing>
           <wp:inline distT="0" distB="0" distL="0" distR="0" wp14:anchorId="22E7B85D" wp14:editId="752A3027">
             <wp:extent cx="2846567" cy="2184724"/>
@@ -3306,6 +3592,9 @@
     </w:p>
     <w:p>
       <w:r>
+        <w:rPr>
+          <w:noProof/>
+        </w:rPr>
         <w:drawing>
           <wp:inline distT="0" distB="0" distL="0" distR="0" wp14:anchorId="7BBF080C" wp14:editId="1B550962">
             <wp:extent cx="4317559" cy="1993635"/>
@@ -3344,17 +3633,17 @@
       </w:r>
     </w:p>
     <w:p/>
-    <w:p/>
-    <w:p>
-      <w:pPr>
-        <w:rPr>
-          <w:rStyle w:val="Odwoanieintensywne"/>
-        </w:rPr>
-      </w:pPr>
-      <w:r>
-        <w:rPr>
-          <w:rStyle w:val="Odwoanieintensywne"/>
-        </w:rPr>
+    <w:p>
+      <w:pPr>
+        <w:rPr>
+          <w:rStyle w:val="Odwoanieintensywne"/>
+        </w:rPr>
+      </w:pPr>
+      <w:r>
+        <w:rPr>
+          <w:rStyle w:val="Odwoanieintensywne"/>
+        </w:rPr>
+        <w:lastRenderedPageBreak/>
         <w:t xml:space="preserve">Przykład </w:t>
       </w:r>
       <w:r>
@@ -3372,6 +3661,9 @@
     </w:p>
     <w:p>
       <w:r>
+        <w:rPr>
+          <w:noProof/>
+        </w:rPr>
         <w:drawing>
           <wp:inline distT="0" distB="0" distL="0" distR="0" wp14:anchorId="7D1C6DA3" wp14:editId="4F106C2C">
             <wp:extent cx="4873023" cy="2297927"/>
@@ -3411,6 +3703,9 @@
     </w:p>
     <w:p>
       <w:r>
+        <w:rPr>
+          <w:noProof/>
+        </w:rPr>
         <w:drawing>
           <wp:inline distT="0" distB="0" distL="0" distR="0" wp14:anchorId="5C7110B6" wp14:editId="1D788BD3">
             <wp:extent cx="3333118" cy="1908313"/>
@@ -3481,6 +3776,9 @@
     </w:p>
     <w:p>
       <w:r>
+        <w:rPr>
+          <w:noProof/>
+        </w:rPr>
         <w:drawing>
           <wp:inline distT="0" distB="0" distL="0" distR="0" wp14:anchorId="3998C9A3" wp14:editId="3F403E65">
             <wp:extent cx="4738978" cy="2006961"/>
@@ -3522,6 +3820,7 @@
     <w:p/>
     <w:p/>
     <w:p/>
+    <w:p/>
     <w:p>
       <w:pPr>
         <w:rPr>
@@ -3550,6 +3849,9 @@
     </w:p>
     <w:p>
       <w:r>
+        <w:rPr>
+          <w:noProof/>
+        </w:rPr>
         <w:drawing>
           <wp:inline distT="0" distB="0" distL="0" distR="0" wp14:anchorId="269574F3" wp14:editId="3767D552">
             <wp:extent cx="4556098" cy="1454416"/>
@@ -3621,6 +3923,9 @@
     </w:p>
     <w:p>
       <w:r>
+        <w:rPr>
+          <w:noProof/>
+        </w:rPr>
         <w:drawing>
           <wp:inline distT="0" distB="0" distL="0" distR="0" wp14:anchorId="15072196" wp14:editId="6F486B13">
             <wp:extent cx="4420926" cy="1447327"/>
@@ -3675,7 +3980,7 @@
       <w:pPr>
         <w:pStyle w:val="Nagwek2"/>
       </w:pPr>
-      <w:bookmarkStart w:id="7" w:name="_Toc225030126"/>
+      <w:bookmarkStart w:id="8" w:name="_Toc225097012"/>
       <w:r>
         <w:lastRenderedPageBreak/>
         <w:t>O</w:t>
@@ -3683,7 +3988,7 @@
       <w:r>
         <w:t>pis dodanych modyfikacji do algorytmów bazowych</w:t>
       </w:r>
-      <w:bookmarkEnd w:id="7"/>
+      <w:bookmarkEnd w:id="8"/>
     </w:p>
     <w:p>
       <w:pPr>
@@ -3693,24 +3998,23 @@
           <w:numId w:val="11"/>
         </w:numPr>
       </w:pPr>
-      <w:bookmarkStart w:id="8" w:name="_Toc225030127"/>
+      <w:bookmarkStart w:id="9" w:name="_Toc225097013"/>
       <w:r>
         <w:t>Dijkstry</w:t>
       </w:r>
-      <w:bookmarkEnd w:id="8"/>
-    </w:p>
-    <w:p>
-      <w:r>
-        <w:t xml:space="preserve">Należało zrobić kilka implementacji modyfikacji </w:t>
-      </w:r>
-      <w:r>
-        <w:t>algorytm</w:t>
-      </w:r>
-      <w:r>
-        <w:t xml:space="preserve"> bazowego</w:t>
-      </w:r>
-      <w:r>
-        <w:t xml:space="preserve"> w celu optymalizacji i dostosowania do dziedziny problemu</w:t>
+      <w:bookmarkEnd w:id="9"/>
+    </w:p>
+    <w:p>
+      <w:pPr>
+        <w:rPr>
+          <w:rStyle w:val="Odwoanieintensywne"/>
+        </w:rPr>
+      </w:pPr>
+      <w:r>
+        <w:rPr>
+          <w:rStyle w:val="Odwoanieintensywne"/>
+        </w:rPr>
+        <w:t>Modyfikacje</w:t>
       </w:r>
     </w:p>
     <w:p>
@@ -3825,20 +4129,312 @@
     </w:p>
     <w:p>
       <w:pPr>
+        <w:pStyle w:val="Akapitzlist"/>
+        <w:jc w:val="both"/>
+      </w:pPr>
+    </w:p>
+    <w:p>
+      <w:pPr>
+        <w:pStyle w:val="Akapitzlist"/>
+        <w:jc w:val="both"/>
+      </w:pPr>
+    </w:p>
+    <w:p>
+      <w:pPr>
+        <w:pStyle w:val="Akapitzlist"/>
+        <w:jc w:val="both"/>
+      </w:pPr>
+    </w:p>
+    <w:p>
+      <w:pPr>
+        <w:pStyle w:val="Akapitzlist"/>
+        <w:jc w:val="both"/>
+      </w:pPr>
+    </w:p>
+    <w:p>
+      <w:pPr>
+        <w:pStyle w:val="Akapitzlist"/>
+        <w:jc w:val="both"/>
+      </w:pPr>
+    </w:p>
+    <w:p>
+      <w:pPr>
+        <w:pStyle w:val="Akapitzlist"/>
+        <w:jc w:val="both"/>
+      </w:pPr>
+    </w:p>
+    <w:p>
+      <w:pPr>
+        <w:pStyle w:val="Akapitzlist"/>
+        <w:jc w:val="both"/>
+      </w:pPr>
+    </w:p>
+    <w:p>
+      <w:pPr>
+        <w:pStyle w:val="Akapitzlist"/>
+        <w:jc w:val="both"/>
+      </w:pPr>
+    </w:p>
+    <w:p>
+      <w:pPr>
+        <w:pStyle w:val="Akapitzlist"/>
+        <w:jc w:val="both"/>
+      </w:pPr>
+    </w:p>
+    <w:p>
+      <w:pPr>
+        <w:pStyle w:val="Akapitzlist"/>
+        <w:jc w:val="both"/>
+      </w:pPr>
+    </w:p>
+    <w:p>
+      <w:pPr>
+        <w:pStyle w:val="Akapitzlist"/>
+        <w:jc w:val="both"/>
+      </w:pPr>
+    </w:p>
+    <w:p>
+      <w:pPr>
+        <w:pStyle w:val="Akapitzlist"/>
+        <w:jc w:val="both"/>
+      </w:pPr>
+    </w:p>
+    <w:p>
+      <w:pPr>
+        <w:pStyle w:val="Akapitzlist"/>
+        <w:jc w:val="both"/>
+      </w:pPr>
+    </w:p>
+    <w:p>
+      <w:pPr>
+        <w:pStyle w:val="Akapitzlist"/>
+        <w:jc w:val="both"/>
+      </w:pPr>
+    </w:p>
+    <w:p>
+      <w:pPr>
+        <w:pStyle w:val="Akapitzlist"/>
+        <w:jc w:val="both"/>
+      </w:pPr>
+    </w:p>
+    <w:p>
+      <w:pPr>
+        <w:pStyle w:val="Akapitzlist"/>
+        <w:jc w:val="both"/>
+      </w:pPr>
+    </w:p>
+    <w:p>
+      <w:pPr>
+        <w:pStyle w:val="Akapitzlist"/>
+        <w:jc w:val="both"/>
+      </w:pPr>
+    </w:p>
+    <w:p>
+      <w:pPr>
+        <w:pStyle w:val="Akapitzlist"/>
+        <w:jc w:val="both"/>
+      </w:pPr>
+    </w:p>
+    <w:p>
+      <w:pPr>
+        <w:pStyle w:val="Akapitzlist"/>
+        <w:jc w:val="both"/>
+      </w:pPr>
+    </w:p>
+    <w:p>
+      <w:pPr>
+        <w:pStyle w:val="Akapitzlist"/>
+        <w:jc w:val="both"/>
+      </w:pPr>
+    </w:p>
+    <w:p>
+      <w:pPr>
         <w:pStyle w:val="Nagwek3"/>
         <w:numPr>
           <w:ilvl w:val="0"/>
           <w:numId w:val="11"/>
         </w:numPr>
       </w:pPr>
-      <w:bookmarkStart w:id="9" w:name="_Toc225030128"/>
-      <w:r>
+      <w:bookmarkStart w:id="10" w:name="_Toc225097014"/>
+      <w:r>
+        <w:lastRenderedPageBreak/>
         <w:t>Algorytm A*</w:t>
       </w:r>
-      <w:bookmarkEnd w:id="9"/>
-    </w:p>
-    <w:p>
-      <w:r>
+      <w:bookmarkEnd w:id="10"/>
+    </w:p>
+    <w:p>
+      <w:pPr>
+        <w:rPr>
+          <w:rStyle w:val="Odwoanieintensywne"/>
+        </w:rPr>
+      </w:pPr>
+      <w:r>
+        <w:rPr>
+          <w:rStyle w:val="Odwoanieintensywne"/>
+        </w:rPr>
+        <w:t>Modyfikacje</w:t>
+      </w:r>
+      <w:r>
+        <w:rPr>
+          <w:rStyle w:val="Odwoanieintensywne"/>
+        </w:rPr>
+        <w:t xml:space="preserve"> algorytmu</w:t>
+      </w:r>
+    </w:p>
+    <w:p>
+      <w:pPr>
+        <w:pStyle w:val="Akapitzlist"/>
+        <w:numPr>
+          <w:ilvl w:val="0"/>
+          <w:numId w:val="12"/>
+        </w:numPr>
+        <w:jc w:val="both"/>
+      </w:pPr>
+      <w:r>
+        <w:t>Podobnie jak w Dijkstrze przejście z grafu statycznego, gdzie wagi są stałe, na graf, gdzie krawędzie są zależne od czasu. Jest to konieczne do filtrowania połączeń, do których może pasażer wejść o danej godzinie.</w:t>
+      </w:r>
+    </w:p>
+    <w:p>
+      <w:pPr>
+        <w:pStyle w:val="Akapitzlist"/>
+        <w:numPr>
+          <w:ilvl w:val="0"/>
+          <w:numId w:val="12"/>
+        </w:numPr>
+        <w:jc w:val="both"/>
+      </w:pPr>
+      <w:r>
+        <w:t>Wykorzystanie kolejki priorytetowej (min-</w:t>
+      </w:r>
+      <w:proofErr w:type="spellStart"/>
+      <w:r>
+        <w:t>heap</w:t>
+      </w:r>
+      <w:proofErr w:type="spellEnd"/>
+      <w:r>
+        <w:t>) do kolejki Q, aby przyspieszyć wybór stacji o najszybszym przyjeździe na danym etapie algorytmu</w:t>
+      </w:r>
+    </w:p>
+    <w:p>
+      <w:pPr>
+        <w:pStyle w:val="Akapitzlist"/>
+        <w:numPr>
+          <w:ilvl w:val="0"/>
+          <w:numId w:val="12"/>
+        </w:numPr>
+        <w:jc w:val="both"/>
+      </w:pPr>
+      <w:r>
+        <w:t>Tablica z heurystykami dla każdego przystanku liczona na początku</w:t>
+      </w:r>
+    </w:p>
+    <w:p>
+      <w:pPr>
+        <w:pStyle w:val="Akapitzlist"/>
+        <w:numPr>
+          <w:ilvl w:val="0"/>
+          <w:numId w:val="12"/>
+        </w:numPr>
+        <w:jc w:val="both"/>
+      </w:pPr>
+      <w:r>
+        <w:t>Przebudowanie logiki z pseudokodu algorytmu w materiałach do listy w celach optymalizacyjnych</w:t>
+      </w:r>
+    </w:p>
+    <w:p>
+      <w:pPr>
+        <w:pStyle w:val="Akapitzlist"/>
+        <w:numPr>
+          <w:ilvl w:val="0"/>
+          <w:numId w:val="12"/>
+        </w:numPr>
+        <w:jc w:val="both"/>
+      </w:pPr>
+      <w:r>
+        <w:t xml:space="preserve">Podobnie jak w Dijkstrze obsługa wielu dni – jeśli nie znaleźliśmy algorytmu w dany dzień, rozszerzamy o kolejny (pobieramy plik </w:t>
+      </w:r>
+      <w:proofErr w:type="spellStart"/>
+      <w:r>
+        <w:t>json</w:t>
+      </w:r>
+      <w:proofErr w:type="spellEnd"/>
+      <w:r>
+        <w:t xml:space="preserve"> z grafem do kolejnego dnia </w:t>
+      </w:r>
+      <w:r>
+        <w:br/>
+        <w:t xml:space="preserve">i rozszerzamy ten, na którym pracowaliśmy). Wymagało to stworzenia plików </w:t>
+      </w:r>
+      <w:proofErr w:type="spellStart"/>
+      <w:r>
+        <w:t>json</w:t>
+      </w:r>
+      <w:proofErr w:type="spellEnd"/>
+      <w:r>
+        <w:t xml:space="preserve"> z grafami dla kolejnych dni oraz definicji klasy obsługującej pobieranie kolejnych dni</w:t>
+      </w:r>
+    </w:p>
+    <w:p>
+      <w:pPr>
+        <w:pStyle w:val="Akapitzlist"/>
+        <w:numPr>
+          <w:ilvl w:val="0"/>
+          <w:numId w:val="12"/>
+        </w:numPr>
+        <w:jc w:val="both"/>
+      </w:pPr>
+      <w:r>
+        <w:t>Zabezpieczenie przed nieskończoną analizą (w przypadku braku połączenia analiza tylko 3 kolejnych dni a nie całego zbioru danych)</w:t>
+      </w:r>
+    </w:p>
+    <w:p>
+      <w:pPr>
+        <w:pStyle w:val="Akapitzlist"/>
+        <w:numPr>
+          <w:ilvl w:val="0"/>
+          <w:numId w:val="14"/>
+        </w:numPr>
+        <w:jc w:val="both"/>
+      </w:pPr>
+      <w:r>
+        <w:t>Podobnie jak w Dijkstrze kryterium wczesnego wyjścia – zwracamy rozwiązanie, osiągnąwszy cel</w:t>
+      </w:r>
+    </w:p>
+    <w:p>
+      <w:pPr>
+        <w:pStyle w:val="Akapitzlist"/>
+        <w:numPr>
+          <w:ilvl w:val="0"/>
+          <w:numId w:val="14"/>
+        </w:numPr>
+      </w:pPr>
+      <w:r>
+        <w:t>Podobnie jak w Dijkstrze rozszerzona definicja stanu dla kryterium liczby przesiadek (stop, poprzedni linia, id poprzedniej trasy, czas)</w:t>
+      </w:r>
+    </w:p>
+    <w:p>
+      <w:pPr>
+        <w:pStyle w:val="Akapitzlist"/>
+        <w:numPr>
+          <w:ilvl w:val="0"/>
+          <w:numId w:val="14"/>
+        </w:numPr>
+      </w:pPr>
+      <w:r>
+        <w:t>W przypadku algorytmu z kryterium liczby przesiadek, drugim kryterium pozostaje czas przejazdu</w:t>
+      </w:r>
+    </w:p>
+    <w:p/>
+    <w:p>
+      <w:pPr>
+        <w:rPr>
+          <w:rStyle w:val="Odwoanieintensywne"/>
+        </w:rPr>
+      </w:pPr>
+      <w:r>
+        <w:rPr>
+          <w:rStyle w:val="Odwoanieintensywne"/>
+        </w:rPr>
         <w:t>Heurystyki</w:t>
       </w:r>
     </w:p>
@@ -3849,6 +4445,7 @@
           <w:ilvl w:val="0"/>
           <w:numId w:val="15"/>
         </w:numPr>
+        <w:jc w:val="both"/>
       </w:pPr>
       <w:r>
         <w:t xml:space="preserve">Kryterium czas przyjazdu </w:t>
@@ -3857,7 +4454,7 @@
         <w:sym w:font="Wingdings" w:char="F0E0"/>
       </w:r>
       <w:r>
-        <w:t xml:space="preserve"> odległość euklidesowa podzielona przez maksymalną prędkość lokomotyw KD (160 km/h), dająca maksymalny czas przejazdu (istnieje mała szansa na to, że optymizm heurystyki zostanie naruszony w przypadku bardzo długiego postoju)</w:t>
+        <w:t xml:space="preserve"> odległość euklidesowa podzielona przez maksymalną prędkość lokomotyw Kolei Dolnośląskich (160 km/h), dająca maksymalny czas przejazdu (istnieje mała szansa na to, że optymizm heurystyki zostanie naruszony w przypadku bardzo długiego postoju)</w:t>
       </w:r>
     </w:p>
     <w:p>
@@ -3867,6 +4464,7 @@
           <w:ilvl w:val="0"/>
           <w:numId w:val="15"/>
         </w:numPr>
+        <w:jc w:val="both"/>
       </w:pPr>
       <w:r>
         <w:t xml:space="preserve">Kryterium liczby przesiadek </w:t>
@@ -3883,16 +4481,26 @@
     <w:p/>
     <w:p/>
     <w:p/>
-    <w:p/>
-    <w:p/>
-    <w:p/>
-    <w:p>
-      <w:r>
+    <w:p>
+      <w:pPr>
+        <w:rPr>
+          <w:rStyle w:val="Odwoanieintensywne"/>
+        </w:rPr>
+      </w:pPr>
+      <w:r>
+        <w:rPr>
+          <w:rStyle w:val="Odwoanieintensywne"/>
+        </w:rPr>
         <w:lastRenderedPageBreak/>
-        <w:t>Modyfikacje</w:t>
-      </w:r>
-      <w:r>
-        <w:t xml:space="preserve"> algorytmu</w:t>
+        <w:t>Optymalizacje (podpunkt d)</w:t>
+      </w:r>
+    </w:p>
+    <w:p>
+      <w:pPr>
+        <w:jc w:val="both"/>
+      </w:pPr>
+      <w:r>
+        <w:t>Zoptymalizowałem głównie algorytm z punktu b (algorytm A* dla kryterium czasu przyjazdu)</w:t>
       </w:r>
     </w:p>
     <w:p>
@@ -3900,15 +4508,12 @@
         <w:pStyle w:val="Akapitzlist"/>
         <w:numPr>
           <w:ilvl w:val="0"/>
-          <w:numId w:val="12"/>
+          <w:numId w:val="19"/>
         </w:numPr>
         <w:jc w:val="both"/>
       </w:pPr>
       <w:r>
-        <w:t>Podobnie jak w Dijkstrze p</w:t>
-      </w:r>
-      <w:r>
-        <w:t>rzejście z grafu statycznego, gdzie wagi są stałe, na graf, gdzie krawędzie są zależne od czasu. Jest to konieczne do filtrowania połączeń, do których może pasażer wejść o danej godzinie.</w:t>
+        <w:t>Policzenie wszystkich heurystyk na początku (zamiast liczenia heurystyk za każdym razem w pętli)</w:t>
       </w:r>
     </w:p>
     <w:p>
@@ -3916,20 +4521,20 @@
         <w:pStyle w:val="Akapitzlist"/>
         <w:numPr>
           <w:ilvl w:val="0"/>
-          <w:numId w:val="12"/>
+          <w:numId w:val="19"/>
         </w:numPr>
         <w:jc w:val="both"/>
       </w:pPr>
       <w:r>
-        <w:t>Wykorzystanie kolejki priorytetowej (min-</w:t>
+        <w:t>Użycie kopca dla listy otwartej (</w:t>
       </w:r>
       <w:proofErr w:type="spellStart"/>
       <w:r>
-        <w:t>heap</w:t>
+        <w:t>opened</w:t>
       </w:r>
       <w:proofErr w:type="spellEnd"/>
       <w:r>
-        <w:t>) do kolejki Q, aby przyspieszyć wybór stacji o najszybszym przyjeździe na danym etapie algorytmu</w:t>
+        <w:t xml:space="preserve"> / open) w celu szybszego sortowania kolejnych węzłów i krawędzi do analizy</w:t>
       </w:r>
     </w:p>
     <w:p>
@@ -3937,12 +4542,12 @@
         <w:pStyle w:val="Akapitzlist"/>
         <w:numPr>
           <w:ilvl w:val="0"/>
-          <w:numId w:val="12"/>
+          <w:numId w:val="19"/>
         </w:numPr>
         <w:jc w:val="both"/>
       </w:pPr>
       <w:r>
-        <w:t>Tablica z heurystykami dla każdego przystanku liczona na początku</w:t>
+        <w:t>Zamknięta lista jest tablicą mieszającą a nie listą w celu szybkiego sprawdzania</w:t>
       </w:r>
     </w:p>
     <w:p>
@@ -3950,12 +4555,12 @@
         <w:pStyle w:val="Akapitzlist"/>
         <w:numPr>
           <w:ilvl w:val="0"/>
-          <w:numId w:val="12"/>
+          <w:numId w:val="19"/>
         </w:numPr>
         <w:jc w:val="both"/>
       </w:pPr>
       <w:r>
-        <w:t>Przebudowanie logiki z pseudokodu algorytmu w materiałach do listy w celach optymalizacyjnych</w:t>
+        <w:t>Zwrócenie wyniku w przypadku osiągnięcia ostatniego węzła</w:t>
       </w:r>
     </w:p>
     <w:p>
@@ -3963,37 +4568,31 @@
         <w:pStyle w:val="Akapitzlist"/>
         <w:numPr>
           <w:ilvl w:val="0"/>
-          <w:numId w:val="12"/>
+          <w:numId w:val="19"/>
         </w:numPr>
         <w:jc w:val="both"/>
       </w:pPr>
       <w:r>
-        <w:t>Podobnie jak w Dijkstrze o</w:t>
-      </w:r>
-      <w:r>
-        <w:t xml:space="preserve">bsługa wielu dni – jeśli nie znaleźliśmy algorytmu w dany dzień, rozszerzamy o kolejny (pobieramy plik </w:t>
+        <w:t xml:space="preserve">Ograniczenie do 3 kolejnych dni analizy przypadku braku połączenia </w:t>
+      </w:r>
+      <w:r>
+        <w:t>(</w:t>
       </w:r>
       <w:proofErr w:type="spellStart"/>
       <w:r>
-        <w:t>json</w:t>
+        <w:t>early</w:t>
       </w:r>
       <w:proofErr w:type="spellEnd"/>
       <w:r>
-        <w:t xml:space="preserve"> z grafem do kolejnego dnia </w:t>
-      </w:r>
-      <w:r>
-        <w:br/>
-      </w:r>
-      <w:r>
-        <w:t xml:space="preserve">i rozszerzamy ten, na którym pracowaliśmy). Wymagało to stworzenia plików </w:t>
+        <w:t xml:space="preserve"> </w:t>
       </w:r>
       <w:proofErr w:type="spellStart"/>
       <w:r>
-        <w:t>json</w:t>
+        <w:t>exit</w:t>
       </w:r>
       <w:proofErr w:type="spellEnd"/>
       <w:r>
-        <w:t xml:space="preserve"> z grafami dla kolejnych dni oraz definicji klasy obsługującej pobieranie kolejnych dni</w:t>
+        <w:t>)</w:t>
       </w:r>
     </w:p>
     <w:p>
@@ -4001,12 +4600,15 @@
         <w:pStyle w:val="Akapitzlist"/>
         <w:numPr>
           <w:ilvl w:val="0"/>
-          <w:numId w:val="12"/>
+          <w:numId w:val="19"/>
         </w:numPr>
         <w:jc w:val="both"/>
       </w:pPr>
       <w:r>
-        <w:t>Zabezpieczenie przed nieskończoną analizą (w przypadku braku połączenia analiza tylko 3 kolejnych dni a nie całego zbioru danych)</w:t>
+        <w:t>W przypadku takiego samego początkowego i końcowego miasta koniec funkcji</w:t>
+      </w:r>
+      <w:r>
+        <w:t xml:space="preserve"> (warunki brzegowe)</w:t>
       </w:r>
     </w:p>
     <w:p>
@@ -4014,74 +4616,152 @@
         <w:pStyle w:val="Akapitzlist"/>
         <w:numPr>
           <w:ilvl w:val="0"/>
-          <w:numId w:val="14"/>
+          <w:numId w:val="19"/>
         </w:numPr>
         <w:jc w:val="both"/>
       </w:pPr>
       <w:r>
-        <w:t>Podobnie jak w Dijkstrze k</w:t>
-      </w:r>
-      <w:r>
-        <w:t>ryterium wczesnego wyjścia – zwracamy rozwiązanie, osiągnąwszy cel</w:t>
+        <w:t>Skrócenie przebiegu algorytmu</w:t>
       </w:r>
     </w:p>
     <w:p>
       <w:pPr>
         <w:pStyle w:val="Akapitzlist"/>
-        <w:numPr>
-          <w:ilvl w:val="0"/>
-          <w:numId w:val="14"/>
-        </w:numPr>
-      </w:pPr>
-      <w:r>
-        <w:t xml:space="preserve">Podobnie jak w Dijkstrze rozszerzona definicja stanu </w:t>
-      </w:r>
-      <w:r>
-        <w:t xml:space="preserve">dla kryterium liczby przesiadek </w:t>
-      </w:r>
-      <w:r>
-        <w:t>(stop, poprzedni linia, id poprzedniej trasy, czas)</w:t>
-      </w:r>
+        <w:jc w:val="both"/>
+      </w:pPr>
     </w:p>
     <w:p>
       <w:pPr>
         <w:pStyle w:val="Akapitzlist"/>
-        <w:numPr>
-          <w:ilvl w:val="0"/>
-          <w:numId w:val="14"/>
-        </w:numPr>
-      </w:pPr>
-      <w:r>
-        <w:t>W przypadku algorytmu z kryterium liczby przesiadek, drugim kryterium pozostaje czas przejazdu</w:t>
-      </w:r>
-    </w:p>
-    <w:p>
-      <w:pPr>
-        <w:ind w:left="360"/>
-      </w:pPr>
-    </w:p>
-    <w:p/>
-    <w:p/>
-    <w:p/>
-    <w:p/>
-    <w:p/>
-    <w:p/>
-    <w:p/>
-    <w:p/>
-    <w:p/>
+        <w:jc w:val="both"/>
+        <w:rPr>
+          <w:noProof/>
+        </w:rPr>
+      </w:pPr>
+      <w:r>
+        <w:drawing>
+          <wp:inline distT="0" distB="0" distL="0" distR="0" wp14:anchorId="19B09483" wp14:editId="3417666D">
+            <wp:extent cx="3328336" cy="1881963"/>
+            <wp:effectExtent l="0" t="0" r="5715" b="4445"/>
+            <wp:docPr id="711679767" name="Obraz 1"/>
+            <wp:cNvGraphicFramePr>
+              <a:graphicFrameLocks xmlns:a="http://schemas.openxmlformats.org/drawingml/2006/main" noChangeAspect="1"/>
+            </wp:cNvGraphicFramePr>
+            <a:graphic xmlns:a="http://schemas.openxmlformats.org/drawingml/2006/main">
+              <a:graphicData uri="http://schemas.openxmlformats.org/drawingml/2006/picture">
+                <pic:pic xmlns:pic="http://schemas.openxmlformats.org/drawingml/2006/picture">
+                  <pic:nvPicPr>
+                    <pic:cNvPr id="711679767" name=""/>
+                    <pic:cNvPicPr/>
+                  </pic:nvPicPr>
+                  <pic:blipFill>
+                    <a:blip r:embed="rId29"/>
+                    <a:stretch>
+                      <a:fillRect/>
+                    </a:stretch>
+                  </pic:blipFill>
+                  <pic:spPr>
+                    <a:xfrm>
+                      <a:off x="0" y="0"/>
+                      <a:ext cx="3374344" cy="1907977"/>
+                    </a:xfrm>
+                    <a:prstGeom prst="rect">
+                      <a:avLst/>
+                    </a:prstGeom>
+                  </pic:spPr>
+                </pic:pic>
+              </a:graphicData>
+            </a:graphic>
+          </wp:inline>
+        </w:drawing>
+      </w:r>
+      <w:r>
+        <w:rPr>
+          <w:noProof/>
+        </w:rPr>
+        <w:t xml:space="preserve"> </w:t>
+      </w:r>
+    </w:p>
+    <w:p>
+      <w:pPr>
+        <w:pStyle w:val="Akapitzlist"/>
+        <w:jc w:val="both"/>
+        <w:rPr>
+          <w:noProof/>
+        </w:rPr>
+      </w:pPr>
+    </w:p>
+    <w:p>
+      <w:pPr>
+        <w:pStyle w:val="Akapitzlist"/>
+        <w:jc w:val="both"/>
+        <w:rPr>
+          <w:noProof/>
+        </w:rPr>
+      </w:pPr>
+    </w:p>
+    <w:p>
+      <w:pPr>
+        <w:pStyle w:val="Akapitzlist"/>
+        <w:jc w:val="both"/>
+        <w:rPr>
+          <w:noProof/>
+        </w:rPr>
+      </w:pPr>
+      <w:r>
+        <w:drawing>
+          <wp:inline distT="0" distB="0" distL="0" distR="0" wp14:anchorId="3F87D9A0" wp14:editId="208F1D83">
+            <wp:extent cx="5295014" cy="1687959"/>
+            <wp:effectExtent l="0" t="0" r="1270" b="7620"/>
+            <wp:docPr id="1355092729" name="Obraz 1"/>
+            <wp:cNvGraphicFramePr>
+              <a:graphicFrameLocks xmlns:a="http://schemas.openxmlformats.org/drawingml/2006/main" noChangeAspect="1"/>
+            </wp:cNvGraphicFramePr>
+            <a:graphic xmlns:a="http://schemas.openxmlformats.org/drawingml/2006/main">
+              <a:graphicData uri="http://schemas.openxmlformats.org/drawingml/2006/picture">
+                <pic:pic xmlns:pic="http://schemas.openxmlformats.org/drawingml/2006/picture">
+                  <pic:nvPicPr>
+                    <pic:cNvPr id="1355092729" name=""/>
+                    <pic:cNvPicPr/>
+                  </pic:nvPicPr>
+                  <pic:blipFill>
+                    <a:blip r:embed="rId30"/>
+                    <a:stretch>
+                      <a:fillRect/>
+                    </a:stretch>
+                  </pic:blipFill>
+                  <pic:spPr>
+                    <a:xfrm>
+                      <a:off x="0" y="0"/>
+                      <a:ext cx="5355326" cy="1707185"/>
+                    </a:xfrm>
+                    <a:prstGeom prst="rect">
+                      <a:avLst/>
+                    </a:prstGeom>
+                  </pic:spPr>
+                </pic:pic>
+              </a:graphicData>
+            </a:graphic>
+          </wp:inline>
+        </w:drawing>
+      </w:r>
+    </w:p>
     <w:p>
       <w:pPr>
         <w:pStyle w:val="Nagwek1"/>
       </w:pPr>
-      <w:bookmarkStart w:id="10" w:name="_Toc225030129"/>
+      <w:bookmarkStart w:id="11" w:name="_Toc225097015"/>
       <w:r>
         <w:lastRenderedPageBreak/>
         <w:t>Zadanie 2</w:t>
       </w:r>
-      <w:bookmarkEnd w:id="10"/>
-    </w:p>
-    <w:p>
-      <w:r>
+      <w:bookmarkEnd w:id="11"/>
+    </w:p>
+    <w:p>
+      <w:r>
+        <w:rPr>
+          <w:noProof/>
+        </w:rPr>
         <w:drawing>
           <wp:inline distT="0" distB="0" distL="0" distR="0" wp14:anchorId="4FA19D7E" wp14:editId="40198CF2">
             <wp:extent cx="5760720" cy="3851275"/>
@@ -4098,7 +4778,7 @@
                     <pic:cNvPicPr/>
                   </pic:nvPicPr>
                   <pic:blipFill>
-                    <a:blip r:embed="rId29"/>
+                    <a:blip r:embed="rId31"/>
                     <a:stretch>
                       <a:fillRect/>
                     </a:stretch>
@@ -4121,6 +4801,9 @@
     </w:p>
     <w:p>
       <w:r>
+        <w:rPr>
+          <w:noProof/>
+        </w:rPr>
         <w:drawing>
           <wp:inline distT="0" distB="0" distL="0" distR="0" wp14:anchorId="0DA3D329" wp14:editId="298F4B93">
             <wp:extent cx="5760720" cy="767080"/>
@@ -4137,7 +4820,7 @@
                     <pic:cNvPicPr/>
                   </pic:nvPicPr>
                   <pic:blipFill>
-                    <a:blip r:embed="rId30"/>
+                    <a:blip r:embed="rId32"/>
                     <a:stretch>
                       <a:fillRect/>
                     </a:stretch>
@@ -4171,18 +4854,22 @@
       <w:pPr>
         <w:pStyle w:val="Nagwek2"/>
       </w:pPr>
-      <w:bookmarkStart w:id="11" w:name="_Toc225030130"/>
+      <w:bookmarkStart w:id="12" w:name="_Toc225097016"/>
       <w:r>
         <w:lastRenderedPageBreak/>
         <w:t>Tło teoretyczne algorytmów</w:t>
       </w:r>
-      <w:bookmarkEnd w:id="11"/>
+      <w:bookmarkEnd w:id="12"/>
     </w:p>
     <w:p>
       <w:pPr>
         <w:pStyle w:val="Nagwek3"/>
-      </w:pPr>
-      <w:bookmarkStart w:id="12" w:name="_Toc225030131"/>
+        <w:numPr>
+          <w:ilvl w:val="1"/>
+          <w:numId w:val="6"/>
+        </w:numPr>
+      </w:pPr>
+      <w:bookmarkStart w:id="13" w:name="_Toc225097017"/>
       <w:r>
         <w:t xml:space="preserve">Tabu </w:t>
       </w:r>
@@ -4190,7 +4877,7 @@
       <w:r>
         <w:t>Search</w:t>
       </w:r>
-      <w:bookmarkEnd w:id="12"/>
+      <w:bookmarkEnd w:id="13"/>
       <w:proofErr w:type="spellEnd"/>
     </w:p>
     <w:p>
@@ -4206,17 +4893,18 @@
       </w:r>
       <w:proofErr w:type="spellEnd"/>
       <w:r>
-        <w:t xml:space="preserve"> </w:t>
-      </w:r>
-      <w:r>
-        <w:t xml:space="preserve">może służyć do rozwiązania problemu komiwojażera </w:t>
-      </w:r>
-      <w:r>
-        <w:br/>
-        <w:t xml:space="preserve">(TSP – Travelling </w:t>
+        <w:t xml:space="preserve"> jest </w:t>
       </w:r>
       <w:proofErr w:type="spellStart"/>
       <w:r>
+        <w:t>metaheurystyczną</w:t>
+      </w:r>
+      <w:proofErr w:type="spellEnd"/>
+      <w:r>
+        <w:t xml:space="preserve"> metodą optymalizacji, która może być stosowana do rozwiązywania problemów kombinatorycznych, takich jak problem komiwojażera (TSP – Travelling </w:t>
+      </w:r>
+      <w:proofErr w:type="spellStart"/>
+      <w:r>
         <w:t>Salesman</w:t>
       </w:r>
       <w:proofErr w:type="spellEnd"/>
@@ -4227,49 +4915,8 @@
         <w:t xml:space="preserve">. </w:t>
       </w:r>
       <w:r>
-        <w:t xml:space="preserve"> </w:t>
-      </w:r>
-      <w:r>
-        <w:t xml:space="preserve">Jego </w:t>
-      </w:r>
-      <w:r>
-        <w:t xml:space="preserve">główną zaletą </w:t>
-      </w:r>
-      <w:r>
-        <w:t xml:space="preserve">jest </w:t>
-      </w:r>
-      <w:r>
-        <w:t xml:space="preserve">próba </w:t>
-      </w:r>
-      <w:r>
-        <w:t>uniknięci</w:t>
-      </w:r>
-      <w:r>
-        <w:t>a</w:t>
-      </w:r>
-      <w:r>
-        <w:t xml:space="preserve"> utknięcia algorytmu w optimach lokalnych poprzez tymczasowe zabranianie powrotu do niedawno odwiedzonych stanów.</w:t>
-      </w:r>
-    </w:p>
-    <w:p>
-      <w:pPr>
-        <w:jc w:val="both"/>
-      </w:pPr>
-    </w:p>
-    <w:p>
-      <w:pPr>
-        <w:jc w:val="both"/>
-      </w:pPr>
-    </w:p>
-    <w:p>
-      <w:pPr>
-        <w:jc w:val="both"/>
-      </w:pPr>
-    </w:p>
-    <w:p>
-      <w:pPr>
-        <w:jc w:val="both"/>
-      </w:pPr>
+        <w:t>Jego celem nie jest znalezienie dokładnego rozwiązania optymalnego, lecz uzyskanie rozwiązania możliwie bliskiego optimum w rozsądnym czasie.</w:t>
+      </w:r>
     </w:p>
     <w:p>
       <w:pPr>
@@ -4330,23 +4977,137 @@
         <w:t>Wyjątkiem od zakazu jest tzw. kryterium aspiracji – pozwala ono na wykonanie ruchu tabu, jeśli prowadzi on do rozwiązania lepszego niż najlepsze dotychczas znalezione. Po wybraniu nowego rozwiązania, jest ono zapisywane jako bieżące, a informacja o wykonanym ruchu trafia na listę tabu na określoną liczbę iteracji (kadencję). Dzięki temu algorytm jest "wypychany" z dolin lokalnych optimów i może eksplorować nowe obszary przestrzeni poszukiwań.</w:t>
       </w:r>
     </w:p>
+    <w:p>
+      <w:pPr>
+        <w:jc w:val="both"/>
+      </w:pPr>
+    </w:p>
+    <w:p>
+      <w:pPr>
+        <w:pStyle w:val="Nagwek3"/>
+        <w:numPr>
+          <w:ilvl w:val="1"/>
+          <w:numId w:val="6"/>
+        </w:numPr>
+      </w:pPr>
+      <w:bookmarkStart w:id="14" w:name="_Toc225097018"/>
+      <w:proofErr w:type="spellStart"/>
+      <w:r>
+        <w:t>Alogrytm</w:t>
+      </w:r>
+      <w:proofErr w:type="spellEnd"/>
+      <w:r>
+        <w:t xml:space="preserve"> </w:t>
+      </w:r>
+      <w:proofErr w:type="spellStart"/>
+      <w:r>
+        <w:t>Knox</w:t>
+      </w:r>
+      <w:r>
+        <w:t>a</w:t>
+      </w:r>
+      <w:bookmarkEnd w:id="14"/>
+      <w:proofErr w:type="spellEnd"/>
+    </w:p>
+    <w:p>
+      <w:pPr>
+        <w:jc w:val="both"/>
+      </w:pPr>
+      <w:r>
+        <w:t xml:space="preserve">Algorytm </w:t>
+      </w:r>
+      <w:proofErr w:type="spellStart"/>
+      <w:r>
+        <w:t>Knoxa</w:t>
+      </w:r>
+      <w:proofErr w:type="spellEnd"/>
+      <w:r>
+        <w:t xml:space="preserve"> jest wariantem metody Tabu </w:t>
+      </w:r>
+      <w:proofErr w:type="spellStart"/>
+      <w:r>
+        <w:t>Search</w:t>
+      </w:r>
+      <w:proofErr w:type="spellEnd"/>
+      <w:r>
+        <w:t xml:space="preserve">, wyspecjalizowanym </w:t>
+      </w:r>
+      <w:r>
+        <w:br/>
+      </w:r>
+      <w:r>
+        <w:t xml:space="preserve">w rozwiązywaniu problemu komiwojażera (TSP). Skupia się on na przeszukiwaniu sąsiedztwa poprzez operacje zamiany krawędzi, przy jednoczesnym zarządzaniu listą ruchów zabronionych </w:t>
+      </w:r>
+      <w:r>
+        <w:t xml:space="preserve">(tablica tabu) </w:t>
+      </w:r>
+      <w:r>
+        <w:t>w celu uniknięcia cykli.</w:t>
+      </w:r>
+    </w:p>
+    <w:p>
+      <w:pPr>
+        <w:jc w:val="both"/>
+        <w:rPr>
+          <w:rStyle w:val="Odwoanieintensywne"/>
+        </w:rPr>
+      </w:pPr>
+      <w:r>
+        <w:rPr>
+          <w:rStyle w:val="Odwoanieintensywne"/>
+        </w:rPr>
+        <w:t xml:space="preserve">Zasada działania </w:t>
+      </w:r>
+    </w:p>
+    <w:p>
+      <w:pPr>
+        <w:jc w:val="both"/>
+      </w:pPr>
+      <w:r>
+        <w:t>Algorytm operuje na pełnym cyklu Hamiltona, starając się zminimalizować całkowitą wagę krawędzi (długość trasy). Kluczowym elementem odróżniającym tę implementację jest sposób definiowania sąsiedztwa oraz struktura listy tabu, która blokuje konkretne krawędzie przed ponownym włączeniem do rozwiązania przez określony czas.</w:t>
+      </w:r>
+    </w:p>
+    <w:p>
+      <w:pPr>
+        <w:jc w:val="both"/>
+      </w:pPr>
+      <w:r>
+        <w:lastRenderedPageBreak/>
+        <w:t>Na początku generowana jest trasa startowa (np. metodą najbliższego sąsiada lub losowo). W każdej iteracji algorytm generuje sąsiedztwo poprzez operację zamiany krawędzi (</w:t>
+      </w:r>
+      <w:r>
+        <w:t>w przypadku mojego rozwiązania jest to</w:t>
+      </w:r>
+      <w:r>
+        <w:t xml:space="preserve"> 2-opt), która polega na usunięciu dwóch krawędzi z bieżącej trasy i zastąpieniu ich dwiema innymi w taki sposób, aby zachować spójność cyklu.</w:t>
+      </w:r>
+    </w:p>
+    <w:p>
+      <w:pPr>
+        <w:jc w:val="both"/>
+      </w:pPr>
+      <w:r>
+        <w:t xml:space="preserve">Dla każdego potencjalnego ruchu sprawdzany jest jego status na liście tabu. Ruch jest dopuszczalny, jeśli nie znajduje się na liście lub jeśli spełnia kryterium aspiracji (prowadzi do trasy lepszej niż globalne optimum). Wybrany najlepszy ruch jest wykonywany, </w:t>
+      </w:r>
+      <w:r>
+        <w:br/>
+      </w:r>
+      <w:r>
+        <w:t>a krawędzie, które zostały usunięte z trasy, są dodawane do listy tabu z określoną wartością kadencji. Zapobiega to natychmiastowemu powrotowi do poprzednich konfiguracji i zmusza algorytm do badania nowych kombinacji połączeń między miastami. Proces jest powtarzany do momentu osiągnięcia limitu iteracji lub braku poprawy wyniku przez założony czas.</w:t>
+      </w:r>
+    </w:p>
     <w:p/>
     <w:p/>
-    <w:p/>
-    <w:p/>
-    <w:p/>
     <w:p>
       <w:pPr>
         <w:pStyle w:val="Nagwek2"/>
       </w:pPr>
-      <w:bookmarkStart w:id="13" w:name="_Toc225030132"/>
-      <w:r>
-        <w:lastRenderedPageBreak/>
+      <w:bookmarkStart w:id="15" w:name="_Toc225097019"/>
+      <w:r>
         <w:t>Przykłady użycia metody</w:t>
       </w:r>
-      <w:bookmarkEnd w:id="13"/>
-    </w:p>
-    <w:p/>
+      <w:bookmarkEnd w:id="15"/>
+    </w:p>
     <w:p>
       <w:pPr>
         <w:rPr>
@@ -4362,6 +5123,9 @@
     </w:p>
     <w:p>
       <w:r>
+        <w:rPr>
+          <w:noProof/>
+        </w:rPr>
         <w:drawing>
           <wp:inline distT="0" distB="0" distL="0" distR="0" wp14:anchorId="414C21C4" wp14:editId="68E7EDE2">
             <wp:extent cx="5760720" cy="4144010"/>
@@ -4378,7 +5142,7 @@
                     <pic:cNvPicPr/>
                   </pic:nvPicPr>
                   <pic:blipFill>
-                    <a:blip r:embed="rId31"/>
+                    <a:blip r:embed="rId33"/>
                     <a:stretch>
                       <a:fillRect/>
                     </a:stretch>
@@ -4400,16 +5164,6 @@
       </w:r>
     </w:p>
     <w:p/>
-    <w:p/>
-    <w:p/>
-    <w:p/>
-    <w:p/>
-    <w:p/>
-    <w:p/>
-    <w:p/>
-    <w:p/>
-    <w:p/>
-    <w:p/>
     <w:p>
       <w:pPr>
         <w:rPr>
@@ -4432,6 +5186,9 @@
     </w:p>
     <w:p>
       <w:r>
+        <w:rPr>
+          <w:noProof/>
+        </w:rPr>
         <w:drawing>
           <wp:inline distT="0" distB="0" distL="0" distR="0" wp14:anchorId="0E21807F" wp14:editId="7C5B94D6">
             <wp:extent cx="5783691" cy="3623094"/>
@@ -4448,7 +5205,7 @@
                     <pic:cNvPicPr/>
                   </pic:nvPicPr>
                   <pic:blipFill>
-                    <a:blip r:embed="rId32"/>
+                    <a:blip r:embed="rId34"/>
                     <a:stretch>
                       <a:fillRect/>
                     </a:stretch>
@@ -4476,6 +5233,9 @@
         </w:rPr>
       </w:pPr>
       <w:r>
+        <w:rPr>
+          <w:noProof/>
+        </w:rPr>
         <w:drawing>
           <wp:inline distT="0" distB="0" distL="0" distR="0" wp14:anchorId="1392305A" wp14:editId="1F22A2B3">
             <wp:extent cx="2294798" cy="4011283"/>
@@ -4492,7 +5252,7 @@
                     <pic:cNvPicPr/>
                   </pic:nvPicPr>
                   <pic:blipFill>
-                    <a:blip r:embed="rId33"/>
+                    <a:blip r:embed="rId35"/>
                     <a:stretch>
                       <a:fillRect/>
                     </a:stretch>
@@ -4519,6 +5279,9 @@
         <w:t xml:space="preserve"> </w:t>
       </w:r>
       <w:r>
+        <w:rPr>
+          <w:noProof/>
+        </w:rPr>
         <w:drawing>
           <wp:inline distT="0" distB="0" distL="0" distR="0" wp14:anchorId="68B1620F" wp14:editId="4ADCBD3C">
             <wp:extent cx="2712550" cy="4037162"/>
@@ -4535,7 +5298,7 @@
                     <pic:cNvPicPr/>
                   </pic:nvPicPr>
                   <pic:blipFill>
-                    <a:blip r:embed="rId34"/>
+                    <a:blip r:embed="rId36"/>
                     <a:stretch>
                       <a:fillRect/>
                     </a:stretch>
@@ -4581,17 +5344,14 @@
         <w:rPr>
           <w:rStyle w:val="Odwoanieintensywne"/>
         </w:rPr>
-        <w:t xml:space="preserve"> – wersja </w:t>
-      </w:r>
-      <w:r>
-        <w:rPr>
-          <w:rStyle w:val="Odwoanieintensywne"/>
-        </w:rPr>
-        <w:t>b</w:t>
-      </w:r>
-    </w:p>
-    <w:p>
-      <w:r>
+        <w:t xml:space="preserve"> – wersja b</w:t>
+      </w:r>
+    </w:p>
+    <w:p>
+      <w:r>
+        <w:rPr>
+          <w:noProof/>
+        </w:rPr>
         <w:drawing>
           <wp:inline distT="0" distB="0" distL="0" distR="0" wp14:anchorId="7FC1B984" wp14:editId="795A8DE9">
             <wp:extent cx="2294627" cy="3991761"/>
@@ -4608,7 +5368,7 @@
                     <pic:cNvPicPr/>
                   </pic:nvPicPr>
                   <pic:blipFill>
-                    <a:blip r:embed="rId35"/>
+                    <a:blip r:embed="rId37"/>
                     <a:stretch>
                       <a:fillRect/>
                     </a:stretch>
@@ -4635,6 +5395,9 @@
         <w:t xml:space="preserve"> </w:t>
       </w:r>
       <w:r>
+        <w:rPr>
+          <w:noProof/>
+        </w:rPr>
         <w:drawing>
           <wp:inline distT="0" distB="0" distL="0" distR="0" wp14:anchorId="4BC08571" wp14:editId="4082940D">
             <wp:extent cx="2689043" cy="4002656"/>
@@ -4651,7 +5414,7 @@
                     <pic:cNvPicPr/>
                   </pic:nvPicPr>
                   <pic:blipFill>
-                    <a:blip r:embed="rId36"/>
+                    <a:blip r:embed="rId38"/>
                     <a:stretch>
                       <a:fillRect/>
                     </a:stretch>
@@ -4689,17 +5452,14 @@
         <w:rPr>
           <w:rStyle w:val="Odwoanieintensywne"/>
         </w:rPr>
-        <w:t xml:space="preserve"> – wersja </w:t>
-      </w:r>
-      <w:r>
-        <w:rPr>
-          <w:rStyle w:val="Odwoanieintensywne"/>
-        </w:rPr>
-        <w:t>c</w:t>
-      </w:r>
-    </w:p>
-    <w:p>
-      <w:r>
+        <w:t xml:space="preserve"> – wersja c</w:t>
+      </w:r>
+    </w:p>
+    <w:p>
+      <w:r>
+        <w:rPr>
+          <w:noProof/>
+        </w:rPr>
         <w:drawing>
           <wp:inline distT="0" distB="0" distL="0" distR="0" wp14:anchorId="3A518941" wp14:editId="7C4E70E9">
             <wp:extent cx="2097580" cy="3623094"/>
@@ -4716,7 +5476,7 @@
                     <pic:cNvPicPr/>
                   </pic:nvPicPr>
                   <pic:blipFill>
-                    <a:blip r:embed="rId37"/>
+                    <a:blip r:embed="rId39"/>
                     <a:stretch>
                       <a:fillRect/>
                     </a:stretch>
@@ -4743,6 +5503,9 @@
         <w:t xml:space="preserve"> </w:t>
       </w:r>
       <w:r>
+        <w:rPr>
+          <w:noProof/>
+        </w:rPr>
         <w:drawing>
           <wp:inline distT="0" distB="0" distL="0" distR="0" wp14:anchorId="15A6468F" wp14:editId="2FEBDEEE">
             <wp:extent cx="2441275" cy="3603787"/>
@@ -4759,7 +5522,7 @@
                     <pic:cNvPicPr/>
                   </pic:nvPicPr>
                   <pic:blipFill>
-                    <a:blip r:embed="rId38"/>
+                    <a:blip r:embed="rId40"/>
                     <a:stretch>
                       <a:fillRect/>
                     </a:stretch>
@@ -4797,17 +5560,14 @@
         <w:rPr>
           <w:rStyle w:val="Odwoanieintensywne"/>
         </w:rPr>
-        <w:t xml:space="preserve"> – wersja </w:t>
-      </w:r>
-      <w:r>
-        <w:rPr>
-          <w:rStyle w:val="Odwoanieintensywne"/>
-        </w:rPr>
-        <w:t>d</w:t>
-      </w:r>
-    </w:p>
-    <w:p>
-      <w:r>
+        <w:t xml:space="preserve"> – wersja d</w:t>
+      </w:r>
+    </w:p>
+    <w:p>
+      <w:r>
+        <w:rPr>
+          <w:noProof/>
+        </w:rPr>
         <w:drawing>
           <wp:inline distT="0" distB="0" distL="0" distR="0" wp14:anchorId="3D40D5F2" wp14:editId="74C65E80">
             <wp:extent cx="2172055" cy="3856007"/>
@@ -4824,7 +5584,7 @@
                     <pic:cNvPicPr/>
                   </pic:nvPicPr>
                   <pic:blipFill>
-                    <a:blip r:embed="rId39"/>
+                    <a:blip r:embed="rId41"/>
                     <a:stretch>
                       <a:fillRect/>
                     </a:stretch>
@@ -4851,6 +5611,9 @@
         <w:t xml:space="preserve"> </w:t>
       </w:r>
       <w:r>
+        <w:rPr>
+          <w:noProof/>
+        </w:rPr>
         <w:drawing>
           <wp:inline distT="0" distB="0" distL="0" distR="0" wp14:anchorId="52B21648" wp14:editId="74FB6311">
             <wp:extent cx="2616753" cy="3856007"/>
@@ -4867,7 +5630,7 @@
                     <pic:cNvPicPr/>
                   </pic:nvPicPr>
                   <pic:blipFill>
-                    <a:blip r:embed="rId40"/>
+                    <a:blip r:embed="rId42"/>
                     <a:stretch>
                       <a:fillRect/>
                     </a:stretch>
@@ -4905,22 +5668,22 @@
         <w:rPr>
           <w:rStyle w:val="Odwoanieintensywne"/>
         </w:rPr>
-        <w:t xml:space="preserve"> – wersja </w:t>
-      </w:r>
-      <w:r>
-        <w:rPr>
-          <w:rStyle w:val="Odwoanieintensywne"/>
-        </w:rPr>
-        <w:t>kompletna</w:t>
+        <w:t xml:space="preserve"> – wersja kompletna</w:t>
+      </w:r>
+      <w:r>
+        <w:rPr>
+          <w:rStyle w:val="Odwoanieintensywne"/>
+        </w:rPr>
+        <w:t xml:space="preserve"> – 25 miast</w:t>
       </w:r>
     </w:p>
     <w:p>
       <w:r>
         <w:drawing>
-          <wp:inline distT="0" distB="0" distL="0" distR="0" wp14:anchorId="7D34C8A7" wp14:editId="09DD24BA">
-            <wp:extent cx="5119736" cy="3925018"/>
-            <wp:effectExtent l="0" t="0" r="5080" b="0"/>
-            <wp:docPr id="1299374275" name="Obraz 1"/>
+          <wp:inline distT="0" distB="0" distL="0" distR="0" wp14:anchorId="10272AB1" wp14:editId="233BB43C">
+            <wp:extent cx="5272644" cy="3848705"/>
+            <wp:effectExtent l="0" t="0" r="4445" b="0"/>
+            <wp:docPr id="1374753088" name="Obraz 1"/>
             <wp:cNvGraphicFramePr>
               <a:graphicFrameLocks xmlns:a="http://schemas.openxmlformats.org/drawingml/2006/main" noChangeAspect="1"/>
             </wp:cNvGraphicFramePr>
@@ -4928,90 +5691,7 @@
               <a:graphicData uri="http://schemas.openxmlformats.org/drawingml/2006/picture">
                 <pic:pic xmlns:pic="http://schemas.openxmlformats.org/drawingml/2006/picture">
                   <pic:nvPicPr>
-                    <pic:cNvPr id="1299374275" name=""/>
-                    <pic:cNvPicPr/>
-                  </pic:nvPicPr>
-                  <pic:blipFill>
-                    <a:blip r:embed="rId41"/>
-                    <a:stretch>
-                      <a:fillRect/>
-                    </a:stretch>
-                  </pic:blipFill>
-                  <pic:spPr>
-                    <a:xfrm>
-                      <a:off x="0" y="0"/>
-                      <a:ext cx="5120931" cy="3925934"/>
-                    </a:xfrm>
-                    <a:prstGeom prst="rect">
-                      <a:avLst/>
-                    </a:prstGeom>
-                  </pic:spPr>
-                </pic:pic>
-              </a:graphicData>
-            </a:graphic>
-          </wp:inline>
-        </w:drawing>
-      </w:r>
-    </w:p>
-    <w:p>
-      <w:r>
-        <w:lastRenderedPageBreak/>
-        <w:drawing>
-          <wp:inline distT="0" distB="0" distL="0" distR="0" wp14:anchorId="2DEB4F45" wp14:editId="1555F4F9">
-            <wp:extent cx="2294503" cy="3735238"/>
-            <wp:effectExtent l="0" t="0" r="0" b="0"/>
-            <wp:docPr id="568299380" name="Obraz 1"/>
-            <wp:cNvGraphicFramePr>
-              <a:graphicFrameLocks xmlns:a="http://schemas.openxmlformats.org/drawingml/2006/main" noChangeAspect="1"/>
-            </wp:cNvGraphicFramePr>
-            <a:graphic xmlns:a="http://schemas.openxmlformats.org/drawingml/2006/main">
-              <a:graphicData uri="http://schemas.openxmlformats.org/drawingml/2006/picture">
-                <pic:pic xmlns:pic="http://schemas.openxmlformats.org/drawingml/2006/picture">
-                  <pic:nvPicPr>
-                    <pic:cNvPr id="568299380" name=""/>
-                    <pic:cNvPicPr/>
-                  </pic:nvPicPr>
-                  <pic:blipFill>
-                    <a:blip r:embed="rId42"/>
-                    <a:stretch>
-                      <a:fillRect/>
-                    </a:stretch>
-                  </pic:blipFill>
-                  <pic:spPr>
-                    <a:xfrm>
-                      <a:off x="0" y="0"/>
-                      <a:ext cx="2301216" cy="3746166"/>
-                    </a:xfrm>
-                    <a:prstGeom prst="rect">
-                      <a:avLst/>
-                    </a:prstGeom>
-                  </pic:spPr>
-                </pic:pic>
-              </a:graphicData>
-            </a:graphic>
-          </wp:inline>
-        </w:drawing>
-      </w:r>
-      <w:r>
-        <w:rPr>
-          <w:noProof/>
-        </w:rPr>
-        <w:t xml:space="preserve"> </w:t>
-      </w:r>
-      <w:r>
-        <w:drawing>
-          <wp:inline distT="0" distB="0" distL="0" distR="0" wp14:anchorId="1D6B86D2" wp14:editId="2D24BFB9">
-            <wp:extent cx="2526028" cy="3726611"/>
-            <wp:effectExtent l="0" t="0" r="8255" b="7620"/>
-            <wp:docPr id="1493329975" name="Obraz 1"/>
-            <wp:cNvGraphicFramePr>
-              <a:graphicFrameLocks xmlns:a="http://schemas.openxmlformats.org/drawingml/2006/main" noChangeAspect="1"/>
-            </wp:cNvGraphicFramePr>
-            <a:graphic xmlns:a="http://schemas.openxmlformats.org/drawingml/2006/main">
-              <a:graphicData uri="http://schemas.openxmlformats.org/drawingml/2006/picture">
-                <pic:pic xmlns:pic="http://schemas.openxmlformats.org/drawingml/2006/picture">
-                  <pic:nvPicPr>
-                    <pic:cNvPr id="1493329975" name=""/>
+                    <pic:cNvPr id="1374753088" name=""/>
                     <pic:cNvPicPr/>
                   </pic:nvPicPr>
                   <pic:blipFill>
@@ -5023,7 +5703,7 @@
                   <pic:spPr>
                     <a:xfrm>
                       <a:off x="0" y="0"/>
-                      <a:ext cx="2538231" cy="3744614"/>
+                      <a:ext cx="5281161" cy="3854922"/>
                     </a:xfrm>
                     <a:prstGeom prst="rect">
                       <a:avLst/>
@@ -5037,10 +5717,436 @@
       </w:r>
     </w:p>
     <w:p>
-      <w:pPr>
-        <w:rPr>
-          <w:rStyle w:val="Odwoanieintensywne"/>
-        </w:rPr>
+      <w:r>
+        <w:rPr>
+          <w:noProof/>
+        </w:rPr>
+        <w:lastRenderedPageBreak/>
+        <w:drawing>
+          <wp:inline distT="0" distB="0" distL="0" distR="0" wp14:anchorId="4AD3EAFC" wp14:editId="2C918F52">
+            <wp:extent cx="2211415" cy="3895106"/>
+            <wp:effectExtent l="0" t="0" r="0" b="0"/>
+            <wp:docPr id="1555607157" name="Obraz 1"/>
+            <wp:cNvGraphicFramePr>
+              <a:graphicFrameLocks xmlns:a="http://schemas.openxmlformats.org/drawingml/2006/main" noChangeAspect="1"/>
+            </wp:cNvGraphicFramePr>
+            <a:graphic xmlns:a="http://schemas.openxmlformats.org/drawingml/2006/main">
+              <a:graphicData uri="http://schemas.openxmlformats.org/drawingml/2006/picture">
+                <pic:pic xmlns:pic="http://schemas.openxmlformats.org/drawingml/2006/picture">
+                  <pic:nvPicPr>
+                    <pic:cNvPr id="1555607157" name=""/>
+                    <pic:cNvPicPr/>
+                  </pic:nvPicPr>
+                  <pic:blipFill>
+                    <a:blip r:embed="rId44"/>
+                    <a:stretch>
+                      <a:fillRect/>
+                    </a:stretch>
+                  </pic:blipFill>
+                  <pic:spPr>
+                    <a:xfrm>
+                      <a:off x="0" y="0"/>
+                      <a:ext cx="2219059" cy="3908570"/>
+                    </a:xfrm>
+                    <a:prstGeom prst="rect">
+                      <a:avLst/>
+                    </a:prstGeom>
+                  </pic:spPr>
+                </pic:pic>
+              </a:graphicData>
+            </a:graphic>
+          </wp:inline>
+        </w:drawing>
+      </w:r>
+      <w:r>
+        <w:rPr>
+          <w:noProof/>
+        </w:rPr>
+        <w:t xml:space="preserve"> </w:t>
+      </w:r>
+      <w:r>
+        <w:rPr>
+          <w:noProof/>
+        </w:rPr>
+        <w:drawing>
+          <wp:inline distT="0" distB="0" distL="0" distR="0" wp14:anchorId="1421C941" wp14:editId="60BB45DE">
+            <wp:extent cx="2671948" cy="3867294"/>
+            <wp:effectExtent l="0" t="0" r="0" b="0"/>
+            <wp:docPr id="1432695409" name="Obraz 1"/>
+            <wp:cNvGraphicFramePr>
+              <a:graphicFrameLocks xmlns:a="http://schemas.openxmlformats.org/drawingml/2006/main" noChangeAspect="1"/>
+            </wp:cNvGraphicFramePr>
+            <a:graphic xmlns:a="http://schemas.openxmlformats.org/drawingml/2006/main">
+              <a:graphicData uri="http://schemas.openxmlformats.org/drawingml/2006/picture">
+                <pic:pic xmlns:pic="http://schemas.openxmlformats.org/drawingml/2006/picture">
+                  <pic:nvPicPr>
+                    <pic:cNvPr id="1432695409" name=""/>
+                    <pic:cNvPicPr/>
+                  </pic:nvPicPr>
+                  <pic:blipFill>
+                    <a:blip r:embed="rId45"/>
+                    <a:stretch>
+                      <a:fillRect/>
+                    </a:stretch>
+                  </pic:blipFill>
+                  <pic:spPr>
+                    <a:xfrm>
+                      <a:off x="0" y="0"/>
+                      <a:ext cx="2677978" cy="3876022"/>
+                    </a:xfrm>
+                    <a:prstGeom prst="rect">
+                      <a:avLst/>
+                    </a:prstGeom>
+                  </pic:spPr>
+                </pic:pic>
+              </a:graphicData>
+            </a:graphic>
+          </wp:inline>
+        </w:drawing>
+      </w:r>
+    </w:p>
+    <w:p>
+      <w:pPr>
+        <w:rPr>
+          <w:rStyle w:val="Odwoanieintensywne"/>
+        </w:rPr>
+      </w:pPr>
+    </w:p>
+    <w:p>
+      <w:pPr>
+        <w:rPr>
+          <w:rStyle w:val="Odwoanieintensywne"/>
+        </w:rPr>
+      </w:pPr>
+      <w:r>
+        <w:rPr>
+          <w:rStyle w:val="Odwoanieintensywne"/>
+        </w:rPr>
+        <w:t xml:space="preserve">Przykład </w:t>
+      </w:r>
+      <w:r>
+        <w:rPr>
+          <w:rStyle w:val="Odwoanieintensywne"/>
+        </w:rPr>
+        <w:t>3</w:t>
+      </w:r>
+      <w:r>
+        <w:rPr>
+          <w:rStyle w:val="Odwoanieintensywne"/>
+        </w:rPr>
+        <w:t xml:space="preserve"> – wersja kompletna –</w:t>
+      </w:r>
+      <w:r>
+        <w:rPr>
+          <w:rStyle w:val="Odwoanieintensywne"/>
+        </w:rPr>
+        <w:t xml:space="preserve"> minimalizacja liczby przesiadek</w:t>
+      </w:r>
+    </w:p>
+    <w:p>
+      <w:r>
+        <w:drawing>
+          <wp:inline distT="0" distB="0" distL="0" distR="0" wp14:anchorId="4E21C7A9" wp14:editId="36626366">
+            <wp:extent cx="5332020" cy="2198165"/>
+            <wp:effectExtent l="0" t="0" r="2540" b="0"/>
+            <wp:docPr id="1095001138" name="Obraz 1"/>
+            <wp:cNvGraphicFramePr>
+              <a:graphicFrameLocks xmlns:a="http://schemas.openxmlformats.org/drawingml/2006/main" noChangeAspect="1"/>
+            </wp:cNvGraphicFramePr>
+            <a:graphic xmlns:a="http://schemas.openxmlformats.org/drawingml/2006/main">
+              <a:graphicData uri="http://schemas.openxmlformats.org/drawingml/2006/picture">
+                <pic:pic xmlns:pic="http://schemas.openxmlformats.org/drawingml/2006/picture">
+                  <pic:nvPicPr>
+                    <pic:cNvPr id="1095001138" name=""/>
+                    <pic:cNvPicPr/>
+                  </pic:nvPicPr>
+                  <pic:blipFill>
+                    <a:blip r:embed="rId46"/>
+                    <a:stretch>
+                      <a:fillRect/>
+                    </a:stretch>
+                  </pic:blipFill>
+                  <pic:spPr>
+                    <a:xfrm>
+                      <a:off x="0" y="0"/>
+                      <a:ext cx="5339325" cy="2201177"/>
+                    </a:xfrm>
+                    <a:prstGeom prst="rect">
+                      <a:avLst/>
+                    </a:prstGeom>
+                  </pic:spPr>
+                </pic:pic>
+              </a:graphicData>
+            </a:graphic>
+          </wp:inline>
+        </w:drawing>
+      </w:r>
+    </w:p>
+    <w:p>
+      <w:r>
+        <w:drawing>
+          <wp:inline distT="0" distB="0" distL="0" distR="0" wp14:anchorId="56F36D09" wp14:editId="7518DCA3">
+            <wp:extent cx="3955312" cy="1838488"/>
+            <wp:effectExtent l="0" t="0" r="7620" b="0"/>
+            <wp:docPr id="1993892643" name="Obraz 1"/>
+            <wp:cNvGraphicFramePr>
+              <a:graphicFrameLocks xmlns:a="http://schemas.openxmlformats.org/drawingml/2006/main" noChangeAspect="1"/>
+            </wp:cNvGraphicFramePr>
+            <a:graphic xmlns:a="http://schemas.openxmlformats.org/drawingml/2006/main">
+              <a:graphicData uri="http://schemas.openxmlformats.org/drawingml/2006/picture">
+                <pic:pic xmlns:pic="http://schemas.openxmlformats.org/drawingml/2006/picture">
+                  <pic:nvPicPr>
+                    <pic:cNvPr id="1993892643" name=""/>
+                    <pic:cNvPicPr/>
+                  </pic:nvPicPr>
+                  <pic:blipFill>
+                    <a:blip r:embed="rId47"/>
+                    <a:stretch>
+                      <a:fillRect/>
+                    </a:stretch>
+                  </pic:blipFill>
+                  <pic:spPr>
+                    <a:xfrm>
+                      <a:off x="0" y="0"/>
+                      <a:ext cx="3960646" cy="1840967"/>
+                    </a:xfrm>
+                    <a:prstGeom prst="rect">
+                      <a:avLst/>
+                    </a:prstGeom>
+                  </pic:spPr>
+                </pic:pic>
+              </a:graphicData>
+            </a:graphic>
+          </wp:inline>
+        </w:drawing>
+      </w:r>
+    </w:p>
+    <w:p>
+      <w:pPr>
+        <w:pStyle w:val="Nagwek2"/>
+      </w:pPr>
+      <w:bookmarkStart w:id="16" w:name="_Toc225097020"/>
+      <w:r>
+        <w:lastRenderedPageBreak/>
+        <w:t>Opis dodanych modyfikacji do algorytmu bazowego</w:t>
+      </w:r>
+      <w:bookmarkEnd w:id="16"/>
+    </w:p>
+    <w:p>
+      <w:pPr>
+        <w:jc w:val="both"/>
+      </w:pPr>
+      <w:r>
+        <w:t xml:space="preserve">Wykonałem parametryzację algorytmu Knox z opt-2, tak że najlepsze połączenie dla 25 miast trwa od godziny 11:00 (11 maja 2026) do godziny 17:04:00 kolejnego dnia (12 maja 2026). Jest to wynik niezwykle dobry w porównaniu z moją początkową implementacją tabu </w:t>
+      </w:r>
+      <w:proofErr w:type="spellStart"/>
+      <w:r>
+        <w:t>search</w:t>
+      </w:r>
+      <w:proofErr w:type="spellEnd"/>
+      <w:r>
+        <w:t xml:space="preserve"> (nie </w:t>
+      </w:r>
+      <w:proofErr w:type="spellStart"/>
+      <w:r>
+        <w:t>knox</w:t>
+      </w:r>
+      <w:proofErr w:type="spellEnd"/>
+      <w:r>
+        <w:t xml:space="preserve">) ze zamianą poszczególnych dwóch przystanków w liście rozwiązań jako sąsiedzi (zamiast opt-2). Jedyną wadą jest szybkość, ponieważ algorytm wykonywał się ponad 4 minuty. </w:t>
+      </w:r>
+    </w:p>
+    <w:p>
+      <w:pPr>
+        <w:jc w:val="both"/>
+      </w:pPr>
+    </w:p>
+    <w:p>
+      <w:pPr>
+        <w:jc w:val="both"/>
+        <w:rPr>
+          <w:rStyle w:val="Odwoanieintensywne"/>
+        </w:rPr>
+      </w:pPr>
+      <w:r>
+        <w:rPr>
+          <w:rStyle w:val="Odwoanieintensywne"/>
+        </w:rPr>
+        <w:t>Modyfikacje</w:t>
+      </w:r>
+    </w:p>
+    <w:p>
+      <w:pPr>
+        <w:pStyle w:val="Akapitzlist"/>
+        <w:numPr>
+          <w:ilvl w:val="0"/>
+          <w:numId w:val="16"/>
+        </w:numPr>
+        <w:jc w:val="both"/>
+      </w:pPr>
+      <w:r>
+        <w:t>Uniwersalna funkcja celu dla obu trybów</w:t>
+      </w:r>
+    </w:p>
+    <w:p>
+      <w:pPr>
+        <w:pStyle w:val="Akapitzlist"/>
+        <w:numPr>
+          <w:ilvl w:val="0"/>
+          <w:numId w:val="16"/>
+        </w:numPr>
+        <w:jc w:val="both"/>
+      </w:pPr>
+      <w:r>
+        <w:t>Losowe zaburzenie bieżącego rozwiązania gdy algorytm nie odnotowuje postępu (</w:t>
+      </w:r>
+      <w:proofErr w:type="spellStart"/>
+      <w:r>
+        <w:t>mi</w:t>
+      </w:r>
+      <w:r>
+        <w:t>x</w:t>
+      </w:r>
+      <w:r>
+        <w:t>up</w:t>
+      </w:r>
+      <w:proofErr w:type="spellEnd"/>
+      <w:r>
+        <w:t xml:space="preserve">). Jeśli po </w:t>
+      </w:r>
+      <w:r>
+        <w:t>4</w:t>
+      </w:r>
+      <w:r>
+        <w:t>0 próbach sąsiedztwa nie znaleziono lepszego rozwiązania algorytm wykonuje 3 losowe opt-2.</w:t>
+      </w:r>
+    </w:p>
+    <w:p>
+      <w:pPr>
+        <w:pStyle w:val="Akapitzlist"/>
+        <w:numPr>
+          <w:ilvl w:val="0"/>
+          <w:numId w:val="16"/>
+        </w:numPr>
+        <w:jc w:val="both"/>
+      </w:pPr>
+      <w:r>
+        <w:t>Cache dla tras kolejnych par miast o określonych godzinach w celu przyspieszenia funkcji dla wielu miast</w:t>
+      </w:r>
+    </w:p>
+    <w:p>
+      <w:pPr>
+        <w:pStyle w:val="Akapitzlist"/>
+        <w:numPr>
+          <w:ilvl w:val="0"/>
+          <w:numId w:val="16"/>
+        </w:numPr>
+        <w:jc w:val="both"/>
+      </w:pPr>
+      <w:r>
+        <w:t>Ograniczenie wielkości tabu (6 x długość liczby miast / przystanków) (podpunkt b)</w:t>
+      </w:r>
+    </w:p>
+    <w:p>
+      <w:pPr>
+        <w:pStyle w:val="Akapitzlist"/>
+        <w:numPr>
+          <w:ilvl w:val="0"/>
+          <w:numId w:val="16"/>
+        </w:numPr>
+        <w:jc w:val="both"/>
+      </w:pPr>
+      <w:r>
+        <w:t>Próbkowanie sąsiadów (procent próbki do ustalenia w parametrach)</w:t>
+      </w:r>
+      <w:r>
+        <w:t xml:space="preserve"> (podpunkt c)</w:t>
+      </w:r>
+    </w:p>
+    <w:p>
+      <w:pPr>
+        <w:pStyle w:val="Akapitzlist"/>
+        <w:numPr>
+          <w:ilvl w:val="0"/>
+          <w:numId w:val="16"/>
+        </w:numPr>
+        <w:jc w:val="both"/>
+      </w:pPr>
+      <w:r>
+        <w:t xml:space="preserve">Aspiracja - jeśli wynik sąsiada jest lepszy niż globalne rozwiązanie, zapisz rozwiązanie sąsiada jako globalne. Próbowałem zaimplementować kryterium aspiracji jako </w:t>
+      </w:r>
+      <w:r>
+        <w:t>f(si) + ε(k − H(i))</w:t>
+      </w:r>
+      <w:r>
+        <w:t xml:space="preserve">, ale logi pokazały, że </w:t>
+      </w:r>
+      <w:r>
+        <w:t>ε(k − H(i))</w:t>
+      </w:r>
+      <w:r>
+        <w:t xml:space="preserve"> &lt;&lt;&lt;  </w:t>
+      </w:r>
+      <w:r>
+        <w:t>f(si)</w:t>
+      </w:r>
+      <w:r>
+        <w:t xml:space="preserve">. Człon </w:t>
+      </w:r>
+      <w:r>
+        <w:t>f(si)</w:t>
+      </w:r>
+      <w:r>
+        <w:t xml:space="preserve"> to był albo </w:t>
+      </w:r>
+      <w:proofErr w:type="spellStart"/>
+      <w:r>
+        <w:t>timestamp</w:t>
+      </w:r>
+      <w:proofErr w:type="spellEnd"/>
+      <w:r>
+        <w:t xml:space="preserve">  albo liczba sekund od początku trasy. Wówczas należałoby dodatkowo skalować </w:t>
+      </w:r>
+      <w:r>
+        <w:t>f(si)</w:t>
+      </w:r>
+      <w:r>
+        <w:t xml:space="preserve"> albo zwiększyć </w:t>
+      </w:r>
+      <w:r>
+        <w:t>ε</w:t>
+      </w:r>
+      <w:r>
+        <w:t xml:space="preserve">, aby liczył więcej niż 1, co złamałoby wskazane ograniczenie. Ze względu na brak korzyści i </w:t>
+      </w:r>
+      <w:r>
+        <w:t>mniejszą czytelność</w:t>
+      </w:r>
+      <w:r>
+        <w:t xml:space="preserve"> kodu zdecydowałem się uprościć aspirację</w:t>
+      </w:r>
+      <w:r>
+        <w:t xml:space="preserve"> (podpunkt d)</w:t>
+      </w:r>
+    </w:p>
+    <w:p>
+      <w:pPr>
+        <w:jc w:val="both"/>
+      </w:pPr>
+    </w:p>
+    <w:p>
+      <w:pPr>
+        <w:jc w:val="both"/>
+      </w:pPr>
+    </w:p>
+    <w:p>
+      <w:pPr>
+        <w:jc w:val="both"/>
+      </w:pPr>
+    </w:p>
+    <w:p>
+      <w:pPr>
+        <w:jc w:val="both"/>
       </w:pPr>
     </w:p>
     <w:p/>
@@ -5048,627 +6154,489 @@
     <w:p/>
     <w:p/>
     <w:p/>
-    <w:p/>
-    <w:p/>
-    <w:p/>
-    <w:p/>
-    <w:p/>
-    <w:p/>
-    <w:p/>
-    <w:p/>
-    <w:p/>
+    <w:p>
+      <w:pPr>
+        <w:jc w:val="both"/>
+      </w:pPr>
+    </w:p>
     <w:p>
       <w:pPr>
         <w:pStyle w:val="Nagwek1"/>
       </w:pPr>
-      <w:bookmarkStart w:id="14" w:name="_Toc225030133"/>
+      <w:bookmarkStart w:id="17" w:name="_Toc225097021"/>
       <w:r>
         <w:lastRenderedPageBreak/>
-        <w:t>Używane biblioteki</w:t>
-      </w:r>
-      <w:bookmarkEnd w:id="14"/>
-    </w:p>
-    <w:p>
-      <w:pPr>
-        <w:jc w:val="both"/>
-        <w:rPr>
-          <w:rStyle w:val="Odwoanieintensywne"/>
-        </w:rPr>
-      </w:pPr>
-      <w:proofErr w:type="spellStart"/>
-      <w:r>
-        <w:rPr>
-          <w:rStyle w:val="Odwoanieintensywne"/>
-        </w:rPr>
-        <w:t>pandas</w:t>
-      </w:r>
-      <w:proofErr w:type="spellEnd"/>
-      <w:r>
-        <w:rPr>
-          <w:rStyle w:val="Odwoanieintensywne"/>
-        </w:rPr>
-        <w:t xml:space="preserve"> </w:t>
-      </w:r>
-    </w:p>
-    <w:p>
-      <w:pPr>
-        <w:jc w:val="both"/>
-      </w:pPr>
-      <w:r>
-        <w:t>B</w:t>
-      </w:r>
-      <w:r>
-        <w:t>iblioteka służąca do analizy i przetwarzania danych. Umożliwia wygodne operacje na tabelach (DataFrame), takie jak filtrowanie, grupowanie czy wczytywanie danych z plików.</w:t>
-      </w:r>
-    </w:p>
-    <w:p>
-      <w:pPr>
-        <w:jc w:val="both"/>
-        <w:rPr>
-          <w:rStyle w:val="Odwoanieintensywne"/>
-        </w:rPr>
-      </w:pPr>
-      <w:proofErr w:type="spellStart"/>
-      <w:r>
-        <w:rPr>
-          <w:rStyle w:val="Odwoanieintensywne"/>
-        </w:rPr>
-        <w:t>termcolor</w:t>
-      </w:r>
-      <w:proofErr w:type="spellEnd"/>
-      <w:r>
-        <w:rPr>
-          <w:rStyle w:val="Odwoanieintensywne"/>
-        </w:rPr>
-        <w:t xml:space="preserve"> </w:t>
-      </w:r>
-    </w:p>
-    <w:p>
-      <w:pPr>
-        <w:jc w:val="both"/>
-      </w:pPr>
-      <w:r>
-        <w:t>P</w:t>
-      </w:r>
-      <w:r>
-        <w:t>rosta biblioteka do kolorowania tekstu w terminalu. Pozwala wyróżniać komunikaty poprzez zmianę koloru i stylu wyświetlanego tekstu.</w:t>
-      </w:r>
-    </w:p>
-    <w:p>
-      <w:pPr>
-        <w:jc w:val="both"/>
-      </w:pPr>
-    </w:p>
-    <w:p>
-      <w:pPr>
-        <w:jc w:val="both"/>
-      </w:pPr>
-    </w:p>
-    <w:p>
-      <w:pPr>
-        <w:jc w:val="both"/>
-      </w:pPr>
-    </w:p>
-    <w:p>
-      <w:pPr>
-        <w:jc w:val="both"/>
-      </w:pPr>
-    </w:p>
-    <w:p>
-      <w:pPr>
-        <w:jc w:val="both"/>
-      </w:pPr>
-    </w:p>
-    <w:p>
-      <w:pPr>
-        <w:jc w:val="both"/>
-      </w:pPr>
-    </w:p>
-    <w:p>
-      <w:pPr>
-        <w:jc w:val="both"/>
-      </w:pPr>
-    </w:p>
-    <w:p>
-      <w:pPr>
-        <w:jc w:val="both"/>
-      </w:pPr>
-    </w:p>
-    <w:p>
-      <w:pPr>
-        <w:jc w:val="both"/>
-      </w:pPr>
-    </w:p>
-    <w:p>
-      <w:pPr>
-        <w:jc w:val="both"/>
-      </w:pPr>
-    </w:p>
-    <w:p>
-      <w:pPr>
-        <w:jc w:val="both"/>
-      </w:pPr>
-      <w:r>
-        <w:t xml:space="preserve">zbiór </w:t>
-      </w:r>
-      <m:oMath>
-        <m:r>
-          <w:rPr>
-            <w:rFonts w:ascii="Cambria Math" w:hAnsi="Cambria Math"/>
-          </w:rPr>
-          <m:t xml:space="preserve">Q </m:t>
-        </m:r>
-      </m:oMath>
-      <w:r>
-        <w:t xml:space="preserve">zawierający </w:t>
-      </w:r>
-      <w:r>
-        <w:t xml:space="preserve">kolejne </w:t>
-      </w:r>
-      <w:r>
-        <w:t>wierzchołki,</w:t>
-      </w:r>
-      <w:r>
-        <w:t xml:space="preserve"> dla których należy w następnej iteracji sprawdzić, czy ich odległość </w:t>
-      </w:r>
-      <w:r>
-        <w:t>, oraz.</w:t>
-      </w:r>
-    </w:p>
-    <w:p>
-      <w:pPr>
-        <w:jc w:val="both"/>
-      </w:pPr>
+        <w:t>Podsumowanie</w:t>
+      </w:r>
+      <w:bookmarkEnd w:id="17"/>
+    </w:p>
+    <w:p>
+      <w:pPr>
+        <w:jc w:val="both"/>
+        <w:rPr>
+          <w:rStyle w:val="Odwoanieintensywne"/>
+        </w:rPr>
+      </w:pPr>
+      <w:r>
+        <w:rPr>
+          <w:rStyle w:val="Odwoanieintensywne"/>
+        </w:rPr>
+        <w:t>Wyzwania i problemy</w:t>
+      </w:r>
     </w:p>
     <w:p>
       <w:pPr>
         <w:pStyle w:val="Akapitzlist"/>
         <w:numPr>
           <w:ilvl w:val="0"/>
-          <w:numId w:val="3"/>
+          <w:numId w:val="17"/>
         </w:numPr>
         <w:jc w:val="both"/>
       </w:pPr>
-    </w:p>
-    <w:p>
-      <w:pPr>
-        <w:jc w:val="both"/>
-      </w:pPr>
-      <w:r>
-        <w:t xml:space="preserve">  </w:t>
-      </w:r>
-      <w:r>
-        <w:rPr>
-          <w:b/>
-          <w:bCs/>
-        </w:rPr>
-        <w:t>Zasada działania</w:t>
-      </w:r>
-      <w:r>
-        <w:t>: Algorytm utrzymuje zbiór Q zawierający nieodwiedzone wierzchołki oraz tablicę odległości $d(v)$, która reprezentuje aktualnie najniższy koszt dotarcia ze źródła do każdego wierzchołka.</w:t>
-      </w:r>
-    </w:p>
-    <w:p>
-      <w:pPr>
-        <w:jc w:val="both"/>
-      </w:pPr>
-      <w:r>
-        <w:t xml:space="preserve">  </w:t>
-      </w:r>
-      <w:r>
-        <w:rPr>
-          <w:b/>
-          <w:bCs/>
-        </w:rPr>
-        <w:t>Inicjalizacja</w:t>
-      </w:r>
-      <w:r>
-        <w:t>: Ustawia się d(s) = 0, a dla wszystkich pozostałych wierzchołków $d(v) = \</w:t>
+      <w:r>
+        <w:t>Jednym z większych wyzwań było przekonwertowanie danych z plików tekstowych do odpowiednich grafów</w:t>
+      </w:r>
+      <w:r>
+        <w:t xml:space="preserve">, umożliwiających spełnienie wszystkich </w:t>
+      </w:r>
+      <w:r>
+        <w:t xml:space="preserve"> </w:t>
+      </w:r>
+      <w:r>
+        <w:t xml:space="preserve">wymagań, a także </w:t>
+      </w:r>
+      <w:r>
+        <w:t>stworzenie</w:t>
+      </w:r>
+      <w:r>
+        <w:t xml:space="preserve"> klasy ładującej z plików </w:t>
       </w:r>
       <w:proofErr w:type="spellStart"/>
       <w:r>
-        <w:t>infty</w:t>
+        <w:t>json</w:t>
       </w:r>
       <w:proofErr w:type="spellEnd"/>
       <w:r>
-        <w:t>$.</w:t>
-      </w:r>
-    </w:p>
-    <w:p>
-      <w:pPr>
-        <w:jc w:val="both"/>
-      </w:pPr>
-      <w:r>
-        <w:t xml:space="preserve">  </w:t>
-      </w:r>
-      <w:r>
-        <w:rPr>
-          <w:b/>
-          <w:bCs/>
-        </w:rPr>
-        <w:t>Relaksacja</w:t>
-      </w:r>
-      <w:r>
-        <w:t>: W każdej iteracji algorytm wybiera wierzchołek $u \in Q$ o najmniejszym $d(u)$. Następnie dla każdego sąsiada $v$, jeśli znaleziona ścieżka przez $u$ jest krótsza niż dotychczasowe $d(v)$ ($d(u) + w(u, v) &lt; d(v)$), następuje aktualizacja wartości $d(v)$ oraz przypisanie $u$ jako poprzednika $v$.</w:t>
-      </w:r>
-    </w:p>
-    <w:p>
-      <w:pPr>
-        <w:jc w:val="both"/>
-      </w:pPr>
-      <w:r>
-        <w:lastRenderedPageBreak/>
-        <w:t xml:space="preserve">  </w:t>
-      </w:r>
-      <w:r>
-        <w:rPr>
-          <w:b/>
-          <w:bCs/>
-        </w:rPr>
-        <w:t>Cel</w:t>
-      </w:r>
-      <w:r>
-        <w:t>: Po odwiedzeniu wszystkich wierzchołków osiągalnych ze źródła, algorytm gwarantuje znalezienie najkrótszej ścieżki do każdego z nich.</w:t>
-      </w:r>
-    </w:p>
-    <w:p>
-      <w:pPr>
-        <w:jc w:val="both"/>
-      </w:pPr>
-    </w:p>
-    <w:p>
-      <w:pPr>
-        <w:jc w:val="both"/>
-      </w:pPr>
-    </w:p>
-    <w:p>
-      <w:pPr>
-        <w:pStyle w:val="Nagwek2"/>
-        <w:jc w:val="both"/>
-      </w:pPr>
-      <w:bookmarkStart w:id="15" w:name="_Toc225030134"/>
-      <w:r>
-        <w:t>Algorytm A*</w:t>
-      </w:r>
-      <w:bookmarkEnd w:id="15"/>
-    </w:p>
-    <w:p>
-      <w:pPr>
-        <w:jc w:val="both"/>
-      </w:pPr>
-      <w:r>
-        <w:t>Algorytm $A^*$ jest heurystycznym rozszerzeniem algorytmu Dijkstry, zaprojektowanym w celu przyspieszenia wyszukiwania ścieżki do konkretnego celu poprzez wykorzystanie wiedzy o geometrii problemu.</w:t>
-      </w:r>
-    </w:p>
-    <w:p>
-      <w:pPr>
+        <w:t xml:space="preserve"> kolejnych dni w przypadku długich albo późnych tras.</w:t>
+      </w:r>
+    </w:p>
+    <w:p>
+      <w:pPr>
+        <w:pStyle w:val="Akapitzlist"/>
         <w:numPr>
           <w:ilvl w:val="0"/>
-          <w:numId w:val="1"/>
+          <w:numId w:val="17"/>
         </w:numPr>
         <w:jc w:val="both"/>
       </w:pPr>
       <w:r>
-        <w:rPr>
-          <w:b/>
-          <w:bCs/>
-        </w:rPr>
-        <w:t>Funkcja kosztu</w:t>
-      </w:r>
-      <w:r>
-        <w:t>: Kluczowym elementem jest minimalizacja funkcji $f(n) = g(n) + h(n)$:</w:t>
-      </w:r>
-    </w:p>
-    <w:p>
-      <w:pPr>
-        <w:numPr>
-          <w:ilvl w:val="1"/>
-          <w:numId w:val="1"/>
-        </w:numPr>
-        <w:jc w:val="both"/>
-      </w:pPr>
-      <w:r>
-        <w:t>$g(n)$ – rzeczywisty koszt dotarcia ze startu do wierzchołka $n$.</w:t>
-      </w:r>
-    </w:p>
-    <w:p>
-      <w:pPr>
-        <w:numPr>
-          <w:ilvl w:val="1"/>
-          <w:numId w:val="1"/>
-        </w:numPr>
-        <w:jc w:val="both"/>
-      </w:pPr>
-      <w:r>
-        <w:t>$h(n)$ – heurystyczna estymacja (szacunek) kosztu pozostałego do pokonania z $n$ do celu.</w:t>
-      </w:r>
-    </w:p>
-    <w:p>
-      <w:pPr>
+        <w:t>Dobór optymalnych heurystyk dla A*, aby zachować ich optymizm</w:t>
+      </w:r>
+    </w:p>
+    <w:p>
+      <w:pPr>
+        <w:pStyle w:val="Akapitzlist"/>
         <w:numPr>
           <w:ilvl w:val="0"/>
-          <w:numId w:val="1"/>
+          <w:numId w:val="17"/>
         </w:numPr>
         <w:jc w:val="both"/>
       </w:pPr>
       <w:r>
-        <w:rPr>
-          <w:b/>
-          <w:bCs/>
-        </w:rPr>
-        <w:t>Stosowane heurystyki</w:t>
-      </w:r>
-      <w:r>
-        <w:t xml:space="preserve">: W problemach nawigacyjnych najczęściej stosuje się odległość Manhattan lub odległość euklidesową. W przypadku danych GTFS, współrzędne geograficzne przystanków pozwalają na wyliczenie tych estymacji (np. wzorem </w:t>
-      </w:r>
-      <w:proofErr w:type="spellStart"/>
-      <w:r>
-        <w:t>haversine</w:t>
-      </w:r>
-      <w:proofErr w:type="spellEnd"/>
-      <w:r>
-        <w:t>).</w:t>
-      </w:r>
-    </w:p>
-    <w:p>
-      <w:pPr>
+        <w:t>Obsłużenie dat wykraczających poza zakres danych</w:t>
+      </w:r>
+    </w:p>
+    <w:p>
+      <w:pPr>
+        <w:pStyle w:val="Akapitzlist"/>
         <w:numPr>
           <w:ilvl w:val="0"/>
-          <w:numId w:val="1"/>
+          <w:numId w:val="17"/>
         </w:numPr>
         <w:jc w:val="both"/>
       </w:pPr>
       <w:r>
-        <w:rPr>
-          <w:b/>
-          <w:bCs/>
-        </w:rPr>
-        <w:t>Struktury danych</w:t>
-      </w:r>
-      <w:r>
-        <w:t xml:space="preserve">: Algorytm operuje na liście </w:t>
-      </w:r>
-      <w:r>
-        <w:rPr>
-          <w:b/>
-          <w:bCs/>
-        </w:rPr>
-        <w:t>otwartej</w:t>
-      </w:r>
-      <w:r>
-        <w:t xml:space="preserve"> (wierzchołki odwiedzone, ale nieprzebadane w pełni) oraz </w:t>
-      </w:r>
-      <w:r>
-        <w:rPr>
-          <w:b/>
-          <w:bCs/>
-        </w:rPr>
-        <w:t>zamkniętej</w:t>
-      </w:r>
-      <w:r>
-        <w:t xml:space="preserve"> (wierzchołki w pełni zbadane wraz z sąsiadami).</w:t>
-      </w:r>
-    </w:p>
-    <w:p>
-      <w:pPr>
-        <w:jc w:val="both"/>
-      </w:pPr>
-    </w:p>
-    <w:p>
-      <w:pPr>
-        <w:pStyle w:val="Nagwek2"/>
-        <w:jc w:val="both"/>
-      </w:pPr>
-      <w:bookmarkStart w:id="16" w:name="_Toc225030135"/>
-      <w:r>
-        <w:t xml:space="preserve">Tabu </w:t>
-      </w:r>
-      <w:proofErr w:type="spellStart"/>
-      <w:r>
-        <w:t>Search</w:t>
-      </w:r>
-      <w:proofErr w:type="spellEnd"/>
-      <w:r>
-        <w:t xml:space="preserve"> (algorytm </w:t>
-      </w:r>
-      <w:proofErr w:type="spellStart"/>
-      <w:r>
-        <w:t>Knoxa</w:t>
-      </w:r>
-      <w:proofErr w:type="spellEnd"/>
-      <w:r>
-        <w:t>)</w:t>
-      </w:r>
-      <w:bookmarkEnd w:id="16"/>
-    </w:p>
-    <w:p>
-      <w:pPr>
-        <w:jc w:val="both"/>
-      </w:pPr>
-      <w:r>
-        <w:t xml:space="preserve">Tabu </w:t>
-      </w:r>
-      <w:proofErr w:type="spellStart"/>
-      <w:r>
-        <w:t>Search</w:t>
-      </w:r>
-      <w:proofErr w:type="spellEnd"/>
-      <w:r>
-        <w:t xml:space="preserve"> to metaheurystyka przeszukiwania lokalnego, która pozwala uniknąć utknięcia w optimach lokalnych poprzez wprowadzenie pamięci o wcześniej odwiedzonych rozwiązaniach.</w:t>
-      </w:r>
-    </w:p>
-    <w:p>
-      <w:pPr>
+        <w:t>Nadanie ograniczeń dla tras, które nie mają połączeń (np. dla takich gdzie na stronie Kolei Dolnośląskich są tylko autobusowe połączenie zastępcze)</w:t>
+      </w:r>
+    </w:p>
+    <w:p>
+      <w:pPr>
+        <w:pStyle w:val="Akapitzlist"/>
         <w:numPr>
           <w:ilvl w:val="0"/>
-          <w:numId w:val="2"/>
+          <w:numId w:val="17"/>
         </w:numPr>
         <w:jc w:val="both"/>
       </w:pPr>
       <w:r>
-        <w:rPr>
-          <w:b/>
-          <w:bCs/>
-        </w:rPr>
-        <w:t>Przeszukiwanie lokalne</w:t>
-      </w:r>
-      <w:r>
-        <w:t>: Polega na iteracyjnym sprawdzaniu sąsiedztwa $N(s)$ i przechodzeniu do lepszego rozwiązania. Może jednak utknąć, gdy każde rozwiązanie w sąsiedztwie jest gorsze od bieżącego.</w:t>
-      </w:r>
-    </w:p>
-    <w:p>
-      <w:pPr>
+        <w:t xml:space="preserve">Zrobiłem na początku implementację dla tylko jednego trybu, co sprawiło że dorobienie kolejnego trybu wymagało gruntownych zmian struktur całych funkcji </w:t>
+      </w:r>
+      <w:r>
+        <w:br/>
+        <w:t xml:space="preserve">i </w:t>
+      </w:r>
+      <w:proofErr w:type="spellStart"/>
+      <w:r>
+        <w:t>wywołań</w:t>
+      </w:r>
+      <w:proofErr w:type="spellEnd"/>
+      <w:r>
+        <w:t xml:space="preserve"> w notebookach</w:t>
+      </w:r>
+    </w:p>
+    <w:p>
+      <w:pPr>
+        <w:pStyle w:val="Akapitzlist"/>
         <w:numPr>
           <w:ilvl w:val="0"/>
-          <w:numId w:val="2"/>
+          <w:numId w:val="17"/>
         </w:numPr>
         <w:jc w:val="both"/>
       </w:pPr>
       <w:r>
-        <w:rPr>
-          <w:b/>
-          <w:bCs/>
-        </w:rPr>
-        <w:t>Lista Tabu ($T$)</w:t>
-      </w:r>
-      <w:r>
-        <w:t>: Jest to zbiór ruchów lub rozwiązań czasowo zabronionych. Zapobiega to cyklom i zmusza algorytm do badania nowych obszarów przestrzeni rozwiązań. Wielkość listy $t = |T|$ jest kluczowa: zbyt mała może prowadzić do powrotu do tych samych punktów, zbyt duża nadmiernie ogranicza ruchy.</w:t>
-      </w:r>
-    </w:p>
-    <w:p>
-      <w:pPr>
+        <w:t>Konieczność modyfikowania kodu dla dwóch trybów w przypadku zmian albo usprawnień</w:t>
+      </w:r>
+    </w:p>
+    <w:p>
+      <w:pPr>
+        <w:pStyle w:val="Akapitzlist"/>
         <w:numPr>
           <w:ilvl w:val="0"/>
-          <w:numId w:val="2"/>
+          <w:numId w:val="17"/>
         </w:numPr>
         <w:jc w:val="both"/>
       </w:pPr>
       <w:r>
-        <w:rPr>
-          <w:b/>
-          <w:bCs/>
-        </w:rPr>
-        <w:t xml:space="preserve">Algorytm </w:t>
-      </w:r>
-      <w:proofErr w:type="spellStart"/>
-      <w:r>
-        <w:rPr>
-          <w:b/>
-          <w:bCs/>
-        </w:rPr>
-        <w:t>Knoxa</w:t>
-      </w:r>
-      <w:proofErr w:type="spellEnd"/>
-      <w:r>
-        <w:t xml:space="preserve">: Jest to wariant Tabu </w:t>
-      </w:r>
-      <w:proofErr w:type="spellStart"/>
-      <w:r>
-        <w:t>Search</w:t>
-      </w:r>
-      <w:proofErr w:type="spellEnd"/>
-      <w:r>
-        <w:t xml:space="preserve"> przystosowany do problemu komiwojażera (TSP). Wprowadza on </w:t>
-      </w:r>
-      <w:r>
-        <w:rPr>
-          <w:b/>
-          <w:bCs/>
-        </w:rPr>
-        <w:t>kryterium aspiracji ($A$)</w:t>
-      </w:r>
-      <w:r>
-        <w:t xml:space="preserve">, które pozwala na </w:t>
-      </w:r>
-      <w:r>
-        <w:lastRenderedPageBreak/>
-        <w:t>wykonanie ruchu tabu, jeśli prowadzi on do rozwiązania "wystarczająco dobrego" (np. lepszego niż dotychczasowe globalne optimum).</w:t>
-      </w:r>
-    </w:p>
-    <w:p>
-      <w:pPr>
+        <w:t>Czas wykonywania algorytmu Knox dla wielu miast (utrudnione testowanie)</w:t>
+      </w:r>
+      <w:r>
+        <w:t>. Był to szczególny problem dla trybu z kryterium liczby przesiadek (algorytm dla 6 miast wykonuje się ok. 15 sekund)</w:t>
+      </w:r>
+      <w:r>
+        <w:t>, dla którego w przypadku większej ilości miast</w:t>
+      </w:r>
+      <w:r>
+        <w:t xml:space="preserve"> (24)</w:t>
+      </w:r>
+      <w:r>
+        <w:t xml:space="preserve"> szybko zapełniania się cała pamięć RAM na komputerze (12GB) przez cache</w:t>
+      </w:r>
+    </w:p>
+    <w:p>
+      <w:pPr>
+        <w:pStyle w:val="Akapitzlist"/>
         <w:numPr>
           <w:ilvl w:val="0"/>
-          <w:numId w:val="2"/>
+          <w:numId w:val="17"/>
         </w:numPr>
         <w:jc w:val="both"/>
       </w:pPr>
       <w:r>
-        <w:rPr>
-          <w:b/>
-          <w:bCs/>
-        </w:rPr>
-        <w:t>Zastosowanie w TSP</w:t>
-      </w:r>
-      <w:r>
-        <w:t>: W tym problemie "sąsiedztwo" można definiować np. przez zamianę kolejności miast, a lista tabu może zabraniać konkretnych krawędzi lub pozycji miast w cyklu.</w:t>
-      </w:r>
-    </w:p>
-    <w:p>
-      <w:pPr>
-        <w:jc w:val="both"/>
-      </w:pPr>
-    </w:p>
-    <w:p>
-      <w:pPr>
-        <w:jc w:val="both"/>
-      </w:pPr>
-    </w:p>
-    <w:p>
-      <w:pPr>
-        <w:jc w:val="both"/>
-      </w:pPr>
-      <w:r>
-        <w:t>Przykłady użycia algorytmów</w:t>
-      </w:r>
-    </w:p>
-    <w:p>
-      <w:pPr>
-        <w:jc w:val="both"/>
-      </w:pPr>
-    </w:p>
-    <w:p>
-      <w:pPr>
-        <w:jc w:val="both"/>
-      </w:pPr>
-    </w:p>
-    <w:p>
-      <w:pPr>
-        <w:jc w:val="both"/>
-      </w:pPr>
-      <w:r>
-        <w:t>Modyfikacje do algorytmów</w:t>
-      </w:r>
-    </w:p>
-    <w:p>
-      <w:pPr>
-        <w:jc w:val="both"/>
-      </w:pPr>
-    </w:p>
-    <w:p>
-      <w:pPr>
-        <w:jc w:val="both"/>
-      </w:pPr>
-    </w:p>
-    <w:p>
-      <w:pPr>
-        <w:jc w:val="both"/>
-      </w:pPr>
-      <w:r>
-        <w:t>Wykorzystane materiały</w:t>
-      </w:r>
-    </w:p>
-    <w:p>
-      <w:pPr>
-        <w:jc w:val="both"/>
-      </w:pPr>
-    </w:p>
-    <w:p>
-      <w:pPr>
-        <w:jc w:val="both"/>
-      </w:pPr>
-      <w:r>
-        <w:t>Problemy podczas implementacji</w:t>
+        <w:t xml:space="preserve">Konieczność resetowania jądra środowiska </w:t>
+      </w:r>
+      <w:proofErr w:type="spellStart"/>
+      <w:r>
+        <w:t>conda</w:t>
+      </w:r>
+      <w:proofErr w:type="spellEnd"/>
+      <w:r>
+        <w:t xml:space="preserve"> dla zmian kodu w plikach z algorytmami (utrudnienia testowania) (czasem restart się zawieszał i trzeba było resetować IDE)</w:t>
+      </w:r>
+    </w:p>
+    <w:p>
+      <w:pPr>
+        <w:pStyle w:val="Akapitzlist"/>
+        <w:numPr>
+          <w:ilvl w:val="0"/>
+          <w:numId w:val="17"/>
+        </w:numPr>
+        <w:jc w:val="both"/>
+      </w:pPr>
+      <w:r>
+        <w:t xml:space="preserve">Debugowanie błędów w obszernych funkcjach. </w:t>
+      </w:r>
+    </w:p>
+    <w:p>
+      <w:pPr>
+        <w:jc w:val="both"/>
+      </w:pPr>
+    </w:p>
+    <w:p>
+      <w:pPr>
+        <w:tabs>
+          <w:tab w:val="left" w:pos="2244"/>
+        </w:tabs>
+        <w:jc w:val="both"/>
+        <w:rPr>
+          <w:rStyle w:val="Odwoanieintensywne"/>
+        </w:rPr>
+      </w:pPr>
+      <w:r>
+        <w:rPr>
+          <w:rStyle w:val="Odwoanieintensywne"/>
+        </w:rPr>
+        <w:t>Co bym zrobił inaczej</w:t>
+      </w:r>
+    </w:p>
+    <w:p>
+      <w:pPr>
+        <w:pStyle w:val="Akapitzlist"/>
+        <w:numPr>
+          <w:ilvl w:val="0"/>
+          <w:numId w:val="18"/>
+        </w:numPr>
+        <w:tabs>
+          <w:tab w:val="left" w:pos="2244"/>
+        </w:tabs>
+        <w:jc w:val="both"/>
+      </w:pPr>
+      <w:r>
+        <w:t>Na początku lepiej zrozumiał dziedzinę problemu i wszystkie wymagania, aby zaprojektować</w:t>
+      </w:r>
+      <w:r>
+        <w:t xml:space="preserve"> jak najoptymalniejszy graf od początku. Tworząc funkcje przetwarzające dane z plików tekstowych </w:t>
+      </w:r>
+    </w:p>
+    <w:p>
+      <w:pPr>
+        <w:pStyle w:val="Akapitzlist"/>
+        <w:numPr>
+          <w:ilvl w:val="0"/>
+          <w:numId w:val="18"/>
+        </w:numPr>
+        <w:tabs>
+          <w:tab w:val="left" w:pos="2244"/>
+        </w:tabs>
+        <w:jc w:val="both"/>
+      </w:pPr>
+      <w:r>
+        <w:t xml:space="preserve">Tworzyć funkcje dla wszystkich trybów od początku, aby uniknąć dużego </w:t>
+      </w:r>
+      <w:proofErr w:type="spellStart"/>
+      <w:r>
+        <w:t>refactoru</w:t>
+      </w:r>
+      <w:proofErr w:type="spellEnd"/>
+      <w:r>
+        <w:t xml:space="preserve"> kodu i notebooków</w:t>
+      </w:r>
+    </w:p>
+    <w:p>
+      <w:pPr>
+        <w:pStyle w:val="Akapitzlist"/>
+        <w:numPr>
+          <w:ilvl w:val="0"/>
+          <w:numId w:val="18"/>
+        </w:numPr>
+        <w:tabs>
+          <w:tab w:val="left" w:pos="2244"/>
+        </w:tabs>
+        <w:jc w:val="both"/>
+      </w:pPr>
+      <w:r>
+        <w:t>Mniej skupić się na optymalizacji (spędziłem nad tym bardzo dużo czasu, a nie było to zakresem zadania)</w:t>
+      </w:r>
+    </w:p>
+    <w:p>
+      <w:pPr>
+        <w:jc w:val="both"/>
+      </w:pPr>
+    </w:p>
+    <w:p>
+      <w:pPr>
+        <w:jc w:val="both"/>
+      </w:pPr>
+    </w:p>
+    <w:p>
+      <w:pPr>
+        <w:jc w:val="both"/>
+      </w:pPr>
+    </w:p>
+    <w:p>
+      <w:pPr>
+        <w:jc w:val="both"/>
+      </w:pPr>
+    </w:p>
+    <w:p>
+      <w:pPr>
+        <w:pStyle w:val="Nagwek1"/>
+      </w:pPr>
+      <w:bookmarkStart w:id="18" w:name="_Toc225097022"/>
+      <w:r>
+        <w:lastRenderedPageBreak/>
+        <w:t>Używane biblioteki</w:t>
+      </w:r>
+      <w:bookmarkEnd w:id="18"/>
+    </w:p>
+    <w:p>
+      <w:pPr>
+        <w:jc w:val="both"/>
+        <w:rPr>
+          <w:rStyle w:val="Odwoanieintensywne"/>
+        </w:rPr>
+      </w:pPr>
+      <w:proofErr w:type="spellStart"/>
+      <w:r>
+        <w:rPr>
+          <w:rStyle w:val="Odwoanieintensywne"/>
+        </w:rPr>
+        <w:t>pandas</w:t>
+      </w:r>
+      <w:proofErr w:type="spellEnd"/>
+      <w:r>
+        <w:rPr>
+          <w:rStyle w:val="Odwoanieintensywne"/>
+        </w:rPr>
+        <w:t xml:space="preserve"> </w:t>
+      </w:r>
+    </w:p>
+    <w:p>
+      <w:pPr>
+        <w:jc w:val="both"/>
+      </w:pPr>
+      <w:r>
+        <w:t>B</w:t>
+      </w:r>
+      <w:r>
+        <w:t>iblioteka służąca do analizy i przetwarzania danych. Umożliwia wygodne operacje na tabelach (</w:t>
+      </w:r>
+      <w:proofErr w:type="spellStart"/>
+      <w:r>
+        <w:t>DataFrame</w:t>
+      </w:r>
+      <w:proofErr w:type="spellEnd"/>
+      <w:r>
+        <w:t>), takie jak filtrowanie, grupowanie czy wczytywanie danych z plików.</w:t>
+      </w:r>
+    </w:p>
+    <w:p>
+      <w:pPr>
+        <w:jc w:val="both"/>
+        <w:rPr>
+          <w:rStyle w:val="Odwoanieintensywne"/>
+        </w:rPr>
+      </w:pPr>
+      <w:proofErr w:type="spellStart"/>
+      <w:r>
+        <w:rPr>
+          <w:rStyle w:val="Odwoanieintensywne"/>
+        </w:rPr>
+        <w:t>termcolor</w:t>
+      </w:r>
+      <w:proofErr w:type="spellEnd"/>
+      <w:r>
+        <w:rPr>
+          <w:rStyle w:val="Odwoanieintensywne"/>
+        </w:rPr>
+        <w:t xml:space="preserve"> </w:t>
+      </w:r>
+    </w:p>
+    <w:p>
+      <w:pPr>
+        <w:jc w:val="both"/>
+      </w:pPr>
+      <w:r>
+        <w:t>P</w:t>
+      </w:r>
+      <w:r>
+        <w:t>rosta biblioteka do kolorowania tekstu w terminalu. Pozwala wyróżniać komunikaty poprzez zmianę koloru i stylu wyświetlanego tekstu.</w:t>
+      </w:r>
+    </w:p>
+    <w:p>
+      <w:pPr>
+        <w:jc w:val="both"/>
+      </w:pPr>
+    </w:p>
+    <w:p>
+      <w:pPr>
+        <w:pStyle w:val="Nagwek1"/>
+      </w:pPr>
+      <w:bookmarkStart w:id="19" w:name="_Toc225097023"/>
+      <w:r>
+        <w:t>Wykorzystanie NSI</w:t>
+      </w:r>
+      <w:bookmarkEnd w:id="19"/>
+    </w:p>
+    <w:p>
+      <w:r>
+        <w:t>Narzędzia sztucznej inteligencji były używane do</w:t>
+      </w:r>
+    </w:p>
+    <w:p>
+      <w:pPr>
+        <w:pStyle w:val="Akapitzlist"/>
+        <w:numPr>
+          <w:ilvl w:val="0"/>
+          <w:numId w:val="20"/>
+        </w:numPr>
+      </w:pPr>
+      <w:r>
+        <w:t>Zrozumienia struktury plików tekstowych z danymi oraz sugestia, które po kolei przetwarzać w celu stworzenia grafu</w:t>
+      </w:r>
+    </w:p>
+    <w:p>
+      <w:pPr>
+        <w:pStyle w:val="Akapitzlist"/>
+        <w:numPr>
+          <w:ilvl w:val="0"/>
+          <w:numId w:val="20"/>
+        </w:numPr>
+      </w:pPr>
+      <w:r>
+        <w:t>Zrozumienia niuansów algorytmów w zadaniu oraz wytłumaczenia pseudokodów z listy zadań</w:t>
+      </w:r>
+    </w:p>
+    <w:p>
+      <w:pPr>
+        <w:pStyle w:val="Akapitzlist"/>
+        <w:numPr>
+          <w:ilvl w:val="0"/>
+          <w:numId w:val="20"/>
+        </w:numPr>
+      </w:pPr>
+      <w:r>
+        <w:t>Funkcje ładujące dane z kolejnych plików tekstowych (powtarzalne)</w:t>
+      </w:r>
+    </w:p>
+    <w:p>
+      <w:pPr>
+        <w:pStyle w:val="Akapitzlist"/>
+        <w:numPr>
+          <w:ilvl w:val="0"/>
+          <w:numId w:val="20"/>
+        </w:numPr>
+      </w:pPr>
+      <w:r>
+        <w:t xml:space="preserve">Zapisywanie i odczyt grafów dla dni z plików </w:t>
+      </w:r>
+      <w:proofErr w:type="spellStart"/>
+      <w:r>
+        <w:t>json</w:t>
+      </w:r>
+      <w:proofErr w:type="spellEnd"/>
+    </w:p>
+    <w:p>
+      <w:pPr>
+        <w:pStyle w:val="Akapitzlist"/>
+        <w:numPr>
+          <w:ilvl w:val="0"/>
+          <w:numId w:val="20"/>
+        </w:numPr>
+      </w:pPr>
+      <w:r>
+        <w:t>Debugowanie (nakierowanie na miejsca gdzie może być błąd)</w:t>
+      </w:r>
+    </w:p>
+    <w:p>
+      <w:pPr>
+        <w:pStyle w:val="Akapitzlist"/>
+        <w:numPr>
+          <w:ilvl w:val="0"/>
+          <w:numId w:val="20"/>
+        </w:numPr>
+      </w:pPr>
+      <w:r>
+        <w:t>Sprawdzenie i ocena implementacji algorytmów, a także wczesne wychwycenie błędów</w:t>
       </w:r>
     </w:p>
     <w:sectPr>
@@ -6095,6 +7063,208 @@
     </w:lvl>
   </w:abstractNum>
   <w:abstractNum w:abstractNumId="3" w15:restartNumberingAfterBreak="0">
+    <w:nsid w:val="11966DFB"/>
+    <w:multiLevelType w:val="hybridMultilevel"/>
+    <w:tmpl w:val="0CD6E90C"/>
+    <w:lvl w:ilvl="0" w:tplc="04150001">
+      <w:start w:val="1"/>
+      <w:numFmt w:val="bullet"/>
+      <w:lvlText w:val=""/>
+      <w:lvlJc w:val="left"/>
+      <w:pPr>
+        <w:ind w:left="720" w:hanging="360"/>
+      </w:pPr>
+      <w:rPr>
+        <w:rFonts w:ascii="Symbol" w:hAnsi="Symbol" w:hint="default"/>
+      </w:rPr>
+    </w:lvl>
+    <w:lvl w:ilvl="1" w:tplc="04150003" w:tentative="1">
+      <w:start w:val="1"/>
+      <w:numFmt w:val="bullet"/>
+      <w:lvlText w:val="o"/>
+      <w:lvlJc w:val="left"/>
+      <w:pPr>
+        <w:ind w:left="1440" w:hanging="360"/>
+      </w:pPr>
+      <w:rPr>
+        <w:rFonts w:ascii="Courier New" w:hAnsi="Courier New" w:cs="Courier New" w:hint="default"/>
+      </w:rPr>
+    </w:lvl>
+    <w:lvl w:ilvl="2" w:tplc="04150005" w:tentative="1">
+      <w:start w:val="1"/>
+      <w:numFmt w:val="bullet"/>
+      <w:lvlText w:val=""/>
+      <w:lvlJc w:val="left"/>
+      <w:pPr>
+        <w:ind w:left="2160" w:hanging="360"/>
+      </w:pPr>
+      <w:rPr>
+        <w:rFonts w:ascii="Wingdings" w:hAnsi="Wingdings" w:hint="default"/>
+      </w:rPr>
+    </w:lvl>
+    <w:lvl w:ilvl="3" w:tplc="04150001" w:tentative="1">
+      <w:start w:val="1"/>
+      <w:numFmt w:val="bullet"/>
+      <w:lvlText w:val=""/>
+      <w:lvlJc w:val="left"/>
+      <w:pPr>
+        <w:ind w:left="2880" w:hanging="360"/>
+      </w:pPr>
+      <w:rPr>
+        <w:rFonts w:ascii="Symbol" w:hAnsi="Symbol" w:hint="default"/>
+      </w:rPr>
+    </w:lvl>
+    <w:lvl w:ilvl="4" w:tplc="04150003" w:tentative="1">
+      <w:start w:val="1"/>
+      <w:numFmt w:val="bullet"/>
+      <w:lvlText w:val="o"/>
+      <w:lvlJc w:val="left"/>
+      <w:pPr>
+        <w:ind w:left="3600" w:hanging="360"/>
+      </w:pPr>
+      <w:rPr>
+        <w:rFonts w:ascii="Courier New" w:hAnsi="Courier New" w:cs="Courier New" w:hint="default"/>
+      </w:rPr>
+    </w:lvl>
+    <w:lvl w:ilvl="5" w:tplc="04150005" w:tentative="1">
+      <w:start w:val="1"/>
+      <w:numFmt w:val="bullet"/>
+      <w:lvlText w:val=""/>
+      <w:lvlJc w:val="left"/>
+      <w:pPr>
+        <w:ind w:left="4320" w:hanging="360"/>
+      </w:pPr>
+      <w:rPr>
+        <w:rFonts w:ascii="Wingdings" w:hAnsi="Wingdings" w:hint="default"/>
+      </w:rPr>
+    </w:lvl>
+    <w:lvl w:ilvl="6" w:tplc="04150001" w:tentative="1">
+      <w:start w:val="1"/>
+      <w:numFmt w:val="bullet"/>
+      <w:lvlText w:val=""/>
+      <w:lvlJc w:val="left"/>
+      <w:pPr>
+        <w:ind w:left="5040" w:hanging="360"/>
+      </w:pPr>
+      <w:rPr>
+        <w:rFonts w:ascii="Symbol" w:hAnsi="Symbol" w:hint="default"/>
+      </w:rPr>
+    </w:lvl>
+    <w:lvl w:ilvl="7" w:tplc="04150003" w:tentative="1">
+      <w:start w:val="1"/>
+      <w:numFmt w:val="bullet"/>
+      <w:lvlText w:val="o"/>
+      <w:lvlJc w:val="left"/>
+      <w:pPr>
+        <w:ind w:left="5760" w:hanging="360"/>
+      </w:pPr>
+      <w:rPr>
+        <w:rFonts w:ascii="Courier New" w:hAnsi="Courier New" w:cs="Courier New" w:hint="default"/>
+      </w:rPr>
+    </w:lvl>
+    <w:lvl w:ilvl="8" w:tplc="04150005" w:tentative="1">
+      <w:start w:val="1"/>
+      <w:numFmt w:val="bullet"/>
+      <w:lvlText w:val=""/>
+      <w:lvlJc w:val="left"/>
+      <w:pPr>
+        <w:ind w:left="6480" w:hanging="360"/>
+      </w:pPr>
+      <w:rPr>
+        <w:rFonts w:ascii="Wingdings" w:hAnsi="Wingdings" w:hint="default"/>
+      </w:rPr>
+    </w:lvl>
+  </w:abstractNum>
+  <w:abstractNum w:abstractNumId="4" w15:restartNumberingAfterBreak="0">
+    <w:nsid w:val="236E606F"/>
+    <w:multiLevelType w:val="hybridMultilevel"/>
+    <w:tmpl w:val="C088B738"/>
+    <w:lvl w:ilvl="0" w:tplc="0415000F">
+      <w:start w:val="1"/>
+      <w:numFmt w:val="decimal"/>
+      <w:lvlText w:val="%1."/>
+      <w:lvlJc w:val="left"/>
+      <w:pPr>
+        <w:ind w:left="720" w:hanging="360"/>
+      </w:pPr>
+      <w:rPr>
+        <w:rFonts w:hint="default"/>
+      </w:rPr>
+    </w:lvl>
+    <w:lvl w:ilvl="1" w:tplc="04150019" w:tentative="1">
+      <w:start w:val="1"/>
+      <w:numFmt w:val="lowerLetter"/>
+      <w:lvlText w:val="%2."/>
+      <w:lvlJc w:val="left"/>
+      <w:pPr>
+        <w:ind w:left="1440" w:hanging="360"/>
+      </w:pPr>
+    </w:lvl>
+    <w:lvl w:ilvl="2" w:tplc="0415001B" w:tentative="1">
+      <w:start w:val="1"/>
+      <w:numFmt w:val="lowerRoman"/>
+      <w:lvlText w:val="%3."/>
+      <w:lvlJc w:val="right"/>
+      <w:pPr>
+        <w:ind w:left="2160" w:hanging="180"/>
+      </w:pPr>
+    </w:lvl>
+    <w:lvl w:ilvl="3" w:tplc="0415000F" w:tentative="1">
+      <w:start w:val="1"/>
+      <w:numFmt w:val="decimal"/>
+      <w:lvlText w:val="%4."/>
+      <w:lvlJc w:val="left"/>
+      <w:pPr>
+        <w:ind w:left="2880" w:hanging="360"/>
+      </w:pPr>
+    </w:lvl>
+    <w:lvl w:ilvl="4" w:tplc="04150019" w:tentative="1">
+      <w:start w:val="1"/>
+      <w:numFmt w:val="lowerLetter"/>
+      <w:lvlText w:val="%5."/>
+      <w:lvlJc w:val="left"/>
+      <w:pPr>
+        <w:ind w:left="3600" w:hanging="360"/>
+      </w:pPr>
+    </w:lvl>
+    <w:lvl w:ilvl="5" w:tplc="0415001B" w:tentative="1">
+      <w:start w:val="1"/>
+      <w:numFmt w:val="lowerRoman"/>
+      <w:lvlText w:val="%6."/>
+      <w:lvlJc w:val="right"/>
+      <w:pPr>
+        <w:ind w:left="4320" w:hanging="180"/>
+      </w:pPr>
+    </w:lvl>
+    <w:lvl w:ilvl="6" w:tplc="0415000F" w:tentative="1">
+      <w:start w:val="1"/>
+      <w:numFmt w:val="decimal"/>
+      <w:lvlText w:val="%7."/>
+      <w:lvlJc w:val="left"/>
+      <w:pPr>
+        <w:ind w:left="5040" w:hanging="360"/>
+      </w:pPr>
+    </w:lvl>
+    <w:lvl w:ilvl="7" w:tplc="04150019" w:tentative="1">
+      <w:start w:val="1"/>
+      <w:numFmt w:val="lowerLetter"/>
+      <w:lvlText w:val="%8."/>
+      <w:lvlJc w:val="left"/>
+      <w:pPr>
+        <w:ind w:left="5760" w:hanging="360"/>
+      </w:pPr>
+    </w:lvl>
+    <w:lvl w:ilvl="8" w:tplc="0415001B" w:tentative="1">
+      <w:start w:val="1"/>
+      <w:numFmt w:val="lowerRoman"/>
+      <w:lvlText w:val="%9."/>
+      <w:lvlJc w:val="right"/>
+      <w:pPr>
+        <w:ind w:left="6480" w:hanging="180"/>
+      </w:pPr>
+    </w:lvl>
+  </w:abstractNum>
+  <w:abstractNum w:abstractNumId="5" w15:restartNumberingAfterBreak="0">
     <w:nsid w:val="2A676E21"/>
     <w:multiLevelType w:val="hybridMultilevel"/>
     <w:tmpl w:val="64B84004"/>
@@ -6207,7 +7377,7 @@
       </w:rPr>
     </w:lvl>
   </w:abstractNum>
-  <w:abstractNum w:abstractNumId="4" w15:restartNumberingAfterBreak="0">
+  <w:abstractNum w:abstractNumId="6" w15:restartNumberingAfterBreak="0">
     <w:nsid w:val="31CC1B3C"/>
     <w:multiLevelType w:val="hybridMultilevel"/>
     <w:tmpl w:val="39E43EE4"/>
@@ -6296,7 +7466,7 @@
       </w:pPr>
     </w:lvl>
   </w:abstractNum>
-  <w:abstractNum w:abstractNumId="5" w15:restartNumberingAfterBreak="0">
+  <w:abstractNum w:abstractNumId="7" w15:restartNumberingAfterBreak="0">
     <w:nsid w:val="32547CD9"/>
     <w:multiLevelType w:val="hybridMultilevel"/>
     <w:tmpl w:val="AB4ACC2A"/>
@@ -6409,7 +7579,7 @@
       </w:rPr>
     </w:lvl>
   </w:abstractNum>
-  <w:abstractNum w:abstractNumId="6" w15:restartNumberingAfterBreak="0">
+  <w:abstractNum w:abstractNumId="8" w15:restartNumberingAfterBreak="0">
     <w:nsid w:val="34A968D5"/>
     <w:multiLevelType w:val="hybridMultilevel"/>
     <w:tmpl w:val="39E43EE4"/>
@@ -6498,7 +7668,120 @@
       </w:pPr>
     </w:lvl>
   </w:abstractNum>
-  <w:abstractNum w:abstractNumId="7" w15:restartNumberingAfterBreak="0">
+  <w:abstractNum w:abstractNumId="9" w15:restartNumberingAfterBreak="0">
+    <w:nsid w:val="361B7353"/>
+    <w:multiLevelType w:val="hybridMultilevel"/>
+    <w:tmpl w:val="E9BC5AF0"/>
+    <w:lvl w:ilvl="0" w:tplc="04150001">
+      <w:start w:val="1"/>
+      <w:numFmt w:val="bullet"/>
+      <w:lvlText w:val=""/>
+      <w:lvlJc w:val="left"/>
+      <w:pPr>
+        <w:ind w:left="720" w:hanging="360"/>
+      </w:pPr>
+      <w:rPr>
+        <w:rFonts w:ascii="Symbol" w:hAnsi="Symbol" w:hint="default"/>
+      </w:rPr>
+    </w:lvl>
+    <w:lvl w:ilvl="1" w:tplc="04150003" w:tentative="1">
+      <w:start w:val="1"/>
+      <w:numFmt w:val="bullet"/>
+      <w:lvlText w:val="o"/>
+      <w:lvlJc w:val="left"/>
+      <w:pPr>
+        <w:ind w:left="1440" w:hanging="360"/>
+      </w:pPr>
+      <w:rPr>
+        <w:rFonts w:ascii="Courier New" w:hAnsi="Courier New" w:cs="Courier New" w:hint="default"/>
+      </w:rPr>
+    </w:lvl>
+    <w:lvl w:ilvl="2" w:tplc="04150005" w:tentative="1">
+      <w:start w:val="1"/>
+      <w:numFmt w:val="bullet"/>
+      <w:lvlText w:val=""/>
+      <w:lvlJc w:val="left"/>
+      <w:pPr>
+        <w:ind w:left="2160" w:hanging="360"/>
+      </w:pPr>
+      <w:rPr>
+        <w:rFonts w:ascii="Wingdings" w:hAnsi="Wingdings" w:hint="default"/>
+      </w:rPr>
+    </w:lvl>
+    <w:lvl w:ilvl="3" w:tplc="04150001" w:tentative="1">
+      <w:start w:val="1"/>
+      <w:numFmt w:val="bullet"/>
+      <w:lvlText w:val=""/>
+      <w:lvlJc w:val="left"/>
+      <w:pPr>
+        <w:ind w:left="2880" w:hanging="360"/>
+      </w:pPr>
+      <w:rPr>
+        <w:rFonts w:ascii="Symbol" w:hAnsi="Symbol" w:hint="default"/>
+      </w:rPr>
+    </w:lvl>
+    <w:lvl w:ilvl="4" w:tplc="04150003" w:tentative="1">
+      <w:start w:val="1"/>
+      <w:numFmt w:val="bullet"/>
+      <w:lvlText w:val="o"/>
+      <w:lvlJc w:val="left"/>
+      <w:pPr>
+        <w:ind w:left="3600" w:hanging="360"/>
+      </w:pPr>
+      <w:rPr>
+        <w:rFonts w:ascii="Courier New" w:hAnsi="Courier New" w:cs="Courier New" w:hint="default"/>
+      </w:rPr>
+    </w:lvl>
+    <w:lvl w:ilvl="5" w:tplc="04150005" w:tentative="1">
+      <w:start w:val="1"/>
+      <w:numFmt w:val="bullet"/>
+      <w:lvlText w:val=""/>
+      <w:lvlJc w:val="left"/>
+      <w:pPr>
+        <w:ind w:left="4320" w:hanging="360"/>
+      </w:pPr>
+      <w:rPr>
+        <w:rFonts w:ascii="Wingdings" w:hAnsi="Wingdings" w:hint="default"/>
+      </w:rPr>
+    </w:lvl>
+    <w:lvl w:ilvl="6" w:tplc="04150001" w:tentative="1">
+      <w:start w:val="1"/>
+      <w:numFmt w:val="bullet"/>
+      <w:lvlText w:val=""/>
+      <w:lvlJc w:val="left"/>
+      <w:pPr>
+        <w:ind w:left="5040" w:hanging="360"/>
+      </w:pPr>
+      <w:rPr>
+        <w:rFonts w:ascii="Symbol" w:hAnsi="Symbol" w:hint="default"/>
+      </w:rPr>
+    </w:lvl>
+    <w:lvl w:ilvl="7" w:tplc="04150003" w:tentative="1">
+      <w:start w:val="1"/>
+      <w:numFmt w:val="bullet"/>
+      <w:lvlText w:val="o"/>
+      <w:lvlJc w:val="left"/>
+      <w:pPr>
+        <w:ind w:left="5760" w:hanging="360"/>
+      </w:pPr>
+      <w:rPr>
+        <w:rFonts w:ascii="Courier New" w:hAnsi="Courier New" w:cs="Courier New" w:hint="default"/>
+      </w:rPr>
+    </w:lvl>
+    <w:lvl w:ilvl="8" w:tplc="04150005" w:tentative="1">
+      <w:start w:val="1"/>
+      <w:numFmt w:val="bullet"/>
+      <w:lvlText w:val=""/>
+      <w:lvlJc w:val="left"/>
+      <w:pPr>
+        <w:ind w:left="6480" w:hanging="360"/>
+      </w:pPr>
+      <w:rPr>
+        <w:rFonts w:ascii="Wingdings" w:hAnsi="Wingdings" w:hint="default"/>
+      </w:rPr>
+    </w:lvl>
+  </w:abstractNum>
+  <w:abstractNum w:abstractNumId="10" w15:restartNumberingAfterBreak="0">
     <w:nsid w:val="491B50D8"/>
     <w:multiLevelType w:val="multilevel"/>
     <w:tmpl w:val="55F2953E"/>
@@ -6647,7 +7930,7 @@
       </w:rPr>
     </w:lvl>
   </w:abstractNum>
-  <w:abstractNum w:abstractNumId="8" w15:restartNumberingAfterBreak="0">
+  <w:abstractNum w:abstractNumId="11" w15:restartNumberingAfterBreak="0">
     <w:nsid w:val="51FE5737"/>
     <w:multiLevelType w:val="multilevel"/>
     <w:tmpl w:val="4228634C"/>
@@ -6764,7 +8047,7 @@
       </w:pPr>
     </w:lvl>
   </w:abstractNum>
-  <w:abstractNum w:abstractNumId="9" w15:restartNumberingAfterBreak="0">
+  <w:abstractNum w:abstractNumId="12" w15:restartNumberingAfterBreak="0">
     <w:nsid w:val="52030974"/>
     <w:multiLevelType w:val="hybridMultilevel"/>
     <w:tmpl w:val="BB240068"/>
@@ -6877,7 +8160,7 @@
       </w:rPr>
     </w:lvl>
   </w:abstractNum>
-  <w:abstractNum w:abstractNumId="10" w15:restartNumberingAfterBreak="0">
+  <w:abstractNum w:abstractNumId="13" w15:restartNumberingAfterBreak="0">
     <w:nsid w:val="5505753C"/>
     <w:multiLevelType w:val="hybridMultilevel"/>
     <w:tmpl w:val="8E4CA170"/>
@@ -6963,7 +8246,7 @@
       </w:pPr>
     </w:lvl>
   </w:abstractNum>
-  <w:abstractNum w:abstractNumId="11" w15:restartNumberingAfterBreak="0">
+  <w:abstractNum w:abstractNumId="14" w15:restartNumberingAfterBreak="0">
     <w:nsid w:val="551424F0"/>
     <w:multiLevelType w:val="hybridMultilevel"/>
     <w:tmpl w:val="7996DE96"/>
@@ -7076,7 +8359,7 @@
       </w:rPr>
     </w:lvl>
   </w:abstractNum>
-  <w:abstractNum w:abstractNumId="12" w15:restartNumberingAfterBreak="0">
+  <w:abstractNum w:abstractNumId="15" w15:restartNumberingAfterBreak="0">
     <w:nsid w:val="56210763"/>
     <w:multiLevelType w:val="multilevel"/>
     <w:tmpl w:val="0ED2DD34"/>
@@ -7225,7 +8508,7 @@
       </w:rPr>
     </w:lvl>
   </w:abstractNum>
-  <w:abstractNum w:abstractNumId="13" w15:restartNumberingAfterBreak="0">
+  <w:abstractNum w:abstractNumId="16" w15:restartNumberingAfterBreak="0">
     <w:nsid w:val="5CFD19E5"/>
     <w:multiLevelType w:val="multilevel"/>
     <w:tmpl w:val="DD36158A"/>
@@ -7370,7 +8653,7 @@
       </w:rPr>
     </w:lvl>
   </w:abstractNum>
-  <w:abstractNum w:abstractNumId="14" w15:restartNumberingAfterBreak="0">
+  <w:abstractNum w:abstractNumId="17" w15:restartNumberingAfterBreak="0">
     <w:nsid w:val="5E3E3FC5"/>
     <w:multiLevelType w:val="hybridMultilevel"/>
     <w:tmpl w:val="39E43EE4"/>
@@ -7457,51 +8740,292 @@
       <w:pPr>
         <w:ind w:left="6480" w:hanging="180"/>
       </w:pPr>
+    </w:lvl>
+  </w:abstractNum>
+  <w:abstractNum w:abstractNumId="18" w15:restartNumberingAfterBreak="0">
+    <w:nsid w:val="6D14795B"/>
+    <w:multiLevelType w:val="hybridMultilevel"/>
+    <w:tmpl w:val="CD96A1C4"/>
+    <w:lvl w:ilvl="0" w:tplc="04150001">
+      <w:start w:val="1"/>
+      <w:numFmt w:val="bullet"/>
+      <w:lvlText w:val=""/>
+      <w:lvlJc w:val="left"/>
+      <w:pPr>
+        <w:ind w:left="720" w:hanging="360"/>
+      </w:pPr>
+      <w:rPr>
+        <w:rFonts w:ascii="Symbol" w:hAnsi="Symbol" w:hint="default"/>
+      </w:rPr>
+    </w:lvl>
+    <w:lvl w:ilvl="1" w:tplc="04150003" w:tentative="1">
+      <w:start w:val="1"/>
+      <w:numFmt w:val="bullet"/>
+      <w:lvlText w:val="o"/>
+      <w:lvlJc w:val="left"/>
+      <w:pPr>
+        <w:ind w:left="1440" w:hanging="360"/>
+      </w:pPr>
+      <w:rPr>
+        <w:rFonts w:ascii="Courier New" w:hAnsi="Courier New" w:cs="Courier New" w:hint="default"/>
+      </w:rPr>
+    </w:lvl>
+    <w:lvl w:ilvl="2" w:tplc="04150005" w:tentative="1">
+      <w:start w:val="1"/>
+      <w:numFmt w:val="bullet"/>
+      <w:lvlText w:val=""/>
+      <w:lvlJc w:val="left"/>
+      <w:pPr>
+        <w:ind w:left="2160" w:hanging="360"/>
+      </w:pPr>
+      <w:rPr>
+        <w:rFonts w:ascii="Wingdings" w:hAnsi="Wingdings" w:hint="default"/>
+      </w:rPr>
+    </w:lvl>
+    <w:lvl w:ilvl="3" w:tplc="04150001" w:tentative="1">
+      <w:start w:val="1"/>
+      <w:numFmt w:val="bullet"/>
+      <w:lvlText w:val=""/>
+      <w:lvlJc w:val="left"/>
+      <w:pPr>
+        <w:ind w:left="2880" w:hanging="360"/>
+      </w:pPr>
+      <w:rPr>
+        <w:rFonts w:ascii="Symbol" w:hAnsi="Symbol" w:hint="default"/>
+      </w:rPr>
+    </w:lvl>
+    <w:lvl w:ilvl="4" w:tplc="04150003" w:tentative="1">
+      <w:start w:val="1"/>
+      <w:numFmt w:val="bullet"/>
+      <w:lvlText w:val="o"/>
+      <w:lvlJc w:val="left"/>
+      <w:pPr>
+        <w:ind w:left="3600" w:hanging="360"/>
+      </w:pPr>
+      <w:rPr>
+        <w:rFonts w:ascii="Courier New" w:hAnsi="Courier New" w:cs="Courier New" w:hint="default"/>
+      </w:rPr>
+    </w:lvl>
+    <w:lvl w:ilvl="5" w:tplc="04150005" w:tentative="1">
+      <w:start w:val="1"/>
+      <w:numFmt w:val="bullet"/>
+      <w:lvlText w:val=""/>
+      <w:lvlJc w:val="left"/>
+      <w:pPr>
+        <w:ind w:left="4320" w:hanging="360"/>
+      </w:pPr>
+      <w:rPr>
+        <w:rFonts w:ascii="Wingdings" w:hAnsi="Wingdings" w:hint="default"/>
+      </w:rPr>
+    </w:lvl>
+    <w:lvl w:ilvl="6" w:tplc="04150001" w:tentative="1">
+      <w:start w:val="1"/>
+      <w:numFmt w:val="bullet"/>
+      <w:lvlText w:val=""/>
+      <w:lvlJc w:val="left"/>
+      <w:pPr>
+        <w:ind w:left="5040" w:hanging="360"/>
+      </w:pPr>
+      <w:rPr>
+        <w:rFonts w:ascii="Symbol" w:hAnsi="Symbol" w:hint="default"/>
+      </w:rPr>
+    </w:lvl>
+    <w:lvl w:ilvl="7" w:tplc="04150003" w:tentative="1">
+      <w:start w:val="1"/>
+      <w:numFmt w:val="bullet"/>
+      <w:lvlText w:val="o"/>
+      <w:lvlJc w:val="left"/>
+      <w:pPr>
+        <w:ind w:left="5760" w:hanging="360"/>
+      </w:pPr>
+      <w:rPr>
+        <w:rFonts w:ascii="Courier New" w:hAnsi="Courier New" w:cs="Courier New" w:hint="default"/>
+      </w:rPr>
+    </w:lvl>
+    <w:lvl w:ilvl="8" w:tplc="04150005" w:tentative="1">
+      <w:start w:val="1"/>
+      <w:numFmt w:val="bullet"/>
+      <w:lvlText w:val=""/>
+      <w:lvlJc w:val="left"/>
+      <w:pPr>
+        <w:ind w:left="6480" w:hanging="360"/>
+      </w:pPr>
+      <w:rPr>
+        <w:rFonts w:ascii="Wingdings" w:hAnsi="Wingdings" w:hint="default"/>
+      </w:rPr>
+    </w:lvl>
+  </w:abstractNum>
+  <w:abstractNum w:abstractNumId="19" w15:restartNumberingAfterBreak="0">
+    <w:nsid w:val="7B5B2F59"/>
+    <w:multiLevelType w:val="hybridMultilevel"/>
+    <w:tmpl w:val="624A056A"/>
+    <w:lvl w:ilvl="0" w:tplc="04150001">
+      <w:start w:val="1"/>
+      <w:numFmt w:val="bullet"/>
+      <w:lvlText w:val=""/>
+      <w:lvlJc w:val="left"/>
+      <w:pPr>
+        <w:ind w:left="720" w:hanging="360"/>
+      </w:pPr>
+      <w:rPr>
+        <w:rFonts w:ascii="Symbol" w:hAnsi="Symbol" w:hint="default"/>
+      </w:rPr>
+    </w:lvl>
+    <w:lvl w:ilvl="1" w:tplc="04150003" w:tentative="1">
+      <w:start w:val="1"/>
+      <w:numFmt w:val="bullet"/>
+      <w:lvlText w:val="o"/>
+      <w:lvlJc w:val="left"/>
+      <w:pPr>
+        <w:ind w:left="1440" w:hanging="360"/>
+      </w:pPr>
+      <w:rPr>
+        <w:rFonts w:ascii="Courier New" w:hAnsi="Courier New" w:cs="Courier New" w:hint="default"/>
+      </w:rPr>
+    </w:lvl>
+    <w:lvl w:ilvl="2" w:tplc="04150005" w:tentative="1">
+      <w:start w:val="1"/>
+      <w:numFmt w:val="bullet"/>
+      <w:lvlText w:val=""/>
+      <w:lvlJc w:val="left"/>
+      <w:pPr>
+        <w:ind w:left="2160" w:hanging="360"/>
+      </w:pPr>
+      <w:rPr>
+        <w:rFonts w:ascii="Wingdings" w:hAnsi="Wingdings" w:hint="default"/>
+      </w:rPr>
+    </w:lvl>
+    <w:lvl w:ilvl="3" w:tplc="04150001" w:tentative="1">
+      <w:start w:val="1"/>
+      <w:numFmt w:val="bullet"/>
+      <w:lvlText w:val=""/>
+      <w:lvlJc w:val="left"/>
+      <w:pPr>
+        <w:ind w:left="2880" w:hanging="360"/>
+      </w:pPr>
+      <w:rPr>
+        <w:rFonts w:ascii="Symbol" w:hAnsi="Symbol" w:hint="default"/>
+      </w:rPr>
+    </w:lvl>
+    <w:lvl w:ilvl="4" w:tplc="04150003" w:tentative="1">
+      <w:start w:val="1"/>
+      <w:numFmt w:val="bullet"/>
+      <w:lvlText w:val="o"/>
+      <w:lvlJc w:val="left"/>
+      <w:pPr>
+        <w:ind w:left="3600" w:hanging="360"/>
+      </w:pPr>
+      <w:rPr>
+        <w:rFonts w:ascii="Courier New" w:hAnsi="Courier New" w:cs="Courier New" w:hint="default"/>
+      </w:rPr>
+    </w:lvl>
+    <w:lvl w:ilvl="5" w:tplc="04150005" w:tentative="1">
+      <w:start w:val="1"/>
+      <w:numFmt w:val="bullet"/>
+      <w:lvlText w:val=""/>
+      <w:lvlJc w:val="left"/>
+      <w:pPr>
+        <w:ind w:left="4320" w:hanging="360"/>
+      </w:pPr>
+      <w:rPr>
+        <w:rFonts w:ascii="Wingdings" w:hAnsi="Wingdings" w:hint="default"/>
+      </w:rPr>
+    </w:lvl>
+    <w:lvl w:ilvl="6" w:tplc="04150001" w:tentative="1">
+      <w:start w:val="1"/>
+      <w:numFmt w:val="bullet"/>
+      <w:lvlText w:val=""/>
+      <w:lvlJc w:val="left"/>
+      <w:pPr>
+        <w:ind w:left="5040" w:hanging="360"/>
+      </w:pPr>
+      <w:rPr>
+        <w:rFonts w:ascii="Symbol" w:hAnsi="Symbol" w:hint="default"/>
+      </w:rPr>
+    </w:lvl>
+    <w:lvl w:ilvl="7" w:tplc="04150003" w:tentative="1">
+      <w:start w:val="1"/>
+      <w:numFmt w:val="bullet"/>
+      <w:lvlText w:val="o"/>
+      <w:lvlJc w:val="left"/>
+      <w:pPr>
+        <w:ind w:left="5760" w:hanging="360"/>
+      </w:pPr>
+      <w:rPr>
+        <w:rFonts w:ascii="Courier New" w:hAnsi="Courier New" w:cs="Courier New" w:hint="default"/>
+      </w:rPr>
+    </w:lvl>
+    <w:lvl w:ilvl="8" w:tplc="04150005" w:tentative="1">
+      <w:start w:val="1"/>
+      <w:numFmt w:val="bullet"/>
+      <w:lvlText w:val=""/>
+      <w:lvlJc w:val="left"/>
+      <w:pPr>
+        <w:ind w:left="6480" w:hanging="360"/>
+      </w:pPr>
+      <w:rPr>
+        <w:rFonts w:ascii="Wingdings" w:hAnsi="Wingdings" w:hint="default"/>
+      </w:rPr>
     </w:lvl>
   </w:abstractNum>
   <w:num w:numId="1" w16cid:durableId="2008749515">
     <w:abstractNumId w:val="2"/>
   </w:num>
   <w:num w:numId="2" w16cid:durableId="1635059497">
-    <w:abstractNumId w:val="12"/>
+    <w:abstractNumId w:val="15"/>
   </w:num>
   <w:num w:numId="3" w16cid:durableId="1516723484">
+    <w:abstractNumId w:val="13"/>
+  </w:num>
+  <w:num w:numId="4" w16cid:durableId="885022247">
+    <w:abstractNumId w:val="14"/>
+  </w:num>
+  <w:num w:numId="5" w16cid:durableId="1203715196">
+    <w:abstractNumId w:val="8"/>
+  </w:num>
+  <w:num w:numId="6" w16cid:durableId="1675647230">
+    <w:abstractNumId w:val="16"/>
+  </w:num>
+  <w:num w:numId="7" w16cid:durableId="95831529">
     <w:abstractNumId w:val="10"/>
   </w:num>
-  <w:num w:numId="4" w16cid:durableId="885022247">
+  <w:num w:numId="8" w16cid:durableId="1857499252">
     <w:abstractNumId w:val="11"/>
-  </w:num>
-  <w:num w:numId="5" w16cid:durableId="1203715196">
-    <w:abstractNumId w:val="6"/>
-  </w:num>
-  <w:num w:numId="6" w16cid:durableId="1675647230">
-    <w:abstractNumId w:val="13"/>
-  </w:num>
-  <w:num w:numId="7" w16cid:durableId="95831529">
-    <w:abstractNumId w:val="7"/>
-  </w:num>
-  <w:num w:numId="8" w16cid:durableId="1857499252">
-    <w:abstractNumId w:val="8"/>
   </w:num>
   <w:num w:numId="9" w16cid:durableId="639773867">
     <w:abstractNumId w:val="1"/>
   </w:num>
   <w:num w:numId="10" w16cid:durableId="2061241223">
-    <w:abstractNumId w:val="4"/>
+    <w:abstractNumId w:val="6"/>
   </w:num>
   <w:num w:numId="11" w16cid:durableId="810559696">
-    <w:abstractNumId w:val="14"/>
+    <w:abstractNumId w:val="17"/>
   </w:num>
   <w:num w:numId="12" w16cid:durableId="41441803">
-    <w:abstractNumId w:val="3"/>
+    <w:abstractNumId w:val="5"/>
   </w:num>
   <w:num w:numId="13" w16cid:durableId="486671136">
     <w:abstractNumId w:val="0"/>
   </w:num>
   <w:num w:numId="14" w16cid:durableId="915286092">
-    <w:abstractNumId w:val="5"/>
+    <w:abstractNumId w:val="7"/>
   </w:num>
   <w:num w:numId="15" w16cid:durableId="1867790621">
+    <w:abstractNumId w:val="12"/>
+  </w:num>
+  <w:num w:numId="16" w16cid:durableId="392002247">
+    <w:abstractNumId w:val="19"/>
+  </w:num>
+  <w:num w:numId="17" w16cid:durableId="2039231016">
+    <w:abstractNumId w:val="4"/>
+  </w:num>
+  <w:num w:numId="18" w16cid:durableId="555624019">
+    <w:abstractNumId w:val="18"/>
+  </w:num>
+  <w:num w:numId="19" w16cid:durableId="862354767">
+    <w:abstractNumId w:val="3"/>
+  </w:num>
+  <w:num w:numId="20" w16cid:durableId="670252343">
     <w:abstractNumId w:val="9"/>
   </w:num>
 </w:numbering>
